--- a/DAY-5/Project - Deploying Multi-Tier Application on Amazon(Final).docx
+++ b/DAY-5/Project - Deploying Multi-Tier Application on Amazon(Final).docx
@@ -291,6 +291,72 @@
       <w:r>
         <w:rPr>
           <w:rFonts w:ascii="Georgia Pro" w:eastAsia="Georgia Pro" w:hAnsi="Georgia Pro" w:cs="Georgia Pro"/>
+          <w:noProof/>
+          <w:color w:val="000000" w:themeColor="text1"/>
+        </w:rPr>
+        <mc:AlternateContent>
+          <mc:Choice Requires="wpi">
+            <w:drawing>
+              <wp:anchor distT="0" distB="0" distL="114300" distR="114300" simplePos="0" relativeHeight="251659264" behindDoc="0" locked="0" layoutInCell="1" allowOverlap="1" wp14:anchorId="5709A60E" wp14:editId="5E4E0D7B">
+                <wp:simplePos x="0" y="0"/>
+                <wp:positionH relativeFrom="column">
+                  <wp:posOffset>1955730</wp:posOffset>
+                </wp:positionH>
+                <wp:positionV relativeFrom="paragraph">
+                  <wp:posOffset>613005</wp:posOffset>
+                </wp:positionV>
+                <wp:extent cx="9720" cy="4320"/>
+                <wp:effectExtent l="38100" t="38100" r="47625" b="34290"/>
+                <wp:wrapNone/>
+                <wp:docPr id="418731491" name="Ink 1"/>
+                <wp:cNvGraphicFramePr/>
+                <a:graphic xmlns:a="http://schemas.openxmlformats.org/drawingml/2006/main">
+                  <a:graphicData uri="http://schemas.microsoft.com/office/word/2010/wordprocessingInk">
+                    <w14:contentPart bwMode="auto" r:id="rId6">
+                      <w14:nvContentPartPr>
+                        <w14:cNvContentPartPr/>
+                      </w14:nvContentPartPr>
+                      <w14:xfrm>
+                        <a:off x="0" y="0"/>
+                        <a:ext cx="9720" cy="4320"/>
+                      </w14:xfrm>
+                    </w14:contentPart>
+                  </a:graphicData>
+                </a:graphic>
+              </wp:anchor>
+            </w:drawing>
+          </mc:Choice>
+          <mc:Fallback>
+            <w:pict>
+              <v:shapetype w14:anchorId="52552DAC" id="_x0000_t75" coordsize="21600,21600" o:spt="75" o:preferrelative="t" path="m@4@5l@4@11@9@11@9@5xe" filled="f" stroked="f">
+                <v:stroke joinstyle="miter"/>
+                <v:formulas>
+                  <v:f eqn="if lineDrawn pixelLineWidth 0"/>
+                  <v:f eqn="sum @0 1 0"/>
+                  <v:f eqn="sum 0 0 @1"/>
+                  <v:f eqn="prod @2 1 2"/>
+                  <v:f eqn="prod @3 21600 pixelWidth"/>
+                  <v:f eqn="prod @3 21600 pixelHeight"/>
+                  <v:f eqn="sum @0 0 1"/>
+                  <v:f eqn="prod @6 1 2"/>
+                  <v:f eqn="prod @7 21600 pixelWidth"/>
+                  <v:f eqn="sum @8 21600 0"/>
+                  <v:f eqn="prod @7 21600 pixelHeight"/>
+                  <v:f eqn="sum @10 21600 0"/>
+                </v:formulas>
+                <v:path o:extrusionok="f" gradientshapeok="t" o:connecttype="rect"/>
+                <o:lock v:ext="edit" aspectratio="t"/>
+              </v:shapetype>
+              <v:shape id="Ink 1" o:spid="_x0000_s1026" type="#_x0000_t75" style="position:absolute;margin-left:153.65pt;margin-top:47.9pt;width:1.45pt;height:1.05pt;z-index:251659264;visibility:visible;mso-wrap-style:square;mso-wrap-distance-left:9pt;mso-wrap-distance-top:0;mso-wrap-distance-right:9pt;mso-wrap-distance-bottom:0;mso-position-horizontal:absolute;mso-position-horizontal-relative:text;mso-position-vertical:absolute;mso-position-vertical-relative:text" o:gfxdata="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">
+                <v:imagedata r:id="rId7" o:title=""/>
+              </v:shape>
+            </w:pict>
+          </mc:Fallback>
+        </mc:AlternateContent>
+      </w:r>
+      <w:r>
+        <w:rPr>
+          <w:rFonts w:ascii="Georgia Pro" w:eastAsia="Georgia Pro" w:hAnsi="Georgia Pro" w:cs="Georgia Pro"/>
           <w:color w:val="000000" w:themeColor="text1"/>
         </w:rPr>
         <w:t>Browser</w:t>
@@ -718,7 +784,7 @@
           <w:color w:val="000000" w:themeColor="text1"/>
         </w:rPr>
       </w:pPr>
-      <w:hyperlink r:id="rId6" w:tgtFrame="_blank" w:history="1">
+      <w:hyperlink r:id="rId8" w:tgtFrame="_blank" w:history="1">
         <w:r>
           <w:rPr>
             <w:rStyle w:val="Hyperlink"/>
@@ -2666,7 +2732,7 @@
           <w:color w:val="000000" w:themeColor="text1"/>
         </w:rPr>
         <w:pict w14:anchorId="1C21DD86">
-          <v:rect id="_x0000_i1034" style="width:0;height:1.5pt" o:hralign="center" o:hrstd="t" o:hr="t" fillcolor="#a0a0a0" stroked="f"/>
+          <v:rect id="_x0000_i1032" style="width:0;height:1.5pt" o:hralign="center" o:hrstd="t" o:hr="t" fillcolor="#a0a0a0" stroked="f"/>
         </w:pict>
       </w:r>
     </w:p>
@@ -2869,7 +2935,7 @@
           <w:color w:val="000000" w:themeColor="text1"/>
         </w:rPr>
         <w:pict w14:anchorId="5A3C19EC">
-          <v:rect id="_x0000_i1035" style="width:0;height:1.5pt" o:hralign="center" o:hrstd="t" o:hr="t" fillcolor="#a0a0a0" stroked="f"/>
+          <v:rect id="_x0000_i1033" style="width:0;height:1.5pt" o:hralign="center" o:hrstd="t" o:hr="t" fillcolor="#a0a0a0" stroked="f"/>
         </w:pict>
       </w:r>
     </w:p>
@@ -3032,7 +3098,7 @@
           <w:color w:val="000000" w:themeColor="text1"/>
         </w:rPr>
         <w:pict w14:anchorId="4EBB4E12">
-          <v:rect id="_x0000_i1036" style="width:0;height:1.5pt" o:hralign="center" o:hrstd="t" o:hr="t" fillcolor="#a0a0a0" stroked="f"/>
+          <v:rect id="_x0000_i1034" style="width:0;height:1.5pt" o:hralign="center" o:hrstd="t" o:hr="t" fillcolor="#a0a0a0" stroked="f"/>
         </w:pict>
       </w:r>
     </w:p>
@@ -3291,7 +3357,7 @@
           <w:color w:val="000000" w:themeColor="text1"/>
         </w:rPr>
         <w:pict w14:anchorId="02AEF27E">
-          <v:rect id="_x0000_i1037" style="width:0;height:1.5pt" o:hralign="center" o:hrstd="t" o:hr="t" fillcolor="#a0a0a0" stroked="f"/>
+          <v:rect id="_x0000_i1035" style="width:0;height:1.5pt" o:hralign="center" o:hrstd="t" o:hr="t" fillcolor="#a0a0a0" stroked="f"/>
         </w:pict>
       </w:r>
     </w:p>
@@ -3371,7 +3437,7 @@
           <w:color w:val="000000" w:themeColor="text1"/>
         </w:rPr>
         <w:pict w14:anchorId="0C99791C">
-          <v:rect id="_x0000_i1038" style="width:0;height:1.5pt" o:hralign="center" o:hrstd="t" o:hr="t" fillcolor="#a0a0a0" stroked="f"/>
+          <v:rect id="_x0000_i1036" style="width:0;height:1.5pt" o:hralign="center" o:hrstd="t" o:hr="t" fillcolor="#a0a0a0" stroked="f"/>
         </w:pict>
       </w:r>
     </w:p>
@@ -3443,7 +3509,7 @@
           <w:color w:val="000000" w:themeColor="text1"/>
         </w:rPr>
         <w:pict w14:anchorId="76C7D687">
-          <v:rect id="_x0000_i1039" style="width:0;height:1.5pt" o:hralign="center" o:hrstd="t" o:hr="t" fillcolor="#a0a0a0" stroked="f"/>
+          <v:rect id="_x0000_i1037" style="width:0;height:1.5pt" o:hralign="center" o:hrstd="t" o:hr="t" fillcolor="#a0a0a0" stroked="f"/>
         </w:pict>
       </w:r>
     </w:p>
@@ -3778,6 +3844,7 @@
         <w:rPr>
           <w:rFonts w:ascii="Georgia Pro" w:eastAsia="Georgia Pro" w:hAnsi="Georgia Pro" w:cs="Georgia Pro"/>
           <w:color w:val="000000" w:themeColor="text1"/>
+          <w:highlight w:val="yellow"/>
         </w:rPr>
         <w:t>54.82.38.43</w:t>
       </w:r>
@@ -3992,7 +4059,7 @@
           <w:color w:val="000000" w:themeColor="text1"/>
         </w:rPr>
       </w:pPr>
-      <w:hyperlink r:id="rId7" w:history="1">
+      <w:hyperlink r:id="rId9" w:history="1">
         <w:r>
           <w:rPr>
             <w:rStyle w:val="Hyperlink"/>
@@ -4048,7 +4115,7 @@
           <w:color w:val="000000" w:themeColor="text1"/>
         </w:rPr>
         <w:pict w14:anchorId="6B7DE215">
-          <v:rect id="_x0000_i1040" style="width:0;height:1.5pt" o:hralign="center" o:hrstd="t" o:hr="t" fillcolor="#a0a0a0" stroked="f"/>
+          <v:rect id="_x0000_i1038" style="width:0;height:1.5pt" o:hralign="center" o:hrstd="t" o:hr="t" fillcolor="#a0a0a0" stroked="f"/>
         </w:pict>
       </w:r>
     </w:p>
@@ -4237,7 +4304,7 @@
           <w:color w:val="000000" w:themeColor="text1"/>
         </w:rPr>
         <w:pict w14:anchorId="575723A8">
-          <v:rect id="_x0000_i1041" style="width:0;height:1.5pt" o:hralign="center" o:hrstd="t" o:hr="t" fillcolor="#a0a0a0" stroked="f"/>
+          <v:rect id="_x0000_i1039" style="width:0;height:1.5pt" o:hralign="center" o:hrstd="t" o:hr="t" fillcolor="#a0a0a0" stroked="f"/>
         </w:pict>
       </w:r>
     </w:p>
@@ -4377,33 +4444,17 @@
     </w:p>
     <w:p>
       <w:pPr>
-        <w:rPr>
-          <w:rFonts w:ascii="Georgia Pro" w:eastAsia="Georgia Pro" w:hAnsi="Georgia Pro" w:cs="Georgia Pro"/>
-          <w:color w:val="000000" w:themeColor="text1"/>
-        </w:rPr>
-      </w:pPr>
-      <w:r>
-        <w:rPr>
-          <w:rFonts w:ascii="Georgia Pro" w:eastAsia="Georgia Pro" w:hAnsi="Georgia Pro" w:cs="Georgia Pro"/>
-          <w:color w:val="000000" w:themeColor="text1"/>
-        </w:rPr>
-        <w:br w:type="page"/>
-      </w:r>
-    </w:p>
-    <w:p>
-      <w:pPr>
-        <w:spacing w:after="0" w:line="480" w:lineRule="auto"/>
-        <w:rPr>
-          <w:rFonts w:ascii="Georgia Pro" w:eastAsia="Georgia Pro" w:hAnsi="Georgia Pro" w:cs="Georgia Pro"/>
-          <w:color w:val="000000" w:themeColor="text1"/>
-        </w:rPr>
-      </w:pPr>
-      <w:r>
-        <w:rPr>
-          <w:rFonts w:ascii="Georgia Pro" w:eastAsia="Georgia Pro" w:hAnsi="Georgia Pro" w:cs="Georgia Pro"/>
-          <w:color w:val="000000" w:themeColor="text1"/>
-        </w:rPr>
-        <w:lastRenderedPageBreak/>
+        <w:spacing w:after="0" w:line="480" w:lineRule="auto"/>
+        <w:rPr>
+          <w:rFonts w:ascii="Georgia Pro" w:eastAsia="Georgia Pro" w:hAnsi="Georgia Pro" w:cs="Georgia Pro"/>
+          <w:color w:val="000000" w:themeColor="text1"/>
+        </w:rPr>
+      </w:pPr>
+      <w:r>
+        <w:rPr>
+          <w:rFonts w:ascii="Georgia Pro" w:eastAsia="Georgia Pro" w:hAnsi="Georgia Pro" w:cs="Georgia Pro"/>
+          <w:color w:val="000000" w:themeColor="text1"/>
+        </w:rPr>
         <w:t>Paste:</w:t>
       </w:r>
     </w:p>
@@ -4773,7 +4824,7 @@
           <w:color w:val="000000" w:themeColor="text1"/>
         </w:rPr>
         <w:pict w14:anchorId="44FFD0C1">
-          <v:rect id="_x0000_i1042" style="width:0;height:1.5pt" o:hralign="center" o:hrstd="t" o:hr="t" fillcolor="#a0a0a0" stroked="f"/>
+          <v:rect id="_x0000_i1040" style="width:0;height:1.5pt" o:hralign="center" o:hrstd="t" o:hr="t" fillcolor="#a0a0a0" stroked="f"/>
         </w:pict>
       </w:r>
     </w:p>
@@ -4842,7 +4893,6 @@
           <w:rFonts w:ascii="Georgia Pro" w:eastAsia="Georgia Pro" w:hAnsi="Georgia Pro" w:cs="Georgia Pro"/>
           <w:color w:val="000000" w:themeColor="text1"/>
         </w:rPr>
-        <w:lastRenderedPageBreak/>
         <w:t>Paste:</w:t>
       </w:r>
     </w:p>
@@ -4931,7 +4981,7 @@
           <w:color w:val="000000" w:themeColor="text1"/>
         </w:rPr>
         <w:pict w14:anchorId="24F84518">
-          <v:rect id="_x0000_i1043" style="width:0;height:1.5pt" o:hralign="center" o:hrstd="t" o:hr="t" fillcolor="#a0a0a0" stroked="f"/>
+          <v:rect id="_x0000_i1041" style="width:0;height:1.5pt" o:hralign="center" o:hrstd="t" o:hr="t" fillcolor="#a0a0a0" stroked="f"/>
         </w:pict>
       </w:r>
     </w:p>
@@ -5149,7 +5199,7 @@
           <w:color w:val="000000" w:themeColor="text1"/>
         </w:rPr>
         <w:pict w14:anchorId="637F8069">
-          <v:rect id="_x0000_i1044" style="width:0;height:1.5pt" o:hralign="center" o:hrstd="t" o:hr="t" fillcolor="#a0a0a0" stroked="f"/>
+          <v:rect id="_x0000_i1042" style="width:0;height:1.5pt" o:hralign="center" o:hrstd="t" o:hr="t" fillcolor="#a0a0a0" stroked="f"/>
         </w:pict>
       </w:r>
     </w:p>
@@ -5163,13 +5213,36 @@
           <w:color w:val="000000" w:themeColor="text1"/>
         </w:rPr>
       </w:pPr>
-      <w:r>
+    </w:p>
+    <w:p>
+      <w:pPr>
+        <w:spacing w:after="0" w:line="480" w:lineRule="auto"/>
         <w:rPr>
           <w:rFonts w:ascii="Georgia Pro" w:eastAsia="Georgia Pro" w:hAnsi="Georgia Pro" w:cs="Georgia Pro"/>
           <w:b/>
           <w:bCs/>
           <w:color w:val="000000" w:themeColor="text1"/>
         </w:rPr>
+      </w:pPr>
+    </w:p>
+    <w:p>
+      <w:pPr>
+        <w:spacing w:after="0" w:line="480" w:lineRule="auto"/>
+        <w:rPr>
+          <w:rFonts w:ascii="Georgia Pro" w:eastAsia="Georgia Pro" w:hAnsi="Georgia Pro" w:cs="Georgia Pro"/>
+          <w:b/>
+          <w:bCs/>
+          <w:color w:val="000000" w:themeColor="text1"/>
+        </w:rPr>
+      </w:pPr>
+      <w:r>
+        <w:rPr>
+          <w:rFonts w:ascii="Georgia Pro" w:eastAsia="Georgia Pro" w:hAnsi="Georgia Pro" w:cs="Georgia Pro"/>
+          <w:b/>
+          <w:bCs/>
+          <w:color w:val="000000" w:themeColor="text1"/>
+        </w:rPr>
+        <w:lastRenderedPageBreak/>
         <w:t>Step 17: Create Docker Compose File</w:t>
       </w:r>
     </w:p>
@@ -5187,6 +5260,63 @@
           <w:color w:val="000000" w:themeColor="text1"/>
         </w:rPr>
         <w:t>Move back:</w:t>
+      </w:r>
+    </w:p>
+    <w:p>
+      <w:pPr>
+        <w:pBdr>
+          <w:top w:val="single" w:sz="4" w:space="3" w:color="auto"/>
+          <w:left w:val="single" w:sz="4" w:space="4" w:color="auto"/>
+          <w:bottom w:val="single" w:sz="4" w:space="1" w:color="auto"/>
+          <w:right w:val="single" w:sz="4" w:space="4" w:color="auto"/>
+        </w:pBdr>
+        <w:shd w:val="clear" w:color="auto" w:fill="F2F2F2" w:themeFill="background1" w:themeFillShade="F2"/>
+        <w:spacing w:after="0" w:line="480" w:lineRule="auto"/>
+        <w:rPr>
+          <w:rFonts w:ascii="Georgia Pro" w:eastAsia="Georgia Pro" w:hAnsi="Georgia Pro" w:cs="Georgia Pro"/>
+          <w:color w:val="000000" w:themeColor="text1"/>
+        </w:rPr>
+      </w:pPr>
+      <w:r>
+        <w:rPr>
+          <w:rFonts w:ascii="Georgia Pro" w:eastAsia="Georgia Pro" w:hAnsi="Georgia Pro" w:cs="Georgia Pro"/>
+          <w:color w:val="000000" w:themeColor="text1"/>
+        </w:rPr>
+        <w:t>cd</w:t>
+      </w:r>
+      <w:proofErr w:type="gramStart"/>
+      <w:r>
+        <w:rPr>
+          <w:rFonts w:ascii="Georgia Pro" w:eastAsia="Georgia Pro" w:hAnsi="Georgia Pro" w:cs="Georgia Pro"/>
+          <w:color w:val="000000" w:themeColor="text1"/>
+        </w:rPr>
+        <w:t xml:space="preserve"> ..</w:t>
+      </w:r>
+      <w:proofErr w:type="gramEnd"/>
+    </w:p>
+    <w:p>
+      <w:pPr>
+        <w:spacing w:after="0" w:line="480" w:lineRule="auto"/>
+        <w:rPr>
+          <w:rFonts w:ascii="Georgia Pro" w:eastAsia="Georgia Pro" w:hAnsi="Georgia Pro" w:cs="Georgia Pro"/>
+          <w:color w:val="000000" w:themeColor="text1"/>
+        </w:rPr>
+      </w:pPr>
+    </w:p>
+    <w:p>
+      <w:pPr>
+        <w:spacing w:after="0" w:line="480" w:lineRule="auto"/>
+        <w:rPr>
+          <w:rFonts w:ascii="Georgia Pro" w:eastAsia="Georgia Pro" w:hAnsi="Georgia Pro" w:cs="Georgia Pro"/>
+          <w:color w:val="000000" w:themeColor="text1"/>
+        </w:rPr>
+      </w:pPr>
+      <w:r>
+        <w:rPr>
+          <w:rFonts w:ascii="Georgia Pro" w:eastAsia="Georgia Pro" w:hAnsi="Georgia Pro" w:cs="Georgia Pro"/>
+          <w:color w:val="000000" w:themeColor="text1"/>
+        </w:rPr>
+        <w:t>Create compose file:</w:t>
       </w:r>
     </w:p>
     <w:p>
@@ -5209,41 +5339,41 @@
           <w:rFonts w:ascii="Georgia Pro" w:eastAsia="Georgia Pro" w:hAnsi="Georgia Pro" w:cs="Georgia Pro"/>
           <w:color w:val="000000" w:themeColor="text1"/>
         </w:rPr>
-        <w:t>cd</w:t>
-      </w:r>
-      <w:proofErr w:type="gramStart"/>
-      <w:r>
-        <w:rPr>
-          <w:rFonts w:ascii="Georgia Pro" w:eastAsia="Georgia Pro" w:hAnsi="Georgia Pro" w:cs="Georgia Pro"/>
-          <w:color w:val="000000" w:themeColor="text1"/>
-        </w:rPr>
-        <w:t xml:space="preserve"> ..</w:t>
-      </w:r>
-      <w:proofErr w:type="gramEnd"/>
-    </w:p>
-    <w:p>
-      <w:pPr>
-        <w:spacing w:after="0" w:line="480" w:lineRule="auto"/>
-        <w:rPr>
-          <w:rFonts w:ascii="Georgia Pro" w:eastAsia="Georgia Pro" w:hAnsi="Georgia Pro" w:cs="Georgia Pro"/>
-          <w:color w:val="000000" w:themeColor="text1"/>
-        </w:rPr>
-      </w:pPr>
-    </w:p>
-    <w:p>
-      <w:pPr>
-        <w:spacing w:after="0" w:line="480" w:lineRule="auto"/>
-        <w:rPr>
-          <w:rFonts w:ascii="Georgia Pro" w:eastAsia="Georgia Pro" w:hAnsi="Georgia Pro" w:cs="Georgia Pro"/>
-          <w:color w:val="000000" w:themeColor="text1"/>
-        </w:rPr>
-      </w:pPr>
-      <w:r>
-        <w:rPr>
-          <w:rFonts w:ascii="Georgia Pro" w:eastAsia="Georgia Pro" w:hAnsi="Georgia Pro" w:cs="Georgia Pro"/>
-          <w:color w:val="000000" w:themeColor="text1"/>
-        </w:rPr>
-        <w:t>Create compose file:</w:t>
+        <w:t>nano docker-</w:t>
+      </w:r>
+      <w:proofErr w:type="spellStart"/>
+      <w:r>
+        <w:rPr>
+          <w:rFonts w:ascii="Georgia Pro" w:eastAsia="Georgia Pro" w:hAnsi="Georgia Pro" w:cs="Georgia Pro"/>
+          <w:color w:val="000000" w:themeColor="text1"/>
+        </w:rPr>
+        <w:t>compose.yml</w:t>
+      </w:r>
+      <w:proofErr w:type="spellEnd"/>
+    </w:p>
+    <w:p>
+      <w:pPr>
+        <w:spacing w:after="0" w:line="480" w:lineRule="auto"/>
+        <w:rPr>
+          <w:rFonts w:ascii="Georgia Pro" w:eastAsia="Georgia Pro" w:hAnsi="Georgia Pro" w:cs="Georgia Pro"/>
+          <w:color w:val="000000" w:themeColor="text1"/>
+        </w:rPr>
+      </w:pPr>
+    </w:p>
+    <w:p>
+      <w:pPr>
+        <w:spacing w:after="0" w:line="480" w:lineRule="auto"/>
+        <w:rPr>
+          <w:rFonts w:ascii="Georgia Pro" w:eastAsia="Georgia Pro" w:hAnsi="Georgia Pro" w:cs="Georgia Pro"/>
+          <w:color w:val="000000" w:themeColor="text1"/>
+        </w:rPr>
+      </w:pPr>
+      <w:r>
+        <w:rPr>
+          <w:rFonts w:ascii="Georgia Pro" w:eastAsia="Georgia Pro" w:hAnsi="Georgia Pro" w:cs="Georgia Pro"/>
+          <w:color w:val="000000" w:themeColor="text1"/>
+        </w:rPr>
+        <w:t>Paste this:</w:t>
       </w:r>
     </w:p>
     <w:p>
@@ -5255,62 +5385,18 @@
           <w:right w:val="single" w:sz="4" w:space="4" w:color="auto"/>
         </w:pBdr>
         <w:shd w:val="clear" w:color="auto" w:fill="F2F2F2" w:themeFill="background1" w:themeFillShade="F2"/>
-        <w:spacing w:after="0" w:line="480" w:lineRule="auto"/>
-        <w:rPr>
-          <w:rFonts w:ascii="Georgia Pro" w:eastAsia="Georgia Pro" w:hAnsi="Georgia Pro" w:cs="Georgia Pro"/>
-          <w:color w:val="000000" w:themeColor="text1"/>
-        </w:rPr>
-      </w:pPr>
-      <w:r>
-        <w:rPr>
-          <w:rFonts w:ascii="Georgia Pro" w:eastAsia="Georgia Pro" w:hAnsi="Georgia Pro" w:cs="Georgia Pro"/>
-          <w:color w:val="000000" w:themeColor="text1"/>
-        </w:rPr>
-        <w:t>nano docker-</w:t>
-      </w:r>
-      <w:proofErr w:type="spellStart"/>
-      <w:r>
-        <w:rPr>
-          <w:rFonts w:ascii="Georgia Pro" w:eastAsia="Georgia Pro" w:hAnsi="Georgia Pro" w:cs="Georgia Pro"/>
-          <w:color w:val="000000" w:themeColor="text1"/>
-        </w:rPr>
-        <w:t>compose.yml</w:t>
-      </w:r>
-      <w:proofErr w:type="spellEnd"/>
-    </w:p>
-    <w:p>
-      <w:pPr>
-        <w:spacing w:after="0" w:line="480" w:lineRule="auto"/>
-        <w:rPr>
-          <w:rFonts w:ascii="Georgia Pro" w:eastAsia="Georgia Pro" w:hAnsi="Georgia Pro" w:cs="Georgia Pro"/>
-          <w:color w:val="000000" w:themeColor="text1"/>
-        </w:rPr>
-      </w:pPr>
-    </w:p>
-    <w:p>
-      <w:pPr>
-        <w:spacing w:after="0" w:line="480" w:lineRule="auto"/>
-        <w:rPr>
-          <w:rFonts w:ascii="Georgia Pro" w:eastAsia="Georgia Pro" w:hAnsi="Georgia Pro" w:cs="Georgia Pro"/>
-          <w:color w:val="000000" w:themeColor="text1"/>
-        </w:rPr>
-      </w:pPr>
-    </w:p>
-    <w:p>
-      <w:pPr>
-        <w:spacing w:after="0" w:line="480" w:lineRule="auto"/>
-        <w:rPr>
-          <w:rFonts w:ascii="Georgia Pro" w:eastAsia="Georgia Pro" w:hAnsi="Georgia Pro" w:cs="Georgia Pro"/>
-          <w:color w:val="000000" w:themeColor="text1"/>
-        </w:rPr>
-      </w:pPr>
-      <w:r>
-        <w:rPr>
-          <w:rFonts w:ascii="Georgia Pro" w:eastAsia="Georgia Pro" w:hAnsi="Georgia Pro" w:cs="Georgia Pro"/>
-          <w:color w:val="000000" w:themeColor="text1"/>
-        </w:rPr>
-        <w:lastRenderedPageBreak/>
-        <w:t>Paste this:</w:t>
+        <w:spacing w:after="0" w:line="276" w:lineRule="auto"/>
+        <w:rPr>
+          <w:rFonts w:ascii="Georgia Pro" w:eastAsia="Georgia Pro" w:hAnsi="Georgia Pro" w:cs="Georgia Pro"/>
+          <w:color w:val="000000" w:themeColor="text1"/>
+        </w:rPr>
+      </w:pPr>
+      <w:r>
+        <w:rPr>
+          <w:rFonts w:ascii="Georgia Pro" w:eastAsia="Georgia Pro" w:hAnsi="Georgia Pro" w:cs="Georgia Pro"/>
+          <w:color w:val="000000" w:themeColor="text1"/>
+        </w:rPr>
+        <w:t>version: '3'</w:t>
       </w:r>
     </w:p>
     <w:p>
@@ -5322,18 +5408,18 @@
           <w:right w:val="single" w:sz="4" w:space="4" w:color="auto"/>
         </w:pBdr>
         <w:shd w:val="clear" w:color="auto" w:fill="F2F2F2" w:themeFill="background1" w:themeFillShade="F2"/>
-        <w:spacing w:after="0" w:line="480" w:lineRule="auto"/>
-        <w:rPr>
-          <w:rFonts w:ascii="Georgia Pro" w:eastAsia="Georgia Pro" w:hAnsi="Georgia Pro" w:cs="Georgia Pro"/>
-          <w:color w:val="000000" w:themeColor="text1"/>
-        </w:rPr>
-      </w:pPr>
-      <w:r>
-        <w:rPr>
-          <w:rFonts w:ascii="Georgia Pro" w:eastAsia="Georgia Pro" w:hAnsi="Georgia Pro" w:cs="Georgia Pro"/>
-          <w:color w:val="000000" w:themeColor="text1"/>
-        </w:rPr>
-        <w:t>version: '3'</w:t>
+        <w:spacing w:after="0" w:line="276" w:lineRule="auto"/>
+        <w:rPr>
+          <w:rFonts w:ascii="Georgia Pro" w:eastAsia="Georgia Pro" w:hAnsi="Georgia Pro" w:cs="Georgia Pro"/>
+          <w:color w:val="000000" w:themeColor="text1"/>
+        </w:rPr>
+      </w:pPr>
+      <w:r>
+        <w:rPr>
+          <w:rFonts w:ascii="Georgia Pro" w:eastAsia="Georgia Pro" w:hAnsi="Georgia Pro" w:cs="Georgia Pro"/>
+          <w:color w:val="000000" w:themeColor="text1"/>
+        </w:rPr>
+        <w:t>services:</w:t>
       </w:r>
     </w:p>
     <w:p>
@@ -5345,12 +5431,19 @@
           <w:right w:val="single" w:sz="4" w:space="4" w:color="auto"/>
         </w:pBdr>
         <w:shd w:val="clear" w:color="auto" w:fill="F2F2F2" w:themeFill="background1" w:themeFillShade="F2"/>
-        <w:spacing w:after="0" w:line="480" w:lineRule="auto"/>
-        <w:rPr>
-          <w:rFonts w:ascii="Georgia Pro" w:eastAsia="Georgia Pro" w:hAnsi="Georgia Pro" w:cs="Georgia Pro"/>
-          <w:color w:val="000000" w:themeColor="text1"/>
-        </w:rPr>
-      </w:pPr>
+        <w:spacing w:after="0" w:line="276" w:lineRule="auto"/>
+        <w:rPr>
+          <w:rFonts w:ascii="Georgia Pro" w:eastAsia="Georgia Pro" w:hAnsi="Georgia Pro" w:cs="Georgia Pro"/>
+          <w:color w:val="000000" w:themeColor="text1"/>
+        </w:rPr>
+      </w:pPr>
+      <w:r>
+        <w:rPr>
+          <w:rFonts w:ascii="Georgia Pro" w:eastAsia="Georgia Pro" w:hAnsi="Georgia Pro" w:cs="Georgia Pro"/>
+          <w:color w:val="000000" w:themeColor="text1"/>
+        </w:rPr>
+        <w:t xml:space="preserve">  frontend:</w:t>
+      </w:r>
     </w:p>
     <w:p>
       <w:pPr>
@@ -5361,18 +5454,34 @@
           <w:right w:val="single" w:sz="4" w:space="4" w:color="auto"/>
         </w:pBdr>
         <w:shd w:val="clear" w:color="auto" w:fill="F2F2F2" w:themeFill="background1" w:themeFillShade="F2"/>
-        <w:spacing w:after="0" w:line="480" w:lineRule="auto"/>
-        <w:rPr>
-          <w:rFonts w:ascii="Georgia Pro" w:eastAsia="Georgia Pro" w:hAnsi="Georgia Pro" w:cs="Georgia Pro"/>
-          <w:color w:val="000000" w:themeColor="text1"/>
-        </w:rPr>
-      </w:pPr>
-      <w:r>
-        <w:rPr>
-          <w:rFonts w:ascii="Georgia Pro" w:eastAsia="Georgia Pro" w:hAnsi="Georgia Pro" w:cs="Georgia Pro"/>
-          <w:color w:val="000000" w:themeColor="text1"/>
-        </w:rPr>
-        <w:t>services:</w:t>
+        <w:spacing w:after="0" w:line="276" w:lineRule="auto"/>
+        <w:rPr>
+          <w:rFonts w:ascii="Georgia Pro" w:eastAsia="Georgia Pro" w:hAnsi="Georgia Pro" w:cs="Georgia Pro"/>
+          <w:color w:val="000000" w:themeColor="text1"/>
+        </w:rPr>
+      </w:pPr>
+      <w:r>
+        <w:rPr>
+          <w:rFonts w:ascii="Georgia Pro" w:eastAsia="Georgia Pro" w:hAnsi="Georgia Pro" w:cs="Georgia Pro"/>
+          <w:color w:val="000000" w:themeColor="text1"/>
+        </w:rPr>
+        <w:t xml:space="preserve">    build</w:t>
+      </w:r>
+      <w:proofErr w:type="gramStart"/>
+      <w:r>
+        <w:rPr>
+          <w:rFonts w:ascii="Georgia Pro" w:eastAsia="Georgia Pro" w:hAnsi="Georgia Pro" w:cs="Georgia Pro"/>
+          <w:color w:val="000000" w:themeColor="text1"/>
+        </w:rPr>
+        <w:t>: .</w:t>
+      </w:r>
+      <w:proofErr w:type="gramEnd"/>
+      <w:r>
+        <w:rPr>
+          <w:rFonts w:ascii="Georgia Pro" w:eastAsia="Georgia Pro" w:hAnsi="Georgia Pro" w:cs="Georgia Pro"/>
+          <w:color w:val="000000" w:themeColor="text1"/>
+        </w:rPr>
+        <w:t>/frontend</w:t>
       </w:r>
     </w:p>
     <w:p>
@@ -5384,12 +5493,19 @@
           <w:right w:val="single" w:sz="4" w:space="4" w:color="auto"/>
         </w:pBdr>
         <w:shd w:val="clear" w:color="auto" w:fill="F2F2F2" w:themeFill="background1" w:themeFillShade="F2"/>
-        <w:spacing w:after="0" w:line="480" w:lineRule="auto"/>
-        <w:rPr>
-          <w:rFonts w:ascii="Georgia Pro" w:eastAsia="Georgia Pro" w:hAnsi="Georgia Pro" w:cs="Georgia Pro"/>
-          <w:color w:val="000000" w:themeColor="text1"/>
-        </w:rPr>
-      </w:pPr>
+        <w:spacing w:after="0" w:line="276" w:lineRule="auto"/>
+        <w:rPr>
+          <w:rFonts w:ascii="Georgia Pro" w:eastAsia="Georgia Pro" w:hAnsi="Georgia Pro" w:cs="Georgia Pro"/>
+          <w:color w:val="000000" w:themeColor="text1"/>
+        </w:rPr>
+      </w:pPr>
+      <w:r>
+        <w:rPr>
+          <w:rFonts w:ascii="Georgia Pro" w:eastAsia="Georgia Pro" w:hAnsi="Georgia Pro" w:cs="Georgia Pro"/>
+          <w:color w:val="000000" w:themeColor="text1"/>
+        </w:rPr>
+        <w:t xml:space="preserve">    ports:</w:t>
+      </w:r>
     </w:p>
     <w:p>
       <w:pPr>
@@ -5400,18 +5516,18 @@
           <w:right w:val="single" w:sz="4" w:space="4" w:color="auto"/>
         </w:pBdr>
         <w:shd w:val="clear" w:color="auto" w:fill="F2F2F2" w:themeFill="background1" w:themeFillShade="F2"/>
-        <w:spacing w:after="0" w:line="480" w:lineRule="auto"/>
-        <w:rPr>
-          <w:rFonts w:ascii="Georgia Pro" w:eastAsia="Georgia Pro" w:hAnsi="Georgia Pro" w:cs="Georgia Pro"/>
-          <w:color w:val="000000" w:themeColor="text1"/>
-        </w:rPr>
-      </w:pPr>
-      <w:r>
-        <w:rPr>
-          <w:rFonts w:ascii="Georgia Pro" w:eastAsia="Georgia Pro" w:hAnsi="Georgia Pro" w:cs="Georgia Pro"/>
-          <w:color w:val="000000" w:themeColor="text1"/>
-        </w:rPr>
-        <w:t xml:space="preserve">  frontend:</w:t>
+        <w:spacing w:after="0" w:line="276" w:lineRule="auto"/>
+        <w:rPr>
+          <w:rFonts w:ascii="Georgia Pro" w:eastAsia="Georgia Pro" w:hAnsi="Georgia Pro" w:cs="Georgia Pro"/>
+          <w:color w:val="000000" w:themeColor="text1"/>
+        </w:rPr>
+      </w:pPr>
+      <w:r>
+        <w:rPr>
+          <w:rFonts w:ascii="Georgia Pro" w:eastAsia="Georgia Pro" w:hAnsi="Georgia Pro" w:cs="Georgia Pro"/>
+          <w:color w:val="000000" w:themeColor="text1"/>
+        </w:rPr>
+        <w:t xml:space="preserve">      - "8080:80"</w:t>
       </w:r>
     </w:p>
     <w:p>
@@ -5423,35 +5539,12 @@
           <w:right w:val="single" w:sz="4" w:space="4" w:color="auto"/>
         </w:pBdr>
         <w:shd w:val="clear" w:color="auto" w:fill="F2F2F2" w:themeFill="background1" w:themeFillShade="F2"/>
-        <w:spacing w:after="0" w:line="480" w:lineRule="auto"/>
-        <w:rPr>
-          <w:rFonts w:ascii="Georgia Pro" w:eastAsia="Georgia Pro" w:hAnsi="Georgia Pro" w:cs="Georgia Pro"/>
-          <w:color w:val="000000" w:themeColor="text1"/>
-        </w:rPr>
-      </w:pPr>
-      <w:r>
-        <w:rPr>
-          <w:rFonts w:ascii="Georgia Pro" w:eastAsia="Georgia Pro" w:hAnsi="Georgia Pro" w:cs="Georgia Pro"/>
-          <w:color w:val="000000" w:themeColor="text1"/>
-        </w:rPr>
-        <w:t xml:space="preserve">    build</w:t>
-      </w:r>
-      <w:proofErr w:type="gramStart"/>
-      <w:r>
-        <w:rPr>
-          <w:rFonts w:ascii="Georgia Pro" w:eastAsia="Georgia Pro" w:hAnsi="Georgia Pro" w:cs="Georgia Pro"/>
-          <w:color w:val="000000" w:themeColor="text1"/>
-        </w:rPr>
-        <w:t>: .</w:t>
-      </w:r>
-      <w:proofErr w:type="gramEnd"/>
-      <w:r>
-        <w:rPr>
-          <w:rFonts w:ascii="Georgia Pro" w:eastAsia="Georgia Pro" w:hAnsi="Georgia Pro" w:cs="Georgia Pro"/>
-          <w:color w:val="000000" w:themeColor="text1"/>
-        </w:rPr>
-        <w:t>/frontend</w:t>
-      </w:r>
+        <w:spacing w:after="0" w:line="276" w:lineRule="auto"/>
+        <w:rPr>
+          <w:rFonts w:ascii="Georgia Pro" w:eastAsia="Georgia Pro" w:hAnsi="Georgia Pro" w:cs="Georgia Pro"/>
+          <w:color w:val="000000" w:themeColor="text1"/>
+        </w:rPr>
+      </w:pPr>
     </w:p>
     <w:p>
       <w:pPr>
@@ -5462,18 +5555,18 @@
           <w:right w:val="single" w:sz="4" w:space="4" w:color="auto"/>
         </w:pBdr>
         <w:shd w:val="clear" w:color="auto" w:fill="F2F2F2" w:themeFill="background1" w:themeFillShade="F2"/>
-        <w:spacing w:after="0" w:line="480" w:lineRule="auto"/>
-        <w:rPr>
-          <w:rFonts w:ascii="Georgia Pro" w:eastAsia="Georgia Pro" w:hAnsi="Georgia Pro" w:cs="Georgia Pro"/>
-          <w:color w:val="000000" w:themeColor="text1"/>
-        </w:rPr>
-      </w:pPr>
-      <w:r>
-        <w:rPr>
-          <w:rFonts w:ascii="Georgia Pro" w:eastAsia="Georgia Pro" w:hAnsi="Georgia Pro" w:cs="Georgia Pro"/>
-          <w:color w:val="000000" w:themeColor="text1"/>
-        </w:rPr>
-        <w:t xml:space="preserve">    ports:</w:t>
+        <w:spacing w:after="0" w:line="276" w:lineRule="auto"/>
+        <w:rPr>
+          <w:rFonts w:ascii="Georgia Pro" w:eastAsia="Georgia Pro" w:hAnsi="Georgia Pro" w:cs="Georgia Pro"/>
+          <w:color w:val="000000" w:themeColor="text1"/>
+        </w:rPr>
+      </w:pPr>
+      <w:r>
+        <w:rPr>
+          <w:rFonts w:ascii="Georgia Pro" w:eastAsia="Georgia Pro" w:hAnsi="Georgia Pro" w:cs="Georgia Pro"/>
+          <w:color w:val="000000" w:themeColor="text1"/>
+        </w:rPr>
+        <w:t xml:space="preserve">  backend:</w:t>
       </w:r>
     </w:p>
     <w:p>
@@ -5485,18 +5578,34 @@
           <w:right w:val="single" w:sz="4" w:space="4" w:color="auto"/>
         </w:pBdr>
         <w:shd w:val="clear" w:color="auto" w:fill="F2F2F2" w:themeFill="background1" w:themeFillShade="F2"/>
-        <w:spacing w:after="0" w:line="480" w:lineRule="auto"/>
-        <w:rPr>
-          <w:rFonts w:ascii="Georgia Pro" w:eastAsia="Georgia Pro" w:hAnsi="Georgia Pro" w:cs="Georgia Pro"/>
-          <w:color w:val="000000" w:themeColor="text1"/>
-        </w:rPr>
-      </w:pPr>
-      <w:r>
-        <w:rPr>
-          <w:rFonts w:ascii="Georgia Pro" w:eastAsia="Georgia Pro" w:hAnsi="Georgia Pro" w:cs="Georgia Pro"/>
-          <w:color w:val="000000" w:themeColor="text1"/>
-        </w:rPr>
-        <w:t xml:space="preserve">      - "8080:80"</w:t>
+        <w:spacing w:after="0" w:line="276" w:lineRule="auto"/>
+        <w:rPr>
+          <w:rFonts w:ascii="Georgia Pro" w:eastAsia="Georgia Pro" w:hAnsi="Georgia Pro" w:cs="Georgia Pro"/>
+          <w:color w:val="000000" w:themeColor="text1"/>
+        </w:rPr>
+      </w:pPr>
+      <w:r>
+        <w:rPr>
+          <w:rFonts w:ascii="Georgia Pro" w:eastAsia="Georgia Pro" w:hAnsi="Georgia Pro" w:cs="Georgia Pro"/>
+          <w:color w:val="000000" w:themeColor="text1"/>
+        </w:rPr>
+        <w:t xml:space="preserve">    build</w:t>
+      </w:r>
+      <w:proofErr w:type="gramStart"/>
+      <w:r>
+        <w:rPr>
+          <w:rFonts w:ascii="Georgia Pro" w:eastAsia="Georgia Pro" w:hAnsi="Georgia Pro" w:cs="Georgia Pro"/>
+          <w:color w:val="000000" w:themeColor="text1"/>
+        </w:rPr>
+        <w:t>: .</w:t>
+      </w:r>
+      <w:proofErr w:type="gramEnd"/>
+      <w:r>
+        <w:rPr>
+          <w:rFonts w:ascii="Georgia Pro" w:eastAsia="Georgia Pro" w:hAnsi="Georgia Pro" w:cs="Georgia Pro"/>
+          <w:color w:val="000000" w:themeColor="text1"/>
+        </w:rPr>
+        <w:t>/backend</w:t>
       </w:r>
     </w:p>
     <w:p>
@@ -5508,12 +5617,19 @@
           <w:right w:val="single" w:sz="4" w:space="4" w:color="auto"/>
         </w:pBdr>
         <w:shd w:val="clear" w:color="auto" w:fill="F2F2F2" w:themeFill="background1" w:themeFillShade="F2"/>
-        <w:spacing w:after="0" w:line="480" w:lineRule="auto"/>
-        <w:rPr>
-          <w:rFonts w:ascii="Georgia Pro" w:eastAsia="Georgia Pro" w:hAnsi="Georgia Pro" w:cs="Georgia Pro"/>
-          <w:color w:val="000000" w:themeColor="text1"/>
-        </w:rPr>
-      </w:pPr>
+        <w:spacing w:after="0" w:line="276" w:lineRule="auto"/>
+        <w:rPr>
+          <w:rFonts w:ascii="Georgia Pro" w:eastAsia="Georgia Pro" w:hAnsi="Georgia Pro" w:cs="Georgia Pro"/>
+          <w:color w:val="000000" w:themeColor="text1"/>
+        </w:rPr>
+      </w:pPr>
+      <w:r>
+        <w:rPr>
+          <w:rFonts w:ascii="Georgia Pro" w:eastAsia="Georgia Pro" w:hAnsi="Georgia Pro" w:cs="Georgia Pro"/>
+          <w:color w:val="000000" w:themeColor="text1"/>
+        </w:rPr>
+        <w:t xml:space="preserve">    ports:</w:t>
+      </w:r>
     </w:p>
     <w:p>
       <w:pPr>
@@ -5524,18 +5640,18 @@
           <w:right w:val="single" w:sz="4" w:space="4" w:color="auto"/>
         </w:pBdr>
         <w:shd w:val="clear" w:color="auto" w:fill="F2F2F2" w:themeFill="background1" w:themeFillShade="F2"/>
-        <w:spacing w:after="0" w:line="480" w:lineRule="auto"/>
-        <w:rPr>
-          <w:rFonts w:ascii="Georgia Pro" w:eastAsia="Georgia Pro" w:hAnsi="Georgia Pro" w:cs="Georgia Pro"/>
-          <w:color w:val="000000" w:themeColor="text1"/>
-        </w:rPr>
-      </w:pPr>
-      <w:r>
-        <w:rPr>
-          <w:rFonts w:ascii="Georgia Pro" w:eastAsia="Georgia Pro" w:hAnsi="Georgia Pro" w:cs="Georgia Pro"/>
-          <w:color w:val="000000" w:themeColor="text1"/>
-        </w:rPr>
-        <w:t xml:space="preserve">  backend:</w:t>
+        <w:spacing w:after="0" w:line="276" w:lineRule="auto"/>
+        <w:rPr>
+          <w:rFonts w:ascii="Georgia Pro" w:eastAsia="Georgia Pro" w:hAnsi="Georgia Pro" w:cs="Georgia Pro"/>
+          <w:color w:val="000000" w:themeColor="text1"/>
+        </w:rPr>
+      </w:pPr>
+      <w:r>
+        <w:rPr>
+          <w:rFonts w:ascii="Georgia Pro" w:eastAsia="Georgia Pro" w:hAnsi="Georgia Pro" w:cs="Georgia Pro"/>
+          <w:color w:val="000000" w:themeColor="text1"/>
+        </w:rPr>
+        <w:t xml:space="preserve">      - "5000:5000"</w:t>
       </w:r>
     </w:p>
     <w:p>
@@ -5547,35 +5663,12 @@
           <w:right w:val="single" w:sz="4" w:space="4" w:color="auto"/>
         </w:pBdr>
         <w:shd w:val="clear" w:color="auto" w:fill="F2F2F2" w:themeFill="background1" w:themeFillShade="F2"/>
-        <w:spacing w:after="0" w:line="480" w:lineRule="auto"/>
-        <w:rPr>
-          <w:rFonts w:ascii="Georgia Pro" w:eastAsia="Georgia Pro" w:hAnsi="Georgia Pro" w:cs="Georgia Pro"/>
-          <w:color w:val="000000" w:themeColor="text1"/>
-        </w:rPr>
-      </w:pPr>
-      <w:r>
-        <w:rPr>
-          <w:rFonts w:ascii="Georgia Pro" w:eastAsia="Georgia Pro" w:hAnsi="Georgia Pro" w:cs="Georgia Pro"/>
-          <w:color w:val="000000" w:themeColor="text1"/>
-        </w:rPr>
-        <w:t xml:space="preserve">    build</w:t>
-      </w:r>
-      <w:proofErr w:type="gramStart"/>
-      <w:r>
-        <w:rPr>
-          <w:rFonts w:ascii="Georgia Pro" w:eastAsia="Georgia Pro" w:hAnsi="Georgia Pro" w:cs="Georgia Pro"/>
-          <w:color w:val="000000" w:themeColor="text1"/>
-        </w:rPr>
-        <w:t>: .</w:t>
-      </w:r>
-      <w:proofErr w:type="gramEnd"/>
-      <w:r>
-        <w:rPr>
-          <w:rFonts w:ascii="Georgia Pro" w:eastAsia="Georgia Pro" w:hAnsi="Georgia Pro" w:cs="Georgia Pro"/>
-          <w:color w:val="000000" w:themeColor="text1"/>
-        </w:rPr>
-        <w:t>/backend</w:t>
-      </w:r>
+        <w:spacing w:after="0" w:line="276" w:lineRule="auto"/>
+        <w:rPr>
+          <w:rFonts w:ascii="Georgia Pro" w:eastAsia="Georgia Pro" w:hAnsi="Georgia Pro" w:cs="Georgia Pro"/>
+          <w:color w:val="000000" w:themeColor="text1"/>
+        </w:rPr>
+      </w:pPr>
     </w:p>
     <w:p>
       <w:pPr>
@@ -5586,18 +5679,34 @@
           <w:right w:val="single" w:sz="4" w:space="4" w:color="auto"/>
         </w:pBdr>
         <w:shd w:val="clear" w:color="auto" w:fill="F2F2F2" w:themeFill="background1" w:themeFillShade="F2"/>
-        <w:spacing w:after="0" w:line="480" w:lineRule="auto"/>
-        <w:rPr>
-          <w:rFonts w:ascii="Georgia Pro" w:eastAsia="Georgia Pro" w:hAnsi="Georgia Pro" w:cs="Georgia Pro"/>
-          <w:color w:val="000000" w:themeColor="text1"/>
-        </w:rPr>
-      </w:pPr>
-      <w:r>
-        <w:rPr>
-          <w:rFonts w:ascii="Georgia Pro" w:eastAsia="Georgia Pro" w:hAnsi="Georgia Pro" w:cs="Georgia Pro"/>
-          <w:color w:val="000000" w:themeColor="text1"/>
-        </w:rPr>
-        <w:t xml:space="preserve">    ports:</w:t>
+        <w:spacing w:after="0" w:line="276" w:lineRule="auto"/>
+        <w:rPr>
+          <w:rFonts w:ascii="Georgia Pro" w:eastAsia="Georgia Pro" w:hAnsi="Georgia Pro" w:cs="Georgia Pro"/>
+          <w:color w:val="000000" w:themeColor="text1"/>
+        </w:rPr>
+      </w:pPr>
+      <w:r>
+        <w:rPr>
+          <w:rFonts w:ascii="Georgia Pro" w:eastAsia="Georgia Pro" w:hAnsi="Georgia Pro" w:cs="Georgia Pro"/>
+          <w:color w:val="000000" w:themeColor="text1"/>
+        </w:rPr>
+        <w:t xml:space="preserve">    </w:t>
+      </w:r>
+      <w:proofErr w:type="spellStart"/>
+      <w:r>
+        <w:rPr>
+          <w:rFonts w:ascii="Georgia Pro" w:eastAsia="Georgia Pro" w:hAnsi="Georgia Pro" w:cs="Georgia Pro"/>
+          <w:color w:val="000000" w:themeColor="text1"/>
+        </w:rPr>
+        <w:t>depends_on</w:t>
+      </w:r>
+      <w:proofErr w:type="spellEnd"/>
+      <w:r>
+        <w:rPr>
+          <w:rFonts w:ascii="Georgia Pro" w:eastAsia="Georgia Pro" w:hAnsi="Georgia Pro" w:cs="Georgia Pro"/>
+          <w:color w:val="000000" w:themeColor="text1"/>
+        </w:rPr>
+        <w:t>:</w:t>
       </w:r>
     </w:p>
     <w:p>
@@ -5609,19 +5718,28 @@
           <w:right w:val="single" w:sz="4" w:space="4" w:color="auto"/>
         </w:pBdr>
         <w:shd w:val="clear" w:color="auto" w:fill="F2F2F2" w:themeFill="background1" w:themeFillShade="F2"/>
-        <w:spacing w:after="0" w:line="480" w:lineRule="auto"/>
-        <w:rPr>
-          <w:rFonts w:ascii="Georgia Pro" w:eastAsia="Georgia Pro" w:hAnsi="Georgia Pro" w:cs="Georgia Pro"/>
-          <w:color w:val="000000" w:themeColor="text1"/>
-        </w:rPr>
-      </w:pPr>
-      <w:r>
-        <w:rPr>
-          <w:rFonts w:ascii="Georgia Pro" w:eastAsia="Georgia Pro" w:hAnsi="Georgia Pro" w:cs="Georgia Pro"/>
-          <w:color w:val="000000" w:themeColor="text1"/>
-        </w:rPr>
-        <w:t xml:space="preserve">      - "5000:5000"</w:t>
-      </w:r>
+        <w:spacing w:after="0" w:line="276" w:lineRule="auto"/>
+        <w:rPr>
+          <w:rFonts w:ascii="Georgia Pro" w:eastAsia="Georgia Pro" w:hAnsi="Georgia Pro" w:cs="Georgia Pro"/>
+          <w:color w:val="000000" w:themeColor="text1"/>
+        </w:rPr>
+      </w:pPr>
+      <w:r>
+        <w:rPr>
+          <w:rFonts w:ascii="Georgia Pro" w:eastAsia="Georgia Pro" w:hAnsi="Georgia Pro" w:cs="Georgia Pro"/>
+          <w:color w:val="000000" w:themeColor="text1"/>
+        </w:rPr>
+        <w:t xml:space="preserve">      - </w:t>
+      </w:r>
+      <w:proofErr w:type="spellStart"/>
+      <w:r>
+        <w:rPr>
+          <w:rFonts w:ascii="Georgia Pro" w:eastAsia="Georgia Pro" w:hAnsi="Georgia Pro" w:cs="Georgia Pro"/>
+          <w:color w:val="000000" w:themeColor="text1"/>
+        </w:rPr>
+        <w:t>mysql-db</w:t>
+      </w:r>
+      <w:proofErr w:type="spellEnd"/>
     </w:p>
     <w:p>
       <w:pPr>
@@ -5632,7 +5750,7 @@
           <w:right w:val="single" w:sz="4" w:space="4" w:color="auto"/>
         </w:pBdr>
         <w:shd w:val="clear" w:color="auto" w:fill="F2F2F2" w:themeFill="background1" w:themeFillShade="F2"/>
-        <w:spacing w:after="0" w:line="480" w:lineRule="auto"/>
+        <w:spacing w:after="0" w:line="276" w:lineRule="auto"/>
         <w:rPr>
           <w:rFonts w:ascii="Georgia Pro" w:eastAsia="Georgia Pro" w:hAnsi="Georgia Pro" w:cs="Georgia Pro"/>
           <w:color w:val="000000" w:themeColor="text1"/>
@@ -5648,18 +5766,18 @@
           <w:right w:val="single" w:sz="4" w:space="4" w:color="auto"/>
         </w:pBdr>
         <w:shd w:val="clear" w:color="auto" w:fill="F2F2F2" w:themeFill="background1" w:themeFillShade="F2"/>
-        <w:spacing w:after="0" w:line="480" w:lineRule="auto"/>
-        <w:rPr>
-          <w:rFonts w:ascii="Georgia Pro" w:eastAsia="Georgia Pro" w:hAnsi="Georgia Pro" w:cs="Georgia Pro"/>
-          <w:color w:val="000000" w:themeColor="text1"/>
-        </w:rPr>
-      </w:pPr>
-      <w:r>
-        <w:rPr>
-          <w:rFonts w:ascii="Georgia Pro" w:eastAsia="Georgia Pro" w:hAnsi="Georgia Pro" w:cs="Georgia Pro"/>
-          <w:color w:val="000000" w:themeColor="text1"/>
-        </w:rPr>
-        <w:t xml:space="preserve">    </w:t>
+        <w:spacing w:after="0" w:line="276" w:lineRule="auto"/>
+        <w:rPr>
+          <w:rFonts w:ascii="Georgia Pro" w:eastAsia="Georgia Pro" w:hAnsi="Georgia Pro" w:cs="Georgia Pro"/>
+          <w:color w:val="000000" w:themeColor="text1"/>
+        </w:rPr>
+      </w:pPr>
+      <w:r>
+        <w:rPr>
+          <w:rFonts w:ascii="Georgia Pro" w:eastAsia="Georgia Pro" w:hAnsi="Georgia Pro" w:cs="Georgia Pro"/>
+          <w:color w:val="000000" w:themeColor="text1"/>
+        </w:rPr>
+        <w:t xml:space="preserve">  </w:t>
       </w:r>
       <w:proofErr w:type="spellStart"/>
       <w:r>
@@ -5667,7 +5785,7 @@
           <w:rFonts w:ascii="Georgia Pro" w:eastAsia="Georgia Pro" w:hAnsi="Georgia Pro" w:cs="Georgia Pro"/>
           <w:color w:val="000000" w:themeColor="text1"/>
         </w:rPr>
-        <w:t>depends_on</w:t>
+        <w:t>mysql-db</w:t>
       </w:r>
       <w:proofErr w:type="spellEnd"/>
       <w:r>
@@ -5687,28 +5805,19 @@
           <w:right w:val="single" w:sz="4" w:space="4" w:color="auto"/>
         </w:pBdr>
         <w:shd w:val="clear" w:color="auto" w:fill="F2F2F2" w:themeFill="background1" w:themeFillShade="F2"/>
-        <w:spacing w:after="0" w:line="480" w:lineRule="auto"/>
-        <w:rPr>
-          <w:rFonts w:ascii="Georgia Pro" w:eastAsia="Georgia Pro" w:hAnsi="Georgia Pro" w:cs="Georgia Pro"/>
-          <w:color w:val="000000" w:themeColor="text1"/>
-        </w:rPr>
-      </w:pPr>
-      <w:r>
-        <w:rPr>
-          <w:rFonts w:ascii="Georgia Pro" w:eastAsia="Georgia Pro" w:hAnsi="Georgia Pro" w:cs="Georgia Pro"/>
-          <w:color w:val="000000" w:themeColor="text1"/>
-        </w:rPr>
-        <w:t xml:space="preserve">      - </w:t>
-      </w:r>
-      <w:proofErr w:type="spellStart"/>
-      <w:r>
-        <w:rPr>
-          <w:rFonts w:ascii="Georgia Pro" w:eastAsia="Georgia Pro" w:hAnsi="Georgia Pro" w:cs="Georgia Pro"/>
-          <w:color w:val="000000" w:themeColor="text1"/>
-        </w:rPr>
-        <w:t>mysql-db</w:t>
-      </w:r>
-      <w:proofErr w:type="spellEnd"/>
+        <w:spacing w:after="0" w:line="276" w:lineRule="auto"/>
+        <w:rPr>
+          <w:rFonts w:ascii="Georgia Pro" w:eastAsia="Georgia Pro" w:hAnsi="Georgia Pro" w:cs="Georgia Pro"/>
+          <w:color w:val="000000" w:themeColor="text1"/>
+        </w:rPr>
+      </w:pPr>
+      <w:r>
+        <w:rPr>
+          <w:rFonts w:ascii="Georgia Pro" w:eastAsia="Georgia Pro" w:hAnsi="Georgia Pro" w:cs="Georgia Pro"/>
+          <w:color w:val="000000" w:themeColor="text1"/>
+        </w:rPr>
+        <w:t xml:space="preserve">    image: mysql:8</w:t>
+      </w:r>
     </w:p>
     <w:p>
       <w:pPr>
@@ -5719,7 +5828,7 @@
           <w:right w:val="single" w:sz="4" w:space="4" w:color="auto"/>
         </w:pBdr>
         <w:shd w:val="clear" w:color="auto" w:fill="F2F2F2" w:themeFill="background1" w:themeFillShade="F2"/>
-        <w:spacing w:after="0" w:line="480" w:lineRule="auto"/>
+        <w:spacing w:after="0" w:line="276" w:lineRule="auto"/>
         <w:rPr>
           <w:rFonts w:ascii="Georgia Pro" w:eastAsia="Georgia Pro" w:hAnsi="Georgia Pro" w:cs="Georgia Pro"/>
           <w:color w:val="000000" w:themeColor="text1"/>
@@ -5735,18 +5844,18 @@
           <w:right w:val="single" w:sz="4" w:space="4" w:color="auto"/>
         </w:pBdr>
         <w:shd w:val="clear" w:color="auto" w:fill="F2F2F2" w:themeFill="background1" w:themeFillShade="F2"/>
-        <w:spacing w:after="0" w:line="480" w:lineRule="auto"/>
-        <w:rPr>
-          <w:rFonts w:ascii="Georgia Pro" w:eastAsia="Georgia Pro" w:hAnsi="Georgia Pro" w:cs="Georgia Pro"/>
-          <w:color w:val="000000" w:themeColor="text1"/>
-        </w:rPr>
-      </w:pPr>
-      <w:r>
-        <w:rPr>
-          <w:rFonts w:ascii="Georgia Pro" w:eastAsia="Georgia Pro" w:hAnsi="Georgia Pro" w:cs="Georgia Pro"/>
-          <w:color w:val="000000" w:themeColor="text1"/>
-        </w:rPr>
-        <w:t xml:space="preserve">  </w:t>
+        <w:spacing w:after="0" w:line="276" w:lineRule="auto"/>
+        <w:rPr>
+          <w:rFonts w:ascii="Georgia Pro" w:eastAsia="Georgia Pro" w:hAnsi="Georgia Pro" w:cs="Georgia Pro"/>
+          <w:color w:val="000000" w:themeColor="text1"/>
+        </w:rPr>
+      </w:pPr>
+      <w:r>
+        <w:rPr>
+          <w:rFonts w:ascii="Georgia Pro" w:eastAsia="Georgia Pro" w:hAnsi="Georgia Pro" w:cs="Georgia Pro"/>
+          <w:color w:val="000000" w:themeColor="text1"/>
+        </w:rPr>
+        <w:t xml:space="preserve">    </w:t>
       </w:r>
       <w:proofErr w:type="spellStart"/>
       <w:r>
@@ -5754,16 +5863,25 @@
           <w:rFonts w:ascii="Georgia Pro" w:eastAsia="Georgia Pro" w:hAnsi="Georgia Pro" w:cs="Georgia Pro"/>
           <w:color w:val="000000" w:themeColor="text1"/>
         </w:rPr>
+        <w:t>container_name</w:t>
+      </w:r>
+      <w:proofErr w:type="spellEnd"/>
+      <w:r>
+        <w:rPr>
+          <w:rFonts w:ascii="Georgia Pro" w:eastAsia="Georgia Pro" w:hAnsi="Georgia Pro" w:cs="Georgia Pro"/>
+          <w:color w:val="000000" w:themeColor="text1"/>
+        </w:rPr>
+        <w:t xml:space="preserve">: </w:t>
+      </w:r>
+      <w:proofErr w:type="spellStart"/>
+      <w:r>
+        <w:rPr>
+          <w:rFonts w:ascii="Georgia Pro" w:eastAsia="Georgia Pro" w:hAnsi="Georgia Pro" w:cs="Georgia Pro"/>
+          <w:color w:val="000000" w:themeColor="text1"/>
+        </w:rPr>
         <w:t>mysql-db</w:t>
       </w:r>
       <w:proofErr w:type="spellEnd"/>
-      <w:r>
-        <w:rPr>
-          <w:rFonts w:ascii="Georgia Pro" w:eastAsia="Georgia Pro" w:hAnsi="Georgia Pro" w:cs="Georgia Pro"/>
-          <w:color w:val="000000" w:themeColor="text1"/>
-        </w:rPr>
-        <w:t>:</w:t>
-      </w:r>
     </w:p>
     <w:p>
       <w:pPr>
@@ -5774,19 +5892,12 @@
           <w:right w:val="single" w:sz="4" w:space="4" w:color="auto"/>
         </w:pBdr>
         <w:shd w:val="clear" w:color="auto" w:fill="F2F2F2" w:themeFill="background1" w:themeFillShade="F2"/>
-        <w:spacing w:after="0" w:line="480" w:lineRule="auto"/>
-        <w:rPr>
-          <w:rFonts w:ascii="Georgia Pro" w:eastAsia="Georgia Pro" w:hAnsi="Georgia Pro" w:cs="Georgia Pro"/>
-          <w:color w:val="000000" w:themeColor="text1"/>
-        </w:rPr>
-      </w:pPr>
-      <w:r>
-        <w:rPr>
-          <w:rFonts w:ascii="Georgia Pro" w:eastAsia="Georgia Pro" w:hAnsi="Georgia Pro" w:cs="Georgia Pro"/>
-          <w:color w:val="000000" w:themeColor="text1"/>
-        </w:rPr>
-        <w:t xml:space="preserve">    image: mysql:8</w:t>
-      </w:r>
+        <w:spacing w:after="0" w:line="276" w:lineRule="auto"/>
+        <w:rPr>
+          <w:rFonts w:ascii="Georgia Pro" w:eastAsia="Georgia Pro" w:hAnsi="Georgia Pro" w:cs="Georgia Pro"/>
+          <w:color w:val="000000" w:themeColor="text1"/>
+        </w:rPr>
+      </w:pPr>
     </w:p>
     <w:p>
       <w:pPr>
@@ -5797,12 +5908,19 @@
           <w:right w:val="single" w:sz="4" w:space="4" w:color="auto"/>
         </w:pBdr>
         <w:shd w:val="clear" w:color="auto" w:fill="F2F2F2" w:themeFill="background1" w:themeFillShade="F2"/>
-        <w:spacing w:after="0" w:line="480" w:lineRule="auto"/>
-        <w:rPr>
-          <w:rFonts w:ascii="Georgia Pro" w:eastAsia="Georgia Pro" w:hAnsi="Georgia Pro" w:cs="Georgia Pro"/>
-          <w:color w:val="000000" w:themeColor="text1"/>
-        </w:rPr>
-      </w:pPr>
+        <w:spacing w:after="0" w:line="276" w:lineRule="auto"/>
+        <w:rPr>
+          <w:rFonts w:ascii="Georgia Pro" w:eastAsia="Georgia Pro" w:hAnsi="Georgia Pro" w:cs="Georgia Pro"/>
+          <w:color w:val="000000" w:themeColor="text1"/>
+        </w:rPr>
+      </w:pPr>
+      <w:r>
+        <w:rPr>
+          <w:rFonts w:ascii="Georgia Pro" w:eastAsia="Georgia Pro" w:hAnsi="Georgia Pro" w:cs="Georgia Pro"/>
+          <w:color w:val="000000" w:themeColor="text1"/>
+        </w:rPr>
+        <w:t xml:space="preserve">    restart: always</w:t>
+      </w:r>
     </w:p>
     <w:p>
       <w:pPr>
@@ -5813,44 +5931,12 @@
           <w:right w:val="single" w:sz="4" w:space="4" w:color="auto"/>
         </w:pBdr>
         <w:shd w:val="clear" w:color="auto" w:fill="F2F2F2" w:themeFill="background1" w:themeFillShade="F2"/>
-        <w:spacing w:after="0" w:line="480" w:lineRule="auto"/>
-        <w:rPr>
-          <w:rFonts w:ascii="Georgia Pro" w:eastAsia="Georgia Pro" w:hAnsi="Georgia Pro" w:cs="Georgia Pro"/>
-          <w:color w:val="000000" w:themeColor="text1"/>
-        </w:rPr>
-      </w:pPr>
-      <w:r>
-        <w:rPr>
-          <w:rFonts w:ascii="Georgia Pro" w:eastAsia="Georgia Pro" w:hAnsi="Georgia Pro" w:cs="Georgia Pro"/>
-          <w:color w:val="000000" w:themeColor="text1"/>
-        </w:rPr>
-        <w:t xml:space="preserve">    </w:t>
-      </w:r>
-      <w:proofErr w:type="spellStart"/>
-      <w:r>
-        <w:rPr>
-          <w:rFonts w:ascii="Georgia Pro" w:eastAsia="Georgia Pro" w:hAnsi="Georgia Pro" w:cs="Georgia Pro"/>
-          <w:color w:val="000000" w:themeColor="text1"/>
-        </w:rPr>
-        <w:t>container_name</w:t>
-      </w:r>
-      <w:proofErr w:type="spellEnd"/>
-      <w:r>
-        <w:rPr>
-          <w:rFonts w:ascii="Georgia Pro" w:eastAsia="Georgia Pro" w:hAnsi="Georgia Pro" w:cs="Georgia Pro"/>
-          <w:color w:val="000000" w:themeColor="text1"/>
-        </w:rPr>
-        <w:t xml:space="preserve">: </w:t>
-      </w:r>
-      <w:proofErr w:type="spellStart"/>
-      <w:r>
-        <w:rPr>
-          <w:rFonts w:ascii="Georgia Pro" w:eastAsia="Georgia Pro" w:hAnsi="Georgia Pro" w:cs="Georgia Pro"/>
-          <w:color w:val="000000" w:themeColor="text1"/>
-        </w:rPr>
-        <w:t>mysql-db</w:t>
-      </w:r>
-      <w:proofErr w:type="spellEnd"/>
+        <w:spacing w:after="0" w:line="276" w:lineRule="auto"/>
+        <w:rPr>
+          <w:rFonts w:ascii="Georgia Pro" w:eastAsia="Georgia Pro" w:hAnsi="Georgia Pro" w:cs="Georgia Pro"/>
+          <w:color w:val="000000" w:themeColor="text1"/>
+        </w:rPr>
+      </w:pPr>
     </w:p>
     <w:p>
       <w:pPr>
@@ -5861,12 +5947,19 @@
           <w:right w:val="single" w:sz="4" w:space="4" w:color="auto"/>
         </w:pBdr>
         <w:shd w:val="clear" w:color="auto" w:fill="F2F2F2" w:themeFill="background1" w:themeFillShade="F2"/>
-        <w:spacing w:after="0" w:line="480" w:lineRule="auto"/>
-        <w:rPr>
-          <w:rFonts w:ascii="Georgia Pro" w:eastAsia="Georgia Pro" w:hAnsi="Georgia Pro" w:cs="Georgia Pro"/>
-          <w:color w:val="000000" w:themeColor="text1"/>
-        </w:rPr>
-      </w:pPr>
+        <w:spacing w:after="0" w:line="276" w:lineRule="auto"/>
+        <w:rPr>
+          <w:rFonts w:ascii="Georgia Pro" w:eastAsia="Georgia Pro" w:hAnsi="Georgia Pro" w:cs="Georgia Pro"/>
+          <w:color w:val="000000" w:themeColor="text1"/>
+        </w:rPr>
+      </w:pPr>
+      <w:r>
+        <w:rPr>
+          <w:rFonts w:ascii="Georgia Pro" w:eastAsia="Georgia Pro" w:hAnsi="Georgia Pro" w:cs="Georgia Pro"/>
+          <w:color w:val="000000" w:themeColor="text1"/>
+        </w:rPr>
+        <w:t xml:space="preserve">    environment:</w:t>
+      </w:r>
     </w:p>
     <w:p>
       <w:pPr>
@@ -5877,18 +5970,18 @@
           <w:right w:val="single" w:sz="4" w:space="4" w:color="auto"/>
         </w:pBdr>
         <w:shd w:val="clear" w:color="auto" w:fill="F2F2F2" w:themeFill="background1" w:themeFillShade="F2"/>
-        <w:spacing w:after="0" w:line="480" w:lineRule="auto"/>
-        <w:rPr>
-          <w:rFonts w:ascii="Georgia Pro" w:eastAsia="Georgia Pro" w:hAnsi="Georgia Pro" w:cs="Georgia Pro"/>
-          <w:color w:val="000000" w:themeColor="text1"/>
-        </w:rPr>
-      </w:pPr>
-      <w:r>
-        <w:rPr>
-          <w:rFonts w:ascii="Georgia Pro" w:eastAsia="Georgia Pro" w:hAnsi="Georgia Pro" w:cs="Georgia Pro"/>
-          <w:color w:val="000000" w:themeColor="text1"/>
-        </w:rPr>
-        <w:t xml:space="preserve">    restart: always</w:t>
+        <w:spacing w:after="0" w:line="276" w:lineRule="auto"/>
+        <w:rPr>
+          <w:rFonts w:ascii="Georgia Pro" w:eastAsia="Georgia Pro" w:hAnsi="Georgia Pro" w:cs="Georgia Pro"/>
+          <w:color w:val="000000" w:themeColor="text1"/>
+        </w:rPr>
+      </w:pPr>
+      <w:r>
+        <w:rPr>
+          <w:rFonts w:ascii="Georgia Pro" w:eastAsia="Georgia Pro" w:hAnsi="Georgia Pro" w:cs="Georgia Pro"/>
+          <w:color w:val="000000" w:themeColor="text1"/>
+        </w:rPr>
+        <w:t xml:space="preserve">      MYSQL_ROOT_PASSWORD: password123</w:t>
       </w:r>
     </w:p>
     <w:p>
@@ -5900,12 +5993,28 @@
           <w:right w:val="single" w:sz="4" w:space="4" w:color="auto"/>
         </w:pBdr>
         <w:shd w:val="clear" w:color="auto" w:fill="F2F2F2" w:themeFill="background1" w:themeFillShade="F2"/>
-        <w:spacing w:after="0" w:line="480" w:lineRule="auto"/>
-        <w:rPr>
-          <w:rFonts w:ascii="Georgia Pro" w:eastAsia="Georgia Pro" w:hAnsi="Georgia Pro" w:cs="Georgia Pro"/>
-          <w:color w:val="000000" w:themeColor="text1"/>
-        </w:rPr>
-      </w:pPr>
+        <w:spacing w:after="0" w:line="276" w:lineRule="auto"/>
+        <w:rPr>
+          <w:rFonts w:ascii="Georgia Pro" w:eastAsia="Georgia Pro" w:hAnsi="Georgia Pro" w:cs="Georgia Pro"/>
+          <w:color w:val="000000" w:themeColor="text1"/>
+        </w:rPr>
+      </w:pPr>
+      <w:r>
+        <w:rPr>
+          <w:rFonts w:ascii="Georgia Pro" w:eastAsia="Georgia Pro" w:hAnsi="Georgia Pro" w:cs="Georgia Pro"/>
+          <w:color w:val="000000" w:themeColor="text1"/>
+        </w:rPr>
+        <w:t xml:space="preserve">      MYSQL_DATABASE: </w:t>
+      </w:r>
+      <w:proofErr w:type="spellStart"/>
+      <w:r>
+        <w:rPr>
+          <w:rFonts w:ascii="Georgia Pro" w:eastAsia="Georgia Pro" w:hAnsi="Georgia Pro" w:cs="Georgia Pro"/>
+          <w:color w:val="000000" w:themeColor="text1"/>
+        </w:rPr>
+        <w:t>salesdb</w:t>
+      </w:r>
+      <w:proofErr w:type="spellEnd"/>
     </w:p>
     <w:p>
       <w:pPr>
@@ -5916,18 +6025,18 @@
           <w:right w:val="single" w:sz="4" w:space="4" w:color="auto"/>
         </w:pBdr>
         <w:shd w:val="clear" w:color="auto" w:fill="F2F2F2" w:themeFill="background1" w:themeFillShade="F2"/>
-        <w:spacing w:after="0" w:line="480" w:lineRule="auto"/>
-        <w:rPr>
-          <w:rFonts w:ascii="Georgia Pro" w:eastAsia="Georgia Pro" w:hAnsi="Georgia Pro" w:cs="Georgia Pro"/>
-          <w:color w:val="000000" w:themeColor="text1"/>
-        </w:rPr>
-      </w:pPr>
-      <w:r>
-        <w:rPr>
-          <w:rFonts w:ascii="Georgia Pro" w:eastAsia="Georgia Pro" w:hAnsi="Georgia Pro" w:cs="Georgia Pro"/>
-          <w:color w:val="000000" w:themeColor="text1"/>
-        </w:rPr>
-        <w:t xml:space="preserve">    environment:</w:t>
+        <w:spacing w:after="0" w:line="276" w:lineRule="auto"/>
+        <w:rPr>
+          <w:rFonts w:ascii="Georgia Pro" w:eastAsia="Georgia Pro" w:hAnsi="Georgia Pro" w:cs="Georgia Pro"/>
+          <w:color w:val="000000" w:themeColor="text1"/>
+        </w:rPr>
+      </w:pPr>
+      <w:r>
+        <w:rPr>
+          <w:rFonts w:ascii="Georgia Pro" w:eastAsia="Georgia Pro" w:hAnsi="Georgia Pro" w:cs="Georgia Pro"/>
+          <w:color w:val="000000" w:themeColor="text1"/>
+        </w:rPr>
+        <w:t xml:space="preserve">    ports:</w:t>
       </w:r>
     </w:p>
     <w:p>
@@ -5939,18 +6048,18 @@
           <w:right w:val="single" w:sz="4" w:space="4" w:color="auto"/>
         </w:pBdr>
         <w:shd w:val="clear" w:color="auto" w:fill="F2F2F2" w:themeFill="background1" w:themeFillShade="F2"/>
-        <w:spacing w:after="0" w:line="480" w:lineRule="auto"/>
-        <w:rPr>
-          <w:rFonts w:ascii="Georgia Pro" w:eastAsia="Georgia Pro" w:hAnsi="Georgia Pro" w:cs="Georgia Pro"/>
-          <w:color w:val="000000" w:themeColor="text1"/>
-        </w:rPr>
-      </w:pPr>
-      <w:r>
-        <w:rPr>
-          <w:rFonts w:ascii="Georgia Pro" w:eastAsia="Georgia Pro" w:hAnsi="Georgia Pro" w:cs="Georgia Pro"/>
-          <w:color w:val="000000" w:themeColor="text1"/>
-        </w:rPr>
-        <w:t xml:space="preserve">      MYSQL_ROOT_PASSWORD: password123</w:t>
+        <w:spacing w:after="0" w:line="276" w:lineRule="auto"/>
+        <w:rPr>
+          <w:rFonts w:ascii="Georgia Pro" w:eastAsia="Georgia Pro" w:hAnsi="Georgia Pro" w:cs="Georgia Pro"/>
+          <w:color w:val="000000" w:themeColor="text1"/>
+        </w:rPr>
+      </w:pPr>
+      <w:r>
+        <w:rPr>
+          <w:rFonts w:ascii="Georgia Pro" w:eastAsia="Georgia Pro" w:hAnsi="Georgia Pro" w:cs="Georgia Pro"/>
+          <w:color w:val="000000" w:themeColor="text1"/>
+        </w:rPr>
+        <w:t xml:space="preserve">      - "3306:3306"</w:t>
       </w:r>
     </w:p>
     <w:p>
@@ -5962,28 +6071,12 @@
           <w:right w:val="single" w:sz="4" w:space="4" w:color="auto"/>
         </w:pBdr>
         <w:shd w:val="clear" w:color="auto" w:fill="F2F2F2" w:themeFill="background1" w:themeFillShade="F2"/>
-        <w:spacing w:after="0" w:line="480" w:lineRule="auto"/>
-        <w:rPr>
-          <w:rFonts w:ascii="Georgia Pro" w:eastAsia="Georgia Pro" w:hAnsi="Georgia Pro" w:cs="Georgia Pro"/>
-          <w:color w:val="000000" w:themeColor="text1"/>
-        </w:rPr>
-      </w:pPr>
-      <w:r>
-        <w:rPr>
-          <w:rFonts w:ascii="Georgia Pro" w:eastAsia="Georgia Pro" w:hAnsi="Georgia Pro" w:cs="Georgia Pro"/>
-          <w:color w:val="000000" w:themeColor="text1"/>
-        </w:rPr>
-        <w:t xml:space="preserve">      MYSQL_DATABASE: </w:t>
-      </w:r>
-      <w:proofErr w:type="spellStart"/>
-      <w:r>
-        <w:rPr>
-          <w:rFonts w:ascii="Georgia Pro" w:eastAsia="Georgia Pro" w:hAnsi="Georgia Pro" w:cs="Georgia Pro"/>
-          <w:color w:val="000000" w:themeColor="text1"/>
-        </w:rPr>
-        <w:t>salesdb</w:t>
-      </w:r>
-      <w:proofErr w:type="spellEnd"/>
+        <w:spacing w:after="0" w:line="276" w:lineRule="auto"/>
+        <w:rPr>
+          <w:rFonts w:ascii="Georgia Pro" w:eastAsia="Georgia Pro" w:hAnsi="Georgia Pro" w:cs="Georgia Pro"/>
+          <w:color w:val="000000" w:themeColor="text1"/>
+        </w:rPr>
+      </w:pPr>
     </w:p>
     <w:p>
       <w:pPr>
@@ -5994,12 +6087,19 @@
           <w:right w:val="single" w:sz="4" w:space="4" w:color="auto"/>
         </w:pBdr>
         <w:shd w:val="clear" w:color="auto" w:fill="F2F2F2" w:themeFill="background1" w:themeFillShade="F2"/>
-        <w:spacing w:after="0" w:line="480" w:lineRule="auto"/>
-        <w:rPr>
-          <w:rFonts w:ascii="Georgia Pro" w:eastAsia="Georgia Pro" w:hAnsi="Georgia Pro" w:cs="Georgia Pro"/>
-          <w:color w:val="000000" w:themeColor="text1"/>
-        </w:rPr>
-      </w:pPr>
+        <w:spacing w:after="0" w:line="276" w:lineRule="auto"/>
+        <w:rPr>
+          <w:rFonts w:ascii="Georgia Pro" w:eastAsia="Georgia Pro" w:hAnsi="Georgia Pro" w:cs="Georgia Pro"/>
+          <w:color w:val="000000" w:themeColor="text1"/>
+        </w:rPr>
+      </w:pPr>
+      <w:r>
+        <w:rPr>
+          <w:rFonts w:ascii="Georgia Pro" w:eastAsia="Georgia Pro" w:hAnsi="Georgia Pro" w:cs="Georgia Pro"/>
+          <w:color w:val="000000" w:themeColor="text1"/>
+        </w:rPr>
+        <w:t xml:space="preserve">    volumes:</w:t>
+      </w:r>
     </w:p>
     <w:p>
       <w:pPr>
@@ -6010,19 +6110,44 @@
           <w:right w:val="single" w:sz="4" w:space="4" w:color="auto"/>
         </w:pBdr>
         <w:shd w:val="clear" w:color="auto" w:fill="F2F2F2" w:themeFill="background1" w:themeFillShade="F2"/>
-        <w:spacing w:after="0" w:line="480" w:lineRule="auto"/>
-        <w:rPr>
-          <w:rFonts w:ascii="Georgia Pro" w:eastAsia="Georgia Pro" w:hAnsi="Georgia Pro" w:cs="Georgia Pro"/>
-          <w:color w:val="000000" w:themeColor="text1"/>
-        </w:rPr>
-      </w:pPr>
-      <w:r>
-        <w:rPr>
-          <w:rFonts w:ascii="Georgia Pro" w:eastAsia="Georgia Pro" w:hAnsi="Georgia Pro" w:cs="Georgia Pro"/>
-          <w:color w:val="000000" w:themeColor="text1"/>
-        </w:rPr>
-        <w:t xml:space="preserve">    ports:</w:t>
-      </w:r>
+        <w:spacing w:after="0" w:line="276" w:lineRule="auto"/>
+        <w:rPr>
+          <w:rFonts w:ascii="Georgia Pro" w:eastAsia="Georgia Pro" w:hAnsi="Georgia Pro" w:cs="Georgia Pro"/>
+          <w:color w:val="000000" w:themeColor="text1"/>
+        </w:rPr>
+      </w:pPr>
+      <w:r>
+        <w:rPr>
+          <w:rFonts w:ascii="Georgia Pro" w:eastAsia="Georgia Pro" w:hAnsi="Georgia Pro" w:cs="Georgia Pro"/>
+          <w:color w:val="000000" w:themeColor="text1"/>
+        </w:rPr>
+        <w:t xml:space="preserve">      - </w:t>
+      </w:r>
+      <w:proofErr w:type="spellStart"/>
+      <w:r>
+        <w:rPr>
+          <w:rFonts w:ascii="Georgia Pro" w:eastAsia="Georgia Pro" w:hAnsi="Georgia Pro" w:cs="Georgia Pro"/>
+          <w:color w:val="000000" w:themeColor="text1"/>
+        </w:rPr>
+        <w:t>mysql</w:t>
+      </w:r>
+      <w:proofErr w:type="spellEnd"/>
+      <w:r>
+        <w:rPr>
+          <w:rFonts w:ascii="Georgia Pro" w:eastAsia="Georgia Pro" w:hAnsi="Georgia Pro" w:cs="Georgia Pro"/>
+          <w:color w:val="000000" w:themeColor="text1"/>
+        </w:rPr>
+        <w:t>-data:/var/lib/</w:t>
+      </w:r>
+      <w:proofErr w:type="spellStart"/>
+      <w:r>
+        <w:rPr>
+          <w:rFonts w:ascii="Georgia Pro" w:eastAsia="Georgia Pro" w:hAnsi="Georgia Pro" w:cs="Georgia Pro"/>
+          <w:color w:val="000000" w:themeColor="text1"/>
+        </w:rPr>
+        <w:t>mysql</w:t>
+      </w:r>
+      <w:proofErr w:type="spellEnd"/>
     </w:p>
     <w:p>
       <w:pPr>
@@ -6033,18 +6158,18 @@
           <w:right w:val="single" w:sz="4" w:space="4" w:color="auto"/>
         </w:pBdr>
         <w:shd w:val="clear" w:color="auto" w:fill="F2F2F2" w:themeFill="background1" w:themeFillShade="F2"/>
-        <w:spacing w:after="0" w:line="480" w:lineRule="auto"/>
-        <w:rPr>
-          <w:rFonts w:ascii="Georgia Pro" w:eastAsia="Georgia Pro" w:hAnsi="Georgia Pro" w:cs="Georgia Pro"/>
-          <w:color w:val="000000" w:themeColor="text1"/>
-        </w:rPr>
-      </w:pPr>
-      <w:r>
-        <w:rPr>
-          <w:rFonts w:ascii="Georgia Pro" w:eastAsia="Georgia Pro" w:hAnsi="Georgia Pro" w:cs="Georgia Pro"/>
-          <w:color w:val="000000" w:themeColor="text1"/>
-        </w:rPr>
-        <w:t xml:space="preserve">      - "3306:3306"</w:t>
+        <w:spacing w:after="0" w:line="276" w:lineRule="auto"/>
+        <w:rPr>
+          <w:rFonts w:ascii="Georgia Pro" w:eastAsia="Georgia Pro" w:hAnsi="Georgia Pro" w:cs="Georgia Pro"/>
+          <w:color w:val="000000" w:themeColor="text1"/>
+        </w:rPr>
+      </w:pPr>
+      <w:r>
+        <w:rPr>
+          <w:rFonts w:ascii="Georgia Pro" w:eastAsia="Georgia Pro" w:hAnsi="Georgia Pro" w:cs="Georgia Pro"/>
+          <w:color w:val="000000" w:themeColor="text1"/>
+        </w:rPr>
+        <w:t>volumes:</w:t>
       </w:r>
     </w:p>
     <w:p>
@@ -6056,12 +6181,159 @@
           <w:right w:val="single" w:sz="4" w:space="4" w:color="auto"/>
         </w:pBdr>
         <w:shd w:val="clear" w:color="auto" w:fill="F2F2F2" w:themeFill="background1" w:themeFillShade="F2"/>
-        <w:spacing w:after="0" w:line="480" w:lineRule="auto"/>
-        <w:rPr>
-          <w:rFonts w:ascii="Georgia Pro" w:eastAsia="Georgia Pro" w:hAnsi="Georgia Pro" w:cs="Georgia Pro"/>
-          <w:color w:val="000000" w:themeColor="text1"/>
-        </w:rPr>
-      </w:pPr>
+        <w:spacing w:after="0" w:line="276" w:lineRule="auto"/>
+        <w:rPr>
+          <w:rFonts w:ascii="Georgia Pro" w:eastAsia="Georgia Pro" w:hAnsi="Georgia Pro" w:cs="Georgia Pro"/>
+          <w:color w:val="000000" w:themeColor="text1"/>
+        </w:rPr>
+      </w:pPr>
+      <w:r>
+        <w:rPr>
+          <w:rFonts w:ascii="Georgia Pro" w:eastAsia="Georgia Pro" w:hAnsi="Georgia Pro" w:cs="Georgia Pro"/>
+          <w:color w:val="000000" w:themeColor="text1"/>
+        </w:rPr>
+        <w:t xml:space="preserve">  </w:t>
+      </w:r>
+      <w:proofErr w:type="spellStart"/>
+      <w:r>
+        <w:rPr>
+          <w:rFonts w:ascii="Georgia Pro" w:eastAsia="Georgia Pro" w:hAnsi="Georgia Pro" w:cs="Georgia Pro"/>
+          <w:color w:val="000000" w:themeColor="text1"/>
+        </w:rPr>
+        <w:t>mysql</w:t>
+      </w:r>
+      <w:proofErr w:type="spellEnd"/>
+      <w:r>
+        <w:rPr>
+          <w:rFonts w:ascii="Georgia Pro" w:eastAsia="Georgia Pro" w:hAnsi="Georgia Pro" w:cs="Georgia Pro"/>
+          <w:color w:val="000000" w:themeColor="text1"/>
+        </w:rPr>
+        <w:t>-data:</w:t>
+      </w:r>
+    </w:p>
+    <w:p>
+      <w:pPr>
+        <w:spacing w:after="0" w:line="480" w:lineRule="auto"/>
+        <w:rPr>
+          <w:rFonts w:ascii="Georgia Pro" w:eastAsia="Georgia Pro" w:hAnsi="Georgia Pro" w:cs="Georgia Pro"/>
+          <w:color w:val="000000" w:themeColor="text1"/>
+        </w:rPr>
+      </w:pPr>
+    </w:p>
+    <w:p>
+      <w:pPr>
+        <w:spacing w:after="0" w:line="480" w:lineRule="auto"/>
+        <w:rPr>
+          <w:rFonts w:ascii="Georgia Pro" w:eastAsia="Georgia Pro" w:hAnsi="Georgia Pro" w:cs="Georgia Pro"/>
+          <w:color w:val="000000" w:themeColor="text1"/>
+        </w:rPr>
+      </w:pPr>
+      <w:r>
+        <w:rPr>
+          <w:rFonts w:ascii="Georgia Pro" w:eastAsia="Georgia Pro" w:hAnsi="Georgia Pro" w:cs="Georgia Pro"/>
+          <w:color w:val="000000" w:themeColor="text1"/>
+        </w:rPr>
+        <w:lastRenderedPageBreak/>
+        <w:t>Save and exit:</w:t>
+      </w:r>
+    </w:p>
+    <w:p>
+      <w:pPr>
+        <w:numPr>
+          <w:ilvl w:val="0"/>
+          <w:numId w:val="33"/>
+        </w:numPr>
+        <w:spacing w:after="0" w:line="480" w:lineRule="auto"/>
+        <w:rPr>
+          <w:rFonts w:ascii="Georgia Pro" w:eastAsia="Georgia Pro" w:hAnsi="Georgia Pro" w:cs="Georgia Pro"/>
+          <w:color w:val="000000" w:themeColor="text1"/>
+        </w:rPr>
+      </w:pPr>
+      <w:r>
+        <w:rPr>
+          <w:rFonts w:ascii="Georgia Pro" w:eastAsia="Georgia Pro" w:hAnsi="Georgia Pro" w:cs="Georgia Pro"/>
+          <w:color w:val="000000" w:themeColor="text1"/>
+        </w:rPr>
+        <w:t xml:space="preserve">Press CTRL + X </w:t>
+      </w:r>
+    </w:p>
+    <w:p>
+      <w:pPr>
+        <w:numPr>
+          <w:ilvl w:val="0"/>
+          <w:numId w:val="33"/>
+        </w:numPr>
+        <w:spacing w:after="0" w:line="480" w:lineRule="auto"/>
+        <w:rPr>
+          <w:rFonts w:ascii="Georgia Pro" w:eastAsia="Georgia Pro" w:hAnsi="Georgia Pro" w:cs="Georgia Pro"/>
+          <w:color w:val="000000" w:themeColor="text1"/>
+        </w:rPr>
+      </w:pPr>
+      <w:r>
+        <w:rPr>
+          <w:rFonts w:ascii="Georgia Pro" w:eastAsia="Georgia Pro" w:hAnsi="Georgia Pro" w:cs="Georgia Pro"/>
+          <w:color w:val="000000" w:themeColor="text1"/>
+        </w:rPr>
+        <w:t xml:space="preserve">Press Y </w:t>
+      </w:r>
+    </w:p>
+    <w:p>
+      <w:pPr>
+        <w:numPr>
+          <w:ilvl w:val="0"/>
+          <w:numId w:val="33"/>
+        </w:numPr>
+        <w:spacing w:after="0" w:line="480" w:lineRule="auto"/>
+        <w:rPr>
+          <w:rFonts w:ascii="Georgia Pro" w:eastAsia="Georgia Pro" w:hAnsi="Georgia Pro" w:cs="Georgia Pro"/>
+          <w:color w:val="000000" w:themeColor="text1"/>
+        </w:rPr>
+      </w:pPr>
+      <w:r>
+        <w:rPr>
+          <w:rFonts w:ascii="Georgia Pro" w:eastAsia="Georgia Pro" w:hAnsi="Georgia Pro" w:cs="Georgia Pro"/>
+          <w:color w:val="000000" w:themeColor="text1"/>
+        </w:rPr>
+        <w:t xml:space="preserve">Press ENTER </w:t>
+      </w:r>
+    </w:p>
+    <w:p>
+      <w:pPr>
+        <w:spacing w:after="0" w:line="480" w:lineRule="auto"/>
+        <w:rPr>
+          <w:rFonts w:ascii="Georgia Pro" w:eastAsia="Georgia Pro" w:hAnsi="Georgia Pro" w:cs="Georgia Pro"/>
+          <w:color w:val="000000" w:themeColor="text1"/>
+        </w:rPr>
+      </w:pPr>
+      <w:r>
+        <w:rPr>
+          <w:rFonts w:ascii="Georgia Pro" w:eastAsia="Georgia Pro" w:hAnsi="Georgia Pro" w:cs="Georgia Pro"/>
+          <w:color w:val="000000" w:themeColor="text1"/>
+        </w:rPr>
+        <w:pict w14:anchorId="035F72D5">
+          <v:rect id="_x0000_i1043" style="width:0;height:1.5pt" o:hralign="center" o:hrstd="t" o:hr="t" fillcolor="#a0a0a0" stroked="f"/>
+        </w:pict>
+      </w:r>
+    </w:p>
+    <w:p>
+      <w:pPr>
+        <w:spacing w:after="0" w:line="480" w:lineRule="auto"/>
+        <w:rPr>
+          <w:rFonts w:ascii="Georgia Pro" w:eastAsia="Georgia Pro" w:hAnsi="Georgia Pro" w:cs="Georgia Pro"/>
+          <w:b/>
+          <w:bCs/>
+          <w:color w:val="000000" w:themeColor="text1"/>
+        </w:rPr>
+      </w:pPr>
+      <w:r>
+        <w:rPr>
+          <w:rFonts w:ascii="Georgia Pro" w:eastAsia="Georgia Pro" w:hAnsi="Georgia Pro" w:cs="Georgia Pro"/>
+          <w:b/>
+          <w:bCs/>
+          <w:color w:val="000000" w:themeColor="text1"/>
+        </w:rPr>
+        <w:t>Step 18: Remove Old Containers and Volumes</w:t>
+      </w:r>
     </w:p>
     <w:p>
       <w:pPr>
@@ -6083,7 +6355,66 @@
           <w:rFonts w:ascii="Georgia Pro" w:eastAsia="Georgia Pro" w:hAnsi="Georgia Pro" w:cs="Georgia Pro"/>
           <w:color w:val="000000" w:themeColor="text1"/>
         </w:rPr>
-        <w:t xml:space="preserve">    volumes:</w:t>
+        <w:t>d</w:t>
+      </w:r>
+      <w:r>
+        <w:rPr>
+          <w:rFonts w:ascii="Georgia Pro" w:eastAsia="Georgia Pro" w:hAnsi="Georgia Pro" w:cs="Georgia Pro"/>
+          <w:color w:val="000000" w:themeColor="text1"/>
+        </w:rPr>
+        <w:t>ocker</w:t>
+      </w:r>
+      <w:r>
+        <w:rPr>
+          <w:rFonts w:ascii="Georgia Pro" w:eastAsia="Georgia Pro" w:hAnsi="Georgia Pro" w:cs="Georgia Pro"/>
+          <w:color w:val="000000" w:themeColor="text1"/>
+        </w:rPr>
+        <w:t>-</w:t>
+      </w:r>
+      <w:r>
+        <w:rPr>
+          <w:rFonts w:ascii="Georgia Pro" w:eastAsia="Georgia Pro" w:hAnsi="Georgia Pro" w:cs="Georgia Pro"/>
+          <w:color w:val="000000" w:themeColor="text1"/>
+        </w:rPr>
+        <w:t>compose down -v</w:t>
+      </w:r>
+    </w:p>
+    <w:p>
+      <w:pPr>
+        <w:spacing w:after="0" w:line="480" w:lineRule="auto"/>
+        <w:rPr>
+          <w:rFonts w:ascii="Georgia Pro" w:eastAsia="Georgia Pro" w:hAnsi="Georgia Pro" w:cs="Georgia Pro"/>
+          <w:color w:val="000000" w:themeColor="text1"/>
+        </w:rPr>
+      </w:pPr>
+      <w:r>
+        <w:rPr>
+          <w:rFonts w:ascii="Georgia Pro" w:eastAsia="Georgia Pro" w:hAnsi="Georgia Pro" w:cs="Georgia Pro"/>
+          <w:color w:val="000000" w:themeColor="text1"/>
+        </w:rPr>
+        <w:pict w14:anchorId="7FC50D32">
+          <v:rect id="_x0000_i1044" style="width:0;height:1.5pt" o:hralign="center" o:hrstd="t" o:hr="t" fillcolor="#a0a0a0" stroked="f"/>
+        </w:pict>
+      </w:r>
+    </w:p>
+    <w:p>
+      <w:pPr>
+        <w:spacing w:after="0" w:line="480" w:lineRule="auto"/>
+        <w:rPr>
+          <w:rFonts w:ascii="Georgia Pro" w:eastAsia="Georgia Pro" w:hAnsi="Georgia Pro" w:cs="Georgia Pro"/>
+          <w:b/>
+          <w:bCs/>
+          <w:color w:val="000000" w:themeColor="text1"/>
+        </w:rPr>
+      </w:pPr>
+      <w:r>
+        <w:rPr>
+          <w:rFonts w:ascii="Georgia Pro" w:eastAsia="Georgia Pro" w:hAnsi="Georgia Pro" w:cs="Georgia Pro"/>
+          <w:b/>
+          <w:bCs/>
+          <w:color w:val="000000" w:themeColor="text1"/>
+        </w:rPr>
+        <w:t>Step 19: Start Multi-Tier Application</w:t>
       </w:r>
     </w:p>
     <w:p>
@@ -6106,7 +6437,82 @@
           <w:rFonts w:ascii="Georgia Pro" w:eastAsia="Georgia Pro" w:hAnsi="Georgia Pro" w:cs="Georgia Pro"/>
           <w:color w:val="000000" w:themeColor="text1"/>
         </w:rPr>
-        <w:t xml:space="preserve">      - </w:t>
+        <w:t>d</w:t>
+      </w:r>
+      <w:r>
+        <w:rPr>
+          <w:rFonts w:ascii="Georgia Pro" w:eastAsia="Georgia Pro" w:hAnsi="Georgia Pro" w:cs="Georgia Pro"/>
+          <w:color w:val="000000" w:themeColor="text1"/>
+        </w:rPr>
+        <w:t>ocker</w:t>
+      </w:r>
+      <w:r>
+        <w:rPr>
+          <w:rFonts w:ascii="Georgia Pro" w:eastAsia="Georgia Pro" w:hAnsi="Georgia Pro" w:cs="Georgia Pro"/>
+          <w:color w:val="000000" w:themeColor="text1"/>
+        </w:rPr>
+        <w:t>-</w:t>
+      </w:r>
+      <w:r>
+        <w:rPr>
+          <w:rFonts w:ascii="Georgia Pro" w:eastAsia="Georgia Pro" w:hAnsi="Georgia Pro" w:cs="Georgia Pro"/>
+          <w:color w:val="000000" w:themeColor="text1"/>
+        </w:rPr>
+        <w:t>compose up -d</w:t>
+      </w:r>
+    </w:p>
+    <w:p>
+      <w:pPr>
+        <w:spacing w:after="0" w:line="480" w:lineRule="auto"/>
+        <w:rPr>
+          <w:rFonts w:ascii="Georgia Pro" w:eastAsia="Georgia Pro" w:hAnsi="Georgia Pro" w:cs="Georgia Pro"/>
+          <w:color w:val="000000" w:themeColor="text1"/>
+        </w:rPr>
+      </w:pPr>
+      <w:r>
+        <w:rPr>
+          <w:rFonts w:ascii="Georgia Pro" w:eastAsia="Georgia Pro" w:hAnsi="Georgia Pro" w:cs="Georgia Pro"/>
+          <w:color w:val="000000" w:themeColor="text1"/>
+        </w:rPr>
+        <w:pict w14:anchorId="459843BB">
+          <v:rect id="_x0000_i1045" style="width:0;height:1.5pt" o:hralign="center" o:hrstd="t" o:hr="t" fillcolor="#a0a0a0" stroked="f"/>
+        </w:pict>
+      </w:r>
+    </w:p>
+    <w:p>
+      <w:pPr>
+        <w:spacing w:after="0" w:line="480" w:lineRule="auto"/>
+        <w:rPr>
+          <w:rFonts w:ascii="Georgia Pro" w:eastAsia="Georgia Pro" w:hAnsi="Georgia Pro" w:cs="Georgia Pro"/>
+          <w:b/>
+          <w:bCs/>
+          <w:color w:val="000000" w:themeColor="text1"/>
+        </w:rPr>
+      </w:pPr>
+      <w:r>
+        <w:rPr>
+          <w:rFonts w:ascii="Georgia Pro" w:eastAsia="Georgia Pro" w:hAnsi="Georgia Pro" w:cs="Georgia Pro"/>
+          <w:b/>
+          <w:bCs/>
+          <w:color w:val="000000" w:themeColor="text1"/>
+        </w:rPr>
+        <w:t>Step 20: Verify Running Containers</w:t>
+      </w:r>
+    </w:p>
+    <w:p>
+      <w:pPr>
+        <w:spacing w:after="0" w:line="480" w:lineRule="auto"/>
+        <w:rPr>
+          <w:rFonts w:ascii="Georgia Pro" w:eastAsia="Georgia Pro" w:hAnsi="Georgia Pro" w:cs="Georgia Pro"/>
+          <w:color w:val="000000" w:themeColor="text1"/>
+        </w:rPr>
+      </w:pPr>
+      <w:r>
+        <w:rPr>
+          <w:rFonts w:ascii="Georgia Pro" w:eastAsia="Georgia Pro" w:hAnsi="Georgia Pro" w:cs="Georgia Pro"/>
+          <w:color w:val="000000" w:themeColor="text1"/>
+        </w:rPr>
+        <w:t xml:space="preserve">docker </w:t>
       </w:r>
       <w:proofErr w:type="spellStart"/>
       <w:r>
@@ -6114,25 +6520,125 @@
           <w:rFonts w:ascii="Georgia Pro" w:eastAsia="Georgia Pro" w:hAnsi="Georgia Pro" w:cs="Georgia Pro"/>
           <w:color w:val="000000" w:themeColor="text1"/>
         </w:rPr>
-        <w:t>mysql</w:t>
+        <w:t>ps</w:t>
       </w:r>
       <w:proofErr w:type="spellEnd"/>
-      <w:r>
-        <w:rPr>
-          <w:rFonts w:ascii="Georgia Pro" w:eastAsia="Georgia Pro" w:hAnsi="Georgia Pro" w:cs="Georgia Pro"/>
-          <w:color w:val="000000" w:themeColor="text1"/>
-        </w:rPr>
-        <w:t>-data:/var/lib/</w:t>
-      </w:r>
+    </w:p>
+    <w:p>
+      <w:pPr>
+        <w:spacing w:after="0" w:line="480" w:lineRule="auto"/>
+        <w:rPr>
+          <w:rFonts w:ascii="Georgia Pro" w:eastAsia="Georgia Pro" w:hAnsi="Georgia Pro" w:cs="Georgia Pro"/>
+          <w:color w:val="000000" w:themeColor="text1"/>
+        </w:rPr>
+      </w:pPr>
+      <w:r>
+        <w:rPr>
+          <w:rFonts w:ascii="Georgia Pro" w:eastAsia="Georgia Pro" w:hAnsi="Georgia Pro" w:cs="Georgia Pro"/>
+          <w:color w:val="000000" w:themeColor="text1"/>
+        </w:rPr>
+        <w:t>Expected containers:</w:t>
+      </w:r>
+    </w:p>
+    <w:p>
+      <w:pPr>
+        <w:numPr>
+          <w:ilvl w:val="0"/>
+          <w:numId w:val="34"/>
+        </w:numPr>
+        <w:spacing w:after="0" w:line="480" w:lineRule="auto"/>
+        <w:rPr>
+          <w:rFonts w:ascii="Georgia Pro" w:eastAsia="Georgia Pro" w:hAnsi="Georgia Pro" w:cs="Georgia Pro"/>
+          <w:color w:val="000000" w:themeColor="text1"/>
+        </w:rPr>
+      </w:pPr>
+      <w:r>
+        <w:rPr>
+          <w:rFonts w:ascii="Georgia Pro" w:eastAsia="Georgia Pro" w:hAnsi="Georgia Pro" w:cs="Georgia Pro"/>
+          <w:color w:val="000000" w:themeColor="text1"/>
+        </w:rPr>
+        <w:t xml:space="preserve">frontend </w:t>
+      </w:r>
+    </w:p>
+    <w:p>
+      <w:pPr>
+        <w:numPr>
+          <w:ilvl w:val="0"/>
+          <w:numId w:val="34"/>
+        </w:numPr>
+        <w:spacing w:after="0" w:line="480" w:lineRule="auto"/>
+        <w:rPr>
+          <w:rFonts w:ascii="Georgia Pro" w:eastAsia="Georgia Pro" w:hAnsi="Georgia Pro" w:cs="Georgia Pro"/>
+          <w:color w:val="000000" w:themeColor="text1"/>
+        </w:rPr>
+      </w:pPr>
+      <w:r>
+        <w:rPr>
+          <w:rFonts w:ascii="Georgia Pro" w:eastAsia="Georgia Pro" w:hAnsi="Georgia Pro" w:cs="Georgia Pro"/>
+          <w:color w:val="000000" w:themeColor="text1"/>
+        </w:rPr>
+        <w:t xml:space="preserve">backend </w:t>
+      </w:r>
+    </w:p>
+    <w:p>
+      <w:pPr>
+        <w:numPr>
+          <w:ilvl w:val="0"/>
+          <w:numId w:val="34"/>
+        </w:numPr>
+        <w:spacing w:after="0" w:line="480" w:lineRule="auto"/>
+        <w:rPr>
+          <w:rFonts w:ascii="Georgia Pro" w:eastAsia="Georgia Pro" w:hAnsi="Georgia Pro" w:cs="Georgia Pro"/>
+          <w:color w:val="000000" w:themeColor="text1"/>
+        </w:rPr>
+      </w:pPr>
       <w:proofErr w:type="spellStart"/>
       <w:r>
         <w:rPr>
           <w:rFonts w:ascii="Georgia Pro" w:eastAsia="Georgia Pro" w:hAnsi="Georgia Pro" w:cs="Georgia Pro"/>
           <w:color w:val="000000" w:themeColor="text1"/>
         </w:rPr>
-        <w:t>mysql</w:t>
+        <w:t>mysql-db</w:t>
       </w:r>
       <w:proofErr w:type="spellEnd"/>
+    </w:p>
+    <w:p>
+      <w:pPr>
+        <w:spacing w:after="0" w:line="480" w:lineRule="auto"/>
+        <w:rPr>
+          <w:rFonts w:ascii="Georgia Pro" w:eastAsia="Georgia Pro" w:hAnsi="Georgia Pro" w:cs="Georgia Pro"/>
+          <w:color w:val="000000" w:themeColor="text1"/>
+        </w:rPr>
+      </w:pPr>
+      <w:r>
+        <w:rPr>
+          <w:rFonts w:ascii="Georgia Pro" w:eastAsia="Georgia Pro" w:hAnsi="Georgia Pro" w:cs="Georgia Pro"/>
+          <w:color w:val="000000" w:themeColor="text1"/>
+        </w:rPr>
+        <w:pict w14:anchorId="7ECA5CE0">
+          <v:rect id="_x0000_i1046" style="width:0;height:1.5pt" o:hralign="center" o:hrstd="t" o:hr="t" fillcolor="#a0a0a0" stroked="f"/>
+        </w:pict>
+      </w:r>
+    </w:p>
+    <w:p>
+      <w:pPr>
+        <w:spacing w:after="0" w:line="480" w:lineRule="auto"/>
+        <w:rPr>
+          <w:rFonts w:ascii="Georgia Pro" w:eastAsia="Georgia Pro" w:hAnsi="Georgia Pro" w:cs="Georgia Pro"/>
+          <w:b/>
+          <w:bCs/>
+          <w:color w:val="000000" w:themeColor="text1"/>
+        </w:rPr>
+      </w:pPr>
+      <w:r>
+        <w:rPr>
+          <w:rFonts w:ascii="Georgia Pro" w:eastAsia="Georgia Pro" w:hAnsi="Georgia Pro" w:cs="Georgia Pro"/>
+          <w:b/>
+          <w:bCs/>
+          <w:color w:val="000000" w:themeColor="text1"/>
+        </w:rPr>
+        <w:t>Step 20: Verify Running Containers</w:t>
+      </w:r>
     </w:p>
     <w:p>
       <w:pPr>
@@ -6149,6 +6655,166 @@
           <w:color w:val="000000" w:themeColor="text1"/>
         </w:rPr>
       </w:pPr>
+      <w:r>
+        <w:rPr>
+          <w:rFonts w:ascii="Georgia Pro" w:eastAsia="Georgia Pro" w:hAnsi="Georgia Pro" w:cs="Georgia Pro"/>
+          <w:color w:val="000000" w:themeColor="text1"/>
+        </w:rPr>
+        <w:t xml:space="preserve">docker </w:t>
+      </w:r>
+      <w:proofErr w:type="spellStart"/>
+      <w:r>
+        <w:rPr>
+          <w:rFonts w:ascii="Georgia Pro" w:eastAsia="Georgia Pro" w:hAnsi="Georgia Pro" w:cs="Georgia Pro"/>
+          <w:color w:val="000000" w:themeColor="text1"/>
+        </w:rPr>
+        <w:t>ps</w:t>
+      </w:r>
+      <w:proofErr w:type="spellEnd"/>
+    </w:p>
+    <w:p>
+      <w:pPr>
+        <w:spacing w:after="0" w:line="480" w:lineRule="auto"/>
+        <w:rPr>
+          <w:rFonts w:ascii="Georgia Pro" w:eastAsia="Georgia Pro" w:hAnsi="Georgia Pro" w:cs="Georgia Pro"/>
+          <w:color w:val="000000" w:themeColor="text1"/>
+        </w:rPr>
+      </w:pPr>
+    </w:p>
+    <w:p>
+      <w:pPr>
+        <w:spacing w:after="0" w:line="480" w:lineRule="auto"/>
+        <w:rPr>
+          <w:rFonts w:ascii="Georgia Pro" w:eastAsia="Georgia Pro" w:hAnsi="Georgia Pro" w:cs="Georgia Pro"/>
+          <w:color w:val="000000" w:themeColor="text1"/>
+        </w:rPr>
+      </w:pPr>
+      <w:r>
+        <w:rPr>
+          <w:rFonts w:ascii="Georgia Pro" w:eastAsia="Georgia Pro" w:hAnsi="Georgia Pro" w:cs="Georgia Pro"/>
+          <w:color w:val="000000" w:themeColor="text1"/>
+        </w:rPr>
+        <w:t>Expected:</w:t>
+      </w:r>
+    </w:p>
+    <w:p>
+      <w:pPr>
+        <w:numPr>
+          <w:ilvl w:val="0"/>
+          <w:numId w:val="32"/>
+        </w:numPr>
+        <w:spacing w:after="0" w:line="480" w:lineRule="auto"/>
+        <w:rPr>
+          <w:rFonts w:ascii="Georgia Pro" w:eastAsia="Georgia Pro" w:hAnsi="Georgia Pro" w:cs="Georgia Pro"/>
+          <w:color w:val="000000" w:themeColor="text1"/>
+        </w:rPr>
+      </w:pPr>
+      <w:r>
+        <w:rPr>
+          <w:rFonts w:ascii="Georgia Pro" w:eastAsia="Georgia Pro" w:hAnsi="Georgia Pro" w:cs="Georgia Pro"/>
+          <w:color w:val="000000" w:themeColor="text1"/>
+        </w:rPr>
+        <w:t xml:space="preserve">frontend container </w:t>
+      </w:r>
+    </w:p>
+    <w:p>
+      <w:pPr>
+        <w:numPr>
+          <w:ilvl w:val="0"/>
+          <w:numId w:val="32"/>
+        </w:numPr>
+        <w:spacing w:after="0" w:line="480" w:lineRule="auto"/>
+        <w:rPr>
+          <w:rFonts w:ascii="Georgia Pro" w:eastAsia="Georgia Pro" w:hAnsi="Georgia Pro" w:cs="Georgia Pro"/>
+          <w:color w:val="000000" w:themeColor="text1"/>
+        </w:rPr>
+      </w:pPr>
+      <w:r>
+        <w:rPr>
+          <w:rFonts w:ascii="Georgia Pro" w:eastAsia="Georgia Pro" w:hAnsi="Georgia Pro" w:cs="Georgia Pro"/>
+          <w:color w:val="000000" w:themeColor="text1"/>
+        </w:rPr>
+        <w:t xml:space="preserve">backend container </w:t>
+      </w:r>
+    </w:p>
+    <w:p>
+      <w:pPr>
+        <w:numPr>
+          <w:ilvl w:val="0"/>
+          <w:numId w:val="32"/>
+        </w:numPr>
+        <w:spacing w:after="0" w:line="480" w:lineRule="auto"/>
+        <w:rPr>
+          <w:rFonts w:ascii="Georgia Pro" w:eastAsia="Georgia Pro" w:hAnsi="Georgia Pro" w:cs="Georgia Pro"/>
+          <w:color w:val="000000" w:themeColor="text1"/>
+        </w:rPr>
+      </w:pPr>
+      <w:proofErr w:type="spellStart"/>
+      <w:r>
+        <w:rPr>
+          <w:rFonts w:ascii="Georgia Pro" w:eastAsia="Georgia Pro" w:hAnsi="Georgia Pro" w:cs="Georgia Pro"/>
+          <w:color w:val="000000" w:themeColor="text1"/>
+        </w:rPr>
+        <w:t>mysql-db</w:t>
+      </w:r>
+      <w:proofErr w:type="spellEnd"/>
+      <w:r>
+        <w:rPr>
+          <w:rFonts w:ascii="Georgia Pro" w:eastAsia="Georgia Pro" w:hAnsi="Georgia Pro" w:cs="Georgia Pro"/>
+          <w:color w:val="000000" w:themeColor="text1"/>
+        </w:rPr>
+        <w:t xml:space="preserve"> container </w:t>
+      </w:r>
+    </w:p>
+    <w:p>
+      <w:pPr>
+        <w:spacing w:after="0" w:line="480" w:lineRule="auto"/>
+        <w:rPr>
+          <w:rFonts w:ascii="Georgia Pro" w:eastAsia="Georgia Pro" w:hAnsi="Georgia Pro" w:cs="Georgia Pro"/>
+          <w:color w:val="000000" w:themeColor="text1"/>
+        </w:rPr>
+      </w:pPr>
+      <w:r>
+        <w:rPr>
+          <w:rFonts w:ascii="Georgia Pro" w:eastAsia="Georgia Pro" w:hAnsi="Georgia Pro" w:cs="Georgia Pro"/>
+          <w:color w:val="000000" w:themeColor="text1"/>
+        </w:rPr>
+        <w:pict w14:anchorId="3459EA19">
+          <v:rect id="_x0000_i1047" style="width:0;height:1.5pt" o:hralign="center" o:hrstd="t" o:hr="t" fillcolor="#a0a0a0" stroked="f"/>
+        </w:pict>
+      </w:r>
+    </w:p>
+    <w:p>
+      <w:pPr>
+        <w:spacing w:after="0" w:line="480" w:lineRule="auto"/>
+        <w:rPr>
+          <w:rFonts w:ascii="Georgia Pro" w:eastAsia="Georgia Pro" w:hAnsi="Georgia Pro" w:cs="Georgia Pro"/>
+          <w:b/>
+          <w:bCs/>
+          <w:color w:val="000000" w:themeColor="text1"/>
+        </w:rPr>
+      </w:pPr>
+    </w:p>
+    <w:p>
+      <w:pPr>
+        <w:spacing w:after="0" w:line="480" w:lineRule="auto"/>
+        <w:rPr>
+          <w:rFonts w:ascii="Georgia Pro" w:eastAsia="Georgia Pro" w:hAnsi="Georgia Pro" w:cs="Georgia Pro"/>
+          <w:b/>
+          <w:bCs/>
+          <w:color w:val="000000" w:themeColor="text1"/>
+        </w:rPr>
+      </w:pPr>
+      <w:r>
+        <w:rPr>
+          <w:rFonts w:ascii="Georgia Pro" w:eastAsia="Georgia Pro" w:hAnsi="Georgia Pro" w:cs="Georgia Pro"/>
+          <w:b/>
+          <w:bCs/>
+          <w:color w:val="000000" w:themeColor="text1"/>
+        </w:rPr>
+        <w:lastRenderedPageBreak/>
+        <w:t>Step 1: Open MySQL Container Shell</w:t>
+      </w:r>
     </w:p>
     <w:p>
       <w:pPr>
@@ -6170,7 +6836,61 @@
           <w:rFonts w:ascii="Georgia Pro" w:eastAsia="Georgia Pro" w:hAnsi="Georgia Pro" w:cs="Georgia Pro"/>
           <w:color w:val="000000" w:themeColor="text1"/>
         </w:rPr>
-        <w:t>volumes:</w:t>
+        <w:t xml:space="preserve">docker exec -it </w:t>
+      </w:r>
+      <w:proofErr w:type="spellStart"/>
+      <w:r>
+        <w:rPr>
+          <w:rFonts w:ascii="Georgia Pro" w:eastAsia="Georgia Pro" w:hAnsi="Georgia Pro" w:cs="Georgia Pro"/>
+          <w:color w:val="000000" w:themeColor="text1"/>
+        </w:rPr>
+        <w:t>mysql-db</w:t>
+      </w:r>
+      <w:proofErr w:type="spellEnd"/>
+      <w:r>
+        <w:rPr>
+          <w:rFonts w:ascii="Georgia Pro" w:eastAsia="Georgia Pro" w:hAnsi="Georgia Pro" w:cs="Georgia Pro"/>
+          <w:color w:val="000000" w:themeColor="text1"/>
+        </w:rPr>
+        <w:t xml:space="preserve"> bash</w:t>
+      </w:r>
+    </w:p>
+    <w:p>
+      <w:pPr>
+        <w:spacing w:after="0" w:line="480" w:lineRule="auto"/>
+        <w:rPr>
+          <w:rFonts w:ascii="Georgia Pro" w:eastAsia="Georgia Pro" w:hAnsi="Georgia Pro" w:cs="Georgia Pro"/>
+          <w:color w:val="000000" w:themeColor="text1"/>
+        </w:rPr>
+      </w:pPr>
+      <w:r>
+        <w:rPr>
+          <w:rFonts w:ascii="Georgia Pro" w:eastAsia="Georgia Pro" w:hAnsi="Georgia Pro" w:cs="Georgia Pro"/>
+          <w:color w:val="000000" w:themeColor="text1"/>
+        </w:rPr>
+        <w:pict w14:anchorId="68C358F9">
+          <v:rect id="_x0000_i1048" style="width:0;height:1.5pt" o:hralign="center" o:hrstd="t" o:hr="t" fillcolor="#a0a0a0" stroked="f"/>
+        </w:pict>
+      </w:r>
+    </w:p>
+    <w:p>
+      <w:pPr>
+        <w:spacing w:after="0" w:line="480" w:lineRule="auto"/>
+        <w:rPr>
+          <w:rFonts w:ascii="Georgia Pro" w:eastAsia="Georgia Pro" w:hAnsi="Georgia Pro" w:cs="Georgia Pro"/>
+          <w:b/>
+          <w:bCs/>
+          <w:color w:val="000000" w:themeColor="text1"/>
+        </w:rPr>
+      </w:pPr>
+      <w:r>
+        <w:rPr>
+          <w:rFonts w:ascii="Georgia Pro" w:eastAsia="Georgia Pro" w:hAnsi="Georgia Pro" w:cs="Georgia Pro"/>
+          <w:b/>
+          <w:bCs/>
+          <w:color w:val="000000" w:themeColor="text1"/>
+        </w:rPr>
+        <w:t>Step 2: Login to MySQL</w:t>
       </w:r>
     </w:p>
     <w:p>
@@ -6188,13 +6908,6 @@
           <w:color w:val="000000" w:themeColor="text1"/>
         </w:rPr>
       </w:pPr>
-      <w:r>
-        <w:rPr>
-          <w:rFonts w:ascii="Georgia Pro" w:eastAsia="Georgia Pro" w:hAnsi="Georgia Pro" w:cs="Georgia Pro"/>
-          <w:color w:val="000000" w:themeColor="text1"/>
-        </w:rPr>
-        <w:t xml:space="preserve">  </w:t>
-      </w:r>
       <w:proofErr w:type="spellStart"/>
       <w:r>
         <w:rPr>
@@ -6209,130 +6922,32 @@
           <w:rFonts w:ascii="Georgia Pro" w:eastAsia="Georgia Pro" w:hAnsi="Georgia Pro" w:cs="Georgia Pro"/>
           <w:color w:val="000000" w:themeColor="text1"/>
         </w:rPr>
-        <w:t>-data:</w:t>
-      </w:r>
-    </w:p>
-    <w:p>
-      <w:pPr>
-        <w:spacing w:after="0" w:line="480" w:lineRule="auto"/>
-        <w:rPr>
-          <w:rFonts w:ascii="Georgia Pro" w:eastAsia="Georgia Pro" w:hAnsi="Georgia Pro" w:cs="Georgia Pro"/>
-          <w:color w:val="000000" w:themeColor="text1"/>
-        </w:rPr>
-      </w:pPr>
-    </w:p>
-    <w:p>
-      <w:pPr>
-        <w:spacing w:after="0" w:line="480" w:lineRule="auto"/>
-        <w:rPr>
-          <w:rFonts w:ascii="Georgia Pro" w:eastAsia="Georgia Pro" w:hAnsi="Georgia Pro" w:cs="Georgia Pro"/>
-          <w:color w:val="000000" w:themeColor="text1"/>
-        </w:rPr>
-      </w:pPr>
-      <w:r>
-        <w:rPr>
-          <w:rFonts w:ascii="Georgia Pro" w:eastAsia="Georgia Pro" w:hAnsi="Georgia Pro" w:cs="Georgia Pro"/>
-          <w:color w:val="000000" w:themeColor="text1"/>
-        </w:rPr>
-        <w:t>Save and exit:</w:t>
-      </w:r>
-    </w:p>
-    <w:p>
-      <w:pPr>
-        <w:numPr>
-          <w:ilvl w:val="0"/>
-          <w:numId w:val="33"/>
-        </w:numPr>
-        <w:spacing w:after="0" w:line="480" w:lineRule="auto"/>
-        <w:rPr>
-          <w:rFonts w:ascii="Georgia Pro" w:eastAsia="Georgia Pro" w:hAnsi="Georgia Pro" w:cs="Georgia Pro"/>
-          <w:color w:val="000000" w:themeColor="text1"/>
-        </w:rPr>
-      </w:pPr>
-      <w:r>
-        <w:rPr>
-          <w:rFonts w:ascii="Georgia Pro" w:eastAsia="Georgia Pro" w:hAnsi="Georgia Pro" w:cs="Georgia Pro"/>
-          <w:color w:val="000000" w:themeColor="text1"/>
-        </w:rPr>
-        <w:t xml:space="preserve">Press CTRL + X </w:t>
-      </w:r>
-    </w:p>
-    <w:p>
-      <w:pPr>
-        <w:numPr>
-          <w:ilvl w:val="0"/>
-          <w:numId w:val="33"/>
-        </w:numPr>
-        <w:spacing w:after="0" w:line="480" w:lineRule="auto"/>
-        <w:rPr>
-          <w:rFonts w:ascii="Georgia Pro" w:eastAsia="Georgia Pro" w:hAnsi="Georgia Pro" w:cs="Georgia Pro"/>
-          <w:color w:val="000000" w:themeColor="text1"/>
-        </w:rPr>
-      </w:pPr>
-      <w:r>
-        <w:rPr>
-          <w:rFonts w:ascii="Georgia Pro" w:eastAsia="Georgia Pro" w:hAnsi="Georgia Pro" w:cs="Georgia Pro"/>
-          <w:color w:val="000000" w:themeColor="text1"/>
-        </w:rPr>
-        <w:t xml:space="preserve">Press Y </w:t>
-      </w:r>
-    </w:p>
-    <w:p>
-      <w:pPr>
-        <w:numPr>
-          <w:ilvl w:val="0"/>
-          <w:numId w:val="33"/>
-        </w:numPr>
-        <w:spacing w:after="0" w:line="480" w:lineRule="auto"/>
-        <w:rPr>
-          <w:rFonts w:ascii="Georgia Pro" w:eastAsia="Georgia Pro" w:hAnsi="Georgia Pro" w:cs="Georgia Pro"/>
-          <w:color w:val="000000" w:themeColor="text1"/>
-        </w:rPr>
-      </w:pPr>
-      <w:r>
-        <w:rPr>
-          <w:rFonts w:ascii="Georgia Pro" w:eastAsia="Georgia Pro" w:hAnsi="Georgia Pro" w:cs="Georgia Pro"/>
-          <w:color w:val="000000" w:themeColor="text1"/>
-        </w:rPr>
-        <w:t xml:space="preserve">Press ENTER </w:t>
-      </w:r>
-    </w:p>
-    <w:p>
-      <w:pPr>
-        <w:spacing w:after="0" w:line="480" w:lineRule="auto"/>
-        <w:rPr>
-          <w:rFonts w:ascii="Georgia Pro" w:eastAsia="Georgia Pro" w:hAnsi="Georgia Pro" w:cs="Georgia Pro"/>
-          <w:color w:val="000000" w:themeColor="text1"/>
-        </w:rPr>
-      </w:pPr>
-      <w:r>
-        <w:rPr>
-          <w:rFonts w:ascii="Georgia Pro" w:eastAsia="Georgia Pro" w:hAnsi="Georgia Pro" w:cs="Georgia Pro"/>
-          <w:color w:val="000000" w:themeColor="text1"/>
-        </w:rPr>
-        <w:pict w14:anchorId="035F72D5">
-          <v:rect id="_x0000_i1077" style="width:0;height:1.5pt" o:hralign="center" o:hrstd="t" o:hr="t" fillcolor="#a0a0a0" stroked="f"/>
-        </w:pict>
-      </w:r>
-    </w:p>
-    <w:p>
-      <w:pPr>
-        <w:spacing w:after="0" w:line="480" w:lineRule="auto"/>
-        <w:rPr>
-          <w:rFonts w:ascii="Georgia Pro" w:eastAsia="Georgia Pro" w:hAnsi="Georgia Pro" w:cs="Georgia Pro"/>
-          <w:b/>
-          <w:bCs/>
-          <w:color w:val="000000" w:themeColor="text1"/>
-        </w:rPr>
-      </w:pPr>
-      <w:r>
-        <w:rPr>
-          <w:rFonts w:ascii="Georgia Pro" w:eastAsia="Georgia Pro" w:hAnsi="Georgia Pro" w:cs="Georgia Pro"/>
-          <w:b/>
-          <w:bCs/>
-          <w:color w:val="000000" w:themeColor="text1"/>
-        </w:rPr>
-        <w:t>Step 18: Remove Old Containers and Volumes</w:t>
+        <w:t xml:space="preserve"> -u root -p</w:t>
+      </w:r>
+    </w:p>
+    <w:p>
+      <w:pPr>
+        <w:spacing w:after="0" w:line="480" w:lineRule="auto"/>
+        <w:rPr>
+          <w:rFonts w:ascii="Georgia Pro" w:eastAsia="Georgia Pro" w:hAnsi="Georgia Pro" w:cs="Georgia Pro"/>
+          <w:color w:val="000000" w:themeColor="text1"/>
+        </w:rPr>
+      </w:pPr>
+    </w:p>
+    <w:p>
+      <w:pPr>
+        <w:spacing w:after="0" w:line="480" w:lineRule="auto"/>
+        <w:rPr>
+          <w:rFonts w:ascii="Georgia Pro" w:eastAsia="Georgia Pro" w:hAnsi="Georgia Pro" w:cs="Georgia Pro"/>
+          <w:color w:val="000000" w:themeColor="text1"/>
+        </w:rPr>
+      </w:pPr>
+      <w:r>
+        <w:rPr>
+          <w:rFonts w:ascii="Georgia Pro" w:eastAsia="Georgia Pro" w:hAnsi="Georgia Pro" w:cs="Georgia Pro"/>
+          <w:color w:val="000000" w:themeColor="text1"/>
+        </w:rPr>
+        <w:t>Enter password:</w:t>
       </w:r>
     </w:p>
     <w:p>
@@ -6355,45 +6970,24 @@
           <w:rFonts w:ascii="Georgia Pro" w:eastAsia="Georgia Pro" w:hAnsi="Georgia Pro" w:cs="Georgia Pro"/>
           <w:color w:val="000000" w:themeColor="text1"/>
         </w:rPr>
-        <w:t>d</w:t>
-      </w:r>
-      <w:r>
-        <w:rPr>
-          <w:rFonts w:ascii="Georgia Pro" w:eastAsia="Georgia Pro" w:hAnsi="Georgia Pro" w:cs="Georgia Pro"/>
-          <w:color w:val="000000" w:themeColor="text1"/>
-        </w:rPr>
-        <w:t>ocker</w:t>
-      </w:r>
-      <w:r>
-        <w:rPr>
-          <w:rFonts w:ascii="Georgia Pro" w:eastAsia="Georgia Pro" w:hAnsi="Georgia Pro" w:cs="Georgia Pro"/>
-          <w:color w:val="000000" w:themeColor="text1"/>
-        </w:rPr>
-        <w:t>-</w:t>
-      </w:r>
-      <w:r>
-        <w:rPr>
-          <w:rFonts w:ascii="Georgia Pro" w:eastAsia="Georgia Pro" w:hAnsi="Georgia Pro" w:cs="Georgia Pro"/>
-          <w:color w:val="000000" w:themeColor="text1"/>
-        </w:rPr>
-        <w:t>compose down -v</w:t>
-      </w:r>
-    </w:p>
-    <w:p>
-      <w:pPr>
-        <w:spacing w:after="0" w:line="480" w:lineRule="auto"/>
-        <w:rPr>
-          <w:rFonts w:ascii="Georgia Pro" w:eastAsia="Georgia Pro" w:hAnsi="Georgia Pro" w:cs="Georgia Pro"/>
-          <w:color w:val="000000" w:themeColor="text1"/>
-        </w:rPr>
-      </w:pPr>
-      <w:r>
-        <w:rPr>
-          <w:rFonts w:ascii="Georgia Pro" w:eastAsia="Georgia Pro" w:hAnsi="Georgia Pro" w:cs="Georgia Pro"/>
-          <w:color w:val="000000" w:themeColor="text1"/>
-        </w:rPr>
-        <w:pict w14:anchorId="7FC50D32">
-          <v:rect id="_x0000_i1078" style="width:0;height:1.5pt" o:hralign="center" o:hrstd="t" o:hr="t" fillcolor="#a0a0a0" stroked="f"/>
+        <w:t>password123</w:t>
+      </w:r>
+    </w:p>
+    <w:p>
+      <w:pPr>
+        <w:spacing w:after="0" w:line="480" w:lineRule="auto"/>
+        <w:rPr>
+          <w:rFonts w:ascii="Georgia Pro" w:eastAsia="Georgia Pro" w:hAnsi="Georgia Pro" w:cs="Georgia Pro"/>
+          <w:color w:val="000000" w:themeColor="text1"/>
+        </w:rPr>
+      </w:pPr>
+      <w:r>
+        <w:rPr>
+          <w:rFonts w:ascii="Georgia Pro" w:eastAsia="Georgia Pro" w:hAnsi="Georgia Pro" w:cs="Georgia Pro"/>
+          <w:color w:val="000000" w:themeColor="text1"/>
+        </w:rPr>
+        <w:pict w14:anchorId="2939322F">
+          <v:rect id="_x0000_i1049" style="width:0;height:1.5pt" o:hralign="center" o:hrstd="t" o:hr="t" fillcolor="#a0a0a0" stroked="f"/>
         </w:pict>
       </w:r>
     </w:p>
@@ -6414,7 +7008,7 @@
           <w:bCs/>
           <w:color w:val="000000" w:themeColor="text1"/>
         </w:rPr>
-        <w:t>Step 19: Start Multi-Tier Application</w:t>
+        <w:t>Step 3: Select Database</w:t>
       </w:r>
     </w:p>
     <w:p>
@@ -6437,45 +7031,40 @@
           <w:rFonts w:ascii="Georgia Pro" w:eastAsia="Georgia Pro" w:hAnsi="Georgia Pro" w:cs="Georgia Pro"/>
           <w:color w:val="000000" w:themeColor="text1"/>
         </w:rPr>
-        <w:t>d</w:t>
-      </w:r>
-      <w:r>
-        <w:rPr>
-          <w:rFonts w:ascii="Georgia Pro" w:eastAsia="Georgia Pro" w:hAnsi="Georgia Pro" w:cs="Georgia Pro"/>
-          <w:color w:val="000000" w:themeColor="text1"/>
-        </w:rPr>
-        <w:t>ocker</w:t>
-      </w:r>
-      <w:r>
-        <w:rPr>
-          <w:rFonts w:ascii="Georgia Pro" w:eastAsia="Georgia Pro" w:hAnsi="Georgia Pro" w:cs="Georgia Pro"/>
-          <w:color w:val="000000" w:themeColor="text1"/>
-        </w:rPr>
-        <w:t>-</w:t>
-      </w:r>
-      <w:r>
-        <w:rPr>
-          <w:rFonts w:ascii="Georgia Pro" w:eastAsia="Georgia Pro" w:hAnsi="Georgia Pro" w:cs="Georgia Pro"/>
-          <w:color w:val="000000" w:themeColor="text1"/>
-        </w:rPr>
-        <w:t>compose up -d</w:t>
-      </w:r>
-    </w:p>
-    <w:p>
-      <w:pPr>
-        <w:spacing w:after="0" w:line="480" w:lineRule="auto"/>
-        <w:rPr>
-          <w:rFonts w:ascii="Georgia Pro" w:eastAsia="Georgia Pro" w:hAnsi="Georgia Pro" w:cs="Georgia Pro"/>
-          <w:color w:val="000000" w:themeColor="text1"/>
-        </w:rPr>
-      </w:pPr>
-      <w:r>
-        <w:rPr>
-          <w:rFonts w:ascii="Georgia Pro" w:eastAsia="Georgia Pro" w:hAnsi="Georgia Pro" w:cs="Georgia Pro"/>
-          <w:color w:val="000000" w:themeColor="text1"/>
-        </w:rPr>
-        <w:pict w14:anchorId="459843BB">
-          <v:rect id="_x0000_i1079" style="width:0;height:1.5pt" o:hralign="center" o:hrstd="t" o:hr="t" fillcolor="#a0a0a0" stroked="f"/>
+        <w:t xml:space="preserve">USE </w:t>
+      </w:r>
+      <w:proofErr w:type="spellStart"/>
+      <w:r>
+        <w:rPr>
+          <w:rFonts w:ascii="Georgia Pro" w:eastAsia="Georgia Pro" w:hAnsi="Georgia Pro" w:cs="Georgia Pro"/>
+          <w:color w:val="000000" w:themeColor="text1"/>
+        </w:rPr>
+        <w:t>salesdb</w:t>
+      </w:r>
+      <w:proofErr w:type="spellEnd"/>
+      <w:r>
+        <w:rPr>
+          <w:rFonts w:ascii="Georgia Pro" w:eastAsia="Georgia Pro" w:hAnsi="Georgia Pro" w:cs="Georgia Pro"/>
+          <w:color w:val="000000" w:themeColor="text1"/>
+        </w:rPr>
+        <w:t>;</w:t>
+      </w:r>
+    </w:p>
+    <w:p>
+      <w:pPr>
+        <w:spacing w:after="0" w:line="480" w:lineRule="auto"/>
+        <w:rPr>
+          <w:rFonts w:ascii="Georgia Pro" w:eastAsia="Georgia Pro" w:hAnsi="Georgia Pro" w:cs="Georgia Pro"/>
+          <w:color w:val="000000" w:themeColor="text1"/>
+        </w:rPr>
+      </w:pPr>
+      <w:r>
+        <w:rPr>
+          <w:rFonts w:ascii="Georgia Pro" w:eastAsia="Georgia Pro" w:hAnsi="Georgia Pro" w:cs="Georgia Pro"/>
+          <w:color w:val="000000" w:themeColor="text1"/>
+        </w:rPr>
+        <w:pict w14:anchorId="1246F3DE">
+          <v:rect id="_x0000_i1050" style="width:0;height:1.5pt" o:hralign="center" o:hrstd="t" o:hr="t" fillcolor="#a0a0a0" stroked="f"/>
         </w:pict>
       </w:r>
     </w:p>
@@ -6489,138 +7078,25 @@
           <w:color w:val="000000" w:themeColor="text1"/>
         </w:rPr>
       </w:pPr>
-      <w:r>
+    </w:p>
+    <w:p>
+      <w:pPr>
+        <w:spacing w:after="0" w:line="480" w:lineRule="auto"/>
         <w:rPr>
           <w:rFonts w:ascii="Georgia Pro" w:eastAsia="Georgia Pro" w:hAnsi="Georgia Pro" w:cs="Georgia Pro"/>
           <w:b/>
           <w:bCs/>
           <w:color w:val="000000" w:themeColor="text1"/>
         </w:rPr>
-        <w:t>Step 20: Verify Running Containers</w:t>
-      </w:r>
-    </w:p>
-    <w:p>
-      <w:pPr>
-        <w:spacing w:after="0" w:line="480" w:lineRule="auto"/>
-        <w:rPr>
-          <w:rFonts w:ascii="Georgia Pro" w:eastAsia="Georgia Pro" w:hAnsi="Georgia Pro" w:cs="Georgia Pro"/>
-          <w:color w:val="000000" w:themeColor="text1"/>
-        </w:rPr>
-      </w:pPr>
-      <w:r>
-        <w:rPr>
-          <w:rFonts w:ascii="Georgia Pro" w:eastAsia="Georgia Pro" w:hAnsi="Georgia Pro" w:cs="Georgia Pro"/>
-          <w:color w:val="000000" w:themeColor="text1"/>
-        </w:rPr>
-        <w:t xml:space="preserve">docker </w:t>
-      </w:r>
-      <w:proofErr w:type="spellStart"/>
-      <w:r>
-        <w:rPr>
-          <w:rFonts w:ascii="Georgia Pro" w:eastAsia="Georgia Pro" w:hAnsi="Georgia Pro" w:cs="Georgia Pro"/>
-          <w:color w:val="000000" w:themeColor="text1"/>
-        </w:rPr>
-        <w:t>ps</w:t>
-      </w:r>
-      <w:proofErr w:type="spellEnd"/>
-    </w:p>
-    <w:p>
-      <w:pPr>
-        <w:spacing w:after="0" w:line="480" w:lineRule="auto"/>
-        <w:rPr>
-          <w:rFonts w:ascii="Georgia Pro" w:eastAsia="Georgia Pro" w:hAnsi="Georgia Pro" w:cs="Georgia Pro"/>
-          <w:color w:val="000000" w:themeColor="text1"/>
-        </w:rPr>
-      </w:pPr>
-      <w:r>
-        <w:rPr>
-          <w:rFonts w:ascii="Georgia Pro" w:eastAsia="Georgia Pro" w:hAnsi="Georgia Pro" w:cs="Georgia Pro"/>
-          <w:color w:val="000000" w:themeColor="text1"/>
-        </w:rPr>
-        <w:t>Expected containers:</w:t>
-      </w:r>
-    </w:p>
-    <w:p>
-      <w:pPr>
-        <w:numPr>
-          <w:ilvl w:val="0"/>
-          <w:numId w:val="34"/>
-        </w:numPr>
-        <w:spacing w:after="0" w:line="480" w:lineRule="auto"/>
-        <w:rPr>
-          <w:rFonts w:ascii="Georgia Pro" w:eastAsia="Georgia Pro" w:hAnsi="Georgia Pro" w:cs="Georgia Pro"/>
-          <w:color w:val="000000" w:themeColor="text1"/>
-        </w:rPr>
-      </w:pPr>
-      <w:r>
-        <w:rPr>
-          <w:rFonts w:ascii="Georgia Pro" w:eastAsia="Georgia Pro" w:hAnsi="Georgia Pro" w:cs="Georgia Pro"/>
-          <w:color w:val="000000" w:themeColor="text1"/>
-        </w:rPr>
-        <w:t xml:space="preserve">frontend </w:t>
-      </w:r>
-    </w:p>
-    <w:p>
-      <w:pPr>
-        <w:numPr>
-          <w:ilvl w:val="0"/>
-          <w:numId w:val="34"/>
-        </w:numPr>
-        <w:spacing w:after="0" w:line="480" w:lineRule="auto"/>
-        <w:rPr>
-          <w:rFonts w:ascii="Georgia Pro" w:eastAsia="Georgia Pro" w:hAnsi="Georgia Pro" w:cs="Georgia Pro"/>
-          <w:color w:val="000000" w:themeColor="text1"/>
-        </w:rPr>
-      </w:pPr>
-      <w:r>
-        <w:rPr>
-          <w:rFonts w:ascii="Georgia Pro" w:eastAsia="Georgia Pro" w:hAnsi="Georgia Pro" w:cs="Georgia Pro"/>
-          <w:color w:val="000000" w:themeColor="text1"/>
-        </w:rPr>
-        <w:t xml:space="preserve">backend </w:t>
-      </w:r>
-    </w:p>
-    <w:p>
-      <w:pPr>
-        <w:numPr>
-          <w:ilvl w:val="0"/>
-          <w:numId w:val="34"/>
-        </w:numPr>
-        <w:spacing w:after="0" w:line="480" w:lineRule="auto"/>
-        <w:rPr>
-          <w:rFonts w:ascii="Georgia Pro" w:eastAsia="Georgia Pro" w:hAnsi="Georgia Pro" w:cs="Georgia Pro"/>
-          <w:color w:val="000000" w:themeColor="text1"/>
-        </w:rPr>
-      </w:pPr>
-      <w:proofErr w:type="spellStart"/>
-      <w:r>
-        <w:rPr>
-          <w:rFonts w:ascii="Georgia Pro" w:eastAsia="Georgia Pro" w:hAnsi="Georgia Pro" w:cs="Georgia Pro"/>
-          <w:color w:val="000000" w:themeColor="text1"/>
-        </w:rPr>
-        <w:t>mysql-db</w:t>
-      </w:r>
-      <w:proofErr w:type="spellEnd"/>
-    </w:p>
-    <w:p>
-      <w:pPr>
-        <w:spacing w:after="0" w:line="480" w:lineRule="auto"/>
+      </w:pPr>
+      <w:r>
         <w:rPr>
           <w:rFonts w:ascii="Georgia Pro" w:eastAsia="Georgia Pro" w:hAnsi="Georgia Pro" w:cs="Georgia Pro"/>
           <w:b/>
           <w:bCs/>
           <w:color w:val="000000" w:themeColor="text1"/>
         </w:rPr>
-      </w:pPr>
-      <w:r>
-        <w:rPr>
-          <w:rFonts w:ascii="Georgia Pro" w:eastAsia="Georgia Pro" w:hAnsi="Georgia Pro" w:cs="Georgia Pro"/>
-          <w:b/>
-          <w:bCs/>
-          <w:color w:val="000000" w:themeColor="text1"/>
-        </w:rPr>
-        <w:lastRenderedPageBreak/>
-        <w:t>Step 19: Start Multi-Tier Application</w:t>
+        <w:t>Step 4: Create Table</w:t>
       </w:r>
     </w:p>
     <w:p>
@@ -6643,30 +7119,93 @@
           <w:rFonts w:ascii="Georgia Pro" w:eastAsia="Georgia Pro" w:hAnsi="Georgia Pro" w:cs="Georgia Pro"/>
           <w:color w:val="000000" w:themeColor="text1"/>
         </w:rPr>
-        <w:t>docker-compose up -d</w:t>
-      </w:r>
-    </w:p>
-    <w:p>
-      <w:pPr>
-        <w:spacing w:after="0" w:line="480" w:lineRule="auto"/>
-        <w:rPr>
-          <w:rFonts w:ascii="Georgia Pro" w:eastAsia="Georgia Pro" w:hAnsi="Georgia Pro" w:cs="Georgia Pro"/>
-          <w:color w:val="000000" w:themeColor="text1"/>
-        </w:rPr>
-      </w:pPr>
-      <w:r>
-        <w:rPr>
-          <w:rFonts w:ascii="Georgia Pro" w:eastAsia="Georgia Pro" w:hAnsi="Georgia Pro" w:cs="Georgia Pro"/>
-          <w:color w:val="000000" w:themeColor="text1"/>
-        </w:rPr>
-        <w:pict w14:anchorId="7ECA5CE0">
-          <v:rect id="_x0000_i1047" style="width:0;height:1.5pt" o:hralign="center" o:hrstd="t" o:hr="t" fillcolor="#a0a0a0" stroked="f"/>
+        <w:t>CREATE TABLE customers (</w:t>
+      </w:r>
+      <w:r>
+        <w:rPr>
+          <w:rFonts w:ascii="Georgia Pro" w:eastAsia="Georgia Pro" w:hAnsi="Georgia Pro" w:cs="Georgia Pro"/>
+          <w:color w:val="000000" w:themeColor="text1"/>
+        </w:rPr>
+        <w:br/>
+        <w:t xml:space="preserve">    id INT PRIMARY KEY,</w:t>
+      </w:r>
+      <w:r>
+        <w:rPr>
+          <w:rFonts w:ascii="Georgia Pro" w:eastAsia="Georgia Pro" w:hAnsi="Georgia Pro" w:cs="Georgia Pro"/>
+          <w:color w:val="000000" w:themeColor="text1"/>
+        </w:rPr>
+        <w:br/>
+        <w:t xml:space="preserve">    name </w:t>
+      </w:r>
+      <w:proofErr w:type="gramStart"/>
+      <w:r>
+        <w:rPr>
+          <w:rFonts w:ascii="Georgia Pro" w:eastAsia="Georgia Pro" w:hAnsi="Georgia Pro" w:cs="Georgia Pro"/>
+          <w:color w:val="000000" w:themeColor="text1"/>
+        </w:rPr>
+        <w:t>VARCHAR(</w:t>
+      </w:r>
+      <w:proofErr w:type="gramEnd"/>
+      <w:r>
+        <w:rPr>
+          <w:rFonts w:ascii="Georgia Pro" w:eastAsia="Georgia Pro" w:hAnsi="Georgia Pro" w:cs="Georgia Pro"/>
+          <w:color w:val="000000" w:themeColor="text1"/>
+        </w:rPr>
+        <w:t>50),</w:t>
+      </w:r>
+      <w:r>
+        <w:rPr>
+          <w:rFonts w:ascii="Georgia Pro" w:eastAsia="Georgia Pro" w:hAnsi="Georgia Pro" w:cs="Georgia Pro"/>
+          <w:color w:val="000000" w:themeColor="text1"/>
+        </w:rPr>
+        <w:br/>
+        <w:t xml:space="preserve">    city </w:t>
+      </w:r>
+      <w:proofErr w:type="gramStart"/>
+      <w:r>
+        <w:rPr>
+          <w:rFonts w:ascii="Georgia Pro" w:eastAsia="Georgia Pro" w:hAnsi="Georgia Pro" w:cs="Georgia Pro"/>
+          <w:color w:val="000000" w:themeColor="text1"/>
+        </w:rPr>
+        <w:t>VARCHAR(</w:t>
+      </w:r>
+      <w:proofErr w:type="gramEnd"/>
+      <w:r>
+        <w:rPr>
+          <w:rFonts w:ascii="Georgia Pro" w:eastAsia="Georgia Pro" w:hAnsi="Georgia Pro" w:cs="Georgia Pro"/>
+          <w:color w:val="000000" w:themeColor="text1"/>
+        </w:rPr>
+        <w:t>50)</w:t>
+      </w:r>
+      <w:r>
+        <w:rPr>
+          <w:rFonts w:ascii="Georgia Pro" w:eastAsia="Georgia Pro" w:hAnsi="Georgia Pro" w:cs="Georgia Pro"/>
+          <w:color w:val="000000" w:themeColor="text1"/>
+        </w:rPr>
+        <w:br/>
+        <w:t>);</w:t>
+      </w:r>
+    </w:p>
+    <w:p>
+      <w:pPr>
+        <w:spacing w:after="0" w:line="480" w:lineRule="auto"/>
+        <w:rPr>
+          <w:rFonts w:ascii="Georgia Pro" w:eastAsia="Georgia Pro" w:hAnsi="Georgia Pro" w:cs="Georgia Pro"/>
+          <w:color w:val="000000" w:themeColor="text1"/>
+        </w:rPr>
+      </w:pPr>
+      <w:r>
+        <w:rPr>
+          <w:rFonts w:ascii="Georgia Pro" w:eastAsia="Georgia Pro" w:hAnsi="Georgia Pro" w:cs="Georgia Pro"/>
+          <w:color w:val="000000" w:themeColor="text1"/>
+        </w:rPr>
+        <w:pict w14:anchorId="4706475E">
+          <v:rect id="_x0000_i1051" style="width:0;height:1.5pt" o:hralign="center" o:hrstd="t" o:hr="t" fillcolor="#a0a0a0" stroked="f"/>
         </w:pict>
       </w:r>
     </w:p>
     <w:p>
       <w:pPr>
-        <w:spacing w:after="0" w:line="480" w:lineRule="auto"/>
         <w:rPr>
           <w:rFonts w:ascii="Georgia Pro" w:eastAsia="Georgia Pro" w:hAnsi="Georgia Pro" w:cs="Georgia Pro"/>
           <w:b/>
@@ -6681,7 +7220,91 @@
           <w:bCs/>
           <w:color w:val="000000" w:themeColor="text1"/>
         </w:rPr>
-        <w:t>Step 20: Verify Running Containers</w:t>
+        <w:br w:type="page"/>
+      </w:r>
+    </w:p>
+    <w:p>
+      <w:pPr>
+        <w:spacing w:after="0" w:line="480" w:lineRule="auto"/>
+        <w:rPr>
+          <w:rFonts w:ascii="Georgia Pro" w:eastAsia="Georgia Pro" w:hAnsi="Georgia Pro" w:cs="Georgia Pro"/>
+          <w:b/>
+          <w:bCs/>
+          <w:color w:val="000000" w:themeColor="text1"/>
+        </w:rPr>
+      </w:pPr>
+      <w:r>
+        <w:rPr>
+          <w:rFonts w:ascii="Georgia Pro" w:eastAsia="Georgia Pro" w:hAnsi="Georgia Pro" w:cs="Georgia Pro"/>
+          <w:b/>
+          <w:bCs/>
+          <w:color w:val="000000" w:themeColor="text1"/>
+        </w:rPr>
+        <w:lastRenderedPageBreak/>
+        <w:t>Step 5: Insert Records</w:t>
+      </w:r>
+    </w:p>
+    <w:p>
+      <w:pPr>
+        <w:spacing w:after="0" w:line="480" w:lineRule="auto"/>
+        <w:rPr>
+          <w:rFonts w:ascii="Georgia Pro" w:eastAsia="Georgia Pro" w:hAnsi="Georgia Pro" w:cs="Georgia Pro"/>
+          <w:color w:val="000000" w:themeColor="text1"/>
+        </w:rPr>
+      </w:pPr>
+      <w:r>
+        <w:rPr>
+          <w:rFonts w:ascii="Georgia Pro" w:eastAsia="Georgia Pro" w:hAnsi="Georgia Pro" w:cs="Georgia Pro"/>
+          <w:color w:val="000000" w:themeColor="text1"/>
+        </w:rPr>
+        <w:t>IMPORTANT:</w:t>
+      </w:r>
+      <w:r>
+        <w:rPr>
+          <w:rFonts w:ascii="Georgia Pro" w:eastAsia="Georgia Pro" w:hAnsi="Georgia Pro" w:cs="Georgia Pro"/>
+          <w:color w:val="000000" w:themeColor="text1"/>
+        </w:rPr>
+        <w:br/>
+        <w:t xml:space="preserve">Use normal single quotes </w:t>
+      </w:r>
+      <w:proofErr w:type="gramStart"/>
+      <w:r>
+        <w:rPr>
+          <w:rFonts w:ascii="Georgia Pro" w:eastAsia="Georgia Pro" w:hAnsi="Georgia Pro" w:cs="Georgia Pro"/>
+          <w:color w:val="000000" w:themeColor="text1"/>
+        </w:rPr>
+        <w:t>‘</w:t>
+      </w:r>
+      <w:r>
+        <w:rPr>
+          <w:rFonts w:ascii="Georgia Pro" w:eastAsia="Georgia Pro" w:hAnsi="Georgia Pro" w:cs="Georgia Pro"/>
+          <w:color w:val="000000" w:themeColor="text1"/>
+        </w:rPr>
+        <w:t xml:space="preserve"> not</w:t>
+      </w:r>
+      <w:proofErr w:type="gramEnd"/>
+      <w:r>
+        <w:rPr>
+          <w:rFonts w:ascii="Georgia Pro" w:eastAsia="Georgia Pro" w:hAnsi="Georgia Pro" w:cs="Georgia Pro"/>
+          <w:color w:val="000000" w:themeColor="text1"/>
+        </w:rPr>
+        <w:t xml:space="preserve"> smart </w:t>
+      </w:r>
+      <w:proofErr w:type="gramStart"/>
+      <w:r>
+        <w:rPr>
+          <w:rFonts w:ascii="Georgia Pro" w:eastAsia="Georgia Pro" w:hAnsi="Georgia Pro" w:cs="Georgia Pro"/>
+          <w:color w:val="000000" w:themeColor="text1"/>
+        </w:rPr>
+        <w:t>quotes ’</w:t>
+      </w:r>
+      <w:proofErr w:type="gramEnd"/>
+      <w:r>
+        <w:rPr>
+          <w:rFonts w:ascii="Georgia Pro" w:eastAsia="Georgia Pro" w:hAnsi="Georgia Pro" w:cs="Georgia Pro"/>
+          <w:color w:val="000000" w:themeColor="text1"/>
+        </w:rPr>
+        <w:t>.</w:t>
       </w:r>
     </w:p>
     <w:p>
@@ -6704,148 +7327,7 @@
           <w:rFonts w:ascii="Georgia Pro" w:eastAsia="Georgia Pro" w:hAnsi="Georgia Pro" w:cs="Georgia Pro"/>
           <w:color w:val="000000" w:themeColor="text1"/>
         </w:rPr>
-        <w:t xml:space="preserve">docker </w:t>
-      </w:r>
-      <w:proofErr w:type="spellStart"/>
-      <w:r>
-        <w:rPr>
-          <w:rFonts w:ascii="Georgia Pro" w:eastAsia="Georgia Pro" w:hAnsi="Georgia Pro" w:cs="Georgia Pro"/>
-          <w:color w:val="000000" w:themeColor="text1"/>
-        </w:rPr>
-        <w:t>ps</w:t>
-      </w:r>
-      <w:proofErr w:type="spellEnd"/>
-    </w:p>
-    <w:p>
-      <w:pPr>
-        <w:spacing w:after="0" w:line="480" w:lineRule="auto"/>
-        <w:rPr>
-          <w:rFonts w:ascii="Georgia Pro" w:eastAsia="Georgia Pro" w:hAnsi="Georgia Pro" w:cs="Georgia Pro"/>
-          <w:color w:val="000000" w:themeColor="text1"/>
-        </w:rPr>
-      </w:pPr>
-    </w:p>
-    <w:p>
-      <w:pPr>
-        <w:spacing w:after="0" w:line="480" w:lineRule="auto"/>
-        <w:rPr>
-          <w:rFonts w:ascii="Georgia Pro" w:eastAsia="Georgia Pro" w:hAnsi="Georgia Pro" w:cs="Georgia Pro"/>
-          <w:color w:val="000000" w:themeColor="text1"/>
-        </w:rPr>
-      </w:pPr>
-      <w:r>
-        <w:rPr>
-          <w:rFonts w:ascii="Georgia Pro" w:eastAsia="Georgia Pro" w:hAnsi="Georgia Pro" w:cs="Georgia Pro"/>
-          <w:color w:val="000000" w:themeColor="text1"/>
-        </w:rPr>
-        <w:t>Expected:</w:t>
-      </w:r>
-    </w:p>
-    <w:p>
-      <w:pPr>
-        <w:numPr>
-          <w:ilvl w:val="0"/>
-          <w:numId w:val="32"/>
-        </w:numPr>
-        <w:spacing w:after="0" w:line="480" w:lineRule="auto"/>
-        <w:rPr>
-          <w:rFonts w:ascii="Georgia Pro" w:eastAsia="Georgia Pro" w:hAnsi="Georgia Pro" w:cs="Georgia Pro"/>
-          <w:color w:val="000000" w:themeColor="text1"/>
-        </w:rPr>
-      </w:pPr>
-      <w:r>
-        <w:rPr>
-          <w:rFonts w:ascii="Georgia Pro" w:eastAsia="Georgia Pro" w:hAnsi="Georgia Pro" w:cs="Georgia Pro"/>
-          <w:color w:val="000000" w:themeColor="text1"/>
-        </w:rPr>
-        <w:t xml:space="preserve">frontend container </w:t>
-      </w:r>
-    </w:p>
-    <w:p>
-      <w:pPr>
-        <w:numPr>
-          <w:ilvl w:val="0"/>
-          <w:numId w:val="32"/>
-        </w:numPr>
-        <w:spacing w:after="0" w:line="480" w:lineRule="auto"/>
-        <w:rPr>
-          <w:rFonts w:ascii="Georgia Pro" w:eastAsia="Georgia Pro" w:hAnsi="Georgia Pro" w:cs="Georgia Pro"/>
-          <w:color w:val="000000" w:themeColor="text1"/>
-        </w:rPr>
-      </w:pPr>
-      <w:r>
-        <w:rPr>
-          <w:rFonts w:ascii="Georgia Pro" w:eastAsia="Georgia Pro" w:hAnsi="Georgia Pro" w:cs="Georgia Pro"/>
-          <w:color w:val="000000" w:themeColor="text1"/>
-        </w:rPr>
-        <w:t xml:space="preserve">backend container </w:t>
-      </w:r>
-    </w:p>
-    <w:p>
-      <w:pPr>
-        <w:numPr>
-          <w:ilvl w:val="0"/>
-          <w:numId w:val="32"/>
-        </w:numPr>
-        <w:spacing w:after="0" w:line="480" w:lineRule="auto"/>
-        <w:rPr>
-          <w:rFonts w:ascii="Georgia Pro" w:eastAsia="Georgia Pro" w:hAnsi="Georgia Pro" w:cs="Georgia Pro"/>
-          <w:color w:val="000000" w:themeColor="text1"/>
-        </w:rPr>
-      </w:pPr>
-      <w:proofErr w:type="spellStart"/>
-      <w:r>
-        <w:rPr>
-          <w:rFonts w:ascii="Georgia Pro" w:eastAsia="Georgia Pro" w:hAnsi="Georgia Pro" w:cs="Georgia Pro"/>
-          <w:color w:val="000000" w:themeColor="text1"/>
-        </w:rPr>
-        <w:t>mysql-db</w:t>
-      </w:r>
-      <w:proofErr w:type="spellEnd"/>
-      <w:r>
-        <w:rPr>
-          <w:rFonts w:ascii="Georgia Pro" w:eastAsia="Georgia Pro" w:hAnsi="Georgia Pro" w:cs="Georgia Pro"/>
-          <w:color w:val="000000" w:themeColor="text1"/>
-        </w:rPr>
-        <w:t xml:space="preserve"> container </w:t>
-      </w:r>
-    </w:p>
-    <w:p>
-      <w:pPr>
-        <w:spacing w:after="0" w:line="480" w:lineRule="auto"/>
-        <w:rPr>
-          <w:rFonts w:ascii="Georgia Pro" w:eastAsia="Georgia Pro" w:hAnsi="Georgia Pro" w:cs="Georgia Pro"/>
-          <w:color w:val="000000" w:themeColor="text1"/>
-        </w:rPr>
-      </w:pPr>
-      <w:r>
-        <w:rPr>
-          <w:rFonts w:ascii="Georgia Pro" w:eastAsia="Georgia Pro" w:hAnsi="Georgia Pro" w:cs="Georgia Pro"/>
-          <w:color w:val="000000" w:themeColor="text1"/>
-        </w:rPr>
-        <w:pict w14:anchorId="3459EA19">
-          <v:rect id="_x0000_i1048" style="width:0;height:1.5pt" o:hralign="center" o:hrstd="t" o:hr="t" fillcolor="#a0a0a0" stroked="f"/>
-        </w:pict>
-      </w:r>
-    </w:p>
-    <w:p>
-      <w:pPr>
-        <w:spacing w:after="0" w:line="480" w:lineRule="auto"/>
-        <w:rPr>
-          <w:rFonts w:ascii="Georgia Pro" w:eastAsia="Georgia Pro" w:hAnsi="Georgia Pro" w:cs="Georgia Pro"/>
-          <w:b/>
-          <w:bCs/>
-          <w:color w:val="000000" w:themeColor="text1"/>
-        </w:rPr>
-      </w:pPr>
-      <w:r>
-        <w:rPr>
-          <w:rFonts w:ascii="Georgia Pro" w:eastAsia="Georgia Pro" w:hAnsi="Georgia Pro" w:cs="Georgia Pro"/>
-          <w:b/>
-          <w:bCs/>
-          <w:color w:val="000000" w:themeColor="text1"/>
-        </w:rPr>
-        <w:t>Step 1: Open MySQL Container Shell</w:t>
+        <w:t>INSERT INTO customers VALUES</w:t>
       </w:r>
     </w:p>
     <w:p>
@@ -6868,61 +7350,7 @@
           <w:rFonts w:ascii="Georgia Pro" w:eastAsia="Georgia Pro" w:hAnsi="Georgia Pro" w:cs="Georgia Pro"/>
           <w:color w:val="000000" w:themeColor="text1"/>
         </w:rPr>
-        <w:t xml:space="preserve">docker exec -it </w:t>
-      </w:r>
-      <w:proofErr w:type="spellStart"/>
-      <w:r>
-        <w:rPr>
-          <w:rFonts w:ascii="Georgia Pro" w:eastAsia="Georgia Pro" w:hAnsi="Georgia Pro" w:cs="Georgia Pro"/>
-          <w:color w:val="000000" w:themeColor="text1"/>
-        </w:rPr>
-        <w:t>mysql-db</w:t>
-      </w:r>
-      <w:proofErr w:type="spellEnd"/>
-      <w:r>
-        <w:rPr>
-          <w:rFonts w:ascii="Georgia Pro" w:eastAsia="Georgia Pro" w:hAnsi="Georgia Pro" w:cs="Georgia Pro"/>
-          <w:color w:val="000000" w:themeColor="text1"/>
-        </w:rPr>
-        <w:t xml:space="preserve"> bash</w:t>
-      </w:r>
-    </w:p>
-    <w:p>
-      <w:pPr>
-        <w:spacing w:after="0" w:line="480" w:lineRule="auto"/>
-        <w:rPr>
-          <w:rFonts w:ascii="Georgia Pro" w:eastAsia="Georgia Pro" w:hAnsi="Georgia Pro" w:cs="Georgia Pro"/>
-          <w:color w:val="000000" w:themeColor="text1"/>
-        </w:rPr>
-      </w:pPr>
-      <w:r>
-        <w:rPr>
-          <w:rFonts w:ascii="Georgia Pro" w:eastAsia="Georgia Pro" w:hAnsi="Georgia Pro" w:cs="Georgia Pro"/>
-          <w:color w:val="000000" w:themeColor="text1"/>
-        </w:rPr>
-        <w:pict w14:anchorId="68C358F9">
-          <v:rect id="_x0000_i1209" style="width:0;height:1.5pt" o:hralign="center" o:hrstd="t" o:hr="t" fillcolor="#a0a0a0" stroked="f"/>
-        </w:pict>
-      </w:r>
-    </w:p>
-    <w:p>
-      <w:pPr>
-        <w:spacing w:after="0" w:line="480" w:lineRule="auto"/>
-        <w:rPr>
-          <w:rFonts w:ascii="Georgia Pro" w:eastAsia="Georgia Pro" w:hAnsi="Georgia Pro" w:cs="Georgia Pro"/>
-          <w:b/>
-          <w:bCs/>
-          <w:color w:val="000000" w:themeColor="text1"/>
-        </w:rPr>
-      </w:pPr>
-      <w:r>
-        <w:rPr>
-          <w:rFonts w:ascii="Georgia Pro" w:eastAsia="Georgia Pro" w:hAnsi="Georgia Pro" w:cs="Georgia Pro"/>
-          <w:b/>
-          <w:bCs/>
-          <w:color w:val="000000" w:themeColor="text1"/>
-        </w:rPr>
-        <w:t>Step 2: Login to MySQL</w:t>
+        <w:t>(1,'John','New York'),</w:t>
       </w:r>
     </w:p>
     <w:p>
@@ -6940,46 +7368,12 @@
           <w:color w:val="000000" w:themeColor="text1"/>
         </w:rPr>
       </w:pPr>
-      <w:proofErr w:type="spellStart"/>
-      <w:r>
-        <w:rPr>
-          <w:rFonts w:ascii="Georgia Pro" w:eastAsia="Georgia Pro" w:hAnsi="Georgia Pro" w:cs="Georgia Pro"/>
-          <w:color w:val="000000" w:themeColor="text1"/>
-        </w:rPr>
-        <w:t>mysql</w:t>
-      </w:r>
-      <w:proofErr w:type="spellEnd"/>
-      <w:r>
-        <w:rPr>
-          <w:rFonts w:ascii="Georgia Pro" w:eastAsia="Georgia Pro" w:hAnsi="Georgia Pro" w:cs="Georgia Pro"/>
-          <w:color w:val="000000" w:themeColor="text1"/>
-        </w:rPr>
-        <w:t xml:space="preserve"> -u root -p</w:t>
-      </w:r>
-    </w:p>
-    <w:p>
-      <w:pPr>
-        <w:spacing w:after="0" w:line="480" w:lineRule="auto"/>
-        <w:rPr>
-          <w:rFonts w:ascii="Georgia Pro" w:eastAsia="Georgia Pro" w:hAnsi="Georgia Pro" w:cs="Georgia Pro"/>
-          <w:color w:val="000000" w:themeColor="text1"/>
-        </w:rPr>
-      </w:pPr>
-    </w:p>
-    <w:p>
-      <w:pPr>
-        <w:spacing w:after="0" w:line="480" w:lineRule="auto"/>
-        <w:rPr>
-          <w:rFonts w:ascii="Georgia Pro" w:eastAsia="Georgia Pro" w:hAnsi="Georgia Pro" w:cs="Georgia Pro"/>
-          <w:color w:val="000000" w:themeColor="text1"/>
-        </w:rPr>
-      </w:pPr>
-      <w:r>
-        <w:rPr>
-          <w:rFonts w:ascii="Georgia Pro" w:eastAsia="Georgia Pro" w:hAnsi="Georgia Pro" w:cs="Georgia Pro"/>
-          <w:color w:val="000000" w:themeColor="text1"/>
-        </w:rPr>
-        <w:t>Enter password:</w:t>
+      <w:r>
+        <w:rPr>
+          <w:rFonts w:ascii="Georgia Pro" w:eastAsia="Georgia Pro" w:hAnsi="Georgia Pro" w:cs="Georgia Pro"/>
+          <w:color w:val="000000" w:themeColor="text1"/>
+        </w:rPr>
+        <w:t>(2,'Alice','London'),</w:t>
       </w:r>
     </w:p>
     <w:p>
@@ -7002,24 +7396,15 @@
           <w:rFonts w:ascii="Georgia Pro" w:eastAsia="Georgia Pro" w:hAnsi="Georgia Pro" w:cs="Georgia Pro"/>
           <w:color w:val="000000" w:themeColor="text1"/>
         </w:rPr>
-        <w:t>password123</w:t>
-      </w:r>
-    </w:p>
-    <w:p>
-      <w:pPr>
-        <w:spacing w:after="0" w:line="480" w:lineRule="auto"/>
-        <w:rPr>
-          <w:rFonts w:ascii="Georgia Pro" w:eastAsia="Georgia Pro" w:hAnsi="Georgia Pro" w:cs="Georgia Pro"/>
-          <w:color w:val="000000" w:themeColor="text1"/>
-        </w:rPr>
-      </w:pPr>
-      <w:r>
-        <w:rPr>
-          <w:rFonts w:ascii="Georgia Pro" w:eastAsia="Georgia Pro" w:hAnsi="Georgia Pro" w:cs="Georgia Pro"/>
-          <w:color w:val="000000" w:themeColor="text1"/>
-        </w:rPr>
-        <w:pict w14:anchorId="2939322F">
-          <v:rect id="_x0000_i1210" style="width:0;height:1.5pt" o:hralign="center" o:hrstd="t" o:hr="t" fillcolor="#a0a0a0" stroked="f"/>
+        <w:t>(3,'Bob','Delhi');</w:t>
+      </w:r>
+      <w:r>
+        <w:rPr>
+          <w:rFonts w:ascii="Georgia Pro" w:eastAsia="Georgia Pro" w:hAnsi="Georgia Pro" w:cs="Georgia Pro"/>
+          <w:color w:val="000000" w:themeColor="text1"/>
+        </w:rPr>
+        <w:pict w14:anchorId="56ECB212">
+          <v:rect id="_x0000_i1052" style="width:0;height:1.5pt" o:hralign="center" o:hrstd="t" o:hr="t" fillcolor="#a0a0a0" stroked="f"/>
         </w:pict>
       </w:r>
     </w:p>
@@ -7040,7 +7425,7 @@
           <w:bCs/>
           <w:color w:val="000000" w:themeColor="text1"/>
         </w:rPr>
-        <w:t>Step 3: Select Database</w:t>
+        <w:t>Step 6: Verify Data</w:t>
       </w:r>
     </w:p>
     <w:p>
@@ -7063,569 +7448,6 @@
           <w:rFonts w:ascii="Georgia Pro" w:eastAsia="Georgia Pro" w:hAnsi="Georgia Pro" w:cs="Georgia Pro"/>
           <w:color w:val="000000" w:themeColor="text1"/>
         </w:rPr>
-        <w:t xml:space="preserve">USE </w:t>
-      </w:r>
-      <w:proofErr w:type="spellStart"/>
-      <w:r>
-        <w:rPr>
-          <w:rFonts w:ascii="Georgia Pro" w:eastAsia="Georgia Pro" w:hAnsi="Georgia Pro" w:cs="Georgia Pro"/>
-          <w:color w:val="000000" w:themeColor="text1"/>
-        </w:rPr>
-        <w:t>salesdb</w:t>
-      </w:r>
-      <w:proofErr w:type="spellEnd"/>
-      <w:r>
-        <w:rPr>
-          <w:rFonts w:ascii="Georgia Pro" w:eastAsia="Georgia Pro" w:hAnsi="Georgia Pro" w:cs="Georgia Pro"/>
-          <w:color w:val="000000" w:themeColor="text1"/>
-        </w:rPr>
-        <w:t>;</w:t>
-      </w:r>
-    </w:p>
-    <w:p>
-      <w:pPr>
-        <w:spacing w:after="0" w:line="480" w:lineRule="auto"/>
-        <w:rPr>
-          <w:rFonts w:ascii="Georgia Pro" w:eastAsia="Georgia Pro" w:hAnsi="Georgia Pro" w:cs="Georgia Pro"/>
-          <w:color w:val="000000" w:themeColor="text1"/>
-        </w:rPr>
-      </w:pPr>
-      <w:r>
-        <w:rPr>
-          <w:rFonts w:ascii="Georgia Pro" w:eastAsia="Georgia Pro" w:hAnsi="Georgia Pro" w:cs="Georgia Pro"/>
-          <w:color w:val="000000" w:themeColor="text1"/>
-        </w:rPr>
-        <w:pict w14:anchorId="1246F3DE">
-          <v:rect id="_x0000_i1211" style="width:0;height:1.5pt" o:hralign="center" o:hrstd="t" o:hr="t" fillcolor="#a0a0a0" stroked="f"/>
-        </w:pict>
-      </w:r>
-    </w:p>
-    <w:p>
-      <w:pPr>
-        <w:spacing w:after="0" w:line="480" w:lineRule="auto"/>
-        <w:rPr>
-          <w:rFonts w:ascii="Georgia Pro" w:eastAsia="Georgia Pro" w:hAnsi="Georgia Pro" w:cs="Georgia Pro"/>
-          <w:b/>
-          <w:bCs/>
-          <w:color w:val="000000" w:themeColor="text1"/>
-        </w:rPr>
-      </w:pPr>
-    </w:p>
-    <w:p>
-      <w:pPr>
-        <w:spacing w:after="0" w:line="480" w:lineRule="auto"/>
-        <w:rPr>
-          <w:rFonts w:ascii="Georgia Pro" w:eastAsia="Georgia Pro" w:hAnsi="Georgia Pro" w:cs="Georgia Pro"/>
-          <w:b/>
-          <w:bCs/>
-          <w:color w:val="000000" w:themeColor="text1"/>
-        </w:rPr>
-      </w:pPr>
-    </w:p>
-    <w:p>
-      <w:pPr>
-        <w:spacing w:after="0" w:line="480" w:lineRule="auto"/>
-        <w:rPr>
-          <w:rFonts w:ascii="Georgia Pro" w:eastAsia="Georgia Pro" w:hAnsi="Georgia Pro" w:cs="Georgia Pro"/>
-          <w:b/>
-          <w:bCs/>
-          <w:color w:val="000000" w:themeColor="text1"/>
-        </w:rPr>
-      </w:pPr>
-    </w:p>
-    <w:p>
-      <w:pPr>
-        <w:spacing w:after="0" w:line="480" w:lineRule="auto"/>
-        <w:rPr>
-          <w:rFonts w:ascii="Georgia Pro" w:eastAsia="Georgia Pro" w:hAnsi="Georgia Pro" w:cs="Georgia Pro"/>
-          <w:b/>
-          <w:bCs/>
-          <w:color w:val="000000" w:themeColor="text1"/>
-        </w:rPr>
-      </w:pPr>
-    </w:p>
-    <w:p>
-      <w:pPr>
-        <w:spacing w:after="0" w:line="480" w:lineRule="auto"/>
-        <w:rPr>
-          <w:rFonts w:ascii="Georgia Pro" w:eastAsia="Georgia Pro" w:hAnsi="Georgia Pro" w:cs="Georgia Pro"/>
-          <w:b/>
-          <w:bCs/>
-          <w:color w:val="000000" w:themeColor="text1"/>
-        </w:rPr>
-      </w:pPr>
-      <w:r>
-        <w:rPr>
-          <w:rFonts w:ascii="Georgia Pro" w:eastAsia="Georgia Pro" w:hAnsi="Georgia Pro" w:cs="Georgia Pro"/>
-          <w:b/>
-          <w:bCs/>
-          <w:color w:val="000000" w:themeColor="text1"/>
-        </w:rPr>
-        <w:lastRenderedPageBreak/>
-        <w:t>Step 4: Create Table</w:t>
-      </w:r>
-    </w:p>
-    <w:p>
-      <w:pPr>
-        <w:pBdr>
-          <w:top w:val="single" w:sz="4" w:space="1" w:color="auto"/>
-          <w:left w:val="single" w:sz="4" w:space="4" w:color="auto"/>
-          <w:bottom w:val="single" w:sz="4" w:space="1" w:color="auto"/>
-          <w:right w:val="single" w:sz="4" w:space="4" w:color="auto"/>
-        </w:pBdr>
-        <w:shd w:val="clear" w:color="auto" w:fill="F2F2F2" w:themeFill="background1" w:themeFillShade="F2"/>
-        <w:spacing w:after="0" w:line="480" w:lineRule="auto"/>
-        <w:rPr>
-          <w:rFonts w:ascii="Georgia Pro" w:eastAsia="Georgia Pro" w:hAnsi="Georgia Pro" w:cs="Georgia Pro"/>
-          <w:color w:val="000000" w:themeColor="text1"/>
-        </w:rPr>
-      </w:pPr>
-      <w:r>
-        <w:rPr>
-          <w:rFonts w:ascii="Georgia Pro" w:eastAsia="Georgia Pro" w:hAnsi="Georgia Pro" w:cs="Georgia Pro"/>
-          <w:color w:val="000000" w:themeColor="text1"/>
-        </w:rPr>
-        <w:t>CREATE TABLE customers (</w:t>
-      </w:r>
-      <w:r>
-        <w:rPr>
-          <w:rFonts w:ascii="Georgia Pro" w:eastAsia="Georgia Pro" w:hAnsi="Georgia Pro" w:cs="Georgia Pro"/>
-          <w:color w:val="000000" w:themeColor="text1"/>
-        </w:rPr>
-        <w:br/>
-        <w:t xml:space="preserve">    id INT PRIMARY KEY,</w:t>
-      </w:r>
-      <w:r>
-        <w:rPr>
-          <w:rFonts w:ascii="Georgia Pro" w:eastAsia="Georgia Pro" w:hAnsi="Georgia Pro" w:cs="Georgia Pro"/>
-          <w:color w:val="000000" w:themeColor="text1"/>
-        </w:rPr>
-        <w:br/>
-        <w:t xml:space="preserve">    name </w:t>
-      </w:r>
-      <w:proofErr w:type="gramStart"/>
-      <w:r>
-        <w:rPr>
-          <w:rFonts w:ascii="Georgia Pro" w:eastAsia="Georgia Pro" w:hAnsi="Georgia Pro" w:cs="Georgia Pro"/>
-          <w:color w:val="000000" w:themeColor="text1"/>
-        </w:rPr>
-        <w:t>VARCHAR(</w:t>
-      </w:r>
-      <w:proofErr w:type="gramEnd"/>
-      <w:r>
-        <w:rPr>
-          <w:rFonts w:ascii="Georgia Pro" w:eastAsia="Georgia Pro" w:hAnsi="Georgia Pro" w:cs="Georgia Pro"/>
-          <w:color w:val="000000" w:themeColor="text1"/>
-        </w:rPr>
-        <w:t>50),</w:t>
-      </w:r>
-      <w:r>
-        <w:rPr>
-          <w:rFonts w:ascii="Georgia Pro" w:eastAsia="Georgia Pro" w:hAnsi="Georgia Pro" w:cs="Georgia Pro"/>
-          <w:color w:val="000000" w:themeColor="text1"/>
-        </w:rPr>
-        <w:br/>
-        <w:t xml:space="preserve">    city </w:t>
-      </w:r>
-      <w:proofErr w:type="gramStart"/>
-      <w:r>
-        <w:rPr>
-          <w:rFonts w:ascii="Georgia Pro" w:eastAsia="Georgia Pro" w:hAnsi="Georgia Pro" w:cs="Georgia Pro"/>
-          <w:color w:val="000000" w:themeColor="text1"/>
-        </w:rPr>
-        <w:t>VARCHAR(</w:t>
-      </w:r>
-      <w:proofErr w:type="gramEnd"/>
-      <w:r>
-        <w:rPr>
-          <w:rFonts w:ascii="Georgia Pro" w:eastAsia="Georgia Pro" w:hAnsi="Georgia Pro" w:cs="Georgia Pro"/>
-          <w:color w:val="000000" w:themeColor="text1"/>
-        </w:rPr>
-        <w:t>50)</w:t>
-      </w:r>
-      <w:r>
-        <w:rPr>
-          <w:rFonts w:ascii="Georgia Pro" w:eastAsia="Georgia Pro" w:hAnsi="Georgia Pro" w:cs="Georgia Pro"/>
-          <w:color w:val="000000" w:themeColor="text1"/>
-        </w:rPr>
-        <w:br/>
-        <w:t>);</w:t>
-      </w:r>
-    </w:p>
-    <w:p>
-      <w:pPr>
-        <w:spacing w:after="0" w:line="480" w:lineRule="auto"/>
-        <w:rPr>
-          <w:rFonts w:ascii="Georgia Pro" w:eastAsia="Georgia Pro" w:hAnsi="Georgia Pro" w:cs="Georgia Pro"/>
-          <w:color w:val="000000" w:themeColor="text1"/>
-        </w:rPr>
-      </w:pPr>
-      <w:r>
-        <w:rPr>
-          <w:rFonts w:ascii="Georgia Pro" w:eastAsia="Georgia Pro" w:hAnsi="Georgia Pro" w:cs="Georgia Pro"/>
-          <w:color w:val="000000" w:themeColor="text1"/>
-        </w:rPr>
-        <w:pict w14:anchorId="4706475E">
-          <v:rect id="_x0000_i1212" style="width:0;height:1.5pt" o:hralign="center" o:hrstd="t" o:hr="t" fillcolor="#a0a0a0" stroked="f"/>
-        </w:pict>
-      </w:r>
-    </w:p>
-    <w:p>
-      <w:pPr>
-        <w:spacing w:after="0" w:line="480" w:lineRule="auto"/>
-        <w:rPr>
-          <w:rFonts w:ascii="Georgia Pro" w:eastAsia="Georgia Pro" w:hAnsi="Georgia Pro" w:cs="Georgia Pro"/>
-          <w:b/>
-          <w:bCs/>
-          <w:color w:val="000000" w:themeColor="text1"/>
-        </w:rPr>
-      </w:pPr>
-      <w:r>
-        <w:rPr>
-          <w:rFonts w:ascii="Georgia Pro" w:eastAsia="Georgia Pro" w:hAnsi="Georgia Pro" w:cs="Georgia Pro"/>
-          <w:b/>
-          <w:bCs/>
-          <w:color w:val="000000" w:themeColor="text1"/>
-        </w:rPr>
-        <w:t>Step 5: Insert Records</w:t>
-      </w:r>
-    </w:p>
-    <w:p>
-      <w:pPr>
-        <w:spacing w:after="0" w:line="480" w:lineRule="auto"/>
-        <w:rPr>
-          <w:rFonts w:ascii="Georgia Pro" w:eastAsia="Georgia Pro" w:hAnsi="Georgia Pro" w:cs="Georgia Pro"/>
-          <w:color w:val="000000" w:themeColor="text1"/>
-        </w:rPr>
-      </w:pPr>
-      <w:r>
-        <w:rPr>
-          <w:rFonts w:ascii="Georgia Pro" w:eastAsia="Georgia Pro" w:hAnsi="Georgia Pro" w:cs="Georgia Pro"/>
-          <w:color w:val="000000" w:themeColor="text1"/>
-        </w:rPr>
-        <w:t>IMPORTANT:</w:t>
-      </w:r>
-      <w:r>
-        <w:rPr>
-          <w:rFonts w:ascii="Georgia Pro" w:eastAsia="Georgia Pro" w:hAnsi="Georgia Pro" w:cs="Georgia Pro"/>
-          <w:color w:val="000000" w:themeColor="text1"/>
-        </w:rPr>
-        <w:br/>
-        <w:t xml:space="preserve">Use normal single quotes </w:t>
-      </w:r>
-      <w:proofErr w:type="gramStart"/>
-      <w:r>
-        <w:rPr>
-          <w:rFonts w:ascii="Georgia Pro" w:eastAsia="Georgia Pro" w:hAnsi="Georgia Pro" w:cs="Georgia Pro"/>
-          <w:color w:val="000000" w:themeColor="text1"/>
-        </w:rPr>
-        <w:t>‘</w:t>
-      </w:r>
-      <w:r>
-        <w:rPr>
-          <w:rFonts w:ascii="Georgia Pro" w:eastAsia="Georgia Pro" w:hAnsi="Georgia Pro" w:cs="Georgia Pro"/>
-          <w:color w:val="000000" w:themeColor="text1"/>
-        </w:rPr>
-        <w:t xml:space="preserve"> not</w:t>
-      </w:r>
-      <w:proofErr w:type="gramEnd"/>
-      <w:r>
-        <w:rPr>
-          <w:rFonts w:ascii="Georgia Pro" w:eastAsia="Georgia Pro" w:hAnsi="Georgia Pro" w:cs="Georgia Pro"/>
-          <w:color w:val="000000" w:themeColor="text1"/>
-        </w:rPr>
-        <w:t xml:space="preserve"> smart </w:t>
-      </w:r>
-      <w:proofErr w:type="gramStart"/>
-      <w:r>
-        <w:rPr>
-          <w:rFonts w:ascii="Georgia Pro" w:eastAsia="Georgia Pro" w:hAnsi="Georgia Pro" w:cs="Georgia Pro"/>
-          <w:color w:val="000000" w:themeColor="text1"/>
-        </w:rPr>
-        <w:t>quotes ’</w:t>
-      </w:r>
-      <w:proofErr w:type="gramEnd"/>
-      <w:r>
-        <w:rPr>
-          <w:rFonts w:ascii="Georgia Pro" w:eastAsia="Georgia Pro" w:hAnsi="Georgia Pro" w:cs="Georgia Pro"/>
-          <w:color w:val="000000" w:themeColor="text1"/>
-        </w:rPr>
-        <w:t>.</w:t>
-      </w:r>
-    </w:p>
-    <w:p>
-      <w:pPr>
-        <w:pBdr>
-          <w:top w:val="single" w:sz="4" w:space="1" w:color="auto"/>
-          <w:left w:val="single" w:sz="4" w:space="4" w:color="auto"/>
-          <w:bottom w:val="single" w:sz="4" w:space="1" w:color="auto"/>
-          <w:right w:val="single" w:sz="4" w:space="4" w:color="auto"/>
-        </w:pBdr>
-        <w:shd w:val="clear" w:color="auto" w:fill="F2F2F2" w:themeFill="background1" w:themeFillShade="F2"/>
-        <w:spacing w:after="0" w:line="480" w:lineRule="auto"/>
-        <w:rPr>
-          <w:rFonts w:ascii="Georgia Pro" w:eastAsia="Georgia Pro" w:hAnsi="Georgia Pro" w:cs="Georgia Pro"/>
-          <w:color w:val="000000" w:themeColor="text1"/>
-        </w:rPr>
-      </w:pPr>
-      <w:r>
-        <w:rPr>
-          <w:rFonts w:ascii="Georgia Pro" w:eastAsia="Georgia Pro" w:hAnsi="Georgia Pro" w:cs="Georgia Pro"/>
-          <w:color w:val="000000" w:themeColor="text1"/>
-        </w:rPr>
-        <w:t>INSERT INTO customers VALUES</w:t>
-      </w:r>
-      <w:r>
-        <w:rPr>
-          <w:rFonts w:ascii="Georgia Pro" w:eastAsia="Georgia Pro" w:hAnsi="Georgia Pro" w:cs="Georgia Pro"/>
-          <w:color w:val="000000" w:themeColor="text1"/>
-        </w:rPr>
-        <w:br/>
-        <w:t>(1,</w:t>
-      </w:r>
-      <w:r>
-        <w:rPr>
-          <w:rFonts w:ascii="Georgia Pro" w:eastAsia="Georgia Pro" w:hAnsi="Georgia Pro" w:cs="Georgia Pro"/>
-          <w:color w:val="000000" w:themeColor="text1"/>
-        </w:rPr>
-        <w:t>’</w:t>
-      </w:r>
-      <w:r>
-        <w:rPr>
-          <w:rFonts w:ascii="Georgia Pro" w:eastAsia="Georgia Pro" w:hAnsi="Georgia Pro" w:cs="Georgia Pro"/>
-          <w:color w:val="000000" w:themeColor="text1"/>
-        </w:rPr>
-        <w:t>John</w:t>
-      </w:r>
-      <w:r>
-        <w:rPr>
-          <w:rFonts w:ascii="Georgia Pro" w:eastAsia="Georgia Pro" w:hAnsi="Georgia Pro" w:cs="Georgia Pro"/>
-          <w:color w:val="000000" w:themeColor="text1"/>
-        </w:rPr>
-        <w:t>’</w:t>
-      </w:r>
-      <w:r>
-        <w:rPr>
-          <w:rFonts w:ascii="Georgia Pro" w:eastAsia="Georgia Pro" w:hAnsi="Georgia Pro" w:cs="Georgia Pro"/>
-          <w:color w:val="000000" w:themeColor="text1"/>
-        </w:rPr>
-        <w:t>,</w:t>
-      </w:r>
-      <w:r>
-        <w:rPr>
-          <w:rFonts w:ascii="Georgia Pro" w:eastAsia="Georgia Pro" w:hAnsi="Georgia Pro" w:cs="Georgia Pro"/>
-          <w:color w:val="000000" w:themeColor="text1"/>
-        </w:rPr>
-        <w:t>’</w:t>
-      </w:r>
-      <w:r>
-        <w:rPr>
-          <w:rFonts w:ascii="Georgia Pro" w:eastAsia="Georgia Pro" w:hAnsi="Georgia Pro" w:cs="Georgia Pro"/>
-          <w:color w:val="000000" w:themeColor="text1"/>
-        </w:rPr>
-        <w:t>New York</w:t>
-      </w:r>
-      <w:r>
-        <w:rPr>
-          <w:rFonts w:ascii="Georgia Pro" w:eastAsia="Georgia Pro" w:hAnsi="Georgia Pro" w:cs="Georgia Pro"/>
-          <w:color w:val="000000" w:themeColor="text1"/>
-        </w:rPr>
-        <w:t>’</w:t>
-      </w:r>
-      <w:r>
-        <w:rPr>
-          <w:rFonts w:ascii="Georgia Pro" w:eastAsia="Georgia Pro" w:hAnsi="Georgia Pro" w:cs="Georgia Pro"/>
-          <w:color w:val="000000" w:themeColor="text1"/>
-        </w:rPr>
-        <w:t>),</w:t>
-      </w:r>
-      <w:r>
-        <w:rPr>
-          <w:rFonts w:ascii="Georgia Pro" w:eastAsia="Georgia Pro" w:hAnsi="Georgia Pro" w:cs="Georgia Pro"/>
-          <w:color w:val="000000" w:themeColor="text1"/>
-        </w:rPr>
-        <w:br/>
-        <w:t>(2,</w:t>
-      </w:r>
-      <w:r>
-        <w:rPr>
-          <w:rFonts w:ascii="Georgia Pro" w:eastAsia="Georgia Pro" w:hAnsi="Georgia Pro" w:cs="Georgia Pro"/>
-          <w:color w:val="000000" w:themeColor="text1"/>
-        </w:rPr>
-        <w:t>’</w:t>
-      </w:r>
-      <w:r>
-        <w:rPr>
-          <w:rFonts w:ascii="Georgia Pro" w:eastAsia="Georgia Pro" w:hAnsi="Georgia Pro" w:cs="Georgia Pro"/>
-          <w:color w:val="000000" w:themeColor="text1"/>
-        </w:rPr>
-        <w:t>Alice</w:t>
-      </w:r>
-      <w:r>
-        <w:rPr>
-          <w:rFonts w:ascii="Georgia Pro" w:eastAsia="Georgia Pro" w:hAnsi="Georgia Pro" w:cs="Georgia Pro"/>
-          <w:color w:val="000000" w:themeColor="text1"/>
-        </w:rPr>
-        <w:t>’</w:t>
-      </w:r>
-      <w:r>
-        <w:rPr>
-          <w:rFonts w:ascii="Georgia Pro" w:eastAsia="Georgia Pro" w:hAnsi="Georgia Pro" w:cs="Georgia Pro"/>
-          <w:color w:val="000000" w:themeColor="text1"/>
-        </w:rPr>
-        <w:t>,</w:t>
-      </w:r>
-      <w:r>
-        <w:rPr>
-          <w:rFonts w:ascii="Georgia Pro" w:eastAsia="Georgia Pro" w:hAnsi="Georgia Pro" w:cs="Georgia Pro"/>
-          <w:color w:val="000000" w:themeColor="text1"/>
-        </w:rPr>
-        <w:t>’</w:t>
-      </w:r>
-      <w:r>
-        <w:rPr>
-          <w:rFonts w:ascii="Georgia Pro" w:eastAsia="Georgia Pro" w:hAnsi="Georgia Pro" w:cs="Georgia Pro"/>
-          <w:color w:val="000000" w:themeColor="text1"/>
-        </w:rPr>
-        <w:t>London</w:t>
-      </w:r>
-      <w:r>
-        <w:rPr>
-          <w:rFonts w:ascii="Georgia Pro" w:eastAsia="Georgia Pro" w:hAnsi="Georgia Pro" w:cs="Georgia Pro"/>
-          <w:color w:val="000000" w:themeColor="text1"/>
-        </w:rPr>
-        <w:t>’</w:t>
-      </w:r>
-      <w:r>
-        <w:rPr>
-          <w:rFonts w:ascii="Georgia Pro" w:eastAsia="Georgia Pro" w:hAnsi="Georgia Pro" w:cs="Georgia Pro"/>
-          <w:color w:val="000000" w:themeColor="text1"/>
-        </w:rPr>
-        <w:t>),</w:t>
-      </w:r>
-      <w:r>
-        <w:rPr>
-          <w:rFonts w:ascii="Georgia Pro" w:eastAsia="Georgia Pro" w:hAnsi="Georgia Pro" w:cs="Georgia Pro"/>
-          <w:color w:val="000000" w:themeColor="text1"/>
-        </w:rPr>
-        <w:br/>
-        <w:t>(3,</w:t>
-      </w:r>
-      <w:r>
-        <w:rPr>
-          <w:rFonts w:ascii="Georgia Pro" w:eastAsia="Georgia Pro" w:hAnsi="Georgia Pro" w:cs="Georgia Pro"/>
-          <w:color w:val="000000" w:themeColor="text1"/>
-        </w:rPr>
-        <w:t>’</w:t>
-      </w:r>
-      <w:r>
-        <w:rPr>
-          <w:rFonts w:ascii="Georgia Pro" w:eastAsia="Georgia Pro" w:hAnsi="Georgia Pro" w:cs="Georgia Pro"/>
-          <w:color w:val="000000" w:themeColor="text1"/>
-        </w:rPr>
-        <w:t>Bob</w:t>
-      </w:r>
-      <w:r>
-        <w:rPr>
-          <w:rFonts w:ascii="Georgia Pro" w:eastAsia="Georgia Pro" w:hAnsi="Georgia Pro" w:cs="Georgia Pro"/>
-          <w:color w:val="000000" w:themeColor="text1"/>
-        </w:rPr>
-        <w:t>’</w:t>
-      </w:r>
-      <w:r>
-        <w:rPr>
-          <w:rFonts w:ascii="Georgia Pro" w:eastAsia="Georgia Pro" w:hAnsi="Georgia Pro" w:cs="Georgia Pro"/>
-          <w:color w:val="000000" w:themeColor="text1"/>
-        </w:rPr>
-        <w:t>,</w:t>
-      </w:r>
-      <w:r>
-        <w:rPr>
-          <w:rFonts w:ascii="Georgia Pro" w:eastAsia="Georgia Pro" w:hAnsi="Georgia Pro" w:cs="Georgia Pro"/>
-          <w:color w:val="000000" w:themeColor="text1"/>
-        </w:rPr>
-        <w:t>’</w:t>
-      </w:r>
-      <w:r>
-        <w:rPr>
-          <w:rFonts w:ascii="Georgia Pro" w:eastAsia="Georgia Pro" w:hAnsi="Georgia Pro" w:cs="Georgia Pro"/>
-          <w:color w:val="000000" w:themeColor="text1"/>
-        </w:rPr>
-        <w:t>Delhi</w:t>
-      </w:r>
-      <w:r>
-        <w:rPr>
-          <w:rFonts w:ascii="Georgia Pro" w:eastAsia="Georgia Pro" w:hAnsi="Georgia Pro" w:cs="Georgia Pro"/>
-          <w:color w:val="000000" w:themeColor="text1"/>
-        </w:rPr>
-        <w:t>’</w:t>
-      </w:r>
-      <w:r>
-        <w:rPr>
-          <w:rFonts w:ascii="Georgia Pro" w:eastAsia="Georgia Pro" w:hAnsi="Georgia Pro" w:cs="Georgia Pro"/>
-          <w:color w:val="000000" w:themeColor="text1"/>
-        </w:rPr>
-        <w:t>);</w:t>
-      </w:r>
-    </w:p>
-    <w:p>
-      <w:pPr>
-        <w:spacing w:after="0" w:line="480" w:lineRule="auto"/>
-        <w:rPr>
-          <w:rFonts w:ascii="Georgia Pro" w:eastAsia="Georgia Pro" w:hAnsi="Georgia Pro" w:cs="Georgia Pro"/>
-          <w:color w:val="000000" w:themeColor="text1"/>
-        </w:rPr>
-      </w:pPr>
-      <w:r>
-        <w:rPr>
-          <w:rFonts w:ascii="Georgia Pro" w:eastAsia="Georgia Pro" w:hAnsi="Georgia Pro" w:cs="Georgia Pro"/>
-          <w:color w:val="000000" w:themeColor="text1"/>
-        </w:rPr>
-        <w:pict w14:anchorId="56ECB212">
-          <v:rect id="_x0000_i1213" style="width:0;height:1.5pt" o:hralign="center" o:hrstd="t" o:hr="t" fillcolor="#a0a0a0" stroked="f"/>
-        </w:pict>
-      </w:r>
-    </w:p>
-    <w:p>
-      <w:pPr>
-        <w:spacing w:after="0" w:line="480" w:lineRule="auto"/>
-        <w:rPr>
-          <w:rFonts w:ascii="Georgia Pro" w:eastAsia="Georgia Pro" w:hAnsi="Georgia Pro" w:cs="Georgia Pro"/>
-          <w:b/>
-          <w:bCs/>
-          <w:color w:val="000000" w:themeColor="text1"/>
-        </w:rPr>
-      </w:pPr>
-      <w:r>
-        <w:rPr>
-          <w:rFonts w:ascii="Georgia Pro" w:eastAsia="Georgia Pro" w:hAnsi="Georgia Pro" w:cs="Georgia Pro"/>
-          <w:b/>
-          <w:bCs/>
-          <w:color w:val="000000" w:themeColor="text1"/>
-        </w:rPr>
-        <w:t>Step 6: Verify Data</w:t>
-      </w:r>
-    </w:p>
-    <w:p>
-      <w:pPr>
-        <w:pBdr>
-          <w:top w:val="single" w:sz="4" w:space="1" w:color="auto"/>
-          <w:left w:val="single" w:sz="4" w:space="4" w:color="auto"/>
-          <w:bottom w:val="single" w:sz="4" w:space="1" w:color="auto"/>
-          <w:right w:val="single" w:sz="4" w:space="4" w:color="auto"/>
-        </w:pBdr>
-        <w:shd w:val="clear" w:color="auto" w:fill="F2F2F2" w:themeFill="background1" w:themeFillShade="F2"/>
-        <w:spacing w:after="0" w:line="480" w:lineRule="auto"/>
-        <w:rPr>
-          <w:rFonts w:ascii="Georgia Pro" w:eastAsia="Georgia Pro" w:hAnsi="Georgia Pro" w:cs="Georgia Pro"/>
-          <w:color w:val="000000" w:themeColor="text1"/>
-        </w:rPr>
-      </w:pPr>
-      <w:r>
-        <w:rPr>
-          <w:rFonts w:ascii="Georgia Pro" w:eastAsia="Georgia Pro" w:hAnsi="Georgia Pro" w:cs="Georgia Pro"/>
-          <w:color w:val="000000" w:themeColor="text1"/>
-        </w:rPr>
         <w:t>SELECT * FROM customers;</w:t>
       </w:r>
     </w:p>
@@ -7665,6 +7487,7 @@
       <w:r>
         <w:rPr>
           <w:rFonts w:ascii="Georgia Pro" w:eastAsia="Georgia Pro" w:hAnsi="Georgia Pro" w:cs="Georgia Pro"/>
+          <w:noProof/>
           <w:color w:val="000000" w:themeColor="text1"/>
         </w:rPr>
         <w:drawing>
@@ -7683,7 +7506,7 @@
                     <pic:cNvPicPr/>
                   </pic:nvPicPr>
                   <pic:blipFill>
-                    <a:blip r:embed="rId8"/>
+                    <a:blip r:embed="rId10"/>
                     <a:stretch>
                       <a:fillRect/>
                     </a:stretch>
@@ -7776,9 +7599,8 @@
           <w:rFonts w:ascii="Georgia Pro" w:eastAsia="Georgia Pro" w:hAnsi="Georgia Pro" w:cs="Georgia Pro"/>
           <w:color w:val="000000" w:themeColor="text1"/>
         </w:rPr>
-        <w:lastRenderedPageBreak/>
         <w:pict w14:anchorId="0CC7ED88">
-          <v:rect id="_x0000_i1215" style="width:0;height:1.5pt" o:hralign="center" o:hrstd="t" o:hr="t" fillcolor="#a0a0a0" stroked="f"/>
+          <v:rect id="_x0000_i1053" style="width:0;height:1.5pt" o:hralign="center" o:hrstd="t" o:hr="t" fillcolor="#a0a0a0" stroked="f"/>
         </w:pict>
       </w:r>
     </w:p>
@@ -7800,73 +7622,6 @@
           <w:color w:val="000000" w:themeColor="text1"/>
         </w:rPr>
         <w:t>Step 8: Exit Container</w:t>
-      </w:r>
-    </w:p>
-    <w:p>
-      <w:pPr>
-        <w:pBdr>
-          <w:top w:val="single" w:sz="4" w:space="1" w:color="auto"/>
-          <w:left w:val="single" w:sz="4" w:space="4" w:color="auto"/>
-          <w:bottom w:val="single" w:sz="4" w:space="1" w:color="auto"/>
-          <w:right w:val="single" w:sz="4" w:space="4" w:color="auto"/>
-        </w:pBdr>
-        <w:spacing w:after="0" w:line="480" w:lineRule="auto"/>
-        <w:rPr>
-          <w:rFonts w:ascii="Georgia Pro" w:eastAsia="Georgia Pro" w:hAnsi="Georgia Pro" w:cs="Georgia Pro"/>
-          <w:color w:val="000000" w:themeColor="text1"/>
-        </w:rPr>
-      </w:pPr>
-      <w:r>
-        <w:rPr>
-          <w:rFonts w:ascii="Georgia Pro" w:eastAsia="Georgia Pro" w:hAnsi="Georgia Pro" w:cs="Georgia Pro"/>
-          <w:color w:val="000000" w:themeColor="text1"/>
-        </w:rPr>
-        <w:t>exit</w:t>
-      </w:r>
-    </w:p>
-    <w:p>
-      <w:pPr>
-        <w:spacing w:after="0" w:line="480" w:lineRule="auto"/>
-        <w:rPr>
-          <w:rFonts w:ascii="Georgia Pro" w:eastAsia="Georgia Pro" w:hAnsi="Georgia Pro" w:cs="Georgia Pro"/>
-          <w:color w:val="000000" w:themeColor="text1"/>
-        </w:rPr>
-      </w:pPr>
-    </w:p>
-    <w:p>
-      <w:pPr>
-        <w:spacing w:after="0" w:line="480" w:lineRule="auto"/>
-        <w:rPr>
-          <w:rFonts w:ascii="Georgia Pro" w:eastAsia="Georgia Pro" w:hAnsi="Georgia Pro" w:cs="Georgia Pro"/>
-          <w:b/>
-          <w:bCs/>
-          <w:color w:val="000000" w:themeColor="text1"/>
-        </w:rPr>
-      </w:pPr>
-      <w:r>
-        <w:rPr>
-          <w:rFonts w:ascii="Georgia Pro" w:eastAsia="Georgia Pro" w:hAnsi="Georgia Pro" w:cs="Georgia Pro"/>
-          <w:b/>
-          <w:bCs/>
-          <w:color w:val="000000" w:themeColor="text1"/>
-        </w:rPr>
-        <w:t>Step 21: Access Frontend Application</w:t>
-      </w:r>
-    </w:p>
-    <w:p>
-      <w:pPr>
-        <w:spacing w:after="0" w:line="480" w:lineRule="auto"/>
-        <w:rPr>
-          <w:rFonts w:ascii="Georgia Pro" w:eastAsia="Georgia Pro" w:hAnsi="Georgia Pro" w:cs="Georgia Pro"/>
-          <w:color w:val="000000" w:themeColor="text1"/>
-        </w:rPr>
-      </w:pPr>
-      <w:r>
-        <w:rPr>
-          <w:rFonts w:ascii="Georgia Pro" w:eastAsia="Georgia Pro" w:hAnsi="Georgia Pro" w:cs="Georgia Pro"/>
-          <w:color w:val="000000" w:themeColor="text1"/>
-        </w:rPr>
-        <w:t>Open browser:</w:t>
       </w:r>
     </w:p>
     <w:p>
@@ -7884,7 +7639,95 @@
           <w:color w:val="000000" w:themeColor="text1"/>
         </w:rPr>
       </w:pPr>
-      <w:hyperlink r:id="rId9" w:history="1">
+      <w:r>
+        <w:rPr>
+          <w:rFonts w:ascii="Georgia Pro" w:eastAsia="Georgia Pro" w:hAnsi="Georgia Pro" w:cs="Georgia Pro"/>
+          <w:color w:val="000000" w:themeColor="text1"/>
+        </w:rPr>
+        <w:t>exit</w:t>
+      </w:r>
+    </w:p>
+    <w:p>
+      <w:pPr>
+        <w:spacing w:after="0" w:line="480" w:lineRule="auto"/>
+        <w:rPr>
+          <w:rFonts w:ascii="Georgia Pro" w:eastAsia="Georgia Pro" w:hAnsi="Georgia Pro" w:cs="Georgia Pro"/>
+          <w:color w:val="000000" w:themeColor="text1"/>
+        </w:rPr>
+      </w:pPr>
+    </w:p>
+    <w:p>
+      <w:pPr>
+        <w:rPr>
+          <w:rFonts w:ascii="Georgia Pro" w:eastAsia="Georgia Pro" w:hAnsi="Georgia Pro" w:cs="Georgia Pro"/>
+          <w:b/>
+          <w:bCs/>
+          <w:color w:val="000000" w:themeColor="text1"/>
+        </w:rPr>
+      </w:pPr>
+      <w:r>
+        <w:rPr>
+          <w:rFonts w:ascii="Georgia Pro" w:eastAsia="Georgia Pro" w:hAnsi="Georgia Pro" w:cs="Georgia Pro"/>
+          <w:b/>
+          <w:bCs/>
+          <w:color w:val="000000" w:themeColor="text1"/>
+        </w:rPr>
+        <w:br w:type="page"/>
+      </w:r>
+    </w:p>
+    <w:p>
+      <w:pPr>
+        <w:spacing w:after="0" w:line="480" w:lineRule="auto"/>
+        <w:rPr>
+          <w:rFonts w:ascii="Georgia Pro" w:eastAsia="Georgia Pro" w:hAnsi="Georgia Pro" w:cs="Georgia Pro"/>
+          <w:b/>
+          <w:bCs/>
+          <w:color w:val="000000" w:themeColor="text1"/>
+        </w:rPr>
+      </w:pPr>
+      <w:r>
+        <w:rPr>
+          <w:rFonts w:ascii="Georgia Pro" w:eastAsia="Georgia Pro" w:hAnsi="Georgia Pro" w:cs="Georgia Pro"/>
+          <w:b/>
+          <w:bCs/>
+          <w:color w:val="000000" w:themeColor="text1"/>
+        </w:rPr>
+        <w:lastRenderedPageBreak/>
+        <w:t>Step 21: Access Frontend Application</w:t>
+      </w:r>
+    </w:p>
+    <w:p>
+      <w:pPr>
+        <w:spacing w:after="0" w:line="480" w:lineRule="auto"/>
+        <w:rPr>
+          <w:rFonts w:ascii="Georgia Pro" w:eastAsia="Georgia Pro" w:hAnsi="Georgia Pro" w:cs="Georgia Pro"/>
+          <w:color w:val="000000" w:themeColor="text1"/>
+        </w:rPr>
+      </w:pPr>
+      <w:r>
+        <w:rPr>
+          <w:rFonts w:ascii="Georgia Pro" w:eastAsia="Georgia Pro" w:hAnsi="Georgia Pro" w:cs="Georgia Pro"/>
+          <w:color w:val="000000" w:themeColor="text1"/>
+        </w:rPr>
+        <w:t>Open browser:</w:t>
+      </w:r>
+    </w:p>
+    <w:p>
+      <w:pPr>
+        <w:pBdr>
+          <w:top w:val="single" w:sz="4" w:space="1" w:color="auto"/>
+          <w:left w:val="single" w:sz="4" w:space="4" w:color="auto"/>
+          <w:bottom w:val="single" w:sz="4" w:space="1" w:color="auto"/>
+          <w:right w:val="single" w:sz="4" w:space="4" w:color="auto"/>
+        </w:pBdr>
+        <w:shd w:val="clear" w:color="auto" w:fill="F2F2F2" w:themeFill="background1" w:themeFillShade="F2"/>
+        <w:spacing w:after="0" w:line="480" w:lineRule="auto"/>
+        <w:rPr>
+          <w:rFonts w:ascii="Georgia Pro" w:eastAsia="Georgia Pro" w:hAnsi="Georgia Pro" w:cs="Georgia Pro"/>
+          <w:color w:val="000000" w:themeColor="text1"/>
+        </w:rPr>
+      </w:pPr>
+      <w:hyperlink r:id="rId11" w:history="1">
         <w:r>
           <w:rPr>
             <w:rStyle w:val="Hyperlink"/>
@@ -7965,7 +7808,7 @@
           <w:color w:val="000000" w:themeColor="text1"/>
         </w:rPr>
         <w:pict w14:anchorId="78768A22">
-          <v:rect id="_x0000_i1049" style="width:0;height:1.5pt" o:hralign="center" o:hrstd="t" o:hr="t" fillcolor="#a0a0a0" stroked="f"/>
+          <v:rect id="_x0000_i1054" style="width:0;height:1.5pt" o:hralign="center" o:hrstd="t" o:hr="t" fillcolor="#a0a0a0" stroked="f"/>
         </w:pict>
       </w:r>
     </w:p>
@@ -8003,38 +7846,6 @@
           <w:color w:val="000000" w:themeColor="text1"/>
         </w:rPr>
         <w:t>Click:</w:t>
-      </w:r>
-    </w:p>
-    <w:p>
-      <w:pPr>
-        <w:spacing w:after="0" w:line="480" w:lineRule="auto"/>
-        <w:rPr>
-          <w:rFonts w:ascii="Georgia Pro" w:eastAsia="Georgia Pro" w:hAnsi="Georgia Pro" w:cs="Georgia Pro"/>
-          <w:color w:val="000000" w:themeColor="text1"/>
-        </w:rPr>
-      </w:pPr>
-      <w:r>
-        <w:rPr>
-          <w:rFonts w:ascii="Georgia Pro" w:eastAsia="Georgia Pro" w:hAnsi="Georgia Pro" w:cs="Georgia Pro"/>
-          <w:color w:val="000000" w:themeColor="text1"/>
-        </w:rPr>
-        <w:t>Call Backend API</w:t>
-      </w:r>
-    </w:p>
-    <w:p>
-      <w:pPr>
-        <w:spacing w:after="0" w:line="480" w:lineRule="auto"/>
-        <w:rPr>
-          <w:rFonts w:ascii="Georgia Pro" w:eastAsia="Georgia Pro" w:hAnsi="Georgia Pro" w:cs="Georgia Pro"/>
-          <w:color w:val="000000" w:themeColor="text1"/>
-        </w:rPr>
-      </w:pPr>
-      <w:r>
-        <w:rPr>
-          <w:rFonts w:ascii="Georgia Pro" w:eastAsia="Georgia Pro" w:hAnsi="Georgia Pro" w:cs="Georgia Pro"/>
-          <w:color w:val="000000" w:themeColor="text1"/>
-        </w:rPr>
-        <w:t>Expected Output:</w:t>
       </w:r>
     </w:p>
     <w:p>
@@ -8057,78 +7868,17 @@
           <w:rFonts w:ascii="Georgia Pro" w:eastAsia="Georgia Pro" w:hAnsi="Georgia Pro" w:cs="Georgia Pro"/>
           <w:color w:val="000000" w:themeColor="text1"/>
         </w:rPr>
-        <w:t>(1, 'John', 'New York')</w:t>
-      </w:r>
-      <w:r>
-        <w:rPr>
-          <w:rFonts w:ascii="Georgia Pro" w:eastAsia="Georgia Pro" w:hAnsi="Georgia Pro" w:cs="Georgia Pro"/>
-          <w:color w:val="000000" w:themeColor="text1"/>
-        </w:rPr>
-        <w:br/>
-        <w:t>(2, 'Alice', 'London')</w:t>
-      </w:r>
-      <w:r>
-        <w:rPr>
-          <w:rFonts w:ascii="Georgia Pro" w:eastAsia="Georgia Pro" w:hAnsi="Georgia Pro" w:cs="Georgia Pro"/>
-          <w:color w:val="000000" w:themeColor="text1"/>
-        </w:rPr>
-        <w:br/>
-        <w:t>(3, 'Bob', 'Delhi')</w:t>
-      </w:r>
-    </w:p>
-    <w:p>
-      <w:pPr>
-        <w:spacing w:after="0" w:line="480" w:lineRule="auto"/>
-        <w:rPr>
-          <w:rFonts w:ascii="Georgia Pro" w:eastAsia="Georgia Pro" w:hAnsi="Georgia Pro" w:cs="Georgia Pro"/>
-          <w:color w:val="000000" w:themeColor="text1"/>
-        </w:rPr>
-      </w:pPr>
-      <w:r>
-        <w:rPr>
-          <w:rFonts w:ascii="Georgia Pro" w:eastAsia="Georgia Pro" w:hAnsi="Georgia Pro" w:cs="Georgia Pro"/>
-          <w:color w:val="000000" w:themeColor="text1"/>
-        </w:rPr>
-        <w:pict w14:anchorId="769E3E5F">
-          <v:rect id="_x0000_i1050" style="width:0;height:1.5pt" o:hralign="center" o:hrstd="t" o:hr="t" fillcolor="#a0a0a0" stroked="f"/>
-        </w:pict>
-      </w:r>
-    </w:p>
-    <w:p>
-      <w:pPr>
-        <w:spacing w:after="0" w:line="480" w:lineRule="auto"/>
-        <w:rPr>
-          <w:rFonts w:ascii="Georgia Pro" w:eastAsia="Georgia Pro" w:hAnsi="Georgia Pro" w:cs="Georgia Pro"/>
-          <w:b/>
-          <w:bCs/>
-          <w:color w:val="000000" w:themeColor="text1"/>
-        </w:rPr>
-      </w:pPr>
-      <w:r>
-        <w:rPr>
-          <w:rFonts w:ascii="Georgia Pro" w:eastAsia="Georgia Pro" w:hAnsi="Georgia Pro" w:cs="Georgia Pro"/>
-          <w:b/>
-          <w:bCs/>
-          <w:color w:val="000000" w:themeColor="text1"/>
-        </w:rPr>
-        <w:t>Step 23: Verify Backend Directly</w:t>
-      </w:r>
-    </w:p>
-    <w:p>
-      <w:pPr>
-        <w:spacing w:after="0" w:line="480" w:lineRule="auto"/>
-        <w:rPr>
-          <w:rFonts w:ascii="Georgia Pro" w:eastAsia="Georgia Pro" w:hAnsi="Georgia Pro" w:cs="Georgia Pro"/>
-          <w:color w:val="000000" w:themeColor="text1"/>
-        </w:rPr>
-      </w:pPr>
-      <w:r>
-        <w:rPr>
-          <w:rFonts w:ascii="Georgia Pro" w:eastAsia="Georgia Pro" w:hAnsi="Georgia Pro" w:cs="Georgia Pro"/>
-          <w:color w:val="000000" w:themeColor="text1"/>
-        </w:rPr>
-        <w:t>Open:</w:t>
-      </w:r>
+        <w:t>curl http://localhost:5000</w:t>
+      </w:r>
+    </w:p>
+    <w:p>
+      <w:pPr>
+        <w:spacing w:after="0" w:line="480" w:lineRule="auto"/>
+        <w:rPr>
+          <w:rFonts w:ascii="Georgia Pro" w:eastAsia="Georgia Pro" w:hAnsi="Georgia Pro" w:cs="Georgia Pro"/>
+          <w:color w:val="000000" w:themeColor="text1"/>
+        </w:rPr>
+      </w:pPr>
     </w:p>
     <w:p>
       <w:pPr>
@@ -8150,26 +7900,76 @@
           <w:rFonts w:ascii="Georgia Pro" w:eastAsia="Georgia Pro" w:hAnsi="Georgia Pro" w:cs="Georgia Pro"/>
           <w:color w:val="000000" w:themeColor="text1"/>
         </w:rPr>
-        <w:t>http://EC2_PUBLIC_IP:5000</w:t>
-      </w:r>
-    </w:p>
-    <w:p>
-      <w:pPr>
-        <w:spacing w:after="0" w:line="480" w:lineRule="auto"/>
-        <w:rPr>
-          <w:rFonts w:ascii="Georgia Pro" w:eastAsia="Georgia Pro" w:hAnsi="Georgia Pro" w:cs="Georgia Pro"/>
-          <w:color w:val="000000" w:themeColor="text1"/>
-        </w:rPr>
-      </w:pPr>
-      <w:r>
-        <w:rPr>
-          <w:rFonts w:ascii="Georgia Pro" w:eastAsia="Georgia Pro" w:hAnsi="Georgia Pro" w:cs="Georgia Pro"/>
-          <w:color w:val="000000" w:themeColor="text1"/>
-        </w:rPr>
-        <w:pict w14:anchorId="2FCBC4D0">
-          <v:rect id="_x0000_i1051" style="width:0;height:1.5pt" o:hralign="center" o:hrstd="t" o:hr="t" fillcolor="#a0a0a0" stroked="f"/>
-        </w:pict>
-      </w:r>
+        <w:t>curl http://54.196.71.145:5000</w:t>
+      </w:r>
+    </w:p>
+    <w:p>
+      <w:pPr>
+        <w:spacing w:after="0" w:line="480" w:lineRule="auto"/>
+        <w:rPr>
+          <w:rFonts w:ascii="Georgia Pro" w:eastAsia="Georgia Pro" w:hAnsi="Georgia Pro" w:cs="Georgia Pro"/>
+          <w:color w:val="000000" w:themeColor="text1"/>
+        </w:rPr>
+      </w:pPr>
+    </w:p>
+    <w:p>
+      <w:pPr>
+        <w:spacing w:after="0" w:line="480" w:lineRule="auto"/>
+        <w:rPr>
+          <w:rFonts w:ascii="Georgia Pro" w:eastAsia="Georgia Pro" w:hAnsi="Georgia Pro" w:cs="Georgia Pro"/>
+          <w:color w:val="000000" w:themeColor="text1"/>
+        </w:rPr>
+      </w:pPr>
+      <w:r>
+        <w:rPr>
+          <w:rFonts w:ascii="Georgia Pro" w:eastAsia="Georgia Pro" w:hAnsi="Georgia Pro" w:cs="Georgia Pro"/>
+          <w:color w:val="000000" w:themeColor="text1"/>
+        </w:rPr>
+        <w:drawing>
+          <wp:inline distT="0" distB="0" distL="0" distR="0" wp14:anchorId="2DD03394" wp14:editId="2C3C372B">
+            <wp:extent cx="5943600" cy="634365"/>
+            <wp:effectExtent l="0" t="0" r="0" b="0"/>
+            <wp:docPr id="821579676" name="Picture 1"/>
+            <wp:cNvGraphicFramePr>
+              <a:graphicFrameLocks xmlns:a="http://schemas.openxmlformats.org/drawingml/2006/main" noChangeAspect="1"/>
+            </wp:cNvGraphicFramePr>
+            <a:graphic xmlns:a="http://schemas.openxmlformats.org/drawingml/2006/main">
+              <a:graphicData uri="http://schemas.openxmlformats.org/drawingml/2006/picture">
+                <pic:pic xmlns:pic="http://schemas.openxmlformats.org/drawingml/2006/picture">
+                  <pic:nvPicPr>
+                    <pic:cNvPr id="821579676" name=""/>
+                    <pic:cNvPicPr/>
+                  </pic:nvPicPr>
+                  <pic:blipFill>
+                    <a:blip r:embed="rId12"/>
+                    <a:stretch>
+                      <a:fillRect/>
+                    </a:stretch>
+                  </pic:blipFill>
+                  <pic:spPr>
+                    <a:xfrm>
+                      <a:off x="0" y="0"/>
+                      <a:ext cx="5943600" cy="634365"/>
+                    </a:xfrm>
+                    <a:prstGeom prst="rect">
+                      <a:avLst/>
+                    </a:prstGeom>
+                  </pic:spPr>
+                </pic:pic>
+              </a:graphicData>
+            </a:graphic>
+          </wp:inline>
+        </w:drawing>
+      </w:r>
+    </w:p>
+    <w:p>
+      <w:pPr>
+        <w:spacing w:after="0" w:line="480" w:lineRule="auto"/>
+        <w:rPr>
+          <w:rFonts w:ascii="Georgia Pro" w:eastAsia="Georgia Pro" w:hAnsi="Georgia Pro" w:cs="Georgia Pro"/>
+          <w:color w:val="000000" w:themeColor="text1"/>
+        </w:rPr>
+      </w:pPr>
     </w:p>
     <w:p>
       <w:pPr>
@@ -8188,8 +7988,124 @@
           <w:bCs/>
           <w:color w:val="000000" w:themeColor="text1"/>
         </w:rPr>
-        <w:t>Step 24: View Logs</w:t>
-      </w:r>
+        <w:t xml:space="preserve">Frontend: </w:t>
+      </w:r>
+    </w:p>
+    <w:p>
+      <w:pPr>
+        <w:spacing w:after="0" w:line="480" w:lineRule="auto"/>
+        <w:rPr>
+          <w:rFonts w:ascii="Georgia Pro" w:eastAsia="Georgia Pro" w:hAnsi="Georgia Pro" w:cs="Georgia Pro"/>
+          <w:color w:val="000000" w:themeColor="text1"/>
+        </w:rPr>
+      </w:pPr>
+      <w:r>
+        <w:rPr>
+          <w:rFonts w:ascii="Georgia Pro" w:eastAsia="Georgia Pro" w:hAnsi="Georgia Pro" w:cs="Georgia Pro"/>
+          <w:color w:val="000000" w:themeColor="text1"/>
+        </w:rPr>
+        <w:t>http://54.196.71.145:8080/</w:t>
+      </w:r>
+    </w:p>
+    <w:p>
+      <w:pPr>
+        <w:spacing w:after="0" w:line="480" w:lineRule="auto"/>
+        <w:rPr>
+          <w:rFonts w:ascii="Georgia Pro" w:eastAsia="Georgia Pro" w:hAnsi="Georgia Pro" w:cs="Georgia Pro"/>
+          <w:color w:val="000000" w:themeColor="text1"/>
+        </w:rPr>
+      </w:pPr>
+    </w:p>
+    <w:p>
+      <w:pPr>
+        <w:spacing w:after="0" w:line="480" w:lineRule="auto"/>
+        <w:rPr>
+          <w:rFonts w:ascii="Georgia Pro" w:eastAsia="Georgia Pro" w:hAnsi="Georgia Pro" w:cs="Georgia Pro"/>
+          <w:color w:val="000000" w:themeColor="text1"/>
+        </w:rPr>
+      </w:pPr>
+      <w:r>
+        <w:rPr>
+          <w:rFonts w:ascii="Georgia Pro" w:eastAsia="Georgia Pro" w:hAnsi="Georgia Pro" w:cs="Georgia Pro"/>
+          <w:color w:val="000000" w:themeColor="text1"/>
+        </w:rPr>
+        <w:drawing>
+          <wp:inline distT="0" distB="0" distL="0" distR="0" wp14:anchorId="2552A345" wp14:editId="41DD49F7">
+            <wp:extent cx="4781550" cy="2179283"/>
+            <wp:effectExtent l="19050" t="19050" r="19050" b="12065"/>
+            <wp:docPr id="1200647763" name="Picture 1"/>
+            <wp:cNvGraphicFramePr>
+              <a:graphicFrameLocks xmlns:a="http://schemas.openxmlformats.org/drawingml/2006/main" noChangeAspect="1"/>
+            </wp:cNvGraphicFramePr>
+            <a:graphic xmlns:a="http://schemas.openxmlformats.org/drawingml/2006/main">
+              <a:graphicData uri="http://schemas.openxmlformats.org/drawingml/2006/picture">
+                <pic:pic xmlns:pic="http://schemas.openxmlformats.org/drawingml/2006/picture">
+                  <pic:nvPicPr>
+                    <pic:cNvPr id="1200647763" name=""/>
+                    <pic:cNvPicPr/>
+                  </pic:nvPicPr>
+                  <pic:blipFill>
+                    <a:blip r:embed="rId13"/>
+                    <a:stretch>
+                      <a:fillRect/>
+                    </a:stretch>
+                  </pic:blipFill>
+                  <pic:spPr>
+                    <a:xfrm>
+                      <a:off x="0" y="0"/>
+                      <a:ext cx="4787985" cy="2182216"/>
+                    </a:xfrm>
+                    <a:prstGeom prst="rect">
+                      <a:avLst/>
+                    </a:prstGeom>
+                    <a:ln>
+                      <a:solidFill>
+                        <a:schemeClr val="accent1"/>
+                      </a:solidFill>
+                    </a:ln>
+                  </pic:spPr>
+                </pic:pic>
+              </a:graphicData>
+            </a:graphic>
+          </wp:inline>
+        </w:drawing>
+      </w:r>
+    </w:p>
+    <w:p>
+      <w:pPr>
+        <w:spacing w:after="0" w:line="480" w:lineRule="auto"/>
+        <w:rPr>
+          <w:rFonts w:ascii="Georgia Pro" w:eastAsia="Georgia Pro" w:hAnsi="Georgia Pro" w:cs="Georgia Pro"/>
+          <w:b/>
+          <w:bCs/>
+          <w:color w:val="000000" w:themeColor="text1"/>
+          <w:sz w:val="28"/>
+          <w:szCs w:val="28"/>
+        </w:rPr>
+      </w:pPr>
+      <w:r>
+        <w:rPr>
+          <w:rFonts w:ascii="Georgia Pro" w:eastAsia="Georgia Pro" w:hAnsi="Georgia Pro" w:cs="Georgia Pro"/>
+          <w:b/>
+          <w:bCs/>
+          <w:color w:val="000000" w:themeColor="text1"/>
+          <w:sz w:val="28"/>
+          <w:szCs w:val="28"/>
+        </w:rPr>
+        <w:lastRenderedPageBreak/>
+        <w:t>Backend</w:t>
+      </w:r>
+    </w:p>
+    <w:p>
+      <w:pPr>
+        <w:spacing w:after="0" w:line="480" w:lineRule="auto"/>
+        <w:rPr>
+          <w:rFonts w:ascii="Georgia Pro" w:eastAsia="Georgia Pro" w:hAnsi="Georgia Pro" w:cs="Georgia Pro"/>
+          <w:b/>
+          <w:bCs/>
+          <w:color w:val="000000" w:themeColor="text1"/>
+        </w:rPr>
+      </w:pPr>
     </w:p>
     <w:p>
       <w:pPr>
@@ -8206,31 +8122,130 @@
           <w:color w:val="000000" w:themeColor="text1"/>
         </w:rPr>
       </w:pPr>
-      <w:r>
-        <w:rPr>
-          <w:rFonts w:ascii="Georgia Pro" w:eastAsia="Georgia Pro" w:hAnsi="Georgia Pro" w:cs="Georgia Pro"/>
-          <w:color w:val="000000" w:themeColor="text1"/>
-        </w:rPr>
-        <w:t>docker logs CONTAINER_ID</w:t>
-      </w:r>
-    </w:p>
-    <w:p>
-      <w:pPr>
-        <w:spacing w:after="0" w:line="480" w:lineRule="auto"/>
-        <w:rPr>
-          <w:rFonts w:ascii="Georgia Pro" w:eastAsia="Georgia Pro" w:hAnsi="Georgia Pro" w:cs="Georgia Pro"/>
-          <w:color w:val="000000" w:themeColor="text1"/>
-        </w:rPr>
-      </w:pPr>
-      <w:r>
-        <w:rPr>
-          <w:rFonts w:ascii="Georgia Pro" w:eastAsia="Georgia Pro" w:hAnsi="Georgia Pro" w:cs="Georgia Pro"/>
-          <w:color w:val="000000" w:themeColor="text1"/>
-        </w:rPr>
-        <w:pict w14:anchorId="374A349B">
-          <v:rect id="_x0000_i1052" style="width:0;height:1.5pt" o:hralign="center" o:hrstd="t" o:hr="t" fillcolor="#a0a0a0" stroked="f"/>
+      <w:hyperlink r:id="rId14" w:history="1">
+        <w:r>
+          <w:rPr>
+            <w:rStyle w:val="Hyperlink"/>
+            <w:rFonts w:ascii="Georgia Pro" w:eastAsia="Georgia Pro" w:hAnsi="Georgia Pro" w:cs="Georgia Pro"/>
+          </w:rPr>
+          <w:t>http://54.196.71.145:5000/</w:t>
+        </w:r>
+      </w:hyperlink>
+    </w:p>
+    <w:p>
+      <w:pPr>
+        <w:spacing w:after="0" w:line="480" w:lineRule="auto"/>
+        <w:rPr>
+          <w:rFonts w:ascii="Georgia Pro" w:eastAsia="Georgia Pro" w:hAnsi="Georgia Pro" w:cs="Georgia Pro"/>
+          <w:color w:val="000000" w:themeColor="text1"/>
+        </w:rPr>
+      </w:pPr>
+    </w:p>
+    <w:p>
+      <w:pPr>
+        <w:spacing w:after="0" w:line="480" w:lineRule="auto"/>
+        <w:rPr>
+          <w:rFonts w:ascii="Georgia Pro" w:eastAsia="Georgia Pro" w:hAnsi="Georgia Pro" w:cs="Georgia Pro"/>
+          <w:color w:val="000000" w:themeColor="text1"/>
+        </w:rPr>
+      </w:pPr>
+      <w:r>
+        <w:rPr>
+          <w:rFonts w:ascii="Georgia Pro" w:eastAsia="Georgia Pro" w:hAnsi="Georgia Pro" w:cs="Georgia Pro"/>
+          <w:color w:val="000000" w:themeColor="text1"/>
+        </w:rPr>
+        <w:drawing>
+          <wp:inline distT="0" distB="0" distL="0" distR="0" wp14:anchorId="7CBFCE85" wp14:editId="7E4CA909">
+            <wp:extent cx="4706007" cy="1838582"/>
+            <wp:effectExtent l="19050" t="19050" r="18415" b="28575"/>
+            <wp:docPr id="1584360774" name="Picture 1"/>
+            <wp:cNvGraphicFramePr>
+              <a:graphicFrameLocks xmlns:a="http://schemas.openxmlformats.org/drawingml/2006/main" noChangeAspect="1"/>
+            </wp:cNvGraphicFramePr>
+            <a:graphic xmlns:a="http://schemas.openxmlformats.org/drawingml/2006/main">
+              <a:graphicData uri="http://schemas.openxmlformats.org/drawingml/2006/picture">
+                <pic:pic xmlns:pic="http://schemas.openxmlformats.org/drawingml/2006/picture">
+                  <pic:nvPicPr>
+                    <pic:cNvPr id="1584360774" name=""/>
+                    <pic:cNvPicPr/>
+                  </pic:nvPicPr>
+                  <pic:blipFill>
+                    <a:blip r:embed="rId15"/>
+                    <a:stretch>
+                      <a:fillRect/>
+                    </a:stretch>
+                  </pic:blipFill>
+                  <pic:spPr>
+                    <a:xfrm>
+                      <a:off x="0" y="0"/>
+                      <a:ext cx="4706007" cy="1838582"/>
+                    </a:xfrm>
+                    <a:prstGeom prst="rect">
+                      <a:avLst/>
+                    </a:prstGeom>
+                    <a:ln>
+                      <a:solidFill>
+                        <a:schemeClr val="accent1"/>
+                      </a:solidFill>
+                    </a:ln>
+                  </pic:spPr>
+                </pic:pic>
+              </a:graphicData>
+            </a:graphic>
+          </wp:inline>
+        </w:drawing>
+      </w:r>
+    </w:p>
+    <w:p>
+      <w:pPr>
+        <w:spacing w:after="0" w:line="480" w:lineRule="auto"/>
+        <w:rPr>
+          <w:rFonts w:ascii="Georgia Pro" w:eastAsia="Georgia Pro" w:hAnsi="Georgia Pro" w:cs="Georgia Pro"/>
+          <w:color w:val="000000" w:themeColor="text1"/>
+        </w:rPr>
+      </w:pPr>
+    </w:p>
+    <w:p>
+      <w:pPr>
+        <w:spacing w:after="0" w:line="480" w:lineRule="auto"/>
+        <w:rPr>
+          <w:rFonts w:ascii="Georgia Pro" w:eastAsia="Georgia Pro" w:hAnsi="Georgia Pro" w:cs="Georgia Pro"/>
+          <w:color w:val="000000" w:themeColor="text1"/>
+        </w:rPr>
+      </w:pPr>
+      <w:r>
+        <w:rPr>
+          <w:rFonts w:ascii="Georgia Pro" w:eastAsia="Georgia Pro" w:hAnsi="Georgia Pro" w:cs="Georgia Pro"/>
+          <w:color w:val="000000" w:themeColor="text1"/>
+        </w:rPr>
+        <w:pict w14:anchorId="769E3E5F">
+          <v:rect id="_x0000_i1055" style="width:0;height:1.5pt" o:hralign="center" o:hrstd="t" o:hr="t" fillcolor="#a0a0a0" stroked="f"/>
         </w:pict>
       </w:r>
+    </w:p>
+    <w:p>
+      <w:pPr>
+        <w:rPr>
+          <w:rFonts w:ascii="Georgia Pro" w:eastAsia="Georgia Pro" w:hAnsi="Georgia Pro" w:cs="Georgia Pro"/>
+          <w:color w:val="000000" w:themeColor="text1"/>
+        </w:rPr>
+      </w:pPr>
+      <w:r>
+        <w:rPr>
+          <w:rFonts w:ascii="Georgia Pro" w:eastAsia="Georgia Pro" w:hAnsi="Georgia Pro" w:cs="Georgia Pro"/>
+          <w:color w:val="000000" w:themeColor="text1"/>
+        </w:rPr>
+        <w:br w:type="page"/>
+      </w:r>
+    </w:p>
+    <w:p>
+      <w:pPr>
+        <w:spacing w:after="0" w:line="480" w:lineRule="auto"/>
+        <w:rPr>
+          <w:rFonts w:ascii="Georgia Pro" w:eastAsia="Georgia Pro" w:hAnsi="Georgia Pro" w:cs="Georgia Pro"/>
+          <w:color w:val="000000" w:themeColor="text1"/>
+        </w:rPr>
+      </w:pPr>
     </w:p>
     <w:p>
       <w:pPr>
@@ -8249,7 +8264,7 @@
           <w:bCs/>
           <w:color w:val="000000" w:themeColor="text1"/>
         </w:rPr>
-        <w:t>Step 25: Stop Application</w:t>
+        <w:t>Step 26: Remove Volumes</w:t>
       </w:r>
     </w:p>
     <w:p>
@@ -8272,84 +8287,6 @@
           <w:rFonts w:ascii="Georgia Pro" w:eastAsia="Georgia Pro" w:hAnsi="Georgia Pro" w:cs="Georgia Pro"/>
           <w:color w:val="000000" w:themeColor="text1"/>
         </w:rPr>
-        <w:lastRenderedPageBreak/>
-        <w:t>docker-</w:t>
-      </w:r>
-      <w:proofErr w:type="gramStart"/>
-      <w:r>
-        <w:rPr>
-          <w:rFonts w:ascii="Georgia Pro" w:eastAsia="Georgia Pro" w:hAnsi="Georgia Pro" w:cs="Georgia Pro"/>
-          <w:color w:val="000000" w:themeColor="text1"/>
-        </w:rPr>
-        <w:t>compose</w:t>
-      </w:r>
-      <w:proofErr w:type="gramEnd"/>
-      <w:r>
-        <w:rPr>
-          <w:rFonts w:ascii="Georgia Pro" w:eastAsia="Georgia Pro" w:hAnsi="Georgia Pro" w:cs="Georgia Pro"/>
-          <w:color w:val="000000" w:themeColor="text1"/>
-        </w:rPr>
-        <w:t xml:space="preserve"> down</w:t>
-      </w:r>
-    </w:p>
-    <w:p>
-      <w:pPr>
-        <w:spacing w:after="0" w:line="480" w:lineRule="auto"/>
-        <w:rPr>
-          <w:rFonts w:ascii="Georgia Pro" w:eastAsia="Georgia Pro" w:hAnsi="Georgia Pro" w:cs="Georgia Pro"/>
-          <w:color w:val="000000" w:themeColor="text1"/>
-        </w:rPr>
-      </w:pPr>
-      <w:r>
-        <w:rPr>
-          <w:rFonts w:ascii="Georgia Pro" w:eastAsia="Georgia Pro" w:hAnsi="Georgia Pro" w:cs="Georgia Pro"/>
-          <w:color w:val="000000" w:themeColor="text1"/>
-        </w:rPr>
-        <w:pict w14:anchorId="34D0FE5E">
-          <v:rect id="_x0000_i1053" style="width:0;height:1.5pt" o:hralign="center" o:hrstd="t" o:hr="t" fillcolor="#a0a0a0" stroked="f"/>
-        </w:pict>
-      </w:r>
-    </w:p>
-    <w:p>
-      <w:pPr>
-        <w:spacing w:after="0" w:line="480" w:lineRule="auto"/>
-        <w:rPr>
-          <w:rFonts w:ascii="Georgia Pro" w:eastAsia="Georgia Pro" w:hAnsi="Georgia Pro" w:cs="Georgia Pro"/>
-          <w:b/>
-          <w:bCs/>
-          <w:color w:val="000000" w:themeColor="text1"/>
-        </w:rPr>
-      </w:pPr>
-      <w:r>
-        <w:rPr>
-          <w:rFonts w:ascii="Georgia Pro" w:eastAsia="Georgia Pro" w:hAnsi="Georgia Pro" w:cs="Georgia Pro"/>
-          <w:b/>
-          <w:bCs/>
-          <w:color w:val="000000" w:themeColor="text1"/>
-        </w:rPr>
-        <w:t>Step 26: Remove Volumes</w:t>
-      </w:r>
-    </w:p>
-    <w:p>
-      <w:pPr>
-        <w:pBdr>
-          <w:top w:val="single" w:sz="4" w:space="1" w:color="auto"/>
-          <w:left w:val="single" w:sz="4" w:space="4" w:color="auto"/>
-          <w:bottom w:val="single" w:sz="4" w:space="1" w:color="auto"/>
-          <w:right w:val="single" w:sz="4" w:space="4" w:color="auto"/>
-        </w:pBdr>
-        <w:shd w:val="clear" w:color="auto" w:fill="F2F2F2" w:themeFill="background1" w:themeFillShade="F2"/>
-        <w:spacing w:after="0" w:line="480" w:lineRule="auto"/>
-        <w:rPr>
-          <w:rFonts w:ascii="Georgia Pro" w:eastAsia="Georgia Pro" w:hAnsi="Georgia Pro" w:cs="Georgia Pro"/>
-          <w:color w:val="000000" w:themeColor="text1"/>
-        </w:rPr>
-      </w:pPr>
-      <w:r>
-        <w:rPr>
-          <w:rFonts w:ascii="Georgia Pro" w:eastAsia="Georgia Pro" w:hAnsi="Georgia Pro" w:cs="Georgia Pro"/>
-          <w:color w:val="000000" w:themeColor="text1"/>
-        </w:rPr>
         <w:t>docker-compose down -v</w:t>
       </w:r>
     </w:p>
@@ -8367,7 +8304,7 @@
           <w:color w:val="000000" w:themeColor="text1"/>
         </w:rPr>
         <w:pict w14:anchorId="50BB30BE">
-          <v:rect id="_x0000_i1054" style="width:0;height:1.5pt" o:hralign="center" o:hrstd="t" o:hr="t" fillcolor="#a0a0a0" stroked="f"/>
+          <v:rect id="_x0000_i1059" style="width:0;height:1.5pt" o:hralign="center" o:hrstd="t" o:hr="t" fillcolor="#a0a0a0" stroked="f"/>
         </w:pict>
       </w:r>
     </w:p>
@@ -14426,6 +14363,7 @@
   <w:style w:type="character" w:default="1" w:styleId="DefaultParagraphFont">
     <w:name w:val="Default Paragraph Font"/>
     <w:uiPriority w:val="1"/>
+    <w:semiHidden/>
     <w:unhideWhenUsed/>
   </w:style>
   <w:style w:type="table" w:default="1" w:styleId="TableNormal">
@@ -14786,6 +14724,33 @@
 </w:styles>
 </file>
 
+<file path=word/ink/ink1.xml><?xml version="1.0" encoding="utf-8"?>
+<inkml:ink xmlns:inkml="http://www.w3.org/2003/InkML">
+  <inkml:definitions>
+    <inkml:context xml:id="ctx0">
+      <inkml:inkSource xml:id="inkSrc0">
+        <inkml:traceFormat>
+          <inkml:channel name="X" type="integer" min="-2.14748E9" max="2.14748E9" units="cm"/>
+          <inkml:channel name="Y" type="integer" min="-2.14748E9" max="2.14748E9" units="cm"/>
+          <inkml:channel name="F" type="integer" max="32767" units="dev"/>
+        </inkml:traceFormat>
+        <inkml:channelProperties>
+          <inkml:channelProperty channel="X" name="resolution" value="1000" units="1/cm"/>
+          <inkml:channelProperty channel="Y" name="resolution" value="1000" units="1/cm"/>
+          <inkml:channelProperty channel="F" name="resolution" value="0" units="1/dev"/>
+        </inkml:channelProperties>
+      </inkml:inkSource>
+      <inkml:timestamp xml:id="ts0" timeString="2026-09-26T03:49:46.574"/>
+    </inkml:context>
+    <inkml:brush xml:id="br0">
+      <inkml:brushProperty name="width" value="0.025" units="cm"/>
+      <inkml:brushProperty name="height" value="0.025" units="cm"/>
+    </inkml:brush>
+  </inkml:definitions>
+  <inkml:trace contextRef="#ctx0" brushRef="#br0">27 11 10466,'-5'-2'1683,"0"0"-668,-2-1-424,3 1-52,1 1-74,1 1-130,1 0-106</inkml:trace>
+</inkml:ink>
+</file>
+
 <file path=word/theme/theme1.xml><?xml version="1.0" encoding="utf-8"?>
 <a:theme xmlns:a="http://schemas.openxmlformats.org/drawingml/2006/main" name="Office Theme">
   <a:themeElements>

--- a/DAY-5/Project - Deploying Multi-Tier Application on Amazon(Final).docx
+++ b/DAY-5/Project - Deploying Multi-Tier Application on Amazon(Final).docx
@@ -391,23 +391,7 @@
           <w:color w:val="000000" w:themeColor="text1"/>
         </w:rPr>
         <w:br/>
-        <w:t>Frontend (Nginx</w:t>
-      </w:r>
-      <w:proofErr w:type="gramStart"/>
-      <w:r>
-        <w:rPr>
-          <w:rFonts w:ascii="Georgia Pro" w:eastAsia="Georgia Pro" w:hAnsi="Georgia Pro" w:cs="Georgia Pro"/>
-          <w:color w:val="000000" w:themeColor="text1"/>
-        </w:rPr>
-        <w:t>) :</w:t>
-      </w:r>
-      <w:proofErr w:type="gramEnd"/>
-      <w:r>
-        <w:rPr>
-          <w:rFonts w:ascii="Georgia Pro" w:eastAsia="Georgia Pro" w:hAnsi="Georgia Pro" w:cs="Georgia Pro"/>
-          <w:color w:val="000000" w:themeColor="text1"/>
-        </w:rPr>
-        <w:t xml:space="preserve"> 8080</w:t>
+        <w:t>Frontend (Nginx) : 8080</w:t>
       </w:r>
       <w:r>
         <w:rPr>
@@ -423,23 +407,7 @@
           <w:color w:val="000000" w:themeColor="text1"/>
         </w:rPr>
         <w:br/>
-        <w:t>Backend API (Flask</w:t>
-      </w:r>
-      <w:proofErr w:type="gramStart"/>
-      <w:r>
-        <w:rPr>
-          <w:rFonts w:ascii="Georgia Pro" w:eastAsia="Georgia Pro" w:hAnsi="Georgia Pro" w:cs="Georgia Pro"/>
-          <w:color w:val="000000" w:themeColor="text1"/>
-        </w:rPr>
-        <w:t>) :</w:t>
-      </w:r>
-      <w:proofErr w:type="gramEnd"/>
-      <w:r>
-        <w:rPr>
-          <w:rFonts w:ascii="Georgia Pro" w:eastAsia="Georgia Pro" w:hAnsi="Georgia Pro" w:cs="Georgia Pro"/>
-          <w:color w:val="000000" w:themeColor="text1"/>
-        </w:rPr>
-        <w:t xml:space="preserve"> 5000</w:t>
+        <w:t>Backend API (Flask) : 5000</w:t>
       </w:r>
       <w:r>
         <w:rPr>
@@ -455,23 +423,7 @@
           <w:color w:val="000000" w:themeColor="text1"/>
         </w:rPr>
         <w:br/>
-        <w:t xml:space="preserve">MySQL </w:t>
-      </w:r>
-      <w:proofErr w:type="gramStart"/>
-      <w:r>
-        <w:rPr>
-          <w:rFonts w:ascii="Georgia Pro" w:eastAsia="Georgia Pro" w:hAnsi="Georgia Pro" w:cs="Georgia Pro"/>
-          <w:color w:val="000000" w:themeColor="text1"/>
-        </w:rPr>
-        <w:t>Database :</w:t>
-      </w:r>
-      <w:proofErr w:type="gramEnd"/>
-      <w:r>
-        <w:rPr>
-          <w:rFonts w:ascii="Georgia Pro" w:eastAsia="Georgia Pro" w:hAnsi="Georgia Pro" w:cs="Georgia Pro"/>
-          <w:color w:val="000000" w:themeColor="text1"/>
-        </w:rPr>
-        <w:t xml:space="preserve"> 3306</w:t>
+        <w:t>MySQL Database : 3306</w:t>
       </w:r>
     </w:p>
     <w:p>
@@ -633,21 +585,12 @@
           <w:color w:val="000000" w:themeColor="text1"/>
         </w:rPr>
       </w:pPr>
-      <w:proofErr w:type="gramStart"/>
-      <w:r>
-        <w:rPr>
-          <w:rFonts w:ascii="Georgia Pro" w:eastAsia="Georgia Pro" w:hAnsi="Georgia Pro" w:cs="Georgia Pro"/>
-          <w:color w:val="000000" w:themeColor="text1"/>
-        </w:rPr>
-        <w:t>Recommended</w:t>
-      </w:r>
-      <w:proofErr w:type="gramEnd"/>
-      <w:r>
-        <w:rPr>
-          <w:rFonts w:ascii="Georgia Pro" w:eastAsia="Georgia Pro" w:hAnsi="Georgia Pro" w:cs="Georgia Pro"/>
-          <w:color w:val="000000" w:themeColor="text1"/>
-        </w:rPr>
-        <w:t>:</w:t>
+      <w:r>
+        <w:rPr>
+          <w:rFonts w:ascii="Georgia Pro" w:eastAsia="Georgia Pro" w:hAnsi="Georgia Pro" w:cs="Georgia Pro"/>
+          <w:color w:val="000000" w:themeColor="text1"/>
+        </w:rPr>
+        <w:t>Recommended:</w:t>
       </w:r>
     </w:p>
     <w:p>
@@ -687,39 +630,7 @@
           <w:rFonts w:ascii="Georgia Pro" w:eastAsia="Georgia Pro" w:hAnsi="Georgia Pro" w:cs="Georgia Pro"/>
           <w:color w:val="000000" w:themeColor="text1"/>
         </w:rPr>
-        <w:t>t</w:t>
-      </w:r>
-      <w:proofErr w:type="gramStart"/>
-      <w:r>
-        <w:rPr>
-          <w:rFonts w:ascii="Georgia Pro" w:eastAsia="Georgia Pro" w:hAnsi="Georgia Pro" w:cs="Georgia Pro"/>
-          <w:color w:val="000000" w:themeColor="text1"/>
-        </w:rPr>
-        <w:t>2.micro</w:t>
-      </w:r>
-      <w:proofErr w:type="gramEnd"/>
-      <w:r>
-        <w:rPr>
-          <w:rFonts w:ascii="Georgia Pro" w:eastAsia="Georgia Pro" w:hAnsi="Georgia Pro" w:cs="Georgia Pro"/>
-          <w:color w:val="000000" w:themeColor="text1"/>
-        </w:rPr>
-        <w:t xml:space="preserve"> or t</w:t>
-      </w:r>
-      <w:proofErr w:type="gramStart"/>
-      <w:r>
-        <w:rPr>
-          <w:rFonts w:ascii="Georgia Pro" w:eastAsia="Georgia Pro" w:hAnsi="Georgia Pro" w:cs="Georgia Pro"/>
-          <w:color w:val="000000" w:themeColor="text1"/>
-        </w:rPr>
-        <w:t>2.small</w:t>
-      </w:r>
-      <w:proofErr w:type="gramEnd"/>
-      <w:r>
-        <w:rPr>
-          <w:rFonts w:ascii="Georgia Pro" w:eastAsia="Georgia Pro" w:hAnsi="Georgia Pro" w:cs="Georgia Pro"/>
-          <w:color w:val="000000" w:themeColor="text1"/>
-        </w:rPr>
-        <w:t xml:space="preserve"> </w:t>
+        <w:t xml:space="preserve">t2.micro or t2.small </w:t>
       </w:r>
     </w:p>
     <w:p>
@@ -1111,17 +1022,8 @@
                 <w:rFonts w:ascii="Georgia Pro" w:eastAsia="Georgia Pro" w:hAnsi="Georgia Pro" w:cs="Georgia Pro"/>
                 <w:color w:val="000000" w:themeColor="text1"/>
               </w:rPr>
-              <w:t>t</w:t>
+              <w:t>t2.micro</w:t>
             </w:r>
-            <w:proofErr w:type="gramStart"/>
-            <w:r>
-              <w:rPr>
-                <w:rFonts w:ascii="Georgia Pro" w:eastAsia="Georgia Pro" w:hAnsi="Georgia Pro" w:cs="Georgia Pro"/>
-                <w:color w:val="000000" w:themeColor="text1"/>
-              </w:rPr>
-              <w:t>2.micro</w:t>
-            </w:r>
-            <w:proofErr w:type="gramEnd"/>
           </w:p>
         </w:tc>
       </w:tr>
@@ -1723,7 +1625,25 @@
           <w:bCs/>
           <w:color w:val="000000" w:themeColor="text1"/>
         </w:rPr>
-        <w:t>Step 1: Remove broken Docker repo</w:t>
+        <w:t>Step 1</w:t>
+      </w:r>
+      <w:r>
+        <w:rPr>
+          <w:rFonts w:ascii="Georgia Pro" w:eastAsia="Georgia Pro" w:hAnsi="Georgia Pro" w:cs="Georgia Pro"/>
+          <w:b/>
+          <w:bCs/>
+          <w:color w:val="000000" w:themeColor="text1"/>
+        </w:rPr>
+        <w:t>-8</w:t>
+      </w:r>
+      <w:r>
+        <w:rPr>
+          <w:rFonts w:ascii="Georgia Pro" w:eastAsia="Georgia Pro" w:hAnsi="Georgia Pro" w:cs="Georgia Pro"/>
+          <w:b/>
+          <w:bCs/>
+          <w:color w:val="000000" w:themeColor="text1"/>
+        </w:rPr>
+        <w:t>: Remove broken Docker repo</w:t>
       </w:r>
     </w:p>
     <w:p>
@@ -1741,93 +1661,12 @@
           <w:color w:val="000000" w:themeColor="text1"/>
         </w:rPr>
       </w:pPr>
-      <w:proofErr w:type="spellStart"/>
-      <w:r>
-        <w:rPr>
-          <w:rFonts w:ascii="Georgia Pro" w:eastAsia="Georgia Pro" w:hAnsi="Georgia Pro" w:cs="Georgia Pro"/>
-          <w:color w:val="000000" w:themeColor="text1"/>
-        </w:rPr>
-        <w:t>sudo</w:t>
-      </w:r>
-      <w:proofErr w:type="spellEnd"/>
-      <w:r>
-        <w:rPr>
-          <w:rFonts w:ascii="Georgia Pro" w:eastAsia="Georgia Pro" w:hAnsi="Georgia Pro" w:cs="Georgia Pro"/>
-          <w:color w:val="000000" w:themeColor="text1"/>
-        </w:rPr>
-        <w:t xml:space="preserve"> rm -f /</w:t>
-      </w:r>
-      <w:proofErr w:type="spellStart"/>
-      <w:r>
-        <w:rPr>
-          <w:rFonts w:ascii="Georgia Pro" w:eastAsia="Georgia Pro" w:hAnsi="Georgia Pro" w:cs="Georgia Pro"/>
-          <w:color w:val="000000" w:themeColor="text1"/>
-        </w:rPr>
-        <w:t>etc</w:t>
-      </w:r>
-      <w:proofErr w:type="spellEnd"/>
-      <w:r>
-        <w:rPr>
-          <w:rFonts w:ascii="Georgia Pro" w:eastAsia="Georgia Pro" w:hAnsi="Georgia Pro" w:cs="Georgia Pro"/>
-          <w:color w:val="000000" w:themeColor="text1"/>
-        </w:rPr>
-        <w:t>/apt/</w:t>
-      </w:r>
-      <w:proofErr w:type="spellStart"/>
-      <w:r>
-        <w:rPr>
-          <w:rFonts w:ascii="Georgia Pro" w:eastAsia="Georgia Pro" w:hAnsi="Georgia Pro" w:cs="Georgia Pro"/>
-          <w:color w:val="000000" w:themeColor="text1"/>
-        </w:rPr>
-        <w:t>sources.list.d</w:t>
-      </w:r>
-      <w:proofErr w:type="spellEnd"/>
-      <w:r>
-        <w:rPr>
-          <w:rFonts w:ascii="Georgia Pro" w:eastAsia="Georgia Pro" w:hAnsi="Georgia Pro" w:cs="Georgia Pro"/>
-          <w:color w:val="000000" w:themeColor="text1"/>
-        </w:rPr>
-        <w:t>/</w:t>
-      </w:r>
-      <w:proofErr w:type="spellStart"/>
-      <w:r>
-        <w:rPr>
-          <w:rFonts w:ascii="Georgia Pro" w:eastAsia="Georgia Pro" w:hAnsi="Georgia Pro" w:cs="Georgia Pro"/>
-          <w:color w:val="000000" w:themeColor="text1"/>
-        </w:rPr>
-        <w:t>docker.list</w:t>
-      </w:r>
-      <w:proofErr w:type="spellEnd"/>
-    </w:p>
-    <w:p>
-      <w:pPr>
-        <w:spacing w:after="0" w:line="480" w:lineRule="auto"/>
-        <w:rPr>
-          <w:rFonts w:ascii="Georgia Pro" w:eastAsia="Georgia Pro" w:hAnsi="Georgia Pro" w:cs="Georgia Pro"/>
-          <w:b/>
-          <w:bCs/>
-          <w:color w:val="000000" w:themeColor="text1"/>
-        </w:rPr>
-      </w:pPr>
-    </w:p>
-    <w:p>
-      <w:pPr>
-        <w:spacing w:after="0" w:line="480" w:lineRule="auto"/>
-        <w:rPr>
-          <w:rFonts w:ascii="Georgia Pro" w:eastAsia="Georgia Pro" w:hAnsi="Georgia Pro" w:cs="Georgia Pro"/>
-          <w:b/>
-          <w:bCs/>
-          <w:color w:val="000000" w:themeColor="text1"/>
-        </w:rPr>
-      </w:pPr>
-      <w:r>
-        <w:rPr>
-          <w:rFonts w:ascii="Georgia Pro" w:eastAsia="Georgia Pro" w:hAnsi="Georgia Pro" w:cs="Georgia Pro"/>
-          <w:b/>
-          <w:bCs/>
-          <w:color w:val="000000" w:themeColor="text1"/>
-        </w:rPr>
-        <w:t>Step 2: Install required packages</w:t>
+      <w:r>
+        <w:rPr>
+          <w:rFonts w:ascii="Georgia Pro" w:eastAsia="Georgia Pro" w:hAnsi="Georgia Pro" w:cs="Georgia Pro"/>
+          <w:color w:val="000000" w:themeColor="text1"/>
+        </w:rPr>
+        <w:t># Add Docker's official GPG key:</w:t>
       </w:r>
     </w:p>
     <w:p>
@@ -1864,15 +1703,6 @@
     </w:p>
     <w:p>
       <w:pPr>
-        <w:spacing w:after="0" w:line="480" w:lineRule="auto"/>
-        <w:rPr>
-          <w:rFonts w:ascii="Georgia Pro" w:eastAsia="Georgia Pro" w:hAnsi="Georgia Pro" w:cs="Georgia Pro"/>
-          <w:color w:val="000000" w:themeColor="text1"/>
-        </w:rPr>
-      </w:pPr>
-    </w:p>
-    <w:p>
-      <w:pPr>
         <w:pBdr>
           <w:top w:val="single" w:sz="4" w:space="1" w:color="auto"/>
           <w:left w:val="single" w:sz="4" w:space="4" w:color="auto"/>
@@ -1900,47 +1730,7 @@
           <w:rFonts w:ascii="Georgia Pro" w:eastAsia="Georgia Pro" w:hAnsi="Georgia Pro" w:cs="Georgia Pro"/>
           <w:color w:val="000000" w:themeColor="text1"/>
         </w:rPr>
-        <w:t xml:space="preserve"> apt install -y ca-certificates curl </w:t>
-      </w:r>
-      <w:proofErr w:type="spellStart"/>
-      <w:r>
-        <w:rPr>
-          <w:rFonts w:ascii="Georgia Pro" w:eastAsia="Georgia Pro" w:hAnsi="Georgia Pro" w:cs="Georgia Pro"/>
-          <w:color w:val="000000" w:themeColor="text1"/>
-        </w:rPr>
-        <w:t>gnupg</w:t>
-      </w:r>
-      <w:proofErr w:type="spellEnd"/>
-    </w:p>
-    <w:p>
-      <w:pPr>
-        <w:spacing w:after="0" w:line="480" w:lineRule="auto"/>
-        <w:rPr>
-          <w:rFonts w:ascii="Georgia Pro" w:eastAsia="Georgia Pro" w:hAnsi="Georgia Pro" w:cs="Georgia Pro"/>
-          <w:b/>
-          <w:bCs/>
-          <w:color w:val="000000" w:themeColor="text1"/>
-        </w:rPr>
-      </w:pPr>
-    </w:p>
-    <w:p>
-      <w:pPr>
-        <w:spacing w:after="0" w:line="480" w:lineRule="auto"/>
-        <w:rPr>
-          <w:rFonts w:ascii="Georgia Pro" w:eastAsia="Georgia Pro" w:hAnsi="Georgia Pro" w:cs="Georgia Pro"/>
-          <w:b/>
-          <w:bCs/>
-          <w:color w:val="000000" w:themeColor="text1"/>
-        </w:rPr>
-      </w:pPr>
-      <w:r>
-        <w:rPr>
-          <w:rFonts w:ascii="Georgia Pro" w:eastAsia="Georgia Pro" w:hAnsi="Georgia Pro" w:cs="Georgia Pro"/>
-          <w:b/>
-          <w:bCs/>
-          <w:color w:val="000000" w:themeColor="text1"/>
-        </w:rPr>
-        <w:t>Step 3: Create keyrings directory</w:t>
+        <w:t xml:space="preserve"> apt install ca-certificates curl</w:t>
       </w:r>
     </w:p>
     <w:p>
@@ -1993,37 +1783,6 @@
     </w:p>
     <w:p>
       <w:pPr>
-        <w:spacing w:after="0" w:line="480" w:lineRule="auto"/>
-        <w:rPr>
-          <w:rFonts w:ascii="Georgia Pro" w:eastAsia="Georgia Pro" w:hAnsi="Georgia Pro" w:cs="Georgia Pro"/>
-          <w:b/>
-          <w:bCs/>
-          <w:color w:val="000000" w:themeColor="text1"/>
-        </w:rPr>
-      </w:pPr>
-    </w:p>
-    <w:p>
-      <w:pPr>
-        <w:spacing w:after="0" w:line="480" w:lineRule="auto"/>
-        <w:rPr>
-          <w:rFonts w:ascii="Georgia Pro" w:eastAsia="Georgia Pro" w:hAnsi="Georgia Pro" w:cs="Georgia Pro"/>
-          <w:b/>
-          <w:bCs/>
-          <w:color w:val="000000" w:themeColor="text1"/>
-        </w:rPr>
-      </w:pPr>
-      <w:r>
-        <w:rPr>
-          <w:rFonts w:ascii="Georgia Pro" w:eastAsia="Georgia Pro" w:hAnsi="Georgia Pro" w:cs="Georgia Pro"/>
-          <w:b/>
-          <w:bCs/>
-          <w:color w:val="000000" w:themeColor="text1"/>
-        </w:rPr>
-        <w:t>Step 4: Add Docker GPG key</w:t>
-      </w:r>
-    </w:p>
-    <w:p>
-      <w:pPr>
         <w:pBdr>
           <w:top w:val="single" w:sz="4" w:space="1" w:color="auto"/>
           <w:left w:val="single" w:sz="4" w:space="4" w:color="auto"/>
@@ -2037,19 +1796,28 @@
           <w:color w:val="000000" w:themeColor="text1"/>
         </w:rPr>
       </w:pPr>
-      <w:r>
-        <w:rPr>
-          <w:rFonts w:ascii="Georgia Pro" w:eastAsia="Georgia Pro" w:hAnsi="Georgia Pro" w:cs="Georgia Pro"/>
-          <w:color w:val="000000" w:themeColor="text1"/>
-        </w:rPr>
-        <w:t>curl -</w:t>
-      </w:r>
       <w:proofErr w:type="spellStart"/>
       <w:r>
         <w:rPr>
           <w:rFonts w:ascii="Georgia Pro" w:eastAsia="Georgia Pro" w:hAnsi="Georgia Pro" w:cs="Georgia Pro"/>
           <w:color w:val="000000" w:themeColor="text1"/>
         </w:rPr>
+        <w:t>sudo</w:t>
+      </w:r>
+      <w:proofErr w:type="spellEnd"/>
+      <w:r>
+        <w:rPr>
+          <w:rFonts w:ascii="Georgia Pro" w:eastAsia="Georgia Pro" w:hAnsi="Georgia Pro" w:cs="Georgia Pro"/>
+          <w:color w:val="000000" w:themeColor="text1"/>
+        </w:rPr>
+        <w:t xml:space="preserve"> curl -</w:t>
+      </w:r>
+      <w:proofErr w:type="spellStart"/>
+      <w:r>
+        <w:rPr>
+          <w:rFonts w:ascii="Georgia Pro" w:eastAsia="Georgia Pro" w:hAnsi="Georgia Pro" w:cs="Georgia Pro"/>
+          <w:color w:val="000000" w:themeColor="text1"/>
+        </w:rPr>
         <w:t>fsSL</w:t>
       </w:r>
       <w:proofErr w:type="spellEnd"/>
@@ -2058,7 +1826,7 @@
           <w:rFonts w:ascii="Georgia Pro" w:eastAsia="Georgia Pro" w:hAnsi="Georgia Pro" w:cs="Georgia Pro"/>
           <w:color w:val="000000" w:themeColor="text1"/>
         </w:rPr>
-        <w:t xml:space="preserve"> https://download.docker.com/linux/ubuntu/gpg | </w:t>
+        <w:t xml:space="preserve"> https://download.docker.com/linux/ubuntu/gpg -o /</w:t>
       </w:r>
       <w:proofErr w:type="spellStart"/>
       <w:r>
@@ -2066,7 +1834,7 @@
           <w:rFonts w:ascii="Georgia Pro" w:eastAsia="Georgia Pro" w:hAnsi="Georgia Pro" w:cs="Georgia Pro"/>
           <w:color w:val="000000" w:themeColor="text1"/>
         </w:rPr>
-        <w:t>sudo</w:t>
+        <w:t>etc</w:t>
       </w:r>
       <w:proofErr w:type="spellEnd"/>
       <w:r>
@@ -2074,7 +1842,7 @@
           <w:rFonts w:ascii="Georgia Pro" w:eastAsia="Georgia Pro" w:hAnsi="Georgia Pro" w:cs="Georgia Pro"/>
           <w:color w:val="000000" w:themeColor="text1"/>
         </w:rPr>
-        <w:t xml:space="preserve"> </w:t>
+        <w:t>/apt/keyrings/</w:t>
       </w:r>
       <w:proofErr w:type="spellStart"/>
       <w:r>
@@ -2082,85 +1850,9 @@
           <w:rFonts w:ascii="Georgia Pro" w:eastAsia="Georgia Pro" w:hAnsi="Georgia Pro" w:cs="Georgia Pro"/>
           <w:color w:val="000000" w:themeColor="text1"/>
         </w:rPr>
-        <w:t>gpg</w:t>
+        <w:t>docker.asc</w:t>
       </w:r>
       <w:proofErr w:type="spellEnd"/>
-      <w:r>
-        <w:rPr>
-          <w:rFonts w:ascii="Georgia Pro" w:eastAsia="Georgia Pro" w:hAnsi="Georgia Pro" w:cs="Georgia Pro"/>
-          <w:color w:val="000000" w:themeColor="text1"/>
-        </w:rPr>
-        <w:t xml:space="preserve"> --</w:t>
-      </w:r>
-      <w:proofErr w:type="spellStart"/>
-      <w:r>
-        <w:rPr>
-          <w:rFonts w:ascii="Georgia Pro" w:eastAsia="Georgia Pro" w:hAnsi="Georgia Pro" w:cs="Georgia Pro"/>
-          <w:color w:val="000000" w:themeColor="text1"/>
-        </w:rPr>
-        <w:t>dearmor</w:t>
-      </w:r>
-      <w:proofErr w:type="spellEnd"/>
-      <w:r>
-        <w:rPr>
-          <w:rFonts w:ascii="Georgia Pro" w:eastAsia="Georgia Pro" w:hAnsi="Georgia Pro" w:cs="Georgia Pro"/>
-          <w:color w:val="000000" w:themeColor="text1"/>
-        </w:rPr>
-        <w:t xml:space="preserve"> -o /</w:t>
-      </w:r>
-      <w:proofErr w:type="spellStart"/>
-      <w:r>
-        <w:rPr>
-          <w:rFonts w:ascii="Georgia Pro" w:eastAsia="Georgia Pro" w:hAnsi="Georgia Pro" w:cs="Georgia Pro"/>
-          <w:color w:val="000000" w:themeColor="text1"/>
-        </w:rPr>
-        <w:t>etc</w:t>
-      </w:r>
-      <w:proofErr w:type="spellEnd"/>
-      <w:r>
-        <w:rPr>
-          <w:rFonts w:ascii="Georgia Pro" w:eastAsia="Georgia Pro" w:hAnsi="Georgia Pro" w:cs="Georgia Pro"/>
-          <w:color w:val="000000" w:themeColor="text1"/>
-        </w:rPr>
-        <w:t>/apt/keyrings/</w:t>
-      </w:r>
-      <w:proofErr w:type="spellStart"/>
-      <w:r>
-        <w:rPr>
-          <w:rFonts w:ascii="Georgia Pro" w:eastAsia="Georgia Pro" w:hAnsi="Georgia Pro" w:cs="Georgia Pro"/>
-          <w:color w:val="000000" w:themeColor="text1"/>
-        </w:rPr>
-        <w:t>docker.gpg</w:t>
-      </w:r>
-      <w:proofErr w:type="spellEnd"/>
-      <w:r>
-        <w:rPr>
-          <w:rFonts w:ascii="Georgia Pro" w:eastAsia="Georgia Pro" w:hAnsi="Georgia Pro" w:cs="Georgia Pro"/>
-          <w:color w:val="000000" w:themeColor="text1"/>
-        </w:rPr>
-        <w:t xml:space="preserve"> </w:t>
-      </w:r>
-    </w:p>
-    <w:p>
-      <w:pPr>
-        <w:spacing w:after="0" w:line="480" w:lineRule="auto"/>
-        <w:rPr>
-          <w:rFonts w:ascii="Georgia Pro" w:eastAsia="Georgia Pro" w:hAnsi="Georgia Pro" w:cs="Georgia Pro"/>
-          <w:b/>
-          <w:bCs/>
-          <w:color w:val="000000" w:themeColor="text1"/>
-        </w:rPr>
-      </w:pPr>
-      <w:r>
-        <w:rPr>
-          <w:rFonts w:ascii="Georgia Pro" w:eastAsia="Georgia Pro" w:hAnsi="Georgia Pro" w:cs="Georgia Pro"/>
-          <w:b/>
-          <w:bCs/>
-          <w:color w:val="000000" w:themeColor="text1"/>
-        </w:rPr>
-        <w:lastRenderedPageBreak/>
-        <w:t>Step 5: Give proper permissions</w:t>
-      </w:r>
     </w:p>
     <w:p>
       <w:pPr>
@@ -2247,40 +1939,9 @@
           <w:rFonts w:ascii="Georgia Pro" w:eastAsia="Georgia Pro" w:hAnsi="Georgia Pro" w:cs="Georgia Pro"/>
           <w:color w:val="000000" w:themeColor="text1"/>
         </w:rPr>
-        <w:t>docker.gpg</w:t>
+        <w:t>docker.asc</w:t>
       </w:r>
       <w:proofErr w:type="spellEnd"/>
-    </w:p>
-    <w:p>
-      <w:pPr>
-        <w:spacing w:after="0" w:line="480" w:lineRule="auto"/>
-        <w:rPr>
-          <w:rFonts w:ascii="Georgia Pro" w:eastAsia="Georgia Pro" w:hAnsi="Georgia Pro" w:cs="Georgia Pro"/>
-          <w:b/>
-          <w:bCs/>
-          <w:color w:val="000000" w:themeColor="text1"/>
-        </w:rPr>
-      </w:pPr>
-    </w:p>
-    <w:p>
-      <w:pPr>
-        <w:spacing w:after="0" w:line="480" w:lineRule="auto"/>
-        <w:rPr>
-          <w:rFonts w:ascii="Georgia Pro" w:eastAsia="Georgia Pro" w:hAnsi="Georgia Pro" w:cs="Georgia Pro"/>
-          <w:b/>
-          <w:bCs/>
-          <w:color w:val="000000" w:themeColor="text1"/>
-        </w:rPr>
-      </w:pPr>
-      <w:r>
-        <w:rPr>
-          <w:rFonts w:ascii="Georgia Pro" w:eastAsia="Georgia Pro" w:hAnsi="Georgia Pro" w:cs="Georgia Pro"/>
-          <w:b/>
-          <w:bCs/>
-          <w:color w:val="000000" w:themeColor="text1"/>
-        </w:rPr>
-        <w:t>Step 6: Add Docker repository properly</w:t>
-      </w:r>
     </w:p>
     <w:p>
       <w:pPr>
@@ -2297,172 +1958,6 @@
           <w:color w:val="000000" w:themeColor="text1"/>
         </w:rPr>
       </w:pPr>
-      <w:r>
-        <w:rPr>
-          <w:rFonts w:ascii="Georgia Pro" w:eastAsia="Georgia Pro" w:hAnsi="Georgia Pro" w:cs="Georgia Pro"/>
-          <w:color w:val="000000" w:themeColor="text1"/>
-        </w:rPr>
-        <w:t>echo "deb [arch=$(</w:t>
-      </w:r>
-      <w:proofErr w:type="spellStart"/>
-      <w:r>
-        <w:rPr>
-          <w:rFonts w:ascii="Georgia Pro" w:eastAsia="Georgia Pro" w:hAnsi="Georgia Pro" w:cs="Georgia Pro"/>
-          <w:color w:val="000000" w:themeColor="text1"/>
-        </w:rPr>
-        <w:t>dpkg</w:t>
-      </w:r>
-      <w:proofErr w:type="spellEnd"/>
-      <w:r>
-        <w:rPr>
-          <w:rFonts w:ascii="Georgia Pro" w:eastAsia="Georgia Pro" w:hAnsi="Georgia Pro" w:cs="Georgia Pro"/>
-          <w:color w:val="000000" w:themeColor="text1"/>
-        </w:rPr>
-        <w:t xml:space="preserve"> --print-architecture) signed-by=/</w:t>
-      </w:r>
-      <w:proofErr w:type="spellStart"/>
-      <w:r>
-        <w:rPr>
-          <w:rFonts w:ascii="Georgia Pro" w:eastAsia="Georgia Pro" w:hAnsi="Georgia Pro" w:cs="Georgia Pro"/>
-          <w:color w:val="000000" w:themeColor="text1"/>
-        </w:rPr>
-        <w:t>etc</w:t>
-      </w:r>
-      <w:proofErr w:type="spellEnd"/>
-      <w:r>
-        <w:rPr>
-          <w:rFonts w:ascii="Georgia Pro" w:eastAsia="Georgia Pro" w:hAnsi="Georgia Pro" w:cs="Georgia Pro"/>
-          <w:color w:val="000000" w:themeColor="text1"/>
-        </w:rPr>
-        <w:t>/apt/keyrings/</w:t>
-      </w:r>
-      <w:proofErr w:type="spellStart"/>
-      <w:r>
-        <w:rPr>
-          <w:rFonts w:ascii="Georgia Pro" w:eastAsia="Georgia Pro" w:hAnsi="Georgia Pro" w:cs="Georgia Pro"/>
-          <w:color w:val="000000" w:themeColor="text1"/>
-        </w:rPr>
-        <w:t>docker.gpg</w:t>
-      </w:r>
-      <w:proofErr w:type="spellEnd"/>
-      <w:r>
-        <w:rPr>
-          <w:rFonts w:ascii="Georgia Pro" w:eastAsia="Georgia Pro" w:hAnsi="Georgia Pro" w:cs="Georgia Pro"/>
-          <w:color w:val="000000" w:themeColor="text1"/>
-        </w:rPr>
-        <w:t xml:space="preserve">] https://download.docker.com/linux/ubuntu </w:t>
-      </w:r>
-      <w:proofErr w:type="spellStart"/>
-      <w:r>
-        <w:rPr>
-          <w:rFonts w:ascii="Georgia Pro" w:eastAsia="Georgia Pro" w:hAnsi="Georgia Pro" w:cs="Georgia Pro"/>
-          <w:color w:val="000000" w:themeColor="text1"/>
-        </w:rPr>
-        <w:t>jammy</w:t>
-      </w:r>
-      <w:proofErr w:type="spellEnd"/>
-      <w:r>
-        <w:rPr>
-          <w:rFonts w:ascii="Georgia Pro" w:eastAsia="Georgia Pro" w:hAnsi="Georgia Pro" w:cs="Georgia Pro"/>
-          <w:color w:val="000000" w:themeColor="text1"/>
-        </w:rPr>
-        <w:t xml:space="preserve"> stable" | </w:t>
-      </w:r>
-      <w:proofErr w:type="spellStart"/>
-      <w:r>
-        <w:rPr>
-          <w:rFonts w:ascii="Georgia Pro" w:eastAsia="Georgia Pro" w:hAnsi="Georgia Pro" w:cs="Georgia Pro"/>
-          <w:color w:val="000000" w:themeColor="text1"/>
-        </w:rPr>
-        <w:t>sudo</w:t>
-      </w:r>
-      <w:proofErr w:type="spellEnd"/>
-      <w:r>
-        <w:rPr>
-          <w:rFonts w:ascii="Georgia Pro" w:eastAsia="Georgia Pro" w:hAnsi="Georgia Pro" w:cs="Georgia Pro"/>
-          <w:color w:val="000000" w:themeColor="text1"/>
-        </w:rPr>
-        <w:t xml:space="preserve"> tee /</w:t>
-      </w:r>
-      <w:proofErr w:type="spellStart"/>
-      <w:r>
-        <w:rPr>
-          <w:rFonts w:ascii="Georgia Pro" w:eastAsia="Georgia Pro" w:hAnsi="Georgia Pro" w:cs="Georgia Pro"/>
-          <w:color w:val="000000" w:themeColor="text1"/>
-        </w:rPr>
-        <w:t>etc</w:t>
-      </w:r>
-      <w:proofErr w:type="spellEnd"/>
-      <w:r>
-        <w:rPr>
-          <w:rFonts w:ascii="Georgia Pro" w:eastAsia="Georgia Pro" w:hAnsi="Georgia Pro" w:cs="Georgia Pro"/>
-          <w:color w:val="000000" w:themeColor="text1"/>
-        </w:rPr>
-        <w:t>/apt/</w:t>
-      </w:r>
-      <w:proofErr w:type="spellStart"/>
-      <w:r>
-        <w:rPr>
-          <w:rFonts w:ascii="Georgia Pro" w:eastAsia="Georgia Pro" w:hAnsi="Georgia Pro" w:cs="Georgia Pro"/>
-          <w:color w:val="000000" w:themeColor="text1"/>
-        </w:rPr>
-        <w:t>sources.list.d</w:t>
-      </w:r>
-      <w:proofErr w:type="spellEnd"/>
-      <w:r>
-        <w:rPr>
-          <w:rFonts w:ascii="Georgia Pro" w:eastAsia="Georgia Pro" w:hAnsi="Georgia Pro" w:cs="Georgia Pro"/>
-          <w:color w:val="000000" w:themeColor="text1"/>
-        </w:rPr>
-        <w:t>/</w:t>
-      </w:r>
-      <w:proofErr w:type="spellStart"/>
-      <w:r>
-        <w:rPr>
-          <w:rFonts w:ascii="Georgia Pro" w:eastAsia="Georgia Pro" w:hAnsi="Georgia Pro" w:cs="Georgia Pro"/>
-          <w:color w:val="000000" w:themeColor="text1"/>
-        </w:rPr>
-        <w:t>docker.list</w:t>
-      </w:r>
-      <w:proofErr w:type="spellEnd"/>
-      <w:r>
-        <w:rPr>
-          <w:rFonts w:ascii="Georgia Pro" w:eastAsia="Georgia Pro" w:hAnsi="Georgia Pro" w:cs="Georgia Pro"/>
-          <w:color w:val="000000" w:themeColor="text1"/>
-        </w:rPr>
-        <w:t xml:space="preserve"> &gt; /dev/null</w:t>
-      </w:r>
-    </w:p>
-    <w:p>
-      <w:pPr>
-        <w:spacing w:after="0" w:line="480" w:lineRule="auto"/>
-        <w:rPr>
-          <w:rFonts w:ascii="Georgia Pro" w:eastAsia="Georgia Pro" w:hAnsi="Georgia Pro" w:cs="Georgia Pro"/>
-          <w:b/>
-          <w:bCs/>
-          <w:color w:val="000000" w:themeColor="text1"/>
-        </w:rPr>
-      </w:pPr>
-    </w:p>
-    <w:p>
-      <w:pPr>
-        <w:spacing w:after="0" w:line="480" w:lineRule="auto"/>
-        <w:rPr>
-          <w:rFonts w:ascii="Georgia Pro" w:eastAsia="Georgia Pro" w:hAnsi="Georgia Pro" w:cs="Georgia Pro"/>
-          <w:b/>
-          <w:bCs/>
-          <w:color w:val="000000" w:themeColor="text1"/>
-        </w:rPr>
-      </w:pPr>
-      <w:r>
-        <w:rPr>
-          <w:rFonts w:ascii="Georgia Pro" w:eastAsia="Georgia Pro" w:hAnsi="Georgia Pro" w:cs="Georgia Pro"/>
-          <w:b/>
-          <w:bCs/>
-          <w:color w:val="000000" w:themeColor="text1"/>
-        </w:rPr>
-        <w:t>Step 7: Update package list</w:t>
-      </w:r>
     </w:p>
     <w:p>
       <w:pPr>
@@ -2479,66 +1974,12 @@
           <w:color w:val="000000" w:themeColor="text1"/>
         </w:rPr>
       </w:pPr>
-      <w:proofErr w:type="spellStart"/>
-      <w:r>
-        <w:rPr>
-          <w:rFonts w:ascii="Georgia Pro" w:eastAsia="Georgia Pro" w:hAnsi="Georgia Pro" w:cs="Georgia Pro"/>
-          <w:color w:val="000000" w:themeColor="text1"/>
-        </w:rPr>
-        <w:t>sudo</w:t>
-      </w:r>
-      <w:proofErr w:type="spellEnd"/>
-      <w:r>
-        <w:rPr>
-          <w:rFonts w:ascii="Georgia Pro" w:eastAsia="Georgia Pro" w:hAnsi="Georgia Pro" w:cs="Georgia Pro"/>
-          <w:color w:val="000000" w:themeColor="text1"/>
-        </w:rPr>
-        <w:t xml:space="preserve"> apt update</w:t>
-      </w:r>
-    </w:p>
-    <w:p>
-      <w:pPr>
-        <w:spacing w:after="0" w:line="480" w:lineRule="auto"/>
-        <w:rPr>
-          <w:rFonts w:ascii="Georgia Pro" w:eastAsia="Georgia Pro" w:hAnsi="Georgia Pro" w:cs="Georgia Pro"/>
-          <w:color w:val="000000" w:themeColor="text1"/>
-        </w:rPr>
-      </w:pPr>
-    </w:p>
-    <w:p>
-      <w:pPr>
-        <w:spacing w:after="0" w:line="480" w:lineRule="auto"/>
-        <w:rPr>
-          <w:rFonts w:ascii="Georgia Pro" w:eastAsia="Georgia Pro" w:hAnsi="Georgia Pro" w:cs="Georgia Pro"/>
-          <w:color w:val="000000" w:themeColor="text1"/>
-        </w:rPr>
-      </w:pPr>
-      <w:r>
-        <w:rPr>
-          <w:rFonts w:ascii="Georgia Pro" w:eastAsia="Georgia Pro" w:hAnsi="Georgia Pro" w:cs="Georgia Pro"/>
-          <w:color w:val="000000" w:themeColor="text1"/>
-        </w:rPr>
-        <w:t>Now the Docker repository should work without GPG errors.</w:t>
-      </w:r>
-    </w:p>
-    <w:p>
-      <w:pPr>
-        <w:spacing w:after="0" w:line="480" w:lineRule="auto"/>
-        <w:rPr>
-          <w:rFonts w:ascii="Georgia Pro" w:eastAsia="Georgia Pro" w:hAnsi="Georgia Pro" w:cs="Georgia Pro"/>
-          <w:b/>
-          <w:bCs/>
-          <w:color w:val="000000" w:themeColor="text1"/>
-        </w:rPr>
-      </w:pPr>
-      <w:r>
-        <w:rPr>
-          <w:rFonts w:ascii="Georgia Pro" w:eastAsia="Georgia Pro" w:hAnsi="Georgia Pro" w:cs="Georgia Pro"/>
-          <w:b/>
-          <w:bCs/>
-          <w:color w:val="000000" w:themeColor="text1"/>
-        </w:rPr>
-        <w:t>Step 8: Install Docker</w:t>
+      <w:r>
+        <w:rPr>
+          <w:rFonts w:ascii="Georgia Pro" w:eastAsia="Georgia Pro" w:hAnsi="Georgia Pro" w:cs="Georgia Pro"/>
+          <w:color w:val="000000" w:themeColor="text1"/>
+        </w:rPr>
+        <w:t># Add the repository to Apt sources:</w:t>
       </w:r>
     </w:p>
     <w:p>
@@ -2570,7 +2011,7 @@
           <w:rFonts w:ascii="Georgia Pro" w:eastAsia="Georgia Pro" w:hAnsi="Georgia Pro" w:cs="Georgia Pro"/>
           <w:color w:val="000000" w:themeColor="text1"/>
         </w:rPr>
-        <w:t xml:space="preserve"> apt install -y docker-</w:t>
+        <w:t xml:space="preserve"> tee /</w:t>
       </w:r>
       <w:proofErr w:type="spellStart"/>
       <w:r>
@@ -2578,7 +2019,7 @@
           <w:rFonts w:ascii="Georgia Pro" w:eastAsia="Georgia Pro" w:hAnsi="Georgia Pro" w:cs="Georgia Pro"/>
           <w:color w:val="000000" w:themeColor="text1"/>
         </w:rPr>
-        <w:t>ce</w:t>
+        <w:t>etc</w:t>
       </w:r>
       <w:proofErr w:type="spellEnd"/>
       <w:r>
@@ -2586,7 +2027,7 @@
           <w:rFonts w:ascii="Georgia Pro" w:eastAsia="Georgia Pro" w:hAnsi="Georgia Pro" w:cs="Georgia Pro"/>
           <w:color w:val="000000" w:themeColor="text1"/>
         </w:rPr>
-        <w:t xml:space="preserve"> docker-</w:t>
+        <w:t>/apt/</w:t>
       </w:r>
       <w:proofErr w:type="spellStart"/>
       <w:r>
@@ -2594,7 +2035,7 @@
           <w:rFonts w:ascii="Georgia Pro" w:eastAsia="Georgia Pro" w:hAnsi="Georgia Pro" w:cs="Georgia Pro"/>
           <w:color w:val="000000" w:themeColor="text1"/>
         </w:rPr>
-        <w:t>ce</w:t>
+        <w:t>sources.list.d</w:t>
       </w:r>
       <w:proofErr w:type="spellEnd"/>
       <w:r>
@@ -2602,7 +2043,7 @@
           <w:rFonts w:ascii="Georgia Pro" w:eastAsia="Georgia Pro" w:hAnsi="Georgia Pro" w:cs="Georgia Pro"/>
           <w:color w:val="000000" w:themeColor="text1"/>
         </w:rPr>
-        <w:t>-cli containerd.io docker-</w:t>
+        <w:t>/</w:t>
       </w:r>
       <w:proofErr w:type="spellStart"/>
       <w:r>
@@ -2610,7 +2051,7 @@
           <w:rFonts w:ascii="Georgia Pro" w:eastAsia="Georgia Pro" w:hAnsi="Georgia Pro" w:cs="Georgia Pro"/>
           <w:color w:val="000000" w:themeColor="text1"/>
         </w:rPr>
-        <w:t>buildx</w:t>
+        <w:t>docker.sources</w:t>
       </w:r>
       <w:proofErr w:type="spellEnd"/>
       <w:r>
@@ -2618,38 +2059,7 @@
           <w:rFonts w:ascii="Georgia Pro" w:eastAsia="Georgia Pro" w:hAnsi="Georgia Pro" w:cs="Georgia Pro"/>
           <w:color w:val="000000" w:themeColor="text1"/>
         </w:rPr>
-        <w:t>-plugin docker-compose-plugin</w:t>
-      </w:r>
-    </w:p>
-    <w:p>
-      <w:pPr>
-        <w:spacing w:after="0" w:line="480" w:lineRule="auto"/>
-        <w:rPr>
-          <w:rFonts w:ascii="Georgia Pro" w:eastAsia="Georgia Pro" w:hAnsi="Georgia Pro" w:cs="Georgia Pro"/>
-          <w:b/>
-          <w:bCs/>
-          <w:color w:val="000000" w:themeColor="text1"/>
-        </w:rPr>
-      </w:pPr>
-    </w:p>
-    <w:p>
-      <w:pPr>
-        <w:spacing w:after="0" w:line="480" w:lineRule="auto"/>
-        <w:rPr>
-          <w:rFonts w:ascii="Georgia Pro" w:eastAsia="Georgia Pro" w:hAnsi="Georgia Pro" w:cs="Georgia Pro"/>
-          <w:b/>
-          <w:bCs/>
-          <w:color w:val="000000" w:themeColor="text1"/>
-        </w:rPr>
-      </w:pPr>
-      <w:r>
-        <w:rPr>
-          <w:rFonts w:ascii="Georgia Pro" w:eastAsia="Georgia Pro" w:hAnsi="Georgia Pro" w:cs="Georgia Pro"/>
-          <w:b/>
-          <w:bCs/>
-          <w:color w:val="000000" w:themeColor="text1"/>
-        </w:rPr>
-        <w:t>Step 9: Verify Docker</w:t>
+        <w:t xml:space="preserve"> &lt;&lt;EOF</w:t>
       </w:r>
     </w:p>
     <w:p>
@@ -2667,7 +2077,411 @@
           <w:color w:val="000000" w:themeColor="text1"/>
         </w:rPr>
       </w:pPr>
-      <w:proofErr w:type="gramStart"/>
+      <w:r>
+        <w:rPr>
+          <w:rFonts w:ascii="Georgia Pro" w:eastAsia="Georgia Pro" w:hAnsi="Georgia Pro" w:cs="Georgia Pro"/>
+          <w:color w:val="000000" w:themeColor="text1"/>
+        </w:rPr>
+        <w:t>Types: deb</w:t>
+      </w:r>
+    </w:p>
+    <w:p>
+      <w:pPr>
+        <w:pBdr>
+          <w:top w:val="single" w:sz="4" w:space="1" w:color="auto"/>
+          <w:left w:val="single" w:sz="4" w:space="4" w:color="auto"/>
+          <w:bottom w:val="single" w:sz="4" w:space="1" w:color="auto"/>
+          <w:right w:val="single" w:sz="4" w:space="4" w:color="auto"/>
+        </w:pBdr>
+        <w:shd w:val="clear" w:color="auto" w:fill="F2F2F2" w:themeFill="background1" w:themeFillShade="F2"/>
+        <w:spacing w:after="0" w:line="480" w:lineRule="auto"/>
+        <w:rPr>
+          <w:rFonts w:ascii="Georgia Pro" w:eastAsia="Georgia Pro" w:hAnsi="Georgia Pro" w:cs="Georgia Pro"/>
+          <w:color w:val="000000" w:themeColor="text1"/>
+        </w:rPr>
+      </w:pPr>
+      <w:r>
+        <w:rPr>
+          <w:rFonts w:ascii="Georgia Pro" w:eastAsia="Georgia Pro" w:hAnsi="Georgia Pro" w:cs="Georgia Pro"/>
+          <w:color w:val="000000" w:themeColor="text1"/>
+        </w:rPr>
+        <w:t>URIs: https://download.docker.com/linux/ubuntu</w:t>
+      </w:r>
+    </w:p>
+    <w:p>
+      <w:pPr>
+        <w:pBdr>
+          <w:top w:val="single" w:sz="4" w:space="1" w:color="auto"/>
+          <w:left w:val="single" w:sz="4" w:space="4" w:color="auto"/>
+          <w:bottom w:val="single" w:sz="4" w:space="1" w:color="auto"/>
+          <w:right w:val="single" w:sz="4" w:space="4" w:color="auto"/>
+        </w:pBdr>
+        <w:shd w:val="clear" w:color="auto" w:fill="F2F2F2" w:themeFill="background1" w:themeFillShade="F2"/>
+        <w:spacing w:after="0" w:line="480" w:lineRule="auto"/>
+        <w:rPr>
+          <w:rFonts w:ascii="Georgia Pro" w:eastAsia="Georgia Pro" w:hAnsi="Georgia Pro" w:cs="Georgia Pro"/>
+          <w:color w:val="000000" w:themeColor="text1"/>
+        </w:rPr>
+      </w:pPr>
+      <w:r>
+        <w:rPr>
+          <w:rFonts w:ascii="Georgia Pro" w:eastAsia="Georgia Pro" w:hAnsi="Georgia Pro" w:cs="Georgia Pro"/>
+          <w:color w:val="000000" w:themeColor="text1"/>
+        </w:rPr>
+        <w:t>Suites: $(. /</w:t>
+      </w:r>
+      <w:proofErr w:type="spellStart"/>
+      <w:r>
+        <w:rPr>
+          <w:rFonts w:ascii="Georgia Pro" w:eastAsia="Georgia Pro" w:hAnsi="Georgia Pro" w:cs="Georgia Pro"/>
+          <w:color w:val="000000" w:themeColor="text1"/>
+        </w:rPr>
+        <w:t>etc</w:t>
+      </w:r>
+      <w:proofErr w:type="spellEnd"/>
+      <w:r>
+        <w:rPr>
+          <w:rFonts w:ascii="Georgia Pro" w:eastAsia="Georgia Pro" w:hAnsi="Georgia Pro" w:cs="Georgia Pro"/>
+          <w:color w:val="000000" w:themeColor="text1"/>
+        </w:rPr>
+        <w:t>/</w:t>
+      </w:r>
+      <w:proofErr w:type="spellStart"/>
+      <w:r>
+        <w:rPr>
+          <w:rFonts w:ascii="Georgia Pro" w:eastAsia="Georgia Pro" w:hAnsi="Georgia Pro" w:cs="Georgia Pro"/>
+          <w:color w:val="000000" w:themeColor="text1"/>
+        </w:rPr>
+        <w:t>os</w:t>
+      </w:r>
+      <w:proofErr w:type="spellEnd"/>
+      <w:r>
+        <w:rPr>
+          <w:rFonts w:ascii="Georgia Pro" w:eastAsia="Georgia Pro" w:hAnsi="Georgia Pro" w:cs="Georgia Pro"/>
+          <w:color w:val="000000" w:themeColor="text1"/>
+        </w:rPr>
+        <w:t>-release &amp;&amp; echo "${UBUNTU_CODENAME:-$VERSION_CODENAME}")</w:t>
+      </w:r>
+    </w:p>
+    <w:p>
+      <w:pPr>
+        <w:pBdr>
+          <w:top w:val="single" w:sz="4" w:space="1" w:color="auto"/>
+          <w:left w:val="single" w:sz="4" w:space="4" w:color="auto"/>
+          <w:bottom w:val="single" w:sz="4" w:space="1" w:color="auto"/>
+          <w:right w:val="single" w:sz="4" w:space="4" w:color="auto"/>
+        </w:pBdr>
+        <w:shd w:val="clear" w:color="auto" w:fill="F2F2F2" w:themeFill="background1" w:themeFillShade="F2"/>
+        <w:spacing w:after="0" w:line="480" w:lineRule="auto"/>
+        <w:rPr>
+          <w:rFonts w:ascii="Georgia Pro" w:eastAsia="Georgia Pro" w:hAnsi="Georgia Pro" w:cs="Georgia Pro"/>
+          <w:color w:val="000000" w:themeColor="text1"/>
+        </w:rPr>
+      </w:pPr>
+      <w:r>
+        <w:rPr>
+          <w:rFonts w:ascii="Georgia Pro" w:eastAsia="Georgia Pro" w:hAnsi="Georgia Pro" w:cs="Georgia Pro"/>
+          <w:color w:val="000000" w:themeColor="text1"/>
+        </w:rPr>
+        <w:lastRenderedPageBreak/>
+        <w:t>Components: stable</w:t>
+      </w:r>
+    </w:p>
+    <w:p>
+      <w:pPr>
+        <w:pBdr>
+          <w:top w:val="single" w:sz="4" w:space="1" w:color="auto"/>
+          <w:left w:val="single" w:sz="4" w:space="4" w:color="auto"/>
+          <w:bottom w:val="single" w:sz="4" w:space="1" w:color="auto"/>
+          <w:right w:val="single" w:sz="4" w:space="4" w:color="auto"/>
+        </w:pBdr>
+        <w:shd w:val="clear" w:color="auto" w:fill="F2F2F2" w:themeFill="background1" w:themeFillShade="F2"/>
+        <w:spacing w:after="0" w:line="480" w:lineRule="auto"/>
+        <w:rPr>
+          <w:rFonts w:ascii="Georgia Pro" w:eastAsia="Georgia Pro" w:hAnsi="Georgia Pro" w:cs="Georgia Pro"/>
+          <w:color w:val="000000" w:themeColor="text1"/>
+        </w:rPr>
+      </w:pPr>
+      <w:r>
+        <w:rPr>
+          <w:rFonts w:ascii="Georgia Pro" w:eastAsia="Georgia Pro" w:hAnsi="Georgia Pro" w:cs="Georgia Pro"/>
+          <w:color w:val="000000" w:themeColor="text1"/>
+        </w:rPr>
+        <w:t>Architectures: $(</w:t>
+      </w:r>
+      <w:proofErr w:type="spellStart"/>
+      <w:r>
+        <w:rPr>
+          <w:rFonts w:ascii="Georgia Pro" w:eastAsia="Georgia Pro" w:hAnsi="Georgia Pro" w:cs="Georgia Pro"/>
+          <w:color w:val="000000" w:themeColor="text1"/>
+        </w:rPr>
+        <w:t>dpkg</w:t>
+      </w:r>
+      <w:proofErr w:type="spellEnd"/>
+      <w:r>
+        <w:rPr>
+          <w:rFonts w:ascii="Georgia Pro" w:eastAsia="Georgia Pro" w:hAnsi="Georgia Pro" w:cs="Georgia Pro"/>
+          <w:color w:val="000000" w:themeColor="text1"/>
+        </w:rPr>
+        <w:t xml:space="preserve"> --print-architecture)</w:t>
+      </w:r>
+    </w:p>
+    <w:p>
+      <w:pPr>
+        <w:pBdr>
+          <w:top w:val="single" w:sz="4" w:space="1" w:color="auto"/>
+          <w:left w:val="single" w:sz="4" w:space="4" w:color="auto"/>
+          <w:bottom w:val="single" w:sz="4" w:space="1" w:color="auto"/>
+          <w:right w:val="single" w:sz="4" w:space="4" w:color="auto"/>
+        </w:pBdr>
+        <w:shd w:val="clear" w:color="auto" w:fill="F2F2F2" w:themeFill="background1" w:themeFillShade="F2"/>
+        <w:spacing w:after="0" w:line="480" w:lineRule="auto"/>
+        <w:rPr>
+          <w:rFonts w:ascii="Georgia Pro" w:eastAsia="Georgia Pro" w:hAnsi="Georgia Pro" w:cs="Georgia Pro"/>
+          <w:color w:val="000000" w:themeColor="text1"/>
+        </w:rPr>
+      </w:pPr>
+      <w:r>
+        <w:rPr>
+          <w:rFonts w:ascii="Georgia Pro" w:eastAsia="Georgia Pro" w:hAnsi="Georgia Pro" w:cs="Georgia Pro"/>
+          <w:color w:val="000000" w:themeColor="text1"/>
+        </w:rPr>
+        <w:t>Signed-By: /</w:t>
+      </w:r>
+      <w:proofErr w:type="spellStart"/>
+      <w:r>
+        <w:rPr>
+          <w:rFonts w:ascii="Georgia Pro" w:eastAsia="Georgia Pro" w:hAnsi="Georgia Pro" w:cs="Georgia Pro"/>
+          <w:color w:val="000000" w:themeColor="text1"/>
+        </w:rPr>
+        <w:t>etc</w:t>
+      </w:r>
+      <w:proofErr w:type="spellEnd"/>
+      <w:r>
+        <w:rPr>
+          <w:rFonts w:ascii="Georgia Pro" w:eastAsia="Georgia Pro" w:hAnsi="Georgia Pro" w:cs="Georgia Pro"/>
+          <w:color w:val="000000" w:themeColor="text1"/>
+        </w:rPr>
+        <w:t>/apt/keyrings/</w:t>
+      </w:r>
+      <w:proofErr w:type="spellStart"/>
+      <w:r>
+        <w:rPr>
+          <w:rFonts w:ascii="Georgia Pro" w:eastAsia="Georgia Pro" w:hAnsi="Georgia Pro" w:cs="Georgia Pro"/>
+          <w:color w:val="000000" w:themeColor="text1"/>
+        </w:rPr>
+        <w:t>docker.asc</w:t>
+      </w:r>
+      <w:proofErr w:type="spellEnd"/>
+    </w:p>
+    <w:p>
+      <w:pPr>
+        <w:pBdr>
+          <w:top w:val="single" w:sz="4" w:space="1" w:color="auto"/>
+          <w:left w:val="single" w:sz="4" w:space="4" w:color="auto"/>
+          <w:bottom w:val="single" w:sz="4" w:space="1" w:color="auto"/>
+          <w:right w:val="single" w:sz="4" w:space="4" w:color="auto"/>
+        </w:pBdr>
+        <w:shd w:val="clear" w:color="auto" w:fill="F2F2F2" w:themeFill="background1" w:themeFillShade="F2"/>
+        <w:spacing w:after="0" w:line="480" w:lineRule="auto"/>
+        <w:rPr>
+          <w:rFonts w:ascii="Georgia Pro" w:eastAsia="Georgia Pro" w:hAnsi="Georgia Pro" w:cs="Georgia Pro"/>
+          <w:color w:val="000000" w:themeColor="text1"/>
+        </w:rPr>
+      </w:pPr>
+      <w:r>
+        <w:rPr>
+          <w:rFonts w:ascii="Georgia Pro" w:eastAsia="Georgia Pro" w:hAnsi="Georgia Pro" w:cs="Georgia Pro"/>
+          <w:color w:val="000000" w:themeColor="text1"/>
+        </w:rPr>
+        <w:t>EOF</w:t>
+      </w:r>
+    </w:p>
+    <w:p>
+      <w:pPr>
+        <w:pBdr>
+          <w:top w:val="single" w:sz="4" w:space="1" w:color="auto"/>
+          <w:left w:val="single" w:sz="4" w:space="4" w:color="auto"/>
+          <w:bottom w:val="single" w:sz="4" w:space="1" w:color="auto"/>
+          <w:right w:val="single" w:sz="4" w:space="4" w:color="auto"/>
+        </w:pBdr>
+        <w:shd w:val="clear" w:color="auto" w:fill="F2F2F2" w:themeFill="background1" w:themeFillShade="F2"/>
+        <w:spacing w:after="0" w:line="480" w:lineRule="auto"/>
+        <w:rPr>
+          <w:rFonts w:ascii="Georgia Pro" w:eastAsia="Georgia Pro" w:hAnsi="Georgia Pro" w:cs="Georgia Pro"/>
+          <w:color w:val="000000" w:themeColor="text1"/>
+        </w:rPr>
+      </w:pPr>
+    </w:p>
+    <w:p>
+      <w:pPr>
+        <w:pBdr>
+          <w:top w:val="single" w:sz="4" w:space="1" w:color="auto"/>
+          <w:left w:val="single" w:sz="4" w:space="4" w:color="auto"/>
+          <w:bottom w:val="single" w:sz="4" w:space="1" w:color="auto"/>
+          <w:right w:val="single" w:sz="4" w:space="4" w:color="auto"/>
+        </w:pBdr>
+        <w:shd w:val="clear" w:color="auto" w:fill="F2F2F2" w:themeFill="background1" w:themeFillShade="F2"/>
+        <w:spacing w:after="0" w:line="480" w:lineRule="auto"/>
+        <w:rPr>
+          <w:rFonts w:ascii="Georgia Pro" w:eastAsia="Georgia Pro" w:hAnsi="Georgia Pro" w:cs="Georgia Pro"/>
+          <w:color w:val="000000" w:themeColor="text1"/>
+        </w:rPr>
+      </w:pPr>
+      <w:proofErr w:type="spellStart"/>
+      <w:r>
+        <w:rPr>
+          <w:rFonts w:ascii="Georgia Pro" w:eastAsia="Georgia Pro" w:hAnsi="Georgia Pro" w:cs="Georgia Pro"/>
+          <w:color w:val="000000" w:themeColor="text1"/>
+        </w:rPr>
+        <w:t>sudo</w:t>
+      </w:r>
+      <w:proofErr w:type="spellEnd"/>
+      <w:r>
+        <w:rPr>
+          <w:rFonts w:ascii="Georgia Pro" w:eastAsia="Georgia Pro" w:hAnsi="Georgia Pro" w:cs="Georgia Pro"/>
+          <w:color w:val="000000" w:themeColor="text1"/>
+        </w:rPr>
+        <w:t xml:space="preserve"> apt update</w:t>
+      </w:r>
+    </w:p>
+    <w:p>
+      <w:pPr>
+        <w:spacing w:after="0" w:line="480" w:lineRule="auto"/>
+        <w:rPr>
+          <w:rFonts w:ascii="Georgia Pro" w:eastAsia="Georgia Pro" w:hAnsi="Georgia Pro" w:cs="Georgia Pro"/>
+          <w:b/>
+          <w:bCs/>
+          <w:color w:val="000000" w:themeColor="text1"/>
+        </w:rPr>
+      </w:pPr>
+    </w:p>
+    <w:p>
+      <w:pPr>
+        <w:pBdr>
+          <w:top w:val="single" w:sz="4" w:space="1" w:color="auto"/>
+          <w:left w:val="single" w:sz="4" w:space="4" w:color="auto"/>
+          <w:bottom w:val="single" w:sz="4" w:space="1" w:color="auto"/>
+          <w:right w:val="single" w:sz="4" w:space="4" w:color="auto"/>
+        </w:pBdr>
+        <w:shd w:val="clear" w:color="auto" w:fill="F2F2F2" w:themeFill="background1" w:themeFillShade="F2"/>
+        <w:spacing w:after="0" w:line="480" w:lineRule="auto"/>
+        <w:rPr>
+          <w:rFonts w:ascii="Georgia Pro" w:eastAsia="Georgia Pro" w:hAnsi="Georgia Pro" w:cs="Georgia Pro"/>
+          <w:color w:val="000000" w:themeColor="text1"/>
+        </w:rPr>
+      </w:pPr>
+      <w:proofErr w:type="spellStart"/>
+      <w:r>
+        <w:rPr>
+          <w:rFonts w:ascii="Georgia Pro" w:eastAsia="Georgia Pro" w:hAnsi="Georgia Pro" w:cs="Georgia Pro"/>
+          <w:color w:val="000000" w:themeColor="text1"/>
+        </w:rPr>
+        <w:t>sudo</w:t>
+      </w:r>
+      <w:proofErr w:type="spellEnd"/>
+      <w:r>
+        <w:rPr>
+          <w:rFonts w:ascii="Georgia Pro" w:eastAsia="Georgia Pro" w:hAnsi="Georgia Pro" w:cs="Georgia Pro"/>
+          <w:color w:val="000000" w:themeColor="text1"/>
+        </w:rPr>
+        <w:t xml:space="preserve"> apt install docker-</w:t>
+      </w:r>
+      <w:proofErr w:type="spellStart"/>
+      <w:r>
+        <w:rPr>
+          <w:rFonts w:ascii="Georgia Pro" w:eastAsia="Georgia Pro" w:hAnsi="Georgia Pro" w:cs="Georgia Pro"/>
+          <w:color w:val="000000" w:themeColor="text1"/>
+        </w:rPr>
+        <w:t>ce</w:t>
+      </w:r>
+      <w:proofErr w:type="spellEnd"/>
+      <w:r>
+        <w:rPr>
+          <w:rFonts w:ascii="Georgia Pro" w:eastAsia="Georgia Pro" w:hAnsi="Georgia Pro" w:cs="Georgia Pro"/>
+          <w:color w:val="000000" w:themeColor="text1"/>
+        </w:rPr>
+        <w:t xml:space="preserve"> docker-</w:t>
+      </w:r>
+      <w:proofErr w:type="spellStart"/>
+      <w:r>
+        <w:rPr>
+          <w:rFonts w:ascii="Georgia Pro" w:eastAsia="Georgia Pro" w:hAnsi="Georgia Pro" w:cs="Georgia Pro"/>
+          <w:color w:val="000000" w:themeColor="text1"/>
+        </w:rPr>
+        <w:t>ce</w:t>
+      </w:r>
+      <w:proofErr w:type="spellEnd"/>
+      <w:r>
+        <w:rPr>
+          <w:rFonts w:ascii="Georgia Pro" w:eastAsia="Georgia Pro" w:hAnsi="Georgia Pro" w:cs="Georgia Pro"/>
+          <w:color w:val="000000" w:themeColor="text1"/>
+        </w:rPr>
+        <w:t>-cli containerd.io docker-</w:t>
+      </w:r>
+      <w:proofErr w:type="spellStart"/>
+      <w:r>
+        <w:rPr>
+          <w:rFonts w:ascii="Georgia Pro" w:eastAsia="Georgia Pro" w:hAnsi="Georgia Pro" w:cs="Georgia Pro"/>
+          <w:color w:val="000000" w:themeColor="text1"/>
+        </w:rPr>
+        <w:t>buildx</w:t>
+      </w:r>
+      <w:proofErr w:type="spellEnd"/>
+      <w:r>
+        <w:rPr>
+          <w:rFonts w:ascii="Georgia Pro" w:eastAsia="Georgia Pro" w:hAnsi="Georgia Pro" w:cs="Georgia Pro"/>
+          <w:color w:val="000000" w:themeColor="text1"/>
+        </w:rPr>
+        <w:t>-plugin docker-compose-plugin</w:t>
+      </w:r>
+    </w:p>
+    <w:p>
+      <w:pPr>
+        <w:spacing w:after="0" w:line="480" w:lineRule="auto"/>
+        <w:rPr>
+          <w:rFonts w:ascii="Georgia Pro" w:eastAsia="Georgia Pro" w:hAnsi="Georgia Pro" w:cs="Georgia Pro"/>
+          <w:b/>
+          <w:bCs/>
+          <w:color w:val="000000" w:themeColor="text1"/>
+        </w:rPr>
+      </w:pPr>
+    </w:p>
+    <w:p>
+      <w:pPr>
+        <w:spacing w:after="0" w:line="480" w:lineRule="auto"/>
+        <w:rPr>
+          <w:rFonts w:ascii="Georgia Pro" w:eastAsia="Georgia Pro" w:hAnsi="Georgia Pro" w:cs="Georgia Pro"/>
+          <w:b/>
+          <w:bCs/>
+          <w:color w:val="000000" w:themeColor="text1"/>
+        </w:rPr>
+      </w:pPr>
+      <w:r>
+        <w:rPr>
+          <w:rFonts w:ascii="Georgia Pro" w:eastAsia="Georgia Pro" w:hAnsi="Georgia Pro" w:cs="Georgia Pro"/>
+          <w:b/>
+          <w:bCs/>
+          <w:color w:val="000000" w:themeColor="text1"/>
+        </w:rPr>
+        <w:t>Step 9: Verify Docker</w:t>
+      </w:r>
+    </w:p>
+    <w:p>
+      <w:pPr>
+        <w:pBdr>
+          <w:top w:val="single" w:sz="4" w:space="1" w:color="auto"/>
+          <w:left w:val="single" w:sz="4" w:space="4" w:color="auto"/>
+          <w:bottom w:val="single" w:sz="4" w:space="1" w:color="auto"/>
+          <w:right w:val="single" w:sz="4" w:space="4" w:color="auto"/>
+        </w:pBdr>
+        <w:shd w:val="clear" w:color="auto" w:fill="F2F2F2" w:themeFill="background1" w:themeFillShade="F2"/>
+        <w:spacing w:after="0" w:line="480" w:lineRule="auto"/>
+        <w:rPr>
+          <w:rFonts w:ascii="Georgia Pro" w:eastAsia="Georgia Pro" w:hAnsi="Georgia Pro" w:cs="Georgia Pro"/>
+          <w:color w:val="000000" w:themeColor="text1"/>
+        </w:rPr>
+      </w:pPr>
       <w:r>
         <w:rPr>
           <w:rFonts w:ascii="Georgia Pro" w:eastAsia="Georgia Pro" w:hAnsi="Georgia Pro" w:cs="Georgia Pro"/>
@@ -2675,7 +2489,6 @@
         </w:rPr>
         <w:t>docker --version</w:t>
       </w:r>
-      <w:proofErr w:type="gramEnd"/>
     </w:p>
     <w:p>
       <w:pPr>
@@ -2893,7 +2706,6 @@
           <w:rFonts w:ascii="Georgia Pro" w:eastAsia="Georgia Pro" w:hAnsi="Georgia Pro" w:cs="Georgia Pro"/>
           <w:color w:val="000000" w:themeColor="text1"/>
         </w:rPr>
-        <w:lastRenderedPageBreak/>
         <w:t>sudo</w:t>
       </w:r>
       <w:proofErr w:type="spellEnd"/>
@@ -3073,6 +2885,7 @@
           <w:rFonts w:ascii="Georgia Pro" w:eastAsia="Georgia Pro" w:hAnsi="Georgia Pro" w:cs="Georgia Pro"/>
           <w:color w:val="000000" w:themeColor="text1"/>
         </w:rPr>
+        <w:lastRenderedPageBreak/>
         <w:t>newgrp</w:t>
       </w:r>
       <w:proofErr w:type="spellEnd"/>
@@ -3541,7 +3354,6 @@
           <w:bCs/>
           <w:color w:val="000000" w:themeColor="text1"/>
         </w:rPr>
-        <w:lastRenderedPageBreak/>
         <w:t>Step 12: Create Frontend Application</w:t>
       </w:r>
     </w:p>
@@ -3898,7 +3710,6 @@
           <w:rFonts w:ascii="Georgia Pro" w:eastAsia="Georgia Pro" w:hAnsi="Georgia Pro" w:cs="Georgia Pro"/>
           <w:color w:val="000000" w:themeColor="text1"/>
         </w:rPr>
-        <w:lastRenderedPageBreak/>
         <w:br/>
         <w:t xml:space="preserve">    </w:t>
       </w:r>
@@ -4230,7 +4041,6 @@
         <w:t xml:space="preserve">FROM </w:t>
       </w:r>
       <w:proofErr w:type="spellStart"/>
-      <w:proofErr w:type="gramStart"/>
       <w:r>
         <w:rPr>
           <w:rFonts w:ascii="Georgia Pro" w:eastAsia="Georgia Pro" w:hAnsi="Georgia Pro" w:cs="Georgia Pro"/>
@@ -4239,7 +4049,6 @@
         <w:t>nginx:latest</w:t>
       </w:r>
       <w:proofErr w:type="spellEnd"/>
-      <w:proofErr w:type="gramEnd"/>
       <w:r>
         <w:rPr>
           <w:rFonts w:ascii="Georgia Pro" w:eastAsia="Georgia Pro" w:hAnsi="Georgia Pro" w:cs="Georgia Pro"/>
@@ -4364,18 +4173,8 @@
           <w:rFonts w:ascii="Georgia Pro" w:eastAsia="Georgia Pro" w:hAnsi="Georgia Pro" w:cs="Georgia Pro"/>
           <w:color w:val="000000" w:themeColor="text1"/>
         </w:rPr>
-        <w:lastRenderedPageBreak/>
-        <w:t>cd</w:t>
-      </w:r>
-      <w:proofErr w:type="gramStart"/>
-      <w:r>
-        <w:rPr>
-          <w:rFonts w:ascii="Georgia Pro" w:eastAsia="Georgia Pro" w:hAnsi="Georgia Pro" w:cs="Georgia Pro"/>
-          <w:color w:val="000000" w:themeColor="text1"/>
-        </w:rPr>
-        <w:t xml:space="preserve"> ..</w:t>
-      </w:r>
-      <w:proofErr w:type="gramEnd"/>
+        <w:t>cd ..</w:t>
+      </w:r>
       <w:r>
         <w:rPr>
           <w:rFonts w:ascii="Georgia Pro" w:eastAsia="Georgia Pro" w:hAnsi="Georgia Pro" w:cs="Georgia Pro"/>
@@ -4456,924 +4255,6 @@
           <w:color w:val="000000" w:themeColor="text1"/>
         </w:rPr>
         <w:t>Paste:</w:t>
-      </w:r>
-    </w:p>
-    <w:p>
-      <w:pPr>
-        <w:pBdr>
-          <w:top w:val="single" w:sz="4" w:space="1" w:color="auto"/>
-          <w:left w:val="single" w:sz="4" w:space="4" w:color="auto"/>
-          <w:bottom w:val="single" w:sz="4" w:space="1" w:color="auto"/>
-          <w:right w:val="single" w:sz="4" w:space="4" w:color="auto"/>
-        </w:pBdr>
-        <w:shd w:val="clear" w:color="auto" w:fill="F2F2F2" w:themeFill="background1" w:themeFillShade="F2"/>
-        <w:spacing w:after="0" w:line="480" w:lineRule="auto"/>
-        <w:rPr>
-          <w:rFonts w:ascii="Georgia Pro" w:eastAsia="Georgia Pro" w:hAnsi="Georgia Pro" w:cs="Georgia Pro"/>
-          <w:color w:val="000000" w:themeColor="text1"/>
-        </w:rPr>
-      </w:pPr>
-      <w:r>
-        <w:rPr>
-          <w:rFonts w:ascii="Georgia Pro" w:eastAsia="Georgia Pro" w:hAnsi="Georgia Pro" w:cs="Georgia Pro"/>
-          <w:color w:val="000000" w:themeColor="text1"/>
-        </w:rPr>
-        <w:t>from flask import Flask</w:t>
-      </w:r>
-      <w:r>
-        <w:rPr>
-          <w:rFonts w:ascii="Georgia Pro" w:eastAsia="Georgia Pro" w:hAnsi="Georgia Pro" w:cs="Georgia Pro"/>
-          <w:color w:val="000000" w:themeColor="text1"/>
-        </w:rPr>
-        <w:br/>
-        <w:t xml:space="preserve">import </w:t>
-      </w:r>
-      <w:proofErr w:type="spellStart"/>
-      <w:r>
-        <w:rPr>
-          <w:rFonts w:ascii="Georgia Pro" w:eastAsia="Georgia Pro" w:hAnsi="Georgia Pro" w:cs="Georgia Pro"/>
-          <w:color w:val="000000" w:themeColor="text1"/>
-        </w:rPr>
-        <w:t>mysql.connector</w:t>
-      </w:r>
-      <w:proofErr w:type="spellEnd"/>
-      <w:r>
-        <w:rPr>
-          <w:rFonts w:ascii="Georgia Pro" w:eastAsia="Georgia Pro" w:hAnsi="Georgia Pro" w:cs="Georgia Pro"/>
-          <w:color w:val="000000" w:themeColor="text1"/>
-        </w:rPr>
-        <w:br/>
-        <w:t>app = Flask(__name__)</w:t>
-      </w:r>
-      <w:r>
-        <w:rPr>
-          <w:rFonts w:ascii="Georgia Pro" w:eastAsia="Georgia Pro" w:hAnsi="Georgia Pro" w:cs="Georgia Pro"/>
-          <w:color w:val="000000" w:themeColor="text1"/>
-        </w:rPr>
-        <w:br/>
-        <w:t>@app.route('/')</w:t>
-      </w:r>
-      <w:r>
-        <w:rPr>
-          <w:rFonts w:ascii="Georgia Pro" w:eastAsia="Georgia Pro" w:hAnsi="Georgia Pro" w:cs="Georgia Pro"/>
-          <w:color w:val="000000" w:themeColor="text1"/>
-        </w:rPr>
-        <w:br/>
-        <w:t>def home():</w:t>
-      </w:r>
-      <w:r>
-        <w:rPr>
-          <w:rFonts w:ascii="Georgia Pro" w:eastAsia="Georgia Pro" w:hAnsi="Georgia Pro" w:cs="Georgia Pro"/>
-          <w:color w:val="000000" w:themeColor="text1"/>
-        </w:rPr>
-        <w:br/>
-        <w:t xml:space="preserve">    conn = </w:t>
-      </w:r>
-      <w:proofErr w:type="spellStart"/>
-      <w:r>
-        <w:rPr>
-          <w:rFonts w:ascii="Georgia Pro" w:eastAsia="Georgia Pro" w:hAnsi="Georgia Pro" w:cs="Georgia Pro"/>
-          <w:color w:val="000000" w:themeColor="text1"/>
-        </w:rPr>
-        <w:t>mysql.connector.connect</w:t>
-      </w:r>
-      <w:proofErr w:type="spellEnd"/>
-      <w:r>
-        <w:rPr>
-          <w:rFonts w:ascii="Georgia Pro" w:eastAsia="Georgia Pro" w:hAnsi="Georgia Pro" w:cs="Georgia Pro"/>
-          <w:color w:val="000000" w:themeColor="text1"/>
-        </w:rPr>
-        <w:t>(</w:t>
-      </w:r>
-      <w:r>
-        <w:rPr>
-          <w:rFonts w:ascii="Georgia Pro" w:eastAsia="Georgia Pro" w:hAnsi="Georgia Pro" w:cs="Georgia Pro"/>
-          <w:color w:val="000000" w:themeColor="text1"/>
-        </w:rPr>
-        <w:br/>
-        <w:t xml:space="preserve">        host="</w:t>
-      </w:r>
-      <w:proofErr w:type="spellStart"/>
-      <w:r>
-        <w:rPr>
-          <w:rFonts w:ascii="Georgia Pro" w:eastAsia="Georgia Pro" w:hAnsi="Georgia Pro" w:cs="Georgia Pro"/>
-          <w:color w:val="000000" w:themeColor="text1"/>
-        </w:rPr>
-        <w:t>mysql-db</w:t>
-      </w:r>
-      <w:proofErr w:type="spellEnd"/>
-      <w:r>
-        <w:rPr>
-          <w:rFonts w:ascii="Georgia Pro" w:eastAsia="Georgia Pro" w:hAnsi="Georgia Pro" w:cs="Georgia Pro"/>
-          <w:color w:val="000000" w:themeColor="text1"/>
-        </w:rPr>
-        <w:t>",</w:t>
-      </w:r>
-      <w:r>
-        <w:rPr>
-          <w:rFonts w:ascii="Georgia Pro" w:eastAsia="Georgia Pro" w:hAnsi="Georgia Pro" w:cs="Georgia Pro"/>
-          <w:color w:val="000000" w:themeColor="text1"/>
-        </w:rPr>
-        <w:br/>
-        <w:t xml:space="preserve">        user="root",</w:t>
-      </w:r>
-      <w:r>
-        <w:rPr>
-          <w:rFonts w:ascii="Georgia Pro" w:eastAsia="Georgia Pro" w:hAnsi="Georgia Pro" w:cs="Georgia Pro"/>
-          <w:color w:val="000000" w:themeColor="text1"/>
-        </w:rPr>
-        <w:br/>
-        <w:t xml:space="preserve">        password="password123",</w:t>
-      </w:r>
-      <w:r>
-        <w:rPr>
-          <w:rFonts w:ascii="Georgia Pro" w:eastAsia="Georgia Pro" w:hAnsi="Georgia Pro" w:cs="Georgia Pro"/>
-          <w:color w:val="000000" w:themeColor="text1"/>
-        </w:rPr>
-        <w:br/>
-        <w:t xml:space="preserve">        database="</w:t>
-      </w:r>
-      <w:proofErr w:type="spellStart"/>
-      <w:r>
-        <w:rPr>
-          <w:rFonts w:ascii="Georgia Pro" w:eastAsia="Georgia Pro" w:hAnsi="Georgia Pro" w:cs="Georgia Pro"/>
-          <w:color w:val="000000" w:themeColor="text1"/>
-        </w:rPr>
-        <w:t>salesdb</w:t>
-      </w:r>
-      <w:proofErr w:type="spellEnd"/>
-      <w:r>
-        <w:rPr>
-          <w:rFonts w:ascii="Georgia Pro" w:eastAsia="Georgia Pro" w:hAnsi="Georgia Pro" w:cs="Georgia Pro"/>
-          <w:color w:val="000000" w:themeColor="text1"/>
-        </w:rPr>
-        <w:t>"</w:t>
-      </w:r>
-      <w:r>
-        <w:rPr>
-          <w:rFonts w:ascii="Georgia Pro" w:eastAsia="Georgia Pro" w:hAnsi="Georgia Pro" w:cs="Georgia Pro"/>
-          <w:color w:val="000000" w:themeColor="text1"/>
-        </w:rPr>
-        <w:br/>
-        <w:t xml:space="preserve">    )</w:t>
-      </w:r>
-      <w:r>
-        <w:rPr>
-          <w:rFonts w:ascii="Georgia Pro" w:eastAsia="Georgia Pro" w:hAnsi="Georgia Pro" w:cs="Georgia Pro"/>
-          <w:color w:val="000000" w:themeColor="text1"/>
-        </w:rPr>
-        <w:br/>
-        <w:t xml:space="preserve">    cursor = </w:t>
-      </w:r>
-      <w:proofErr w:type="spellStart"/>
-      <w:r>
-        <w:rPr>
-          <w:rFonts w:ascii="Georgia Pro" w:eastAsia="Georgia Pro" w:hAnsi="Georgia Pro" w:cs="Georgia Pro"/>
-          <w:color w:val="000000" w:themeColor="text1"/>
-        </w:rPr>
-        <w:t>conn.cursor</w:t>
-      </w:r>
-      <w:proofErr w:type="spellEnd"/>
-      <w:r>
-        <w:rPr>
-          <w:rFonts w:ascii="Georgia Pro" w:eastAsia="Georgia Pro" w:hAnsi="Georgia Pro" w:cs="Georgia Pro"/>
-          <w:color w:val="000000" w:themeColor="text1"/>
-        </w:rPr>
-        <w:t>()</w:t>
-      </w:r>
-      <w:r>
-        <w:rPr>
-          <w:rFonts w:ascii="Georgia Pro" w:eastAsia="Georgia Pro" w:hAnsi="Georgia Pro" w:cs="Georgia Pro"/>
-          <w:color w:val="000000" w:themeColor="text1"/>
-        </w:rPr>
-        <w:br/>
-        <w:t xml:space="preserve">    </w:t>
-      </w:r>
-      <w:proofErr w:type="spellStart"/>
-      <w:r>
-        <w:rPr>
-          <w:rFonts w:ascii="Georgia Pro" w:eastAsia="Georgia Pro" w:hAnsi="Georgia Pro" w:cs="Georgia Pro"/>
-          <w:color w:val="000000" w:themeColor="text1"/>
-        </w:rPr>
-        <w:t>cursor.execute</w:t>
-      </w:r>
-      <w:proofErr w:type="spellEnd"/>
-      <w:r>
-        <w:rPr>
-          <w:rFonts w:ascii="Georgia Pro" w:eastAsia="Georgia Pro" w:hAnsi="Georgia Pro" w:cs="Georgia Pro"/>
-          <w:color w:val="000000" w:themeColor="text1"/>
-        </w:rPr>
-        <w:t>("SELECT * FROM customers")</w:t>
-      </w:r>
-      <w:r>
-        <w:rPr>
-          <w:rFonts w:ascii="Georgia Pro" w:eastAsia="Georgia Pro" w:hAnsi="Georgia Pro" w:cs="Georgia Pro"/>
-          <w:color w:val="000000" w:themeColor="text1"/>
-        </w:rPr>
-        <w:br/>
-        <w:t xml:space="preserve">    rows = </w:t>
-      </w:r>
-      <w:proofErr w:type="spellStart"/>
-      <w:r>
-        <w:rPr>
-          <w:rFonts w:ascii="Georgia Pro" w:eastAsia="Georgia Pro" w:hAnsi="Georgia Pro" w:cs="Georgia Pro"/>
-          <w:color w:val="000000" w:themeColor="text1"/>
-        </w:rPr>
-        <w:t>cursor.fetchall</w:t>
-      </w:r>
-      <w:proofErr w:type="spellEnd"/>
-      <w:r>
-        <w:rPr>
-          <w:rFonts w:ascii="Georgia Pro" w:eastAsia="Georgia Pro" w:hAnsi="Georgia Pro" w:cs="Georgia Pro"/>
-          <w:color w:val="000000" w:themeColor="text1"/>
-        </w:rPr>
-        <w:t>()</w:t>
-      </w:r>
-      <w:r>
-        <w:rPr>
-          <w:rFonts w:ascii="Georgia Pro" w:eastAsia="Georgia Pro" w:hAnsi="Georgia Pro" w:cs="Georgia Pro"/>
-          <w:color w:val="000000" w:themeColor="text1"/>
-        </w:rPr>
-        <w:br/>
-        <w:t xml:space="preserve">    result = ""</w:t>
-      </w:r>
-      <w:r>
-        <w:rPr>
-          <w:rFonts w:ascii="Georgia Pro" w:eastAsia="Georgia Pro" w:hAnsi="Georgia Pro" w:cs="Georgia Pro"/>
-          <w:color w:val="000000" w:themeColor="text1"/>
-        </w:rPr>
-        <w:br/>
-        <w:t xml:space="preserve">    for row in rows:</w:t>
-      </w:r>
-      <w:r>
-        <w:rPr>
-          <w:rFonts w:ascii="Georgia Pro" w:eastAsia="Georgia Pro" w:hAnsi="Georgia Pro" w:cs="Georgia Pro"/>
-          <w:color w:val="000000" w:themeColor="text1"/>
-        </w:rPr>
-        <w:br/>
-        <w:t xml:space="preserve">        result += f"{row}&lt;</w:t>
-      </w:r>
-      <w:proofErr w:type="spellStart"/>
-      <w:r>
-        <w:rPr>
-          <w:rFonts w:ascii="Georgia Pro" w:eastAsia="Georgia Pro" w:hAnsi="Georgia Pro" w:cs="Georgia Pro"/>
-          <w:color w:val="000000" w:themeColor="text1"/>
-        </w:rPr>
-        <w:t>br</w:t>
-      </w:r>
-      <w:proofErr w:type="spellEnd"/>
-      <w:r>
-        <w:rPr>
-          <w:rFonts w:ascii="Georgia Pro" w:eastAsia="Georgia Pro" w:hAnsi="Georgia Pro" w:cs="Georgia Pro"/>
-          <w:color w:val="000000" w:themeColor="text1"/>
-        </w:rPr>
-        <w:t>&gt;"</w:t>
-      </w:r>
-      <w:r>
-        <w:rPr>
-          <w:rFonts w:ascii="Georgia Pro" w:eastAsia="Georgia Pro" w:hAnsi="Georgia Pro" w:cs="Georgia Pro"/>
-          <w:color w:val="000000" w:themeColor="text1"/>
-        </w:rPr>
-        <w:br/>
-        <w:t xml:space="preserve">    </w:t>
-      </w:r>
-      <w:proofErr w:type="spellStart"/>
-      <w:r>
-        <w:rPr>
-          <w:rFonts w:ascii="Georgia Pro" w:eastAsia="Georgia Pro" w:hAnsi="Georgia Pro" w:cs="Georgia Pro"/>
-          <w:color w:val="000000" w:themeColor="text1"/>
-        </w:rPr>
-        <w:t>conn.close</w:t>
-      </w:r>
-      <w:proofErr w:type="spellEnd"/>
-      <w:r>
-        <w:rPr>
-          <w:rFonts w:ascii="Georgia Pro" w:eastAsia="Georgia Pro" w:hAnsi="Georgia Pro" w:cs="Georgia Pro"/>
-          <w:color w:val="000000" w:themeColor="text1"/>
-        </w:rPr>
-        <w:t>()</w:t>
-      </w:r>
-      <w:r>
-        <w:rPr>
-          <w:rFonts w:ascii="Georgia Pro" w:eastAsia="Georgia Pro" w:hAnsi="Georgia Pro" w:cs="Georgia Pro"/>
-          <w:color w:val="000000" w:themeColor="text1"/>
-        </w:rPr>
-        <w:br/>
-        <w:t xml:space="preserve">    return result</w:t>
-      </w:r>
-      <w:r>
-        <w:rPr>
-          <w:rFonts w:ascii="Georgia Pro" w:eastAsia="Georgia Pro" w:hAnsi="Georgia Pro" w:cs="Georgia Pro"/>
-          <w:color w:val="000000" w:themeColor="text1"/>
-        </w:rPr>
-        <w:br/>
-      </w:r>
-      <w:proofErr w:type="spellStart"/>
-      <w:r>
-        <w:rPr>
-          <w:rFonts w:ascii="Georgia Pro" w:eastAsia="Georgia Pro" w:hAnsi="Georgia Pro" w:cs="Georgia Pro"/>
-          <w:color w:val="000000" w:themeColor="text1"/>
-        </w:rPr>
-        <w:t>app.run</w:t>
-      </w:r>
-      <w:proofErr w:type="spellEnd"/>
-      <w:r>
-        <w:rPr>
-          <w:rFonts w:ascii="Georgia Pro" w:eastAsia="Georgia Pro" w:hAnsi="Georgia Pro" w:cs="Georgia Pro"/>
-          <w:color w:val="000000" w:themeColor="text1"/>
-        </w:rPr>
-        <w:t>(host='0.0.0.0', port=5000)</w:t>
-      </w:r>
-    </w:p>
-    <w:p>
-      <w:pPr>
-        <w:spacing w:after="0" w:line="480" w:lineRule="auto"/>
-        <w:rPr>
-          <w:rFonts w:ascii="Georgia Pro" w:eastAsia="Georgia Pro" w:hAnsi="Georgia Pro" w:cs="Georgia Pro"/>
-          <w:color w:val="000000" w:themeColor="text1"/>
-        </w:rPr>
-      </w:pPr>
-    </w:p>
-    <w:p>
-      <w:pPr>
-        <w:spacing w:after="0" w:line="480" w:lineRule="auto"/>
-        <w:rPr>
-          <w:rFonts w:ascii="Georgia Pro" w:eastAsia="Georgia Pro" w:hAnsi="Georgia Pro" w:cs="Georgia Pro"/>
-          <w:color w:val="000000" w:themeColor="text1"/>
-        </w:rPr>
-      </w:pPr>
-      <w:r>
-        <w:rPr>
-          <w:rFonts w:ascii="Georgia Pro" w:eastAsia="Georgia Pro" w:hAnsi="Georgia Pro" w:cs="Georgia Pro"/>
-          <w:color w:val="000000" w:themeColor="text1"/>
-        </w:rPr>
-        <w:t>Save and exit.</w:t>
-      </w:r>
-    </w:p>
-    <w:p>
-      <w:pPr>
-        <w:spacing w:after="0" w:line="480" w:lineRule="auto"/>
-        <w:rPr>
-          <w:rFonts w:ascii="Georgia Pro" w:eastAsia="Georgia Pro" w:hAnsi="Georgia Pro" w:cs="Georgia Pro"/>
-          <w:color w:val="000000" w:themeColor="text1"/>
-        </w:rPr>
-      </w:pPr>
-      <w:r>
-        <w:rPr>
-          <w:rFonts w:ascii="Georgia Pro" w:eastAsia="Georgia Pro" w:hAnsi="Georgia Pro" w:cs="Georgia Pro"/>
-          <w:color w:val="000000" w:themeColor="text1"/>
-        </w:rPr>
-        <w:pict w14:anchorId="44FFD0C1">
-          <v:rect id="_x0000_i1040" style="width:0;height:1.5pt" o:hralign="center" o:hrstd="t" o:hr="t" fillcolor="#a0a0a0" stroked="f"/>
-        </w:pict>
-      </w:r>
-    </w:p>
-    <w:p>
-      <w:pPr>
-        <w:spacing w:after="0" w:line="480" w:lineRule="auto"/>
-        <w:rPr>
-          <w:rFonts w:ascii="Georgia Pro" w:eastAsia="Georgia Pro" w:hAnsi="Georgia Pro" w:cs="Georgia Pro"/>
-          <w:b/>
-          <w:bCs/>
-          <w:color w:val="000000" w:themeColor="text1"/>
-        </w:rPr>
-      </w:pPr>
-      <w:r>
-        <w:rPr>
-          <w:rFonts w:ascii="Georgia Pro" w:eastAsia="Georgia Pro" w:hAnsi="Georgia Pro" w:cs="Georgia Pro"/>
-          <w:b/>
-          <w:bCs/>
-          <w:color w:val="000000" w:themeColor="text1"/>
-        </w:rPr>
-        <w:t>Step 15: Create Requirements File</w:t>
-      </w:r>
-    </w:p>
-    <w:p>
-      <w:pPr>
-        <w:pBdr>
-          <w:top w:val="single" w:sz="4" w:space="1" w:color="auto"/>
-          <w:left w:val="single" w:sz="4" w:space="4" w:color="auto"/>
-          <w:bottom w:val="single" w:sz="4" w:space="1" w:color="auto"/>
-          <w:right w:val="single" w:sz="4" w:space="4" w:color="auto"/>
-        </w:pBdr>
-        <w:shd w:val="clear" w:color="auto" w:fill="F2F2F2" w:themeFill="background1" w:themeFillShade="F2"/>
-        <w:spacing w:after="0" w:line="480" w:lineRule="auto"/>
-        <w:rPr>
-          <w:rFonts w:ascii="Georgia Pro" w:eastAsia="Georgia Pro" w:hAnsi="Georgia Pro" w:cs="Georgia Pro"/>
-          <w:color w:val="000000" w:themeColor="text1"/>
-        </w:rPr>
-      </w:pPr>
-      <w:r>
-        <w:rPr>
-          <w:rFonts w:ascii="Georgia Pro" w:eastAsia="Georgia Pro" w:hAnsi="Georgia Pro" w:cs="Georgia Pro"/>
-          <w:color w:val="000000" w:themeColor="text1"/>
-        </w:rPr>
-        <w:t>nano requirements.txt</w:t>
-      </w:r>
-    </w:p>
-    <w:p>
-      <w:pPr>
-        <w:spacing w:after="0" w:line="480" w:lineRule="auto"/>
-        <w:rPr>
-          <w:rFonts w:ascii="Georgia Pro" w:eastAsia="Georgia Pro" w:hAnsi="Georgia Pro" w:cs="Georgia Pro"/>
-          <w:color w:val="000000" w:themeColor="text1"/>
-        </w:rPr>
-      </w:pPr>
-    </w:p>
-    <w:p>
-      <w:pPr>
-        <w:spacing w:after="0" w:line="480" w:lineRule="auto"/>
-        <w:rPr>
-          <w:rFonts w:ascii="Georgia Pro" w:eastAsia="Georgia Pro" w:hAnsi="Georgia Pro" w:cs="Georgia Pro"/>
-          <w:color w:val="000000" w:themeColor="text1"/>
-        </w:rPr>
-      </w:pPr>
-      <w:r>
-        <w:rPr>
-          <w:rFonts w:ascii="Georgia Pro" w:eastAsia="Georgia Pro" w:hAnsi="Georgia Pro" w:cs="Georgia Pro"/>
-          <w:color w:val="000000" w:themeColor="text1"/>
-        </w:rPr>
-        <w:t>Paste:</w:t>
-      </w:r>
-    </w:p>
-    <w:p>
-      <w:pPr>
-        <w:pBdr>
-          <w:top w:val="single" w:sz="4" w:space="1" w:color="auto"/>
-          <w:left w:val="single" w:sz="4" w:space="4" w:color="auto"/>
-          <w:bottom w:val="single" w:sz="4" w:space="1" w:color="auto"/>
-          <w:right w:val="single" w:sz="4" w:space="4" w:color="auto"/>
-        </w:pBdr>
-        <w:shd w:val="clear" w:color="auto" w:fill="F2F2F2" w:themeFill="background1" w:themeFillShade="F2"/>
-        <w:spacing w:after="0" w:line="480" w:lineRule="auto"/>
-        <w:rPr>
-          <w:rFonts w:ascii="Georgia Pro" w:eastAsia="Georgia Pro" w:hAnsi="Georgia Pro" w:cs="Georgia Pro"/>
-          <w:color w:val="000000" w:themeColor="text1"/>
-        </w:rPr>
-      </w:pPr>
-      <w:r>
-        <w:rPr>
-          <w:rFonts w:ascii="Georgia Pro" w:eastAsia="Georgia Pro" w:hAnsi="Georgia Pro" w:cs="Georgia Pro"/>
-          <w:color w:val="000000" w:themeColor="text1"/>
-        </w:rPr>
-        <w:t>flask</w:t>
-      </w:r>
-      <w:r>
-        <w:rPr>
-          <w:rFonts w:ascii="Georgia Pro" w:eastAsia="Georgia Pro" w:hAnsi="Georgia Pro" w:cs="Georgia Pro"/>
-          <w:color w:val="000000" w:themeColor="text1"/>
-        </w:rPr>
-        <w:br/>
-      </w:r>
-      <w:proofErr w:type="spellStart"/>
-      <w:r>
-        <w:rPr>
-          <w:rFonts w:ascii="Georgia Pro" w:eastAsia="Georgia Pro" w:hAnsi="Georgia Pro" w:cs="Georgia Pro"/>
-          <w:color w:val="000000" w:themeColor="text1"/>
-        </w:rPr>
-        <w:t>mysql</w:t>
-      </w:r>
-      <w:proofErr w:type="spellEnd"/>
-      <w:r>
-        <w:rPr>
-          <w:rFonts w:ascii="Georgia Pro" w:eastAsia="Georgia Pro" w:hAnsi="Georgia Pro" w:cs="Georgia Pro"/>
-          <w:color w:val="000000" w:themeColor="text1"/>
-        </w:rPr>
-        <w:t>-connector-python</w:t>
-      </w:r>
-    </w:p>
-    <w:p>
-      <w:pPr>
-        <w:spacing w:after="0" w:line="480" w:lineRule="auto"/>
-        <w:rPr>
-          <w:rFonts w:ascii="Georgia Pro" w:eastAsia="Georgia Pro" w:hAnsi="Georgia Pro" w:cs="Georgia Pro"/>
-          <w:color w:val="000000" w:themeColor="text1"/>
-        </w:rPr>
-      </w:pPr>
-    </w:p>
-    <w:p>
-      <w:pPr>
-        <w:spacing w:after="0" w:line="480" w:lineRule="auto"/>
-        <w:rPr>
-          <w:rFonts w:ascii="Georgia Pro" w:eastAsia="Georgia Pro" w:hAnsi="Georgia Pro" w:cs="Georgia Pro"/>
-          <w:color w:val="000000" w:themeColor="text1"/>
-        </w:rPr>
-      </w:pPr>
-      <w:r>
-        <w:rPr>
-          <w:rFonts w:ascii="Georgia Pro" w:eastAsia="Georgia Pro" w:hAnsi="Georgia Pro" w:cs="Georgia Pro"/>
-          <w:color w:val="000000" w:themeColor="text1"/>
-        </w:rPr>
-        <w:t>Save and exit.</w:t>
-      </w:r>
-    </w:p>
-    <w:p>
-      <w:pPr>
-        <w:spacing w:after="0" w:line="480" w:lineRule="auto"/>
-        <w:rPr>
-          <w:rFonts w:ascii="Georgia Pro" w:eastAsia="Georgia Pro" w:hAnsi="Georgia Pro" w:cs="Georgia Pro"/>
-          <w:color w:val="000000" w:themeColor="text1"/>
-        </w:rPr>
-      </w:pPr>
-      <w:r>
-        <w:rPr>
-          <w:rFonts w:ascii="Georgia Pro" w:eastAsia="Georgia Pro" w:hAnsi="Georgia Pro" w:cs="Georgia Pro"/>
-          <w:color w:val="000000" w:themeColor="text1"/>
-        </w:rPr>
-        <w:pict w14:anchorId="24F84518">
-          <v:rect id="_x0000_i1041" style="width:0;height:1.5pt" o:hralign="center" o:hrstd="t" o:hr="t" fillcolor="#a0a0a0" stroked="f"/>
-        </w:pict>
-      </w:r>
-    </w:p>
-    <w:p>
-      <w:pPr>
-        <w:spacing w:after="0" w:line="480" w:lineRule="auto"/>
-        <w:rPr>
-          <w:rFonts w:ascii="Georgia Pro" w:eastAsia="Georgia Pro" w:hAnsi="Georgia Pro" w:cs="Georgia Pro"/>
-          <w:b/>
-          <w:bCs/>
-          <w:color w:val="000000" w:themeColor="text1"/>
-        </w:rPr>
-      </w:pPr>
-      <w:r>
-        <w:rPr>
-          <w:rFonts w:ascii="Georgia Pro" w:eastAsia="Georgia Pro" w:hAnsi="Georgia Pro" w:cs="Georgia Pro"/>
-          <w:b/>
-          <w:bCs/>
-          <w:color w:val="000000" w:themeColor="text1"/>
-        </w:rPr>
-        <w:t xml:space="preserve">Step 16: Create Backend </w:t>
-      </w:r>
-      <w:proofErr w:type="spellStart"/>
-      <w:r>
-        <w:rPr>
-          <w:rFonts w:ascii="Georgia Pro" w:eastAsia="Georgia Pro" w:hAnsi="Georgia Pro" w:cs="Georgia Pro"/>
-          <w:b/>
-          <w:bCs/>
-          <w:color w:val="000000" w:themeColor="text1"/>
-        </w:rPr>
-        <w:t>Dockerfile</w:t>
-      </w:r>
-      <w:proofErr w:type="spellEnd"/>
-    </w:p>
-    <w:p>
-      <w:pPr>
-        <w:pBdr>
-          <w:top w:val="single" w:sz="4" w:space="1" w:color="auto"/>
-          <w:left w:val="single" w:sz="4" w:space="4" w:color="auto"/>
-          <w:bottom w:val="single" w:sz="4" w:space="1" w:color="auto"/>
-          <w:right w:val="single" w:sz="4" w:space="4" w:color="auto"/>
-        </w:pBdr>
-        <w:shd w:val="clear" w:color="auto" w:fill="F2F2F2" w:themeFill="background1" w:themeFillShade="F2"/>
-        <w:spacing w:after="0" w:line="480" w:lineRule="auto"/>
-        <w:rPr>
-          <w:rFonts w:ascii="Georgia Pro" w:eastAsia="Georgia Pro" w:hAnsi="Georgia Pro" w:cs="Georgia Pro"/>
-          <w:color w:val="000000" w:themeColor="text1"/>
-        </w:rPr>
-      </w:pPr>
-      <w:r>
-        <w:rPr>
-          <w:rFonts w:ascii="Georgia Pro" w:eastAsia="Georgia Pro" w:hAnsi="Georgia Pro" w:cs="Georgia Pro"/>
-          <w:color w:val="000000" w:themeColor="text1"/>
-        </w:rPr>
-        <w:t xml:space="preserve">nano </w:t>
-      </w:r>
-      <w:proofErr w:type="spellStart"/>
-      <w:r>
-        <w:rPr>
-          <w:rFonts w:ascii="Georgia Pro" w:eastAsia="Georgia Pro" w:hAnsi="Georgia Pro" w:cs="Georgia Pro"/>
-          <w:color w:val="000000" w:themeColor="text1"/>
-        </w:rPr>
-        <w:t>Dockerfile</w:t>
-      </w:r>
-      <w:proofErr w:type="spellEnd"/>
-    </w:p>
-    <w:p>
-      <w:pPr>
-        <w:spacing w:after="0" w:line="480" w:lineRule="auto"/>
-        <w:rPr>
-          <w:rFonts w:ascii="Georgia Pro" w:eastAsia="Georgia Pro" w:hAnsi="Georgia Pro" w:cs="Georgia Pro"/>
-          <w:color w:val="000000" w:themeColor="text1"/>
-        </w:rPr>
-      </w:pPr>
-    </w:p>
-    <w:p>
-      <w:pPr>
-        <w:spacing w:after="0" w:line="480" w:lineRule="auto"/>
-        <w:rPr>
-          <w:rFonts w:ascii="Georgia Pro" w:eastAsia="Georgia Pro" w:hAnsi="Georgia Pro" w:cs="Georgia Pro"/>
-          <w:color w:val="000000" w:themeColor="text1"/>
-        </w:rPr>
-      </w:pPr>
-      <w:r>
-        <w:rPr>
-          <w:rFonts w:ascii="Georgia Pro" w:eastAsia="Georgia Pro" w:hAnsi="Georgia Pro" w:cs="Georgia Pro"/>
-          <w:color w:val="000000" w:themeColor="text1"/>
-        </w:rPr>
-        <w:t>Paste:</w:t>
-      </w:r>
-    </w:p>
-    <w:p>
-      <w:pPr>
-        <w:pBdr>
-          <w:top w:val="single" w:sz="4" w:space="1" w:color="auto"/>
-          <w:left w:val="single" w:sz="4" w:space="4" w:color="auto"/>
-          <w:bottom w:val="single" w:sz="4" w:space="1" w:color="auto"/>
-          <w:right w:val="single" w:sz="4" w:space="4" w:color="auto"/>
-        </w:pBdr>
-        <w:shd w:val="clear" w:color="auto" w:fill="F2F2F2" w:themeFill="background1" w:themeFillShade="F2"/>
-        <w:spacing w:after="0" w:line="480" w:lineRule="auto"/>
-        <w:rPr>
-          <w:rFonts w:ascii="Georgia Pro" w:eastAsia="Georgia Pro" w:hAnsi="Georgia Pro" w:cs="Georgia Pro"/>
-          <w:color w:val="000000" w:themeColor="text1"/>
-        </w:rPr>
-      </w:pPr>
-      <w:r>
-        <w:rPr>
-          <w:rFonts w:ascii="Georgia Pro" w:eastAsia="Georgia Pro" w:hAnsi="Georgia Pro" w:cs="Georgia Pro"/>
-          <w:color w:val="000000" w:themeColor="text1"/>
-        </w:rPr>
-        <w:t>FROM python:3.10</w:t>
-      </w:r>
-      <w:r>
-        <w:rPr>
-          <w:rFonts w:ascii="Georgia Pro" w:eastAsia="Georgia Pro" w:hAnsi="Georgia Pro" w:cs="Georgia Pro"/>
-          <w:color w:val="000000" w:themeColor="text1"/>
-        </w:rPr>
-        <w:br/>
-        <w:t>WORKDIR /app</w:t>
-      </w:r>
-      <w:r>
-        <w:rPr>
-          <w:rFonts w:ascii="Georgia Pro" w:eastAsia="Georgia Pro" w:hAnsi="Georgia Pro" w:cs="Georgia Pro"/>
-          <w:color w:val="000000" w:themeColor="text1"/>
-        </w:rPr>
-        <w:br/>
-        <w:t xml:space="preserve">COPY </w:t>
-      </w:r>
-      <w:proofErr w:type="gramStart"/>
-      <w:r>
-        <w:rPr>
-          <w:rFonts w:ascii="Georgia Pro" w:eastAsia="Georgia Pro" w:hAnsi="Georgia Pro" w:cs="Georgia Pro"/>
-          <w:color w:val="000000" w:themeColor="text1"/>
-        </w:rPr>
-        <w:t>requirements.txt .</w:t>
-      </w:r>
-      <w:proofErr w:type="gramEnd"/>
-      <w:r>
-        <w:rPr>
-          <w:rFonts w:ascii="Georgia Pro" w:eastAsia="Georgia Pro" w:hAnsi="Georgia Pro" w:cs="Georgia Pro"/>
-          <w:color w:val="000000" w:themeColor="text1"/>
-        </w:rPr>
-        <w:br/>
-        <w:t>RUN pip install -r requirements.txt</w:t>
-      </w:r>
-      <w:r>
-        <w:rPr>
-          <w:rFonts w:ascii="Georgia Pro" w:eastAsia="Georgia Pro" w:hAnsi="Georgia Pro" w:cs="Georgia Pro"/>
-          <w:color w:val="000000" w:themeColor="text1"/>
-        </w:rPr>
-        <w:br/>
-      </w:r>
-      <w:proofErr w:type="gramStart"/>
-      <w:r>
-        <w:rPr>
-          <w:rFonts w:ascii="Georgia Pro" w:eastAsia="Georgia Pro" w:hAnsi="Georgia Pro" w:cs="Georgia Pro"/>
-          <w:color w:val="000000" w:themeColor="text1"/>
-        </w:rPr>
-        <w:t>COPY .</w:t>
-      </w:r>
-      <w:proofErr w:type="gramEnd"/>
-      <w:r>
-        <w:rPr>
-          <w:rFonts w:ascii="Georgia Pro" w:eastAsia="Georgia Pro" w:hAnsi="Georgia Pro" w:cs="Georgia Pro"/>
-          <w:color w:val="000000" w:themeColor="text1"/>
-        </w:rPr>
-        <w:t xml:space="preserve"> .</w:t>
-      </w:r>
-      <w:r>
-        <w:rPr>
-          <w:rFonts w:ascii="Georgia Pro" w:eastAsia="Georgia Pro" w:hAnsi="Georgia Pro" w:cs="Georgia Pro"/>
-          <w:color w:val="000000" w:themeColor="text1"/>
-        </w:rPr>
-        <w:br/>
-        <w:t>CMD ["python", "app.py"]</w:t>
-      </w:r>
-    </w:p>
-    <w:p>
-      <w:pPr>
-        <w:spacing w:after="0" w:line="480" w:lineRule="auto"/>
-        <w:rPr>
-          <w:rFonts w:ascii="Georgia Pro" w:eastAsia="Georgia Pro" w:hAnsi="Georgia Pro" w:cs="Georgia Pro"/>
-          <w:color w:val="000000" w:themeColor="text1"/>
-        </w:rPr>
-      </w:pPr>
-    </w:p>
-    <w:p>
-      <w:pPr>
-        <w:spacing w:after="0" w:line="480" w:lineRule="auto"/>
-        <w:rPr>
-          <w:rFonts w:ascii="Georgia Pro" w:eastAsia="Georgia Pro" w:hAnsi="Georgia Pro" w:cs="Georgia Pro"/>
-          <w:color w:val="000000" w:themeColor="text1"/>
-        </w:rPr>
-      </w:pPr>
-      <w:r>
-        <w:rPr>
-          <w:rFonts w:ascii="Georgia Pro" w:eastAsia="Georgia Pro" w:hAnsi="Georgia Pro" w:cs="Georgia Pro"/>
-          <w:color w:val="000000" w:themeColor="text1"/>
-        </w:rPr>
-        <w:t>Save and exit.</w:t>
-      </w:r>
-    </w:p>
-    <w:p>
-      <w:pPr>
-        <w:spacing w:after="0" w:line="480" w:lineRule="auto"/>
-        <w:rPr>
-          <w:rFonts w:ascii="Georgia Pro" w:eastAsia="Georgia Pro" w:hAnsi="Georgia Pro" w:cs="Georgia Pro"/>
-          <w:color w:val="000000" w:themeColor="text1"/>
-        </w:rPr>
-      </w:pPr>
-      <w:r>
-        <w:rPr>
-          <w:rFonts w:ascii="Georgia Pro" w:eastAsia="Georgia Pro" w:hAnsi="Georgia Pro" w:cs="Georgia Pro"/>
-          <w:color w:val="000000" w:themeColor="text1"/>
-        </w:rPr>
-        <w:pict w14:anchorId="637F8069">
-          <v:rect id="_x0000_i1042" style="width:0;height:1.5pt" o:hralign="center" o:hrstd="t" o:hr="t" fillcolor="#a0a0a0" stroked="f"/>
-        </w:pict>
-      </w:r>
-    </w:p>
-    <w:p>
-      <w:pPr>
-        <w:spacing w:after="0" w:line="480" w:lineRule="auto"/>
-        <w:rPr>
-          <w:rFonts w:ascii="Georgia Pro" w:eastAsia="Georgia Pro" w:hAnsi="Georgia Pro" w:cs="Georgia Pro"/>
-          <w:b/>
-          <w:bCs/>
-          <w:color w:val="000000" w:themeColor="text1"/>
-        </w:rPr>
-      </w:pPr>
-    </w:p>
-    <w:p>
-      <w:pPr>
-        <w:spacing w:after="0" w:line="480" w:lineRule="auto"/>
-        <w:rPr>
-          <w:rFonts w:ascii="Georgia Pro" w:eastAsia="Georgia Pro" w:hAnsi="Georgia Pro" w:cs="Georgia Pro"/>
-          <w:b/>
-          <w:bCs/>
-          <w:color w:val="000000" w:themeColor="text1"/>
-        </w:rPr>
-      </w:pPr>
-    </w:p>
-    <w:p>
-      <w:pPr>
-        <w:spacing w:after="0" w:line="480" w:lineRule="auto"/>
-        <w:rPr>
-          <w:rFonts w:ascii="Georgia Pro" w:eastAsia="Georgia Pro" w:hAnsi="Georgia Pro" w:cs="Georgia Pro"/>
-          <w:b/>
-          <w:bCs/>
-          <w:color w:val="000000" w:themeColor="text1"/>
-        </w:rPr>
-      </w:pPr>
-      <w:r>
-        <w:rPr>
-          <w:rFonts w:ascii="Georgia Pro" w:eastAsia="Georgia Pro" w:hAnsi="Georgia Pro" w:cs="Georgia Pro"/>
-          <w:b/>
-          <w:bCs/>
-          <w:color w:val="000000" w:themeColor="text1"/>
-        </w:rPr>
-        <w:lastRenderedPageBreak/>
-        <w:t>Step 17: Create Docker Compose File</w:t>
-      </w:r>
-    </w:p>
-    <w:p>
-      <w:pPr>
-        <w:spacing w:after="0" w:line="480" w:lineRule="auto"/>
-        <w:rPr>
-          <w:rFonts w:ascii="Georgia Pro" w:eastAsia="Georgia Pro" w:hAnsi="Georgia Pro" w:cs="Georgia Pro"/>
-          <w:color w:val="000000" w:themeColor="text1"/>
-        </w:rPr>
-      </w:pPr>
-      <w:r>
-        <w:rPr>
-          <w:rFonts w:ascii="Georgia Pro" w:eastAsia="Georgia Pro" w:hAnsi="Georgia Pro" w:cs="Georgia Pro"/>
-          <w:color w:val="000000" w:themeColor="text1"/>
-        </w:rPr>
-        <w:t>Move back:</w:t>
-      </w:r>
-    </w:p>
-    <w:p>
-      <w:pPr>
-        <w:pBdr>
-          <w:top w:val="single" w:sz="4" w:space="3" w:color="auto"/>
-          <w:left w:val="single" w:sz="4" w:space="4" w:color="auto"/>
-          <w:bottom w:val="single" w:sz="4" w:space="1" w:color="auto"/>
-          <w:right w:val="single" w:sz="4" w:space="4" w:color="auto"/>
-        </w:pBdr>
-        <w:shd w:val="clear" w:color="auto" w:fill="F2F2F2" w:themeFill="background1" w:themeFillShade="F2"/>
-        <w:spacing w:after="0" w:line="480" w:lineRule="auto"/>
-        <w:rPr>
-          <w:rFonts w:ascii="Georgia Pro" w:eastAsia="Georgia Pro" w:hAnsi="Georgia Pro" w:cs="Georgia Pro"/>
-          <w:color w:val="000000" w:themeColor="text1"/>
-        </w:rPr>
-      </w:pPr>
-      <w:r>
-        <w:rPr>
-          <w:rFonts w:ascii="Georgia Pro" w:eastAsia="Georgia Pro" w:hAnsi="Georgia Pro" w:cs="Georgia Pro"/>
-          <w:color w:val="000000" w:themeColor="text1"/>
-        </w:rPr>
-        <w:t>cd</w:t>
-      </w:r>
-      <w:proofErr w:type="gramStart"/>
-      <w:r>
-        <w:rPr>
-          <w:rFonts w:ascii="Georgia Pro" w:eastAsia="Georgia Pro" w:hAnsi="Georgia Pro" w:cs="Georgia Pro"/>
-          <w:color w:val="000000" w:themeColor="text1"/>
-        </w:rPr>
-        <w:t xml:space="preserve"> ..</w:t>
-      </w:r>
-      <w:proofErr w:type="gramEnd"/>
-    </w:p>
-    <w:p>
-      <w:pPr>
-        <w:spacing w:after="0" w:line="480" w:lineRule="auto"/>
-        <w:rPr>
-          <w:rFonts w:ascii="Georgia Pro" w:eastAsia="Georgia Pro" w:hAnsi="Georgia Pro" w:cs="Georgia Pro"/>
-          <w:color w:val="000000" w:themeColor="text1"/>
-        </w:rPr>
-      </w:pPr>
-    </w:p>
-    <w:p>
-      <w:pPr>
-        <w:spacing w:after="0" w:line="480" w:lineRule="auto"/>
-        <w:rPr>
-          <w:rFonts w:ascii="Georgia Pro" w:eastAsia="Georgia Pro" w:hAnsi="Georgia Pro" w:cs="Georgia Pro"/>
-          <w:color w:val="000000" w:themeColor="text1"/>
-        </w:rPr>
-      </w:pPr>
-      <w:r>
-        <w:rPr>
-          <w:rFonts w:ascii="Georgia Pro" w:eastAsia="Georgia Pro" w:hAnsi="Georgia Pro" w:cs="Georgia Pro"/>
-          <w:color w:val="000000" w:themeColor="text1"/>
-        </w:rPr>
-        <w:t>Create compose file:</w:t>
-      </w:r>
-    </w:p>
-    <w:p>
-      <w:pPr>
-        <w:pBdr>
-          <w:top w:val="single" w:sz="4" w:space="1" w:color="auto"/>
-          <w:left w:val="single" w:sz="4" w:space="4" w:color="auto"/>
-          <w:bottom w:val="single" w:sz="4" w:space="1" w:color="auto"/>
-          <w:right w:val="single" w:sz="4" w:space="4" w:color="auto"/>
-        </w:pBdr>
-        <w:shd w:val="clear" w:color="auto" w:fill="F2F2F2" w:themeFill="background1" w:themeFillShade="F2"/>
-        <w:spacing w:after="0" w:line="480" w:lineRule="auto"/>
-        <w:rPr>
-          <w:rFonts w:ascii="Georgia Pro" w:eastAsia="Georgia Pro" w:hAnsi="Georgia Pro" w:cs="Georgia Pro"/>
-          <w:color w:val="000000" w:themeColor="text1"/>
-        </w:rPr>
-      </w:pPr>
-      <w:r>
-        <w:rPr>
-          <w:rFonts w:ascii="Georgia Pro" w:eastAsia="Georgia Pro" w:hAnsi="Georgia Pro" w:cs="Georgia Pro"/>
-          <w:color w:val="000000" w:themeColor="text1"/>
-        </w:rPr>
-        <w:t>nano docker-</w:t>
-      </w:r>
-      <w:proofErr w:type="spellStart"/>
-      <w:r>
-        <w:rPr>
-          <w:rFonts w:ascii="Georgia Pro" w:eastAsia="Georgia Pro" w:hAnsi="Georgia Pro" w:cs="Georgia Pro"/>
-          <w:color w:val="000000" w:themeColor="text1"/>
-        </w:rPr>
-        <w:t>compose.yml</w:t>
-      </w:r>
-      <w:proofErr w:type="spellEnd"/>
-    </w:p>
-    <w:p>
-      <w:pPr>
-        <w:spacing w:after="0" w:line="480" w:lineRule="auto"/>
-        <w:rPr>
-          <w:rFonts w:ascii="Georgia Pro" w:eastAsia="Georgia Pro" w:hAnsi="Georgia Pro" w:cs="Georgia Pro"/>
-          <w:color w:val="000000" w:themeColor="text1"/>
-        </w:rPr>
-      </w:pPr>
-    </w:p>
-    <w:p>
-      <w:pPr>
-        <w:spacing w:after="0" w:line="480" w:lineRule="auto"/>
-        <w:rPr>
-          <w:rFonts w:ascii="Georgia Pro" w:eastAsia="Georgia Pro" w:hAnsi="Georgia Pro" w:cs="Georgia Pro"/>
-          <w:color w:val="000000" w:themeColor="text1"/>
-        </w:rPr>
-      </w:pPr>
-      <w:r>
-        <w:rPr>
-          <w:rFonts w:ascii="Georgia Pro" w:eastAsia="Georgia Pro" w:hAnsi="Georgia Pro" w:cs="Georgia Pro"/>
-          <w:color w:val="000000" w:themeColor="text1"/>
-        </w:rPr>
-        <w:t>Paste this:</w:t>
       </w:r>
     </w:p>
     <w:p>
@@ -5396,7 +4277,974 @@
           <w:rFonts w:ascii="Georgia Pro" w:eastAsia="Georgia Pro" w:hAnsi="Georgia Pro" w:cs="Georgia Pro"/>
           <w:color w:val="000000" w:themeColor="text1"/>
         </w:rPr>
-        <w:t>version: '3'</w:t>
+        <w:lastRenderedPageBreak/>
+        <w:t>from flask import Flask</w:t>
+      </w:r>
+      <w:r>
+        <w:rPr>
+          <w:rFonts w:ascii="Georgia Pro" w:eastAsia="Georgia Pro" w:hAnsi="Georgia Pro" w:cs="Georgia Pro"/>
+          <w:color w:val="000000" w:themeColor="text1"/>
+        </w:rPr>
+        <w:br/>
+        <w:t xml:space="preserve">from </w:t>
+      </w:r>
+      <w:proofErr w:type="spellStart"/>
+      <w:r>
+        <w:rPr>
+          <w:rFonts w:ascii="Georgia Pro" w:eastAsia="Georgia Pro" w:hAnsi="Georgia Pro" w:cs="Georgia Pro"/>
+          <w:color w:val="000000" w:themeColor="text1"/>
+        </w:rPr>
+        <w:t>flask_cors</w:t>
+      </w:r>
+      <w:proofErr w:type="spellEnd"/>
+      <w:r>
+        <w:rPr>
+          <w:rFonts w:ascii="Georgia Pro" w:eastAsia="Georgia Pro" w:hAnsi="Georgia Pro" w:cs="Georgia Pro"/>
+          <w:color w:val="000000" w:themeColor="text1"/>
+        </w:rPr>
+        <w:t xml:space="preserve"> import CORS</w:t>
+      </w:r>
+      <w:r>
+        <w:rPr>
+          <w:rFonts w:ascii="Georgia Pro" w:eastAsia="Georgia Pro" w:hAnsi="Georgia Pro" w:cs="Georgia Pro"/>
+          <w:color w:val="000000" w:themeColor="text1"/>
+        </w:rPr>
+        <w:br/>
+        <w:t xml:space="preserve">import </w:t>
+      </w:r>
+      <w:proofErr w:type="spellStart"/>
+      <w:r>
+        <w:rPr>
+          <w:rFonts w:ascii="Georgia Pro" w:eastAsia="Georgia Pro" w:hAnsi="Georgia Pro" w:cs="Georgia Pro"/>
+          <w:color w:val="000000" w:themeColor="text1"/>
+        </w:rPr>
+        <w:t>mysql.connector</w:t>
+      </w:r>
+      <w:proofErr w:type="spellEnd"/>
+      <w:r>
+        <w:rPr>
+          <w:rFonts w:ascii="Georgia Pro" w:eastAsia="Georgia Pro" w:hAnsi="Georgia Pro" w:cs="Georgia Pro"/>
+          <w:color w:val="000000" w:themeColor="text1"/>
+        </w:rPr>
+        <w:br/>
+      </w:r>
+      <w:r>
+        <w:rPr>
+          <w:rFonts w:ascii="Georgia Pro" w:eastAsia="Georgia Pro" w:hAnsi="Georgia Pro" w:cs="Georgia Pro"/>
+          <w:color w:val="000000" w:themeColor="text1"/>
+        </w:rPr>
+        <w:br/>
+        <w:t>app = Flask(__name__)</w:t>
+      </w:r>
+      <w:r>
+        <w:rPr>
+          <w:rFonts w:ascii="Georgia Pro" w:eastAsia="Georgia Pro" w:hAnsi="Georgia Pro" w:cs="Georgia Pro"/>
+          <w:color w:val="000000" w:themeColor="text1"/>
+        </w:rPr>
+        <w:br/>
+        <w:t>CORS(app)  # This fixes the browser blocking requests from your frontend</w:t>
+      </w:r>
+      <w:r>
+        <w:rPr>
+          <w:rFonts w:ascii="Georgia Pro" w:eastAsia="Georgia Pro" w:hAnsi="Georgia Pro" w:cs="Georgia Pro"/>
+          <w:color w:val="000000" w:themeColor="text1"/>
+        </w:rPr>
+        <w:br/>
+      </w:r>
+      <w:r>
+        <w:rPr>
+          <w:rFonts w:ascii="Georgia Pro" w:eastAsia="Georgia Pro" w:hAnsi="Georgia Pro" w:cs="Georgia Pro"/>
+          <w:color w:val="000000" w:themeColor="text1"/>
+        </w:rPr>
+        <w:br/>
+        <w:t>@app.route('/')</w:t>
+      </w:r>
+      <w:r>
+        <w:rPr>
+          <w:rFonts w:ascii="Georgia Pro" w:eastAsia="Georgia Pro" w:hAnsi="Georgia Pro" w:cs="Georgia Pro"/>
+          <w:color w:val="000000" w:themeColor="text1"/>
+        </w:rPr>
+        <w:br/>
+        <w:t>def home():</w:t>
+      </w:r>
+      <w:r>
+        <w:rPr>
+          <w:rFonts w:ascii="Georgia Pro" w:eastAsia="Georgia Pro" w:hAnsi="Georgia Pro" w:cs="Georgia Pro"/>
+          <w:color w:val="000000" w:themeColor="text1"/>
+        </w:rPr>
+        <w:br/>
+        <w:t xml:space="preserve">    conn = </w:t>
+      </w:r>
+      <w:proofErr w:type="spellStart"/>
+      <w:r>
+        <w:rPr>
+          <w:rFonts w:ascii="Georgia Pro" w:eastAsia="Georgia Pro" w:hAnsi="Georgia Pro" w:cs="Georgia Pro"/>
+          <w:color w:val="000000" w:themeColor="text1"/>
+        </w:rPr>
+        <w:t>mysql.connector.connect</w:t>
+      </w:r>
+      <w:proofErr w:type="spellEnd"/>
+      <w:r>
+        <w:rPr>
+          <w:rFonts w:ascii="Georgia Pro" w:eastAsia="Georgia Pro" w:hAnsi="Georgia Pro" w:cs="Georgia Pro"/>
+          <w:color w:val="000000" w:themeColor="text1"/>
+        </w:rPr>
+        <w:t>(</w:t>
+      </w:r>
+      <w:r>
+        <w:rPr>
+          <w:rFonts w:ascii="Georgia Pro" w:eastAsia="Georgia Pro" w:hAnsi="Georgia Pro" w:cs="Georgia Pro"/>
+          <w:color w:val="000000" w:themeColor="text1"/>
+        </w:rPr>
+        <w:br/>
+        <w:t>        host="</w:t>
+      </w:r>
+      <w:proofErr w:type="spellStart"/>
+      <w:r>
+        <w:rPr>
+          <w:rFonts w:ascii="Georgia Pro" w:eastAsia="Georgia Pro" w:hAnsi="Georgia Pro" w:cs="Georgia Pro"/>
+          <w:color w:val="000000" w:themeColor="text1"/>
+        </w:rPr>
+        <w:t>mysql-db</w:t>
+      </w:r>
+      <w:proofErr w:type="spellEnd"/>
+      <w:r>
+        <w:rPr>
+          <w:rFonts w:ascii="Georgia Pro" w:eastAsia="Georgia Pro" w:hAnsi="Georgia Pro" w:cs="Georgia Pro"/>
+          <w:color w:val="000000" w:themeColor="text1"/>
+        </w:rPr>
+        <w:t>",</w:t>
+      </w:r>
+      <w:r>
+        <w:rPr>
+          <w:rFonts w:ascii="Georgia Pro" w:eastAsia="Georgia Pro" w:hAnsi="Georgia Pro" w:cs="Georgia Pro"/>
+          <w:color w:val="000000" w:themeColor="text1"/>
+        </w:rPr>
+        <w:br/>
+        <w:t>        user="root",</w:t>
+      </w:r>
+      <w:r>
+        <w:rPr>
+          <w:rFonts w:ascii="Georgia Pro" w:eastAsia="Georgia Pro" w:hAnsi="Georgia Pro" w:cs="Georgia Pro"/>
+          <w:color w:val="000000" w:themeColor="text1"/>
+        </w:rPr>
+        <w:br/>
+        <w:t>        password="password123",</w:t>
+      </w:r>
+      <w:r>
+        <w:rPr>
+          <w:rFonts w:ascii="Georgia Pro" w:eastAsia="Georgia Pro" w:hAnsi="Georgia Pro" w:cs="Georgia Pro"/>
+          <w:color w:val="000000" w:themeColor="text1"/>
+        </w:rPr>
+        <w:br/>
+        <w:t>        database="</w:t>
+      </w:r>
+      <w:proofErr w:type="spellStart"/>
+      <w:r>
+        <w:rPr>
+          <w:rFonts w:ascii="Georgia Pro" w:eastAsia="Georgia Pro" w:hAnsi="Georgia Pro" w:cs="Georgia Pro"/>
+          <w:color w:val="000000" w:themeColor="text1"/>
+        </w:rPr>
+        <w:t>salesdb</w:t>
+      </w:r>
+      <w:proofErr w:type="spellEnd"/>
+      <w:r>
+        <w:rPr>
+          <w:rFonts w:ascii="Georgia Pro" w:eastAsia="Georgia Pro" w:hAnsi="Georgia Pro" w:cs="Georgia Pro"/>
+          <w:color w:val="000000" w:themeColor="text1"/>
+        </w:rPr>
+        <w:t>"</w:t>
+      </w:r>
+      <w:r>
+        <w:rPr>
+          <w:rFonts w:ascii="Georgia Pro" w:eastAsia="Georgia Pro" w:hAnsi="Georgia Pro" w:cs="Georgia Pro"/>
+          <w:color w:val="000000" w:themeColor="text1"/>
+        </w:rPr>
+        <w:br/>
+        <w:t>    )</w:t>
+      </w:r>
+      <w:r>
+        <w:rPr>
+          <w:rFonts w:ascii="Georgia Pro" w:eastAsia="Georgia Pro" w:hAnsi="Georgia Pro" w:cs="Georgia Pro"/>
+          <w:color w:val="000000" w:themeColor="text1"/>
+        </w:rPr>
+        <w:br/>
+        <w:t xml:space="preserve">    cursor = </w:t>
+      </w:r>
+      <w:proofErr w:type="spellStart"/>
+      <w:r>
+        <w:rPr>
+          <w:rFonts w:ascii="Georgia Pro" w:eastAsia="Georgia Pro" w:hAnsi="Georgia Pro" w:cs="Georgia Pro"/>
+          <w:color w:val="000000" w:themeColor="text1"/>
+        </w:rPr>
+        <w:t>conn.cursor</w:t>
+      </w:r>
+      <w:proofErr w:type="spellEnd"/>
+      <w:r>
+        <w:rPr>
+          <w:rFonts w:ascii="Georgia Pro" w:eastAsia="Georgia Pro" w:hAnsi="Georgia Pro" w:cs="Georgia Pro"/>
+          <w:color w:val="000000" w:themeColor="text1"/>
+        </w:rPr>
+        <w:t>()</w:t>
+      </w:r>
+      <w:r>
+        <w:rPr>
+          <w:rFonts w:ascii="Georgia Pro" w:eastAsia="Georgia Pro" w:hAnsi="Georgia Pro" w:cs="Georgia Pro"/>
+          <w:color w:val="000000" w:themeColor="text1"/>
+        </w:rPr>
+        <w:br/>
+        <w:t xml:space="preserve">    </w:t>
+      </w:r>
+      <w:proofErr w:type="spellStart"/>
+      <w:r>
+        <w:rPr>
+          <w:rFonts w:ascii="Georgia Pro" w:eastAsia="Georgia Pro" w:hAnsi="Georgia Pro" w:cs="Georgia Pro"/>
+          <w:color w:val="000000" w:themeColor="text1"/>
+        </w:rPr>
+        <w:t>cursor.execute</w:t>
+      </w:r>
+      <w:proofErr w:type="spellEnd"/>
+      <w:r>
+        <w:rPr>
+          <w:rFonts w:ascii="Georgia Pro" w:eastAsia="Georgia Pro" w:hAnsi="Georgia Pro" w:cs="Georgia Pro"/>
+          <w:color w:val="000000" w:themeColor="text1"/>
+        </w:rPr>
+        <w:t>("SELECT * FROM customers")</w:t>
+      </w:r>
+      <w:r>
+        <w:rPr>
+          <w:rFonts w:ascii="Georgia Pro" w:eastAsia="Georgia Pro" w:hAnsi="Georgia Pro" w:cs="Georgia Pro"/>
+          <w:color w:val="000000" w:themeColor="text1"/>
+        </w:rPr>
+        <w:br/>
+        <w:t xml:space="preserve">    rows = </w:t>
+      </w:r>
+      <w:proofErr w:type="spellStart"/>
+      <w:r>
+        <w:rPr>
+          <w:rFonts w:ascii="Georgia Pro" w:eastAsia="Georgia Pro" w:hAnsi="Georgia Pro" w:cs="Georgia Pro"/>
+          <w:color w:val="000000" w:themeColor="text1"/>
+        </w:rPr>
+        <w:t>cursor.fetchall</w:t>
+      </w:r>
+      <w:proofErr w:type="spellEnd"/>
+      <w:r>
+        <w:rPr>
+          <w:rFonts w:ascii="Georgia Pro" w:eastAsia="Georgia Pro" w:hAnsi="Georgia Pro" w:cs="Georgia Pro"/>
+          <w:color w:val="000000" w:themeColor="text1"/>
+        </w:rPr>
+        <w:t>()</w:t>
+      </w:r>
+      <w:r>
+        <w:rPr>
+          <w:rFonts w:ascii="Georgia Pro" w:eastAsia="Georgia Pro" w:hAnsi="Georgia Pro" w:cs="Georgia Pro"/>
+          <w:color w:val="000000" w:themeColor="text1"/>
+        </w:rPr>
+        <w:br/>
+        <w:t>    result = ""</w:t>
+      </w:r>
+      <w:r>
+        <w:rPr>
+          <w:rFonts w:ascii="Georgia Pro" w:eastAsia="Georgia Pro" w:hAnsi="Georgia Pro" w:cs="Georgia Pro"/>
+          <w:color w:val="000000" w:themeColor="text1"/>
+        </w:rPr>
+        <w:br/>
+        <w:t>    for row in rows:</w:t>
+      </w:r>
+      <w:r>
+        <w:rPr>
+          <w:rFonts w:ascii="Georgia Pro" w:eastAsia="Georgia Pro" w:hAnsi="Georgia Pro" w:cs="Georgia Pro"/>
+          <w:color w:val="000000" w:themeColor="text1"/>
+        </w:rPr>
+        <w:br/>
+        <w:t>        result += f"{row}&lt;</w:t>
+      </w:r>
+      <w:proofErr w:type="spellStart"/>
+      <w:r>
+        <w:rPr>
+          <w:rFonts w:ascii="Georgia Pro" w:eastAsia="Georgia Pro" w:hAnsi="Georgia Pro" w:cs="Georgia Pro"/>
+          <w:color w:val="000000" w:themeColor="text1"/>
+        </w:rPr>
+        <w:t>br</w:t>
+      </w:r>
+      <w:proofErr w:type="spellEnd"/>
+      <w:r>
+        <w:rPr>
+          <w:rFonts w:ascii="Georgia Pro" w:eastAsia="Georgia Pro" w:hAnsi="Georgia Pro" w:cs="Georgia Pro"/>
+          <w:color w:val="000000" w:themeColor="text1"/>
+        </w:rPr>
+        <w:t>&gt;"</w:t>
+      </w:r>
+      <w:r>
+        <w:rPr>
+          <w:rFonts w:ascii="Georgia Pro" w:eastAsia="Georgia Pro" w:hAnsi="Georgia Pro" w:cs="Georgia Pro"/>
+          <w:color w:val="000000" w:themeColor="text1"/>
+        </w:rPr>
+        <w:br/>
+        <w:t xml:space="preserve">    </w:t>
+      </w:r>
+      <w:proofErr w:type="spellStart"/>
+      <w:r>
+        <w:rPr>
+          <w:rFonts w:ascii="Georgia Pro" w:eastAsia="Georgia Pro" w:hAnsi="Georgia Pro" w:cs="Georgia Pro"/>
+          <w:color w:val="000000" w:themeColor="text1"/>
+        </w:rPr>
+        <w:t>conn.close</w:t>
+      </w:r>
+      <w:proofErr w:type="spellEnd"/>
+      <w:r>
+        <w:rPr>
+          <w:rFonts w:ascii="Georgia Pro" w:eastAsia="Georgia Pro" w:hAnsi="Georgia Pro" w:cs="Georgia Pro"/>
+          <w:color w:val="000000" w:themeColor="text1"/>
+        </w:rPr>
+        <w:t>()</w:t>
+      </w:r>
+      <w:r>
+        <w:rPr>
+          <w:rFonts w:ascii="Georgia Pro" w:eastAsia="Georgia Pro" w:hAnsi="Georgia Pro" w:cs="Georgia Pro"/>
+          <w:color w:val="000000" w:themeColor="text1"/>
+        </w:rPr>
+        <w:br/>
+        <w:t>    return result</w:t>
+      </w:r>
+      <w:r>
+        <w:rPr>
+          <w:rFonts w:ascii="Georgia Pro" w:eastAsia="Georgia Pro" w:hAnsi="Georgia Pro" w:cs="Georgia Pro"/>
+          <w:color w:val="000000" w:themeColor="text1"/>
+        </w:rPr>
+        <w:br/>
+      </w:r>
+      <w:r>
+        <w:rPr>
+          <w:rFonts w:ascii="Georgia Pro" w:eastAsia="Georgia Pro" w:hAnsi="Georgia Pro" w:cs="Georgia Pro"/>
+          <w:color w:val="000000" w:themeColor="text1"/>
+        </w:rPr>
+        <w:br/>
+        <w:t>if __name__ == '__main__':</w:t>
+      </w:r>
+      <w:r>
+        <w:rPr>
+          <w:rFonts w:ascii="Georgia Pro" w:eastAsia="Georgia Pro" w:hAnsi="Georgia Pro" w:cs="Georgia Pro"/>
+          <w:color w:val="000000" w:themeColor="text1"/>
+        </w:rPr>
+        <w:br/>
+        <w:t xml:space="preserve">    </w:t>
+      </w:r>
+      <w:proofErr w:type="spellStart"/>
+      <w:r>
+        <w:rPr>
+          <w:rFonts w:ascii="Georgia Pro" w:eastAsia="Georgia Pro" w:hAnsi="Georgia Pro" w:cs="Georgia Pro"/>
+          <w:color w:val="000000" w:themeColor="text1"/>
+        </w:rPr>
+        <w:t>app.run</w:t>
+      </w:r>
+      <w:proofErr w:type="spellEnd"/>
+      <w:r>
+        <w:rPr>
+          <w:rFonts w:ascii="Georgia Pro" w:eastAsia="Georgia Pro" w:hAnsi="Georgia Pro" w:cs="Georgia Pro"/>
+          <w:color w:val="000000" w:themeColor="text1"/>
+        </w:rPr>
+        <w:t>(host='0.0.0.0', port=5000)</w:t>
+      </w:r>
+    </w:p>
+    <w:p>
+      <w:pPr>
+        <w:spacing w:after="0" w:line="480" w:lineRule="auto"/>
+        <w:rPr>
+          <w:rFonts w:ascii="Georgia Pro" w:eastAsia="Georgia Pro" w:hAnsi="Georgia Pro" w:cs="Georgia Pro"/>
+          <w:color w:val="000000" w:themeColor="text1"/>
+        </w:rPr>
+      </w:pPr>
+    </w:p>
+    <w:p>
+      <w:pPr>
+        <w:spacing w:after="0" w:line="480" w:lineRule="auto"/>
+        <w:rPr>
+          <w:rFonts w:ascii="Georgia Pro" w:eastAsia="Georgia Pro" w:hAnsi="Georgia Pro" w:cs="Georgia Pro"/>
+          <w:color w:val="000000" w:themeColor="text1"/>
+        </w:rPr>
+      </w:pPr>
+    </w:p>
+    <w:p>
+      <w:pPr>
+        <w:spacing w:after="0" w:line="480" w:lineRule="auto"/>
+        <w:rPr>
+          <w:rFonts w:ascii="Georgia Pro" w:eastAsia="Georgia Pro" w:hAnsi="Georgia Pro" w:cs="Georgia Pro"/>
+          <w:color w:val="000000" w:themeColor="text1"/>
+        </w:rPr>
+      </w:pPr>
+      <w:r>
+        <w:rPr>
+          <w:rFonts w:ascii="Georgia Pro" w:eastAsia="Georgia Pro" w:hAnsi="Georgia Pro" w:cs="Georgia Pro"/>
+          <w:color w:val="000000" w:themeColor="text1"/>
+        </w:rPr>
+        <w:t>Save and exit.</w:t>
+      </w:r>
+    </w:p>
+    <w:p>
+      <w:pPr>
+        <w:spacing w:after="0" w:line="480" w:lineRule="auto"/>
+        <w:rPr>
+          <w:rFonts w:ascii="Georgia Pro" w:eastAsia="Georgia Pro" w:hAnsi="Georgia Pro" w:cs="Georgia Pro"/>
+          <w:color w:val="000000" w:themeColor="text1"/>
+        </w:rPr>
+      </w:pPr>
+      <w:r>
+        <w:rPr>
+          <w:rFonts w:ascii="Georgia Pro" w:eastAsia="Georgia Pro" w:hAnsi="Georgia Pro" w:cs="Georgia Pro"/>
+          <w:color w:val="000000" w:themeColor="text1"/>
+        </w:rPr>
+        <w:pict w14:anchorId="44FFD0C1">
+          <v:rect id="_x0000_i1040" style="width:0;height:1.5pt" o:hralign="center" o:hrstd="t" o:hr="t" fillcolor="#a0a0a0" stroked="f"/>
+        </w:pict>
+      </w:r>
+    </w:p>
+    <w:p>
+      <w:pPr>
+        <w:spacing w:after="0" w:line="480" w:lineRule="auto"/>
+        <w:rPr>
+          <w:rFonts w:ascii="Georgia Pro" w:eastAsia="Georgia Pro" w:hAnsi="Georgia Pro" w:cs="Georgia Pro"/>
+          <w:b/>
+          <w:bCs/>
+          <w:color w:val="000000" w:themeColor="text1"/>
+        </w:rPr>
+      </w:pPr>
+      <w:r>
+        <w:rPr>
+          <w:rFonts w:ascii="Georgia Pro" w:eastAsia="Georgia Pro" w:hAnsi="Georgia Pro" w:cs="Georgia Pro"/>
+          <w:b/>
+          <w:bCs/>
+          <w:color w:val="000000" w:themeColor="text1"/>
+        </w:rPr>
+        <w:t>Step 15: Create Requirements File</w:t>
+      </w:r>
+    </w:p>
+    <w:p>
+      <w:pPr>
+        <w:pBdr>
+          <w:top w:val="single" w:sz="4" w:space="1" w:color="auto"/>
+          <w:left w:val="single" w:sz="4" w:space="4" w:color="auto"/>
+          <w:bottom w:val="single" w:sz="4" w:space="1" w:color="auto"/>
+          <w:right w:val="single" w:sz="4" w:space="4" w:color="auto"/>
+        </w:pBdr>
+        <w:shd w:val="clear" w:color="auto" w:fill="F2F2F2" w:themeFill="background1" w:themeFillShade="F2"/>
+        <w:spacing w:after="0" w:line="480" w:lineRule="auto"/>
+        <w:rPr>
+          <w:rFonts w:ascii="Georgia Pro" w:eastAsia="Georgia Pro" w:hAnsi="Georgia Pro" w:cs="Georgia Pro"/>
+          <w:color w:val="000000" w:themeColor="text1"/>
+        </w:rPr>
+      </w:pPr>
+      <w:r>
+        <w:rPr>
+          <w:rFonts w:ascii="Georgia Pro" w:eastAsia="Georgia Pro" w:hAnsi="Georgia Pro" w:cs="Georgia Pro"/>
+          <w:color w:val="000000" w:themeColor="text1"/>
+        </w:rPr>
+        <w:t>nano requirements.txt</w:t>
+      </w:r>
+    </w:p>
+    <w:p>
+      <w:pPr>
+        <w:spacing w:after="0" w:line="480" w:lineRule="auto"/>
+        <w:rPr>
+          <w:rFonts w:ascii="Georgia Pro" w:eastAsia="Georgia Pro" w:hAnsi="Georgia Pro" w:cs="Georgia Pro"/>
+          <w:color w:val="000000" w:themeColor="text1"/>
+        </w:rPr>
+      </w:pPr>
+    </w:p>
+    <w:p>
+      <w:pPr>
+        <w:spacing w:after="0" w:line="480" w:lineRule="auto"/>
+        <w:rPr>
+          <w:rFonts w:ascii="Georgia Pro" w:eastAsia="Georgia Pro" w:hAnsi="Georgia Pro" w:cs="Georgia Pro"/>
+          <w:color w:val="000000" w:themeColor="text1"/>
+        </w:rPr>
+      </w:pPr>
+      <w:r>
+        <w:rPr>
+          <w:rFonts w:ascii="Georgia Pro" w:eastAsia="Georgia Pro" w:hAnsi="Georgia Pro" w:cs="Georgia Pro"/>
+          <w:color w:val="000000" w:themeColor="text1"/>
+        </w:rPr>
+        <w:t>Paste:</w:t>
+      </w:r>
+    </w:p>
+    <w:p>
+      <w:pPr>
+        <w:pBdr>
+          <w:top w:val="single" w:sz="4" w:space="1" w:color="auto"/>
+          <w:left w:val="single" w:sz="4" w:space="4" w:color="auto"/>
+          <w:bottom w:val="single" w:sz="4" w:space="1" w:color="auto"/>
+          <w:right w:val="single" w:sz="4" w:space="4" w:color="auto"/>
+        </w:pBdr>
+        <w:shd w:val="clear" w:color="auto" w:fill="F2F2F2" w:themeFill="background1" w:themeFillShade="F2"/>
+        <w:spacing w:after="0" w:line="480" w:lineRule="auto"/>
+        <w:rPr>
+          <w:rFonts w:ascii="Georgia Pro" w:eastAsia="Georgia Pro" w:hAnsi="Georgia Pro" w:cs="Georgia Pro"/>
+          <w:color w:val="000000" w:themeColor="text1"/>
+        </w:rPr>
+      </w:pPr>
+      <w:r>
+        <w:rPr>
+          <w:rFonts w:ascii="Georgia Pro" w:eastAsia="Georgia Pro" w:hAnsi="Georgia Pro" w:cs="Georgia Pro"/>
+          <w:color w:val="000000" w:themeColor="text1"/>
+        </w:rPr>
+        <w:t>flask</w:t>
+      </w:r>
+      <w:r>
+        <w:rPr>
+          <w:rFonts w:ascii="Georgia Pro" w:eastAsia="Georgia Pro" w:hAnsi="Georgia Pro" w:cs="Georgia Pro"/>
+          <w:color w:val="000000" w:themeColor="text1"/>
+        </w:rPr>
+        <w:br/>
+      </w:r>
+      <w:proofErr w:type="spellStart"/>
+      <w:r>
+        <w:rPr>
+          <w:rFonts w:ascii="Georgia Pro" w:eastAsia="Georgia Pro" w:hAnsi="Georgia Pro" w:cs="Georgia Pro"/>
+          <w:color w:val="000000" w:themeColor="text1"/>
+        </w:rPr>
+        <w:t>mysql</w:t>
+      </w:r>
+      <w:proofErr w:type="spellEnd"/>
+      <w:r>
+        <w:rPr>
+          <w:rFonts w:ascii="Georgia Pro" w:eastAsia="Georgia Pro" w:hAnsi="Georgia Pro" w:cs="Georgia Pro"/>
+          <w:color w:val="000000" w:themeColor="text1"/>
+        </w:rPr>
+        <w:t>-connector-python</w:t>
+      </w:r>
+      <w:r>
+        <w:rPr>
+          <w:rFonts w:ascii="Georgia Pro" w:eastAsia="Georgia Pro" w:hAnsi="Georgia Pro" w:cs="Georgia Pro"/>
+          <w:color w:val="000000" w:themeColor="text1"/>
+        </w:rPr>
+        <w:br/>
+        <w:t>flask-</w:t>
+      </w:r>
+      <w:proofErr w:type="spellStart"/>
+      <w:r>
+        <w:rPr>
+          <w:rFonts w:ascii="Georgia Pro" w:eastAsia="Georgia Pro" w:hAnsi="Georgia Pro" w:cs="Georgia Pro"/>
+          <w:color w:val="000000" w:themeColor="text1"/>
+        </w:rPr>
+        <w:t>cors</w:t>
+      </w:r>
+      <w:proofErr w:type="spellEnd"/>
+    </w:p>
+    <w:p>
+      <w:pPr>
+        <w:spacing w:after="0" w:line="480" w:lineRule="auto"/>
+        <w:rPr>
+          <w:rFonts w:ascii="Georgia Pro" w:eastAsia="Georgia Pro" w:hAnsi="Georgia Pro" w:cs="Georgia Pro"/>
+          <w:color w:val="000000" w:themeColor="text1"/>
+        </w:rPr>
+      </w:pPr>
+    </w:p>
+    <w:p>
+      <w:pPr>
+        <w:spacing w:after="0" w:line="480" w:lineRule="auto"/>
+        <w:rPr>
+          <w:rFonts w:ascii="Georgia Pro" w:eastAsia="Georgia Pro" w:hAnsi="Georgia Pro" w:cs="Georgia Pro"/>
+          <w:color w:val="000000" w:themeColor="text1"/>
+        </w:rPr>
+      </w:pPr>
+      <w:r>
+        <w:rPr>
+          <w:rFonts w:ascii="Georgia Pro" w:eastAsia="Georgia Pro" w:hAnsi="Georgia Pro" w:cs="Georgia Pro"/>
+          <w:color w:val="000000" w:themeColor="text1"/>
+        </w:rPr>
+        <w:lastRenderedPageBreak/>
+        <w:t>Save and exit.</w:t>
+      </w:r>
+    </w:p>
+    <w:p>
+      <w:pPr>
+        <w:spacing w:after="0" w:line="480" w:lineRule="auto"/>
+        <w:rPr>
+          <w:rFonts w:ascii="Georgia Pro" w:eastAsia="Georgia Pro" w:hAnsi="Georgia Pro" w:cs="Georgia Pro"/>
+          <w:color w:val="000000" w:themeColor="text1"/>
+        </w:rPr>
+      </w:pPr>
+      <w:r>
+        <w:rPr>
+          <w:rFonts w:ascii="Georgia Pro" w:eastAsia="Georgia Pro" w:hAnsi="Georgia Pro" w:cs="Georgia Pro"/>
+          <w:color w:val="000000" w:themeColor="text1"/>
+        </w:rPr>
+        <w:pict w14:anchorId="24F84518">
+          <v:rect id="_x0000_i1041" style="width:0;height:1.5pt" o:hralign="center" o:hrstd="t" o:hr="t" fillcolor="#a0a0a0" stroked="f"/>
+        </w:pict>
+      </w:r>
+    </w:p>
+    <w:p>
+      <w:pPr>
+        <w:spacing w:after="0" w:line="480" w:lineRule="auto"/>
+        <w:rPr>
+          <w:rFonts w:ascii="Georgia Pro" w:eastAsia="Georgia Pro" w:hAnsi="Georgia Pro" w:cs="Georgia Pro"/>
+          <w:b/>
+          <w:bCs/>
+          <w:color w:val="000000" w:themeColor="text1"/>
+        </w:rPr>
+      </w:pPr>
+      <w:r>
+        <w:rPr>
+          <w:rFonts w:ascii="Georgia Pro" w:eastAsia="Georgia Pro" w:hAnsi="Georgia Pro" w:cs="Georgia Pro"/>
+          <w:b/>
+          <w:bCs/>
+          <w:color w:val="000000" w:themeColor="text1"/>
+        </w:rPr>
+        <w:t xml:space="preserve">Step 16: Create Backend </w:t>
+      </w:r>
+      <w:proofErr w:type="spellStart"/>
+      <w:r>
+        <w:rPr>
+          <w:rFonts w:ascii="Georgia Pro" w:eastAsia="Georgia Pro" w:hAnsi="Georgia Pro" w:cs="Georgia Pro"/>
+          <w:b/>
+          <w:bCs/>
+          <w:color w:val="000000" w:themeColor="text1"/>
+        </w:rPr>
+        <w:t>Dockerfile</w:t>
+      </w:r>
+      <w:proofErr w:type="spellEnd"/>
+    </w:p>
+    <w:p>
+      <w:pPr>
+        <w:pBdr>
+          <w:top w:val="single" w:sz="4" w:space="1" w:color="auto"/>
+          <w:left w:val="single" w:sz="4" w:space="4" w:color="auto"/>
+          <w:bottom w:val="single" w:sz="4" w:space="1" w:color="auto"/>
+          <w:right w:val="single" w:sz="4" w:space="4" w:color="auto"/>
+        </w:pBdr>
+        <w:shd w:val="clear" w:color="auto" w:fill="F2F2F2" w:themeFill="background1" w:themeFillShade="F2"/>
+        <w:spacing w:after="0" w:line="480" w:lineRule="auto"/>
+        <w:rPr>
+          <w:rFonts w:ascii="Georgia Pro" w:eastAsia="Georgia Pro" w:hAnsi="Georgia Pro" w:cs="Georgia Pro"/>
+          <w:color w:val="000000" w:themeColor="text1"/>
+        </w:rPr>
+      </w:pPr>
+      <w:r>
+        <w:rPr>
+          <w:rFonts w:ascii="Georgia Pro" w:eastAsia="Georgia Pro" w:hAnsi="Georgia Pro" w:cs="Georgia Pro"/>
+          <w:color w:val="000000" w:themeColor="text1"/>
+        </w:rPr>
+        <w:t xml:space="preserve">nano </w:t>
+      </w:r>
+      <w:proofErr w:type="spellStart"/>
+      <w:r>
+        <w:rPr>
+          <w:rFonts w:ascii="Georgia Pro" w:eastAsia="Georgia Pro" w:hAnsi="Georgia Pro" w:cs="Georgia Pro"/>
+          <w:color w:val="000000" w:themeColor="text1"/>
+        </w:rPr>
+        <w:t>Dockerfile</w:t>
+      </w:r>
+      <w:proofErr w:type="spellEnd"/>
+    </w:p>
+    <w:p>
+      <w:pPr>
+        <w:spacing w:after="0" w:line="480" w:lineRule="auto"/>
+        <w:rPr>
+          <w:rFonts w:ascii="Georgia Pro" w:eastAsia="Georgia Pro" w:hAnsi="Georgia Pro" w:cs="Georgia Pro"/>
+          <w:color w:val="000000" w:themeColor="text1"/>
+        </w:rPr>
+      </w:pPr>
+    </w:p>
+    <w:p>
+      <w:pPr>
+        <w:spacing w:after="0" w:line="480" w:lineRule="auto"/>
+        <w:rPr>
+          <w:rFonts w:ascii="Georgia Pro" w:eastAsia="Georgia Pro" w:hAnsi="Georgia Pro" w:cs="Georgia Pro"/>
+          <w:color w:val="000000" w:themeColor="text1"/>
+        </w:rPr>
+      </w:pPr>
+      <w:r>
+        <w:rPr>
+          <w:rFonts w:ascii="Georgia Pro" w:eastAsia="Georgia Pro" w:hAnsi="Georgia Pro" w:cs="Georgia Pro"/>
+          <w:color w:val="000000" w:themeColor="text1"/>
+        </w:rPr>
+        <w:t>Paste:</w:t>
+      </w:r>
+    </w:p>
+    <w:p>
+      <w:pPr>
+        <w:pBdr>
+          <w:top w:val="single" w:sz="4" w:space="1" w:color="auto"/>
+          <w:left w:val="single" w:sz="4" w:space="4" w:color="auto"/>
+          <w:bottom w:val="single" w:sz="4" w:space="1" w:color="auto"/>
+          <w:right w:val="single" w:sz="4" w:space="4" w:color="auto"/>
+        </w:pBdr>
+        <w:shd w:val="clear" w:color="auto" w:fill="F2F2F2" w:themeFill="background1" w:themeFillShade="F2"/>
+        <w:spacing w:after="0" w:line="480" w:lineRule="auto"/>
+        <w:rPr>
+          <w:rFonts w:ascii="Georgia Pro" w:eastAsia="Georgia Pro" w:hAnsi="Georgia Pro" w:cs="Georgia Pro"/>
+          <w:color w:val="000000" w:themeColor="text1"/>
+        </w:rPr>
+      </w:pPr>
+      <w:r>
+        <w:rPr>
+          <w:rFonts w:ascii="Georgia Pro" w:eastAsia="Georgia Pro" w:hAnsi="Georgia Pro" w:cs="Georgia Pro"/>
+          <w:color w:val="000000" w:themeColor="text1"/>
+        </w:rPr>
+        <w:t>FROM python:3.10</w:t>
+      </w:r>
+      <w:r>
+        <w:rPr>
+          <w:rFonts w:ascii="Georgia Pro" w:eastAsia="Georgia Pro" w:hAnsi="Georgia Pro" w:cs="Georgia Pro"/>
+          <w:color w:val="000000" w:themeColor="text1"/>
+        </w:rPr>
+        <w:br/>
+        <w:t>WORKDIR /app</w:t>
+      </w:r>
+      <w:r>
+        <w:rPr>
+          <w:rFonts w:ascii="Georgia Pro" w:eastAsia="Georgia Pro" w:hAnsi="Georgia Pro" w:cs="Georgia Pro"/>
+          <w:color w:val="000000" w:themeColor="text1"/>
+        </w:rPr>
+        <w:br/>
+        <w:t>COPY requirements.txt .</w:t>
+      </w:r>
+      <w:r>
+        <w:rPr>
+          <w:rFonts w:ascii="Georgia Pro" w:eastAsia="Georgia Pro" w:hAnsi="Georgia Pro" w:cs="Georgia Pro"/>
+          <w:color w:val="000000" w:themeColor="text1"/>
+        </w:rPr>
+        <w:br/>
+        <w:t>RUN pip install -r requirements.txt</w:t>
+      </w:r>
+      <w:r>
+        <w:rPr>
+          <w:rFonts w:ascii="Georgia Pro" w:eastAsia="Georgia Pro" w:hAnsi="Georgia Pro" w:cs="Georgia Pro"/>
+          <w:color w:val="000000" w:themeColor="text1"/>
+        </w:rPr>
+        <w:br/>
+        <w:t>COPY . .</w:t>
+      </w:r>
+      <w:r>
+        <w:rPr>
+          <w:rFonts w:ascii="Georgia Pro" w:eastAsia="Georgia Pro" w:hAnsi="Georgia Pro" w:cs="Georgia Pro"/>
+          <w:color w:val="000000" w:themeColor="text1"/>
+        </w:rPr>
+        <w:br/>
+        <w:t>CMD ["python", "app.py"]</w:t>
+      </w:r>
+    </w:p>
+    <w:p>
+      <w:pPr>
+        <w:spacing w:after="0" w:line="480" w:lineRule="auto"/>
+        <w:rPr>
+          <w:rFonts w:ascii="Georgia Pro" w:eastAsia="Georgia Pro" w:hAnsi="Georgia Pro" w:cs="Georgia Pro"/>
+          <w:color w:val="000000" w:themeColor="text1"/>
+        </w:rPr>
+      </w:pPr>
+    </w:p>
+    <w:p>
+      <w:pPr>
+        <w:spacing w:after="0" w:line="480" w:lineRule="auto"/>
+        <w:rPr>
+          <w:rFonts w:ascii="Georgia Pro" w:eastAsia="Georgia Pro" w:hAnsi="Georgia Pro" w:cs="Georgia Pro"/>
+          <w:color w:val="000000" w:themeColor="text1"/>
+        </w:rPr>
+      </w:pPr>
+      <w:r>
+        <w:rPr>
+          <w:rFonts w:ascii="Georgia Pro" w:eastAsia="Georgia Pro" w:hAnsi="Georgia Pro" w:cs="Georgia Pro"/>
+          <w:color w:val="000000" w:themeColor="text1"/>
+        </w:rPr>
+        <w:t>Save and exit.</w:t>
+      </w:r>
+    </w:p>
+    <w:p>
+      <w:pPr>
+        <w:spacing w:after="0" w:line="480" w:lineRule="auto"/>
+        <w:rPr>
+          <w:rFonts w:ascii="Georgia Pro" w:eastAsia="Georgia Pro" w:hAnsi="Georgia Pro" w:cs="Georgia Pro"/>
+          <w:color w:val="000000" w:themeColor="text1"/>
+        </w:rPr>
+      </w:pPr>
+      <w:r>
+        <w:rPr>
+          <w:rFonts w:ascii="Georgia Pro" w:eastAsia="Georgia Pro" w:hAnsi="Georgia Pro" w:cs="Georgia Pro"/>
+          <w:color w:val="000000" w:themeColor="text1"/>
+        </w:rPr>
+        <w:pict w14:anchorId="637F8069">
+          <v:rect id="_x0000_i1042" style="width:0;height:1.5pt" o:hralign="center" o:hrstd="t" o:hr="t" fillcolor="#a0a0a0" stroked="f"/>
+        </w:pict>
+      </w:r>
+    </w:p>
+    <w:p>
+      <w:pPr>
+        <w:spacing w:after="0" w:line="480" w:lineRule="auto"/>
+        <w:rPr>
+          <w:rFonts w:ascii="Georgia Pro" w:eastAsia="Georgia Pro" w:hAnsi="Georgia Pro" w:cs="Georgia Pro"/>
+          <w:b/>
+          <w:bCs/>
+          <w:color w:val="000000" w:themeColor="text1"/>
+        </w:rPr>
+      </w:pPr>
+    </w:p>
+    <w:p>
+      <w:pPr>
+        <w:spacing w:after="0" w:line="480" w:lineRule="auto"/>
+        <w:rPr>
+          <w:rFonts w:ascii="Georgia Pro" w:eastAsia="Georgia Pro" w:hAnsi="Georgia Pro" w:cs="Georgia Pro"/>
+          <w:b/>
+          <w:bCs/>
+          <w:color w:val="000000" w:themeColor="text1"/>
+        </w:rPr>
+      </w:pPr>
+    </w:p>
+    <w:p>
+      <w:pPr>
+        <w:spacing w:after="0" w:line="480" w:lineRule="auto"/>
+        <w:rPr>
+          <w:rFonts w:ascii="Georgia Pro" w:eastAsia="Georgia Pro" w:hAnsi="Georgia Pro" w:cs="Georgia Pro"/>
+          <w:b/>
+          <w:bCs/>
+          <w:color w:val="000000" w:themeColor="text1"/>
+        </w:rPr>
+      </w:pPr>
+      <w:r>
+        <w:rPr>
+          <w:rFonts w:ascii="Georgia Pro" w:eastAsia="Georgia Pro" w:hAnsi="Georgia Pro" w:cs="Georgia Pro"/>
+          <w:b/>
+          <w:bCs/>
+          <w:color w:val="000000" w:themeColor="text1"/>
+        </w:rPr>
+        <w:t>Step 17: Create Docker Compose File</w:t>
+      </w:r>
+    </w:p>
+    <w:p>
+      <w:pPr>
+        <w:spacing w:after="0" w:line="480" w:lineRule="auto"/>
+        <w:rPr>
+          <w:rFonts w:ascii="Georgia Pro" w:eastAsia="Georgia Pro" w:hAnsi="Georgia Pro" w:cs="Georgia Pro"/>
+          <w:color w:val="000000" w:themeColor="text1"/>
+        </w:rPr>
+      </w:pPr>
+      <w:r>
+        <w:rPr>
+          <w:rFonts w:ascii="Georgia Pro" w:eastAsia="Georgia Pro" w:hAnsi="Georgia Pro" w:cs="Georgia Pro"/>
+          <w:color w:val="000000" w:themeColor="text1"/>
+        </w:rPr>
+        <w:t>Move back:</w:t>
+      </w:r>
+    </w:p>
+    <w:p>
+      <w:pPr>
+        <w:pBdr>
+          <w:top w:val="single" w:sz="4" w:space="3" w:color="auto"/>
+          <w:left w:val="single" w:sz="4" w:space="4" w:color="auto"/>
+          <w:bottom w:val="single" w:sz="4" w:space="1" w:color="auto"/>
+          <w:right w:val="single" w:sz="4" w:space="4" w:color="auto"/>
+        </w:pBdr>
+        <w:shd w:val="clear" w:color="auto" w:fill="F2F2F2" w:themeFill="background1" w:themeFillShade="F2"/>
+        <w:spacing w:after="0" w:line="480" w:lineRule="auto"/>
+        <w:rPr>
+          <w:rFonts w:ascii="Georgia Pro" w:eastAsia="Georgia Pro" w:hAnsi="Georgia Pro" w:cs="Georgia Pro"/>
+          <w:color w:val="000000" w:themeColor="text1"/>
+        </w:rPr>
+      </w:pPr>
+      <w:r>
+        <w:rPr>
+          <w:rFonts w:ascii="Georgia Pro" w:eastAsia="Georgia Pro" w:hAnsi="Georgia Pro" w:cs="Georgia Pro"/>
+          <w:color w:val="000000" w:themeColor="text1"/>
+        </w:rPr>
+        <w:t>cd ..</w:t>
+      </w:r>
+    </w:p>
+    <w:p>
+      <w:pPr>
+        <w:spacing w:after="0" w:line="480" w:lineRule="auto"/>
+        <w:rPr>
+          <w:rFonts w:ascii="Georgia Pro" w:eastAsia="Georgia Pro" w:hAnsi="Georgia Pro" w:cs="Georgia Pro"/>
+          <w:color w:val="000000" w:themeColor="text1"/>
+        </w:rPr>
+      </w:pPr>
+    </w:p>
+    <w:p>
+      <w:pPr>
+        <w:rPr>
+          <w:rFonts w:ascii="Georgia Pro" w:eastAsia="Georgia Pro" w:hAnsi="Georgia Pro" w:cs="Georgia Pro"/>
+          <w:color w:val="000000" w:themeColor="text1"/>
+        </w:rPr>
+      </w:pPr>
+      <w:r>
+        <w:rPr>
+          <w:rFonts w:ascii="Georgia Pro" w:eastAsia="Georgia Pro" w:hAnsi="Georgia Pro" w:cs="Georgia Pro"/>
+          <w:color w:val="000000" w:themeColor="text1"/>
+        </w:rPr>
+        <w:br w:type="page"/>
+      </w:r>
+    </w:p>
+    <w:p>
+      <w:pPr>
+        <w:spacing w:after="0" w:line="480" w:lineRule="auto"/>
+        <w:rPr>
+          <w:rFonts w:ascii="Georgia Pro" w:eastAsia="Georgia Pro" w:hAnsi="Georgia Pro" w:cs="Georgia Pro"/>
+          <w:color w:val="000000" w:themeColor="text1"/>
+        </w:rPr>
+      </w:pPr>
+      <w:r>
+        <w:rPr>
+          <w:rFonts w:ascii="Georgia Pro" w:eastAsia="Georgia Pro" w:hAnsi="Georgia Pro" w:cs="Georgia Pro"/>
+          <w:color w:val="000000" w:themeColor="text1"/>
+        </w:rPr>
+        <w:lastRenderedPageBreak/>
+        <w:t>Create compose file:</w:t>
+      </w:r>
+    </w:p>
+    <w:p>
+      <w:pPr>
+        <w:pBdr>
+          <w:top w:val="single" w:sz="4" w:space="1" w:color="auto"/>
+          <w:left w:val="single" w:sz="4" w:space="4" w:color="auto"/>
+          <w:bottom w:val="single" w:sz="4" w:space="1" w:color="auto"/>
+          <w:right w:val="single" w:sz="4" w:space="4" w:color="auto"/>
+        </w:pBdr>
+        <w:shd w:val="clear" w:color="auto" w:fill="F2F2F2" w:themeFill="background1" w:themeFillShade="F2"/>
+        <w:spacing w:after="0" w:line="480" w:lineRule="auto"/>
+        <w:rPr>
+          <w:rFonts w:ascii="Georgia Pro" w:eastAsia="Georgia Pro" w:hAnsi="Georgia Pro" w:cs="Georgia Pro"/>
+          <w:color w:val="000000" w:themeColor="text1"/>
+        </w:rPr>
+      </w:pPr>
+      <w:r>
+        <w:rPr>
+          <w:rFonts w:ascii="Georgia Pro" w:eastAsia="Georgia Pro" w:hAnsi="Georgia Pro" w:cs="Georgia Pro"/>
+          <w:color w:val="000000" w:themeColor="text1"/>
+        </w:rPr>
+        <w:t>nano docker-</w:t>
+      </w:r>
+      <w:proofErr w:type="spellStart"/>
+      <w:r>
+        <w:rPr>
+          <w:rFonts w:ascii="Georgia Pro" w:eastAsia="Georgia Pro" w:hAnsi="Georgia Pro" w:cs="Georgia Pro"/>
+          <w:color w:val="000000" w:themeColor="text1"/>
+        </w:rPr>
+        <w:t>compose.yml</w:t>
+      </w:r>
+      <w:proofErr w:type="spellEnd"/>
+    </w:p>
+    <w:p>
+      <w:pPr>
+        <w:spacing w:after="0" w:line="480" w:lineRule="auto"/>
+        <w:rPr>
+          <w:rFonts w:ascii="Georgia Pro" w:eastAsia="Georgia Pro" w:hAnsi="Georgia Pro" w:cs="Georgia Pro"/>
+          <w:color w:val="000000" w:themeColor="text1"/>
+        </w:rPr>
+      </w:pPr>
+    </w:p>
+    <w:p>
+      <w:pPr>
+        <w:spacing w:after="0" w:line="480" w:lineRule="auto"/>
+        <w:rPr>
+          <w:rFonts w:ascii="Georgia Pro" w:eastAsia="Georgia Pro" w:hAnsi="Georgia Pro" w:cs="Georgia Pro"/>
+          <w:color w:val="000000" w:themeColor="text1"/>
+        </w:rPr>
+      </w:pPr>
+      <w:r>
+        <w:rPr>
+          <w:rFonts w:ascii="Georgia Pro" w:eastAsia="Georgia Pro" w:hAnsi="Georgia Pro" w:cs="Georgia Pro"/>
+          <w:color w:val="000000" w:themeColor="text1"/>
+        </w:rPr>
+        <w:t>Paste this:</w:t>
       </w:r>
     </w:p>
     <w:p>
@@ -5419,7 +5267,7 @@
           <w:rFonts w:ascii="Georgia Pro" w:eastAsia="Georgia Pro" w:hAnsi="Georgia Pro" w:cs="Georgia Pro"/>
           <w:color w:val="000000" w:themeColor="text1"/>
         </w:rPr>
-        <w:t>services:</w:t>
+        <w:t>version: '3'</w:t>
       </w:r>
     </w:p>
     <w:p>
@@ -5442,7 +5290,7 @@
           <w:rFonts w:ascii="Georgia Pro" w:eastAsia="Georgia Pro" w:hAnsi="Georgia Pro" w:cs="Georgia Pro"/>
           <w:color w:val="000000" w:themeColor="text1"/>
         </w:rPr>
-        <w:t xml:space="preserve">  frontend:</w:t>
+        <w:t>services:</w:t>
       </w:r>
     </w:p>
     <w:p>
@@ -5465,23 +5313,7 @@
           <w:rFonts w:ascii="Georgia Pro" w:eastAsia="Georgia Pro" w:hAnsi="Georgia Pro" w:cs="Georgia Pro"/>
           <w:color w:val="000000" w:themeColor="text1"/>
         </w:rPr>
-        <w:t xml:space="preserve">    build</w:t>
-      </w:r>
-      <w:proofErr w:type="gramStart"/>
-      <w:r>
-        <w:rPr>
-          <w:rFonts w:ascii="Georgia Pro" w:eastAsia="Georgia Pro" w:hAnsi="Georgia Pro" w:cs="Georgia Pro"/>
-          <w:color w:val="000000" w:themeColor="text1"/>
-        </w:rPr>
-        <w:t>: .</w:t>
-      </w:r>
-      <w:proofErr w:type="gramEnd"/>
-      <w:r>
-        <w:rPr>
-          <w:rFonts w:ascii="Georgia Pro" w:eastAsia="Georgia Pro" w:hAnsi="Georgia Pro" w:cs="Georgia Pro"/>
-          <w:color w:val="000000" w:themeColor="text1"/>
-        </w:rPr>
-        <w:t>/frontend</w:t>
+        <w:t xml:space="preserve">  frontend:</w:t>
       </w:r>
     </w:p>
     <w:p>
@@ -5504,7 +5336,7 @@
           <w:rFonts w:ascii="Georgia Pro" w:eastAsia="Georgia Pro" w:hAnsi="Georgia Pro" w:cs="Georgia Pro"/>
           <w:color w:val="000000" w:themeColor="text1"/>
         </w:rPr>
-        <w:t xml:space="preserve">    ports:</w:t>
+        <w:t xml:space="preserve">    build: ./frontend</w:t>
       </w:r>
     </w:p>
     <w:p>
@@ -5527,7 +5359,7 @@
           <w:rFonts w:ascii="Georgia Pro" w:eastAsia="Georgia Pro" w:hAnsi="Georgia Pro" w:cs="Georgia Pro"/>
           <w:color w:val="000000" w:themeColor="text1"/>
         </w:rPr>
-        <w:t xml:space="preserve">      - "8080:80"</w:t>
+        <w:t xml:space="preserve">    ports:</w:t>
       </w:r>
     </w:p>
     <w:p>
@@ -5545,6 +5377,13 @@
           <w:color w:val="000000" w:themeColor="text1"/>
         </w:rPr>
       </w:pPr>
+      <w:r>
+        <w:rPr>
+          <w:rFonts w:ascii="Georgia Pro" w:eastAsia="Georgia Pro" w:hAnsi="Georgia Pro" w:cs="Georgia Pro"/>
+          <w:color w:val="000000" w:themeColor="text1"/>
+        </w:rPr>
+        <w:t xml:space="preserve">      - "8080:80"</w:t>
+      </w:r>
     </w:p>
     <w:p>
       <w:pPr>
@@ -5561,13 +5400,6 @@
           <w:color w:val="000000" w:themeColor="text1"/>
         </w:rPr>
       </w:pPr>
-      <w:r>
-        <w:rPr>
-          <w:rFonts w:ascii="Georgia Pro" w:eastAsia="Georgia Pro" w:hAnsi="Georgia Pro" w:cs="Georgia Pro"/>
-          <w:color w:val="000000" w:themeColor="text1"/>
-        </w:rPr>
-        <w:t xml:space="preserve">  backend:</w:t>
-      </w:r>
     </w:p>
     <w:p>
       <w:pPr>
@@ -5589,23 +5421,7 @@
           <w:rFonts w:ascii="Georgia Pro" w:eastAsia="Georgia Pro" w:hAnsi="Georgia Pro" w:cs="Georgia Pro"/>
           <w:color w:val="000000" w:themeColor="text1"/>
         </w:rPr>
-        <w:t xml:space="preserve">    build</w:t>
-      </w:r>
-      <w:proofErr w:type="gramStart"/>
-      <w:r>
-        <w:rPr>
-          <w:rFonts w:ascii="Georgia Pro" w:eastAsia="Georgia Pro" w:hAnsi="Georgia Pro" w:cs="Georgia Pro"/>
-          <w:color w:val="000000" w:themeColor="text1"/>
-        </w:rPr>
-        <w:t>: .</w:t>
-      </w:r>
-      <w:proofErr w:type="gramEnd"/>
-      <w:r>
-        <w:rPr>
-          <w:rFonts w:ascii="Georgia Pro" w:eastAsia="Georgia Pro" w:hAnsi="Georgia Pro" w:cs="Georgia Pro"/>
-          <w:color w:val="000000" w:themeColor="text1"/>
-        </w:rPr>
-        <w:t>/backend</w:t>
+        <w:t xml:space="preserve">  backend:</w:t>
       </w:r>
     </w:p>
     <w:p>
@@ -5628,7 +5444,7 @@
           <w:rFonts w:ascii="Georgia Pro" w:eastAsia="Georgia Pro" w:hAnsi="Georgia Pro" w:cs="Georgia Pro"/>
           <w:color w:val="000000" w:themeColor="text1"/>
         </w:rPr>
-        <w:t xml:space="preserve">    ports:</w:t>
+        <w:t xml:space="preserve">    build: ./backend</w:t>
       </w:r>
     </w:p>
     <w:p>
@@ -5651,7 +5467,7 @@
           <w:rFonts w:ascii="Georgia Pro" w:eastAsia="Georgia Pro" w:hAnsi="Georgia Pro" w:cs="Georgia Pro"/>
           <w:color w:val="000000" w:themeColor="text1"/>
         </w:rPr>
-        <w:t xml:space="preserve">      - "5000:5000"</w:t>
+        <w:t xml:space="preserve">    ports:</w:t>
       </w:r>
     </w:p>
     <w:p>
@@ -5669,6 +5485,13 @@
           <w:color w:val="000000" w:themeColor="text1"/>
         </w:rPr>
       </w:pPr>
+      <w:r>
+        <w:rPr>
+          <w:rFonts w:ascii="Georgia Pro" w:eastAsia="Georgia Pro" w:hAnsi="Georgia Pro" w:cs="Georgia Pro"/>
+          <w:color w:val="000000" w:themeColor="text1"/>
+        </w:rPr>
+        <w:t xml:space="preserve">      - "5000:5000"</w:t>
+      </w:r>
     </w:p>
     <w:p>
       <w:pPr>
@@ -5685,29 +5508,6 @@
           <w:color w:val="000000" w:themeColor="text1"/>
         </w:rPr>
       </w:pPr>
-      <w:r>
-        <w:rPr>
-          <w:rFonts w:ascii="Georgia Pro" w:eastAsia="Georgia Pro" w:hAnsi="Georgia Pro" w:cs="Georgia Pro"/>
-          <w:color w:val="000000" w:themeColor="text1"/>
-        </w:rPr>
-        <w:t xml:space="preserve">    </w:t>
-      </w:r>
-      <w:proofErr w:type="spellStart"/>
-      <w:r>
-        <w:rPr>
-          <w:rFonts w:ascii="Georgia Pro" w:eastAsia="Georgia Pro" w:hAnsi="Georgia Pro" w:cs="Georgia Pro"/>
-          <w:color w:val="000000" w:themeColor="text1"/>
-        </w:rPr>
-        <w:t>depends_on</w:t>
-      </w:r>
-      <w:proofErr w:type="spellEnd"/>
-      <w:r>
-        <w:rPr>
-          <w:rFonts w:ascii="Georgia Pro" w:eastAsia="Georgia Pro" w:hAnsi="Georgia Pro" w:cs="Georgia Pro"/>
-          <w:color w:val="000000" w:themeColor="text1"/>
-        </w:rPr>
-        <w:t>:</w:t>
-      </w:r>
     </w:p>
     <w:p>
       <w:pPr>
@@ -5729,7 +5529,7 @@
           <w:rFonts w:ascii="Georgia Pro" w:eastAsia="Georgia Pro" w:hAnsi="Georgia Pro" w:cs="Georgia Pro"/>
           <w:color w:val="000000" w:themeColor="text1"/>
         </w:rPr>
-        <w:t xml:space="preserve">      - </w:t>
+        <w:t xml:space="preserve">    </w:t>
       </w:r>
       <w:proofErr w:type="spellStart"/>
       <w:r>
@@ -5737,9 +5537,16 @@
           <w:rFonts w:ascii="Georgia Pro" w:eastAsia="Georgia Pro" w:hAnsi="Georgia Pro" w:cs="Georgia Pro"/>
           <w:color w:val="000000" w:themeColor="text1"/>
         </w:rPr>
-        <w:t>mysql-db</w:t>
+        <w:t>depends_on</w:t>
       </w:r>
       <w:proofErr w:type="spellEnd"/>
+      <w:r>
+        <w:rPr>
+          <w:rFonts w:ascii="Georgia Pro" w:eastAsia="Georgia Pro" w:hAnsi="Georgia Pro" w:cs="Georgia Pro"/>
+          <w:color w:val="000000" w:themeColor="text1"/>
+        </w:rPr>
+        <w:t>:</w:t>
+      </w:r>
     </w:p>
     <w:p>
       <w:pPr>
@@ -5756,6 +5563,22 @@
           <w:color w:val="000000" w:themeColor="text1"/>
         </w:rPr>
       </w:pPr>
+      <w:r>
+        <w:rPr>
+          <w:rFonts w:ascii="Georgia Pro" w:eastAsia="Georgia Pro" w:hAnsi="Georgia Pro" w:cs="Georgia Pro"/>
+          <w:color w:val="000000" w:themeColor="text1"/>
+        </w:rPr>
+        <w:t xml:space="preserve">      - </w:t>
+      </w:r>
+      <w:proofErr w:type="spellStart"/>
+      <w:r>
+        <w:rPr>
+          <w:rFonts w:ascii="Georgia Pro" w:eastAsia="Georgia Pro" w:hAnsi="Georgia Pro" w:cs="Georgia Pro"/>
+          <w:color w:val="000000" w:themeColor="text1"/>
+        </w:rPr>
+        <w:t>mysql-db</w:t>
+      </w:r>
+      <w:proofErr w:type="spellEnd"/>
     </w:p>
     <w:p>
       <w:pPr>
@@ -5772,29 +5595,6 @@
           <w:color w:val="000000" w:themeColor="text1"/>
         </w:rPr>
       </w:pPr>
-      <w:r>
-        <w:rPr>
-          <w:rFonts w:ascii="Georgia Pro" w:eastAsia="Georgia Pro" w:hAnsi="Georgia Pro" w:cs="Georgia Pro"/>
-          <w:color w:val="000000" w:themeColor="text1"/>
-        </w:rPr>
-        <w:t xml:space="preserve">  </w:t>
-      </w:r>
-      <w:proofErr w:type="spellStart"/>
-      <w:r>
-        <w:rPr>
-          <w:rFonts w:ascii="Georgia Pro" w:eastAsia="Georgia Pro" w:hAnsi="Georgia Pro" w:cs="Georgia Pro"/>
-          <w:color w:val="000000" w:themeColor="text1"/>
-        </w:rPr>
-        <w:t>mysql-db</w:t>
-      </w:r>
-      <w:proofErr w:type="spellEnd"/>
-      <w:r>
-        <w:rPr>
-          <w:rFonts w:ascii="Georgia Pro" w:eastAsia="Georgia Pro" w:hAnsi="Georgia Pro" w:cs="Georgia Pro"/>
-          <w:color w:val="000000" w:themeColor="text1"/>
-        </w:rPr>
-        <w:t>:</w:t>
-      </w:r>
     </w:p>
     <w:p>
       <w:pPr>
@@ -5816,7 +5616,23 @@
           <w:rFonts w:ascii="Georgia Pro" w:eastAsia="Georgia Pro" w:hAnsi="Georgia Pro" w:cs="Georgia Pro"/>
           <w:color w:val="000000" w:themeColor="text1"/>
         </w:rPr>
-        <w:t xml:space="preserve">    image: mysql:8</w:t>
+        <w:t xml:space="preserve">  </w:t>
+      </w:r>
+      <w:proofErr w:type="spellStart"/>
+      <w:r>
+        <w:rPr>
+          <w:rFonts w:ascii="Georgia Pro" w:eastAsia="Georgia Pro" w:hAnsi="Georgia Pro" w:cs="Georgia Pro"/>
+          <w:color w:val="000000" w:themeColor="text1"/>
+        </w:rPr>
+        <w:t>mysql-db</w:t>
+      </w:r>
+      <w:proofErr w:type="spellEnd"/>
+      <w:r>
+        <w:rPr>
+          <w:rFonts w:ascii="Georgia Pro" w:eastAsia="Georgia Pro" w:hAnsi="Georgia Pro" w:cs="Georgia Pro"/>
+          <w:color w:val="000000" w:themeColor="text1"/>
+        </w:rPr>
+        <w:t>:</w:t>
       </w:r>
     </w:p>
     <w:p>
@@ -5834,6 +5650,13 @@
           <w:color w:val="000000" w:themeColor="text1"/>
         </w:rPr>
       </w:pPr>
+      <w:r>
+        <w:rPr>
+          <w:rFonts w:ascii="Georgia Pro" w:eastAsia="Georgia Pro" w:hAnsi="Georgia Pro" w:cs="Georgia Pro"/>
+          <w:color w:val="000000" w:themeColor="text1"/>
+        </w:rPr>
+        <w:t xml:space="preserve">    image: mysql:8</w:t>
+      </w:r>
     </w:p>
     <w:p>
       <w:pPr>
@@ -5850,38 +5673,6 @@
           <w:color w:val="000000" w:themeColor="text1"/>
         </w:rPr>
       </w:pPr>
-      <w:r>
-        <w:rPr>
-          <w:rFonts w:ascii="Georgia Pro" w:eastAsia="Georgia Pro" w:hAnsi="Georgia Pro" w:cs="Georgia Pro"/>
-          <w:color w:val="000000" w:themeColor="text1"/>
-        </w:rPr>
-        <w:t xml:space="preserve">    </w:t>
-      </w:r>
-      <w:proofErr w:type="spellStart"/>
-      <w:r>
-        <w:rPr>
-          <w:rFonts w:ascii="Georgia Pro" w:eastAsia="Georgia Pro" w:hAnsi="Georgia Pro" w:cs="Georgia Pro"/>
-          <w:color w:val="000000" w:themeColor="text1"/>
-        </w:rPr>
-        <w:t>container_name</w:t>
-      </w:r>
-      <w:proofErr w:type="spellEnd"/>
-      <w:r>
-        <w:rPr>
-          <w:rFonts w:ascii="Georgia Pro" w:eastAsia="Georgia Pro" w:hAnsi="Georgia Pro" w:cs="Georgia Pro"/>
-          <w:color w:val="000000" w:themeColor="text1"/>
-        </w:rPr>
-        <w:t xml:space="preserve">: </w:t>
-      </w:r>
-      <w:proofErr w:type="spellStart"/>
-      <w:r>
-        <w:rPr>
-          <w:rFonts w:ascii="Georgia Pro" w:eastAsia="Georgia Pro" w:hAnsi="Georgia Pro" w:cs="Georgia Pro"/>
-          <w:color w:val="000000" w:themeColor="text1"/>
-        </w:rPr>
-        <w:t>mysql-db</w:t>
-      </w:r>
-      <w:proofErr w:type="spellEnd"/>
     </w:p>
     <w:p>
       <w:pPr>
@@ -5898,6 +5689,38 @@
           <w:color w:val="000000" w:themeColor="text1"/>
         </w:rPr>
       </w:pPr>
+      <w:r>
+        <w:rPr>
+          <w:rFonts w:ascii="Georgia Pro" w:eastAsia="Georgia Pro" w:hAnsi="Georgia Pro" w:cs="Georgia Pro"/>
+          <w:color w:val="000000" w:themeColor="text1"/>
+        </w:rPr>
+        <w:t xml:space="preserve">    </w:t>
+      </w:r>
+      <w:proofErr w:type="spellStart"/>
+      <w:r>
+        <w:rPr>
+          <w:rFonts w:ascii="Georgia Pro" w:eastAsia="Georgia Pro" w:hAnsi="Georgia Pro" w:cs="Georgia Pro"/>
+          <w:color w:val="000000" w:themeColor="text1"/>
+        </w:rPr>
+        <w:t>container_name</w:t>
+      </w:r>
+      <w:proofErr w:type="spellEnd"/>
+      <w:r>
+        <w:rPr>
+          <w:rFonts w:ascii="Georgia Pro" w:eastAsia="Georgia Pro" w:hAnsi="Georgia Pro" w:cs="Georgia Pro"/>
+          <w:color w:val="000000" w:themeColor="text1"/>
+        </w:rPr>
+        <w:t xml:space="preserve">: </w:t>
+      </w:r>
+      <w:proofErr w:type="spellStart"/>
+      <w:r>
+        <w:rPr>
+          <w:rFonts w:ascii="Georgia Pro" w:eastAsia="Georgia Pro" w:hAnsi="Georgia Pro" w:cs="Georgia Pro"/>
+          <w:color w:val="000000" w:themeColor="text1"/>
+        </w:rPr>
+        <w:t>mysql-db</w:t>
+      </w:r>
+      <w:proofErr w:type="spellEnd"/>
     </w:p>
     <w:p>
       <w:pPr>
@@ -5914,13 +5737,6 @@
           <w:color w:val="000000" w:themeColor="text1"/>
         </w:rPr>
       </w:pPr>
-      <w:r>
-        <w:rPr>
-          <w:rFonts w:ascii="Georgia Pro" w:eastAsia="Georgia Pro" w:hAnsi="Georgia Pro" w:cs="Georgia Pro"/>
-          <w:color w:val="000000" w:themeColor="text1"/>
-        </w:rPr>
-        <w:t xml:space="preserve">    restart: always</w:t>
-      </w:r>
     </w:p>
     <w:p>
       <w:pPr>
@@ -5937,6 +5753,13 @@
           <w:color w:val="000000" w:themeColor="text1"/>
         </w:rPr>
       </w:pPr>
+      <w:r>
+        <w:rPr>
+          <w:rFonts w:ascii="Georgia Pro" w:eastAsia="Georgia Pro" w:hAnsi="Georgia Pro" w:cs="Georgia Pro"/>
+          <w:color w:val="000000" w:themeColor="text1"/>
+        </w:rPr>
+        <w:t xml:space="preserve">    restart: always</w:t>
+      </w:r>
     </w:p>
     <w:p>
       <w:pPr>
@@ -5953,13 +5776,6 @@
           <w:color w:val="000000" w:themeColor="text1"/>
         </w:rPr>
       </w:pPr>
-      <w:r>
-        <w:rPr>
-          <w:rFonts w:ascii="Georgia Pro" w:eastAsia="Georgia Pro" w:hAnsi="Georgia Pro" w:cs="Georgia Pro"/>
-          <w:color w:val="000000" w:themeColor="text1"/>
-        </w:rPr>
-        <w:t xml:space="preserve">    environment:</w:t>
-      </w:r>
     </w:p>
     <w:p>
       <w:pPr>
@@ -5981,7 +5797,7 @@
           <w:rFonts w:ascii="Georgia Pro" w:eastAsia="Georgia Pro" w:hAnsi="Georgia Pro" w:cs="Georgia Pro"/>
           <w:color w:val="000000" w:themeColor="text1"/>
         </w:rPr>
-        <w:t xml:space="preserve">      MYSQL_ROOT_PASSWORD: password123</w:t>
+        <w:t xml:space="preserve">    environment:</w:t>
       </w:r>
     </w:p>
     <w:p>
@@ -6004,17 +5820,8 @@
           <w:rFonts w:ascii="Georgia Pro" w:eastAsia="Georgia Pro" w:hAnsi="Georgia Pro" w:cs="Georgia Pro"/>
           <w:color w:val="000000" w:themeColor="text1"/>
         </w:rPr>
-        <w:t xml:space="preserve">      MYSQL_DATABASE: </w:t>
-      </w:r>
-      <w:proofErr w:type="spellStart"/>
-      <w:r>
-        <w:rPr>
-          <w:rFonts w:ascii="Georgia Pro" w:eastAsia="Georgia Pro" w:hAnsi="Georgia Pro" w:cs="Georgia Pro"/>
-          <w:color w:val="000000" w:themeColor="text1"/>
-        </w:rPr>
-        <w:t>salesdb</w:t>
-      </w:r>
-      <w:proofErr w:type="spellEnd"/>
+        <w:t xml:space="preserve">      MYSQL_ROOT_PASSWORD: password123</w:t>
+      </w:r>
     </w:p>
     <w:p>
       <w:pPr>
@@ -6036,8 +5843,17 @@
           <w:rFonts w:ascii="Georgia Pro" w:eastAsia="Georgia Pro" w:hAnsi="Georgia Pro" w:cs="Georgia Pro"/>
           <w:color w:val="000000" w:themeColor="text1"/>
         </w:rPr>
-        <w:t xml:space="preserve">    ports:</w:t>
-      </w:r>
+        <w:t xml:space="preserve">      MYSQL_DATABASE: </w:t>
+      </w:r>
+      <w:proofErr w:type="spellStart"/>
+      <w:r>
+        <w:rPr>
+          <w:rFonts w:ascii="Georgia Pro" w:eastAsia="Georgia Pro" w:hAnsi="Georgia Pro" w:cs="Georgia Pro"/>
+          <w:color w:val="000000" w:themeColor="text1"/>
+        </w:rPr>
+        <w:t>salesdb</w:t>
+      </w:r>
+      <w:proofErr w:type="spellEnd"/>
     </w:p>
     <w:p>
       <w:pPr>
@@ -6059,7 +5875,7 @@
           <w:rFonts w:ascii="Georgia Pro" w:eastAsia="Georgia Pro" w:hAnsi="Georgia Pro" w:cs="Georgia Pro"/>
           <w:color w:val="000000" w:themeColor="text1"/>
         </w:rPr>
-        <w:t xml:space="preserve">      - "3306:3306"</w:t>
+        <w:t xml:space="preserve">    ports:</w:t>
       </w:r>
     </w:p>
     <w:p>
@@ -6077,6 +5893,13 @@
           <w:color w:val="000000" w:themeColor="text1"/>
         </w:rPr>
       </w:pPr>
+      <w:r>
+        <w:rPr>
+          <w:rFonts w:ascii="Georgia Pro" w:eastAsia="Georgia Pro" w:hAnsi="Georgia Pro" w:cs="Georgia Pro"/>
+          <w:color w:val="000000" w:themeColor="text1"/>
+        </w:rPr>
+        <w:t xml:space="preserve">      - "3306:3306"</w:t>
+      </w:r>
     </w:p>
     <w:p>
       <w:pPr>
@@ -6093,13 +5916,6 @@
           <w:color w:val="000000" w:themeColor="text1"/>
         </w:rPr>
       </w:pPr>
-      <w:r>
-        <w:rPr>
-          <w:rFonts w:ascii="Georgia Pro" w:eastAsia="Georgia Pro" w:hAnsi="Georgia Pro" w:cs="Georgia Pro"/>
-          <w:color w:val="000000" w:themeColor="text1"/>
-        </w:rPr>
-        <w:t xml:space="preserve">    volumes:</w:t>
-      </w:r>
     </w:p>
     <w:p>
       <w:pPr>
@@ -6121,33 +5937,8 @@
           <w:rFonts w:ascii="Georgia Pro" w:eastAsia="Georgia Pro" w:hAnsi="Georgia Pro" w:cs="Georgia Pro"/>
           <w:color w:val="000000" w:themeColor="text1"/>
         </w:rPr>
-        <w:t xml:space="preserve">      - </w:t>
-      </w:r>
-      <w:proofErr w:type="spellStart"/>
-      <w:r>
-        <w:rPr>
-          <w:rFonts w:ascii="Georgia Pro" w:eastAsia="Georgia Pro" w:hAnsi="Georgia Pro" w:cs="Georgia Pro"/>
-          <w:color w:val="000000" w:themeColor="text1"/>
-        </w:rPr>
-        <w:t>mysql</w:t>
-      </w:r>
-      <w:proofErr w:type="spellEnd"/>
-      <w:r>
-        <w:rPr>
-          <w:rFonts w:ascii="Georgia Pro" w:eastAsia="Georgia Pro" w:hAnsi="Georgia Pro" w:cs="Georgia Pro"/>
-          <w:color w:val="000000" w:themeColor="text1"/>
-        </w:rPr>
-        <w:t>-data:/var/lib/</w:t>
-      </w:r>
-      <w:proofErr w:type="spellStart"/>
-      <w:r>
-        <w:rPr>
-          <w:rFonts w:ascii="Georgia Pro" w:eastAsia="Georgia Pro" w:hAnsi="Georgia Pro" w:cs="Georgia Pro"/>
-          <w:color w:val="000000" w:themeColor="text1"/>
-        </w:rPr>
-        <w:t>mysql</w:t>
-      </w:r>
-      <w:proofErr w:type="spellEnd"/>
+        <w:t xml:space="preserve">    volumes:</w:t>
+      </w:r>
     </w:p>
     <w:p>
       <w:pPr>
@@ -6169,8 +5960,33 @@
           <w:rFonts w:ascii="Georgia Pro" w:eastAsia="Georgia Pro" w:hAnsi="Georgia Pro" w:cs="Georgia Pro"/>
           <w:color w:val="000000" w:themeColor="text1"/>
         </w:rPr>
-        <w:t>volumes:</w:t>
-      </w:r>
+        <w:t xml:space="preserve">      - </w:t>
+      </w:r>
+      <w:proofErr w:type="spellStart"/>
+      <w:r>
+        <w:rPr>
+          <w:rFonts w:ascii="Georgia Pro" w:eastAsia="Georgia Pro" w:hAnsi="Georgia Pro" w:cs="Georgia Pro"/>
+          <w:color w:val="000000" w:themeColor="text1"/>
+        </w:rPr>
+        <w:t>mysql</w:t>
+      </w:r>
+      <w:proofErr w:type="spellEnd"/>
+      <w:r>
+        <w:rPr>
+          <w:rFonts w:ascii="Georgia Pro" w:eastAsia="Georgia Pro" w:hAnsi="Georgia Pro" w:cs="Georgia Pro"/>
+          <w:color w:val="000000" w:themeColor="text1"/>
+        </w:rPr>
+        <w:t>-data:/var/lib/</w:t>
+      </w:r>
+      <w:proofErr w:type="spellStart"/>
+      <w:r>
+        <w:rPr>
+          <w:rFonts w:ascii="Georgia Pro" w:eastAsia="Georgia Pro" w:hAnsi="Georgia Pro" w:cs="Georgia Pro"/>
+          <w:color w:val="000000" w:themeColor="text1"/>
+        </w:rPr>
+        <w:t>mysql</w:t>
+      </w:r>
+      <w:proofErr w:type="spellEnd"/>
     </w:p>
     <w:p>
       <w:pPr>
@@ -6192,147 +6008,7 @@
           <w:rFonts w:ascii="Georgia Pro" w:eastAsia="Georgia Pro" w:hAnsi="Georgia Pro" w:cs="Georgia Pro"/>
           <w:color w:val="000000" w:themeColor="text1"/>
         </w:rPr>
-        <w:t xml:space="preserve">  </w:t>
-      </w:r>
-      <w:proofErr w:type="spellStart"/>
-      <w:r>
-        <w:rPr>
-          <w:rFonts w:ascii="Georgia Pro" w:eastAsia="Georgia Pro" w:hAnsi="Georgia Pro" w:cs="Georgia Pro"/>
-          <w:color w:val="000000" w:themeColor="text1"/>
-        </w:rPr>
-        <w:t>mysql</w:t>
-      </w:r>
-      <w:proofErr w:type="spellEnd"/>
-      <w:r>
-        <w:rPr>
-          <w:rFonts w:ascii="Georgia Pro" w:eastAsia="Georgia Pro" w:hAnsi="Georgia Pro" w:cs="Georgia Pro"/>
-          <w:color w:val="000000" w:themeColor="text1"/>
-        </w:rPr>
-        <w:t>-data:</w:t>
-      </w:r>
-    </w:p>
-    <w:p>
-      <w:pPr>
-        <w:spacing w:after="0" w:line="480" w:lineRule="auto"/>
-        <w:rPr>
-          <w:rFonts w:ascii="Georgia Pro" w:eastAsia="Georgia Pro" w:hAnsi="Georgia Pro" w:cs="Georgia Pro"/>
-          <w:color w:val="000000" w:themeColor="text1"/>
-        </w:rPr>
-      </w:pPr>
-    </w:p>
-    <w:p>
-      <w:pPr>
-        <w:spacing w:after="0" w:line="480" w:lineRule="auto"/>
-        <w:rPr>
-          <w:rFonts w:ascii="Georgia Pro" w:eastAsia="Georgia Pro" w:hAnsi="Georgia Pro" w:cs="Georgia Pro"/>
-          <w:color w:val="000000" w:themeColor="text1"/>
-        </w:rPr>
-      </w:pPr>
-      <w:r>
-        <w:rPr>
-          <w:rFonts w:ascii="Georgia Pro" w:eastAsia="Georgia Pro" w:hAnsi="Georgia Pro" w:cs="Georgia Pro"/>
-          <w:color w:val="000000" w:themeColor="text1"/>
-        </w:rPr>
-        <w:lastRenderedPageBreak/>
-        <w:t>Save and exit:</w:t>
-      </w:r>
-    </w:p>
-    <w:p>
-      <w:pPr>
-        <w:numPr>
-          <w:ilvl w:val="0"/>
-          <w:numId w:val="33"/>
-        </w:numPr>
-        <w:spacing w:after="0" w:line="480" w:lineRule="auto"/>
-        <w:rPr>
-          <w:rFonts w:ascii="Georgia Pro" w:eastAsia="Georgia Pro" w:hAnsi="Georgia Pro" w:cs="Georgia Pro"/>
-          <w:color w:val="000000" w:themeColor="text1"/>
-        </w:rPr>
-      </w:pPr>
-      <w:r>
-        <w:rPr>
-          <w:rFonts w:ascii="Georgia Pro" w:eastAsia="Georgia Pro" w:hAnsi="Georgia Pro" w:cs="Georgia Pro"/>
-          <w:color w:val="000000" w:themeColor="text1"/>
-        </w:rPr>
-        <w:t xml:space="preserve">Press CTRL + X </w:t>
-      </w:r>
-    </w:p>
-    <w:p>
-      <w:pPr>
-        <w:numPr>
-          <w:ilvl w:val="0"/>
-          <w:numId w:val="33"/>
-        </w:numPr>
-        <w:spacing w:after="0" w:line="480" w:lineRule="auto"/>
-        <w:rPr>
-          <w:rFonts w:ascii="Georgia Pro" w:eastAsia="Georgia Pro" w:hAnsi="Georgia Pro" w:cs="Georgia Pro"/>
-          <w:color w:val="000000" w:themeColor="text1"/>
-        </w:rPr>
-      </w:pPr>
-      <w:r>
-        <w:rPr>
-          <w:rFonts w:ascii="Georgia Pro" w:eastAsia="Georgia Pro" w:hAnsi="Georgia Pro" w:cs="Georgia Pro"/>
-          <w:color w:val="000000" w:themeColor="text1"/>
-        </w:rPr>
-        <w:t xml:space="preserve">Press Y </w:t>
-      </w:r>
-    </w:p>
-    <w:p>
-      <w:pPr>
-        <w:numPr>
-          <w:ilvl w:val="0"/>
-          <w:numId w:val="33"/>
-        </w:numPr>
-        <w:spacing w:after="0" w:line="480" w:lineRule="auto"/>
-        <w:rPr>
-          <w:rFonts w:ascii="Georgia Pro" w:eastAsia="Georgia Pro" w:hAnsi="Georgia Pro" w:cs="Georgia Pro"/>
-          <w:color w:val="000000" w:themeColor="text1"/>
-        </w:rPr>
-      </w:pPr>
-      <w:r>
-        <w:rPr>
-          <w:rFonts w:ascii="Georgia Pro" w:eastAsia="Georgia Pro" w:hAnsi="Georgia Pro" w:cs="Georgia Pro"/>
-          <w:color w:val="000000" w:themeColor="text1"/>
-        </w:rPr>
-        <w:t xml:space="preserve">Press ENTER </w:t>
-      </w:r>
-    </w:p>
-    <w:p>
-      <w:pPr>
-        <w:spacing w:after="0" w:line="480" w:lineRule="auto"/>
-        <w:rPr>
-          <w:rFonts w:ascii="Georgia Pro" w:eastAsia="Georgia Pro" w:hAnsi="Georgia Pro" w:cs="Georgia Pro"/>
-          <w:color w:val="000000" w:themeColor="text1"/>
-        </w:rPr>
-      </w:pPr>
-      <w:r>
-        <w:rPr>
-          <w:rFonts w:ascii="Georgia Pro" w:eastAsia="Georgia Pro" w:hAnsi="Georgia Pro" w:cs="Georgia Pro"/>
-          <w:color w:val="000000" w:themeColor="text1"/>
-        </w:rPr>
-        <w:pict w14:anchorId="035F72D5">
-          <v:rect id="_x0000_i1043" style="width:0;height:1.5pt" o:hralign="center" o:hrstd="t" o:hr="t" fillcolor="#a0a0a0" stroked="f"/>
-        </w:pict>
-      </w:r>
-    </w:p>
-    <w:p>
-      <w:pPr>
-        <w:spacing w:after="0" w:line="480" w:lineRule="auto"/>
-        <w:rPr>
-          <w:rFonts w:ascii="Georgia Pro" w:eastAsia="Georgia Pro" w:hAnsi="Georgia Pro" w:cs="Georgia Pro"/>
-          <w:b/>
-          <w:bCs/>
-          <w:color w:val="000000" w:themeColor="text1"/>
-        </w:rPr>
-      </w:pPr>
-      <w:r>
-        <w:rPr>
-          <w:rFonts w:ascii="Georgia Pro" w:eastAsia="Georgia Pro" w:hAnsi="Georgia Pro" w:cs="Georgia Pro"/>
-          <w:b/>
-          <w:bCs/>
-          <w:color w:val="000000" w:themeColor="text1"/>
-        </w:rPr>
-        <w:t>Step 18: Remove Old Containers and Volumes</w:t>
+        <w:t>volumes:</w:t>
       </w:r>
     </w:p>
     <w:p>
@@ -6344,56 +6020,137 @@
           <w:right w:val="single" w:sz="4" w:space="4" w:color="auto"/>
         </w:pBdr>
         <w:shd w:val="clear" w:color="auto" w:fill="F2F2F2" w:themeFill="background1" w:themeFillShade="F2"/>
-        <w:spacing w:after="0" w:line="480" w:lineRule="auto"/>
-        <w:rPr>
-          <w:rFonts w:ascii="Georgia Pro" w:eastAsia="Georgia Pro" w:hAnsi="Georgia Pro" w:cs="Georgia Pro"/>
-          <w:color w:val="000000" w:themeColor="text1"/>
-        </w:rPr>
-      </w:pPr>
-      <w:r>
-        <w:rPr>
-          <w:rFonts w:ascii="Georgia Pro" w:eastAsia="Georgia Pro" w:hAnsi="Georgia Pro" w:cs="Georgia Pro"/>
-          <w:color w:val="000000" w:themeColor="text1"/>
-        </w:rPr>
-        <w:t>d</w:t>
-      </w:r>
-      <w:r>
-        <w:rPr>
-          <w:rFonts w:ascii="Georgia Pro" w:eastAsia="Georgia Pro" w:hAnsi="Georgia Pro" w:cs="Georgia Pro"/>
-          <w:color w:val="000000" w:themeColor="text1"/>
-        </w:rPr>
-        <w:t>ocker</w:t>
-      </w:r>
-      <w:r>
-        <w:rPr>
-          <w:rFonts w:ascii="Georgia Pro" w:eastAsia="Georgia Pro" w:hAnsi="Georgia Pro" w:cs="Georgia Pro"/>
-          <w:color w:val="000000" w:themeColor="text1"/>
-        </w:rPr>
-        <w:t>-</w:t>
-      </w:r>
-      <w:r>
-        <w:rPr>
-          <w:rFonts w:ascii="Georgia Pro" w:eastAsia="Georgia Pro" w:hAnsi="Georgia Pro" w:cs="Georgia Pro"/>
-          <w:color w:val="000000" w:themeColor="text1"/>
-        </w:rPr>
-        <w:t>compose down -v</w:t>
-      </w:r>
-    </w:p>
-    <w:p>
-      <w:pPr>
-        <w:spacing w:after="0" w:line="480" w:lineRule="auto"/>
-        <w:rPr>
-          <w:rFonts w:ascii="Georgia Pro" w:eastAsia="Georgia Pro" w:hAnsi="Georgia Pro" w:cs="Georgia Pro"/>
-          <w:color w:val="000000" w:themeColor="text1"/>
-        </w:rPr>
-      </w:pPr>
-      <w:r>
-        <w:rPr>
-          <w:rFonts w:ascii="Georgia Pro" w:eastAsia="Georgia Pro" w:hAnsi="Georgia Pro" w:cs="Georgia Pro"/>
-          <w:color w:val="000000" w:themeColor="text1"/>
-        </w:rPr>
-        <w:pict w14:anchorId="7FC50D32">
-          <v:rect id="_x0000_i1044" style="width:0;height:1.5pt" o:hralign="center" o:hrstd="t" o:hr="t" fillcolor="#a0a0a0" stroked="f"/>
+        <w:spacing w:after="0" w:line="276" w:lineRule="auto"/>
+        <w:rPr>
+          <w:rFonts w:ascii="Georgia Pro" w:eastAsia="Georgia Pro" w:hAnsi="Georgia Pro" w:cs="Georgia Pro"/>
+          <w:color w:val="000000" w:themeColor="text1"/>
+        </w:rPr>
+      </w:pPr>
+      <w:r>
+        <w:rPr>
+          <w:rFonts w:ascii="Georgia Pro" w:eastAsia="Georgia Pro" w:hAnsi="Georgia Pro" w:cs="Georgia Pro"/>
+          <w:color w:val="000000" w:themeColor="text1"/>
+        </w:rPr>
+        <w:t xml:space="preserve">  </w:t>
+      </w:r>
+      <w:proofErr w:type="spellStart"/>
+      <w:r>
+        <w:rPr>
+          <w:rFonts w:ascii="Georgia Pro" w:eastAsia="Georgia Pro" w:hAnsi="Georgia Pro" w:cs="Georgia Pro"/>
+          <w:color w:val="000000" w:themeColor="text1"/>
+        </w:rPr>
+        <w:t>mysql</w:t>
+      </w:r>
+      <w:proofErr w:type="spellEnd"/>
+      <w:r>
+        <w:rPr>
+          <w:rFonts w:ascii="Georgia Pro" w:eastAsia="Georgia Pro" w:hAnsi="Georgia Pro" w:cs="Georgia Pro"/>
+          <w:color w:val="000000" w:themeColor="text1"/>
+        </w:rPr>
+        <w:t>-data:</w:t>
+      </w:r>
+    </w:p>
+    <w:p>
+      <w:pPr>
+        <w:spacing w:after="0" w:line="480" w:lineRule="auto"/>
+        <w:rPr>
+          <w:rFonts w:ascii="Georgia Pro" w:eastAsia="Georgia Pro" w:hAnsi="Georgia Pro" w:cs="Georgia Pro"/>
+          <w:color w:val="000000" w:themeColor="text1"/>
+        </w:rPr>
+      </w:pPr>
+    </w:p>
+    <w:p>
+      <w:pPr>
+        <w:spacing w:after="0" w:line="480" w:lineRule="auto"/>
+        <w:rPr>
+          <w:rFonts w:ascii="Georgia Pro" w:eastAsia="Georgia Pro" w:hAnsi="Georgia Pro" w:cs="Georgia Pro"/>
+          <w:color w:val="000000" w:themeColor="text1"/>
+        </w:rPr>
+      </w:pPr>
+      <w:r>
+        <w:rPr>
+          <w:rFonts w:ascii="Georgia Pro" w:eastAsia="Georgia Pro" w:hAnsi="Georgia Pro" w:cs="Georgia Pro"/>
+          <w:color w:val="000000" w:themeColor="text1"/>
+        </w:rPr>
+        <w:t>Save and exit:</w:t>
+      </w:r>
+    </w:p>
+    <w:p>
+      <w:pPr>
+        <w:numPr>
+          <w:ilvl w:val="0"/>
+          <w:numId w:val="33"/>
+        </w:numPr>
+        <w:spacing w:after="0" w:line="480" w:lineRule="auto"/>
+        <w:rPr>
+          <w:rFonts w:ascii="Georgia Pro" w:eastAsia="Georgia Pro" w:hAnsi="Georgia Pro" w:cs="Georgia Pro"/>
+          <w:color w:val="000000" w:themeColor="text1"/>
+        </w:rPr>
+      </w:pPr>
+      <w:r>
+        <w:rPr>
+          <w:rFonts w:ascii="Georgia Pro" w:eastAsia="Georgia Pro" w:hAnsi="Georgia Pro" w:cs="Georgia Pro"/>
+          <w:color w:val="000000" w:themeColor="text1"/>
+        </w:rPr>
+        <w:t xml:space="preserve">Press CTRL + X </w:t>
+      </w:r>
+    </w:p>
+    <w:p>
+      <w:pPr>
+        <w:numPr>
+          <w:ilvl w:val="0"/>
+          <w:numId w:val="33"/>
+        </w:numPr>
+        <w:spacing w:after="0" w:line="480" w:lineRule="auto"/>
+        <w:rPr>
+          <w:rFonts w:ascii="Georgia Pro" w:eastAsia="Georgia Pro" w:hAnsi="Georgia Pro" w:cs="Georgia Pro"/>
+          <w:color w:val="000000" w:themeColor="text1"/>
+        </w:rPr>
+      </w:pPr>
+      <w:r>
+        <w:rPr>
+          <w:rFonts w:ascii="Georgia Pro" w:eastAsia="Georgia Pro" w:hAnsi="Georgia Pro" w:cs="Georgia Pro"/>
+          <w:color w:val="000000" w:themeColor="text1"/>
+        </w:rPr>
+        <w:t xml:space="preserve">Press Y </w:t>
+      </w:r>
+    </w:p>
+    <w:p>
+      <w:pPr>
+        <w:numPr>
+          <w:ilvl w:val="0"/>
+          <w:numId w:val="33"/>
+        </w:numPr>
+        <w:spacing w:after="0" w:line="480" w:lineRule="auto"/>
+        <w:rPr>
+          <w:rFonts w:ascii="Georgia Pro" w:eastAsia="Georgia Pro" w:hAnsi="Georgia Pro" w:cs="Georgia Pro"/>
+          <w:color w:val="000000" w:themeColor="text1"/>
+        </w:rPr>
+      </w:pPr>
+      <w:r>
+        <w:rPr>
+          <w:rFonts w:ascii="Georgia Pro" w:eastAsia="Georgia Pro" w:hAnsi="Georgia Pro" w:cs="Georgia Pro"/>
+          <w:color w:val="000000" w:themeColor="text1"/>
+        </w:rPr>
+        <w:t xml:space="preserve">Press ENTER </w:t>
+      </w:r>
+    </w:p>
+    <w:p>
+      <w:pPr>
+        <w:spacing w:after="0" w:line="480" w:lineRule="auto"/>
+        <w:rPr>
+          <w:rFonts w:ascii="Georgia Pro" w:eastAsia="Georgia Pro" w:hAnsi="Georgia Pro" w:cs="Georgia Pro"/>
+          <w:color w:val="000000" w:themeColor="text1"/>
+        </w:rPr>
+      </w:pPr>
+      <w:r>
+        <w:rPr>
+          <w:rFonts w:ascii="Georgia Pro" w:eastAsia="Georgia Pro" w:hAnsi="Georgia Pro" w:cs="Georgia Pro"/>
+          <w:color w:val="000000" w:themeColor="text1"/>
+        </w:rPr>
+        <w:lastRenderedPageBreak/>
+        <w:pict w14:anchorId="035F72D5">
+          <v:rect id="_x0000_i1043" style="width:0;height:1.5pt" o:hralign="center" o:hrstd="t" o:hr="t" fillcolor="#a0a0a0" stroked="f"/>
         </w:pict>
       </w:r>
     </w:p>
@@ -6414,7 +6171,7 @@
           <w:bCs/>
           <w:color w:val="000000" w:themeColor="text1"/>
         </w:rPr>
-        <w:t>Step 19: Start Multi-Tier Application</w:t>
+        <w:t>Step 18: Remove Old Containers and Volumes</w:t>
       </w:r>
     </w:p>
     <w:p>
@@ -6458,24 +6215,24 @@
           <w:rFonts w:ascii="Georgia Pro" w:eastAsia="Georgia Pro" w:hAnsi="Georgia Pro" w:cs="Georgia Pro"/>
           <w:color w:val="000000" w:themeColor="text1"/>
         </w:rPr>
-        <w:t>compose up -d</w:t>
-      </w:r>
-    </w:p>
-    <w:p>
-      <w:pPr>
-        <w:spacing w:after="0" w:line="480" w:lineRule="auto"/>
-        <w:rPr>
-          <w:rFonts w:ascii="Georgia Pro" w:eastAsia="Georgia Pro" w:hAnsi="Georgia Pro" w:cs="Georgia Pro"/>
-          <w:color w:val="000000" w:themeColor="text1"/>
-        </w:rPr>
-      </w:pPr>
-      <w:r>
-        <w:rPr>
-          <w:rFonts w:ascii="Georgia Pro" w:eastAsia="Georgia Pro" w:hAnsi="Georgia Pro" w:cs="Georgia Pro"/>
-          <w:color w:val="000000" w:themeColor="text1"/>
-        </w:rPr>
-        <w:pict w14:anchorId="459843BB">
-          <v:rect id="_x0000_i1045" style="width:0;height:1.5pt" o:hralign="center" o:hrstd="t" o:hr="t" fillcolor="#a0a0a0" stroked="f"/>
+        <w:t>compose down -v</w:t>
+      </w:r>
+    </w:p>
+    <w:p>
+      <w:pPr>
+        <w:spacing w:after="0" w:line="480" w:lineRule="auto"/>
+        <w:rPr>
+          <w:rFonts w:ascii="Georgia Pro" w:eastAsia="Georgia Pro" w:hAnsi="Georgia Pro" w:cs="Georgia Pro"/>
+          <w:color w:val="000000" w:themeColor="text1"/>
+        </w:rPr>
+      </w:pPr>
+      <w:r>
+        <w:rPr>
+          <w:rFonts w:ascii="Georgia Pro" w:eastAsia="Georgia Pro" w:hAnsi="Georgia Pro" w:cs="Georgia Pro"/>
+          <w:color w:val="000000" w:themeColor="text1"/>
+        </w:rPr>
+        <w:pict w14:anchorId="7FC50D32">
+          <v:rect id="_x0000_i1044" style="width:0;height:1.5pt" o:hralign="center" o:hrstd="t" o:hr="t" fillcolor="#a0a0a0" stroked="f"/>
         </w:pict>
       </w:r>
     </w:p>
@@ -6496,148 +6253,7 @@
           <w:bCs/>
           <w:color w:val="000000" w:themeColor="text1"/>
         </w:rPr>
-        <w:t>Step 20: Verify Running Containers</w:t>
-      </w:r>
-    </w:p>
-    <w:p>
-      <w:pPr>
-        <w:spacing w:after="0" w:line="480" w:lineRule="auto"/>
-        <w:rPr>
-          <w:rFonts w:ascii="Georgia Pro" w:eastAsia="Georgia Pro" w:hAnsi="Georgia Pro" w:cs="Georgia Pro"/>
-          <w:color w:val="000000" w:themeColor="text1"/>
-        </w:rPr>
-      </w:pPr>
-      <w:r>
-        <w:rPr>
-          <w:rFonts w:ascii="Georgia Pro" w:eastAsia="Georgia Pro" w:hAnsi="Georgia Pro" w:cs="Georgia Pro"/>
-          <w:color w:val="000000" w:themeColor="text1"/>
-        </w:rPr>
-        <w:t xml:space="preserve">docker </w:t>
-      </w:r>
-      <w:proofErr w:type="spellStart"/>
-      <w:r>
-        <w:rPr>
-          <w:rFonts w:ascii="Georgia Pro" w:eastAsia="Georgia Pro" w:hAnsi="Georgia Pro" w:cs="Georgia Pro"/>
-          <w:color w:val="000000" w:themeColor="text1"/>
-        </w:rPr>
-        <w:t>ps</w:t>
-      </w:r>
-      <w:proofErr w:type="spellEnd"/>
-    </w:p>
-    <w:p>
-      <w:pPr>
-        <w:spacing w:after="0" w:line="480" w:lineRule="auto"/>
-        <w:rPr>
-          <w:rFonts w:ascii="Georgia Pro" w:eastAsia="Georgia Pro" w:hAnsi="Georgia Pro" w:cs="Georgia Pro"/>
-          <w:color w:val="000000" w:themeColor="text1"/>
-        </w:rPr>
-      </w:pPr>
-      <w:r>
-        <w:rPr>
-          <w:rFonts w:ascii="Georgia Pro" w:eastAsia="Georgia Pro" w:hAnsi="Georgia Pro" w:cs="Georgia Pro"/>
-          <w:color w:val="000000" w:themeColor="text1"/>
-        </w:rPr>
-        <w:t>Expected containers:</w:t>
-      </w:r>
-    </w:p>
-    <w:p>
-      <w:pPr>
-        <w:numPr>
-          <w:ilvl w:val="0"/>
-          <w:numId w:val="34"/>
-        </w:numPr>
-        <w:spacing w:after="0" w:line="480" w:lineRule="auto"/>
-        <w:rPr>
-          <w:rFonts w:ascii="Georgia Pro" w:eastAsia="Georgia Pro" w:hAnsi="Georgia Pro" w:cs="Georgia Pro"/>
-          <w:color w:val="000000" w:themeColor="text1"/>
-        </w:rPr>
-      </w:pPr>
-      <w:r>
-        <w:rPr>
-          <w:rFonts w:ascii="Georgia Pro" w:eastAsia="Georgia Pro" w:hAnsi="Georgia Pro" w:cs="Georgia Pro"/>
-          <w:color w:val="000000" w:themeColor="text1"/>
-        </w:rPr>
-        <w:t xml:space="preserve">frontend </w:t>
-      </w:r>
-    </w:p>
-    <w:p>
-      <w:pPr>
-        <w:numPr>
-          <w:ilvl w:val="0"/>
-          <w:numId w:val="34"/>
-        </w:numPr>
-        <w:spacing w:after="0" w:line="480" w:lineRule="auto"/>
-        <w:rPr>
-          <w:rFonts w:ascii="Georgia Pro" w:eastAsia="Georgia Pro" w:hAnsi="Georgia Pro" w:cs="Georgia Pro"/>
-          <w:color w:val="000000" w:themeColor="text1"/>
-        </w:rPr>
-      </w:pPr>
-      <w:r>
-        <w:rPr>
-          <w:rFonts w:ascii="Georgia Pro" w:eastAsia="Georgia Pro" w:hAnsi="Georgia Pro" w:cs="Georgia Pro"/>
-          <w:color w:val="000000" w:themeColor="text1"/>
-        </w:rPr>
-        <w:t xml:space="preserve">backend </w:t>
-      </w:r>
-    </w:p>
-    <w:p>
-      <w:pPr>
-        <w:numPr>
-          <w:ilvl w:val="0"/>
-          <w:numId w:val="34"/>
-        </w:numPr>
-        <w:spacing w:after="0" w:line="480" w:lineRule="auto"/>
-        <w:rPr>
-          <w:rFonts w:ascii="Georgia Pro" w:eastAsia="Georgia Pro" w:hAnsi="Georgia Pro" w:cs="Georgia Pro"/>
-          <w:color w:val="000000" w:themeColor="text1"/>
-        </w:rPr>
-      </w:pPr>
-      <w:proofErr w:type="spellStart"/>
-      <w:r>
-        <w:rPr>
-          <w:rFonts w:ascii="Georgia Pro" w:eastAsia="Georgia Pro" w:hAnsi="Georgia Pro" w:cs="Georgia Pro"/>
-          <w:color w:val="000000" w:themeColor="text1"/>
-        </w:rPr>
-        <w:t>mysql-db</w:t>
-      </w:r>
-      <w:proofErr w:type="spellEnd"/>
-    </w:p>
-    <w:p>
-      <w:pPr>
-        <w:spacing w:after="0" w:line="480" w:lineRule="auto"/>
-        <w:rPr>
-          <w:rFonts w:ascii="Georgia Pro" w:eastAsia="Georgia Pro" w:hAnsi="Georgia Pro" w:cs="Georgia Pro"/>
-          <w:color w:val="000000" w:themeColor="text1"/>
-        </w:rPr>
-      </w:pPr>
-      <w:r>
-        <w:rPr>
-          <w:rFonts w:ascii="Georgia Pro" w:eastAsia="Georgia Pro" w:hAnsi="Georgia Pro" w:cs="Georgia Pro"/>
-          <w:color w:val="000000" w:themeColor="text1"/>
-        </w:rPr>
-        <w:pict w14:anchorId="7ECA5CE0">
-          <v:rect id="_x0000_i1046" style="width:0;height:1.5pt" o:hralign="center" o:hrstd="t" o:hr="t" fillcolor="#a0a0a0" stroked="f"/>
-        </w:pict>
-      </w:r>
-    </w:p>
-    <w:p>
-      <w:pPr>
-        <w:spacing w:after="0" w:line="480" w:lineRule="auto"/>
-        <w:rPr>
-          <w:rFonts w:ascii="Georgia Pro" w:eastAsia="Georgia Pro" w:hAnsi="Georgia Pro" w:cs="Georgia Pro"/>
-          <w:b/>
-          <w:bCs/>
-          <w:color w:val="000000" w:themeColor="text1"/>
-        </w:rPr>
-      </w:pPr>
-      <w:r>
-        <w:rPr>
-          <w:rFonts w:ascii="Georgia Pro" w:eastAsia="Georgia Pro" w:hAnsi="Georgia Pro" w:cs="Georgia Pro"/>
-          <w:b/>
-          <w:bCs/>
-          <w:color w:val="000000" w:themeColor="text1"/>
-        </w:rPr>
-        <w:t>Step 20: Verify Running Containers</w:t>
+        <w:t>Step 19: Start Multi-Tier Application</w:t>
       </w:r>
     </w:p>
     <w:p>
@@ -6660,6 +6276,81 @@
           <w:rFonts w:ascii="Georgia Pro" w:eastAsia="Georgia Pro" w:hAnsi="Georgia Pro" w:cs="Georgia Pro"/>
           <w:color w:val="000000" w:themeColor="text1"/>
         </w:rPr>
+        <w:t>d</w:t>
+      </w:r>
+      <w:r>
+        <w:rPr>
+          <w:rFonts w:ascii="Georgia Pro" w:eastAsia="Georgia Pro" w:hAnsi="Georgia Pro" w:cs="Georgia Pro"/>
+          <w:color w:val="000000" w:themeColor="text1"/>
+        </w:rPr>
+        <w:t>ocker</w:t>
+      </w:r>
+      <w:r>
+        <w:rPr>
+          <w:rFonts w:ascii="Georgia Pro" w:eastAsia="Georgia Pro" w:hAnsi="Georgia Pro" w:cs="Georgia Pro"/>
+          <w:color w:val="000000" w:themeColor="text1"/>
+        </w:rPr>
+        <w:t>-</w:t>
+      </w:r>
+      <w:r>
+        <w:rPr>
+          <w:rFonts w:ascii="Georgia Pro" w:eastAsia="Georgia Pro" w:hAnsi="Georgia Pro" w:cs="Georgia Pro"/>
+          <w:color w:val="000000" w:themeColor="text1"/>
+        </w:rPr>
+        <w:t>compose up -d</w:t>
+      </w:r>
+    </w:p>
+    <w:p>
+      <w:pPr>
+        <w:spacing w:after="0" w:line="480" w:lineRule="auto"/>
+        <w:rPr>
+          <w:rFonts w:ascii="Georgia Pro" w:eastAsia="Georgia Pro" w:hAnsi="Georgia Pro" w:cs="Georgia Pro"/>
+          <w:color w:val="000000" w:themeColor="text1"/>
+        </w:rPr>
+      </w:pPr>
+      <w:r>
+        <w:rPr>
+          <w:rFonts w:ascii="Georgia Pro" w:eastAsia="Georgia Pro" w:hAnsi="Georgia Pro" w:cs="Georgia Pro"/>
+          <w:color w:val="000000" w:themeColor="text1"/>
+        </w:rPr>
+        <w:pict w14:anchorId="459843BB">
+          <v:rect id="_x0000_i1045" style="width:0;height:1.5pt" o:hralign="center" o:hrstd="t" o:hr="t" fillcolor="#a0a0a0" stroked="f"/>
+        </w:pict>
+      </w:r>
+    </w:p>
+    <w:p>
+      <w:pPr>
+        <w:spacing w:after="0" w:line="480" w:lineRule="auto"/>
+        <w:rPr>
+          <w:rFonts w:ascii="Georgia Pro" w:eastAsia="Georgia Pro" w:hAnsi="Georgia Pro" w:cs="Georgia Pro"/>
+          <w:b/>
+          <w:bCs/>
+          <w:color w:val="000000" w:themeColor="text1"/>
+        </w:rPr>
+      </w:pPr>
+      <w:r>
+        <w:rPr>
+          <w:rFonts w:ascii="Georgia Pro" w:eastAsia="Georgia Pro" w:hAnsi="Georgia Pro" w:cs="Georgia Pro"/>
+          <w:b/>
+          <w:bCs/>
+          <w:color w:val="000000" w:themeColor="text1"/>
+        </w:rPr>
+        <w:t>Step 20: Verify Running Containers</w:t>
+      </w:r>
+    </w:p>
+    <w:p>
+      <w:pPr>
+        <w:spacing w:after="0" w:line="480" w:lineRule="auto"/>
+        <w:rPr>
+          <w:rFonts w:ascii="Georgia Pro" w:eastAsia="Georgia Pro" w:hAnsi="Georgia Pro" w:cs="Georgia Pro"/>
+          <w:color w:val="000000" w:themeColor="text1"/>
+        </w:rPr>
+      </w:pPr>
+      <w:r>
+        <w:rPr>
+          <w:rFonts w:ascii="Georgia Pro" w:eastAsia="Georgia Pro" w:hAnsi="Georgia Pro" w:cs="Georgia Pro"/>
+          <w:color w:val="000000" w:themeColor="text1"/>
+        </w:rPr>
         <w:t xml:space="preserve">docker </w:t>
       </w:r>
       <w:proofErr w:type="spellStart"/>
@@ -6680,28 +6371,19 @@
           <w:color w:val="000000" w:themeColor="text1"/>
         </w:rPr>
       </w:pPr>
-    </w:p>
-    <w:p>
-      <w:pPr>
-        <w:spacing w:after="0" w:line="480" w:lineRule="auto"/>
-        <w:rPr>
-          <w:rFonts w:ascii="Georgia Pro" w:eastAsia="Georgia Pro" w:hAnsi="Georgia Pro" w:cs="Georgia Pro"/>
-          <w:color w:val="000000" w:themeColor="text1"/>
-        </w:rPr>
-      </w:pPr>
-      <w:r>
-        <w:rPr>
-          <w:rFonts w:ascii="Georgia Pro" w:eastAsia="Georgia Pro" w:hAnsi="Georgia Pro" w:cs="Georgia Pro"/>
-          <w:color w:val="000000" w:themeColor="text1"/>
-        </w:rPr>
-        <w:t>Expected:</w:t>
+      <w:r>
+        <w:rPr>
+          <w:rFonts w:ascii="Georgia Pro" w:eastAsia="Georgia Pro" w:hAnsi="Georgia Pro" w:cs="Georgia Pro"/>
+          <w:color w:val="000000" w:themeColor="text1"/>
+        </w:rPr>
+        <w:t>Expected containers:</w:t>
       </w:r>
     </w:p>
     <w:p>
       <w:pPr>
         <w:numPr>
           <w:ilvl w:val="0"/>
-          <w:numId w:val="32"/>
+          <w:numId w:val="34"/>
         </w:numPr>
         <w:spacing w:after="0" w:line="480" w:lineRule="auto"/>
         <w:rPr>
@@ -6714,14 +6396,14 @@
           <w:rFonts w:ascii="Georgia Pro" w:eastAsia="Georgia Pro" w:hAnsi="Georgia Pro" w:cs="Georgia Pro"/>
           <w:color w:val="000000" w:themeColor="text1"/>
         </w:rPr>
-        <w:t xml:space="preserve">frontend container </w:t>
+        <w:t xml:space="preserve">frontend </w:t>
       </w:r>
     </w:p>
     <w:p>
       <w:pPr>
         <w:numPr>
           <w:ilvl w:val="0"/>
-          <w:numId w:val="32"/>
+          <w:numId w:val="34"/>
         </w:numPr>
         <w:spacing w:after="0" w:line="480" w:lineRule="auto"/>
         <w:rPr>
@@ -6734,14 +6416,14 @@
           <w:rFonts w:ascii="Georgia Pro" w:eastAsia="Georgia Pro" w:hAnsi="Georgia Pro" w:cs="Georgia Pro"/>
           <w:color w:val="000000" w:themeColor="text1"/>
         </w:rPr>
-        <w:t xml:space="preserve">backend container </w:t>
+        <w:t xml:space="preserve">backend </w:t>
       </w:r>
     </w:p>
     <w:p>
       <w:pPr>
         <w:numPr>
           <w:ilvl w:val="0"/>
-          <w:numId w:val="32"/>
+          <w:numId w:val="34"/>
         </w:numPr>
         <w:spacing w:after="0" w:line="480" w:lineRule="auto"/>
         <w:rPr>
@@ -6758,29 +6440,22 @@
         <w:t>mysql-db</w:t>
       </w:r>
       <w:proofErr w:type="spellEnd"/>
-      <w:r>
-        <w:rPr>
-          <w:rFonts w:ascii="Georgia Pro" w:eastAsia="Georgia Pro" w:hAnsi="Georgia Pro" w:cs="Georgia Pro"/>
-          <w:color w:val="000000" w:themeColor="text1"/>
-        </w:rPr>
-        <w:t xml:space="preserve"> container </w:t>
-      </w:r>
-    </w:p>
-    <w:p>
-      <w:pPr>
-        <w:spacing w:after="0" w:line="480" w:lineRule="auto"/>
-        <w:rPr>
-          <w:rFonts w:ascii="Georgia Pro" w:eastAsia="Georgia Pro" w:hAnsi="Georgia Pro" w:cs="Georgia Pro"/>
-          <w:color w:val="000000" w:themeColor="text1"/>
-        </w:rPr>
-      </w:pPr>
-      <w:r>
-        <w:rPr>
-          <w:rFonts w:ascii="Georgia Pro" w:eastAsia="Georgia Pro" w:hAnsi="Georgia Pro" w:cs="Georgia Pro"/>
-          <w:color w:val="000000" w:themeColor="text1"/>
-        </w:rPr>
-        <w:pict w14:anchorId="3459EA19">
-          <v:rect id="_x0000_i1047" style="width:0;height:1.5pt" o:hralign="center" o:hrstd="t" o:hr="t" fillcolor="#a0a0a0" stroked="f"/>
+    </w:p>
+    <w:p>
+      <w:pPr>
+        <w:spacing w:after="0" w:line="480" w:lineRule="auto"/>
+        <w:rPr>
+          <w:rFonts w:ascii="Georgia Pro" w:eastAsia="Georgia Pro" w:hAnsi="Georgia Pro" w:cs="Georgia Pro"/>
+          <w:color w:val="000000" w:themeColor="text1"/>
+        </w:rPr>
+      </w:pPr>
+      <w:r>
+        <w:rPr>
+          <w:rFonts w:ascii="Georgia Pro" w:eastAsia="Georgia Pro" w:hAnsi="Georgia Pro" w:cs="Georgia Pro"/>
+          <w:color w:val="000000" w:themeColor="text1"/>
+        </w:rPr>
+        <w:pict w14:anchorId="7ECA5CE0">
+          <v:rect id="_x0000_i1046" style="width:0;height:1.5pt" o:hralign="center" o:hrstd="t" o:hr="t" fillcolor="#a0a0a0" stroked="f"/>
         </w:pict>
       </w:r>
     </w:p>
@@ -6794,26 +6469,14 @@
           <w:color w:val="000000" w:themeColor="text1"/>
         </w:rPr>
       </w:pPr>
-    </w:p>
-    <w:p>
-      <w:pPr>
-        <w:spacing w:after="0" w:line="480" w:lineRule="auto"/>
+      <w:r>
         <w:rPr>
           <w:rFonts w:ascii="Georgia Pro" w:eastAsia="Georgia Pro" w:hAnsi="Georgia Pro" w:cs="Georgia Pro"/>
           <w:b/>
           <w:bCs/>
           <w:color w:val="000000" w:themeColor="text1"/>
         </w:rPr>
-      </w:pPr>
-      <w:r>
-        <w:rPr>
-          <w:rFonts w:ascii="Georgia Pro" w:eastAsia="Georgia Pro" w:hAnsi="Georgia Pro" w:cs="Georgia Pro"/>
-          <w:b/>
-          <w:bCs/>
-          <w:color w:val="000000" w:themeColor="text1"/>
-        </w:rPr>
-        <w:lastRenderedPageBreak/>
-        <w:t>Step 1: Open MySQL Container Shell</w:t>
+        <w:t>Step 20: Verify Running Containers</w:t>
       </w:r>
     </w:p>
     <w:p>
@@ -6836,7 +6499,7 @@
           <w:rFonts w:ascii="Georgia Pro" w:eastAsia="Georgia Pro" w:hAnsi="Georgia Pro" w:cs="Georgia Pro"/>
           <w:color w:val="000000" w:themeColor="text1"/>
         </w:rPr>
-        <w:t xml:space="preserve">docker exec -it </w:t>
+        <w:t xml:space="preserve">docker </w:t>
       </w:r>
       <w:proofErr w:type="spellStart"/>
       <w:r>
@@ -6844,6 +6507,93 @@
           <w:rFonts w:ascii="Georgia Pro" w:eastAsia="Georgia Pro" w:hAnsi="Georgia Pro" w:cs="Georgia Pro"/>
           <w:color w:val="000000" w:themeColor="text1"/>
         </w:rPr>
+        <w:t>ps</w:t>
+      </w:r>
+      <w:proofErr w:type="spellEnd"/>
+    </w:p>
+    <w:p>
+      <w:pPr>
+        <w:spacing w:after="0" w:line="480" w:lineRule="auto"/>
+        <w:rPr>
+          <w:rFonts w:ascii="Georgia Pro" w:eastAsia="Georgia Pro" w:hAnsi="Georgia Pro" w:cs="Georgia Pro"/>
+          <w:color w:val="000000" w:themeColor="text1"/>
+        </w:rPr>
+      </w:pPr>
+    </w:p>
+    <w:p>
+      <w:pPr>
+        <w:spacing w:after="0" w:line="480" w:lineRule="auto"/>
+        <w:rPr>
+          <w:rFonts w:ascii="Georgia Pro" w:eastAsia="Georgia Pro" w:hAnsi="Georgia Pro" w:cs="Georgia Pro"/>
+          <w:color w:val="000000" w:themeColor="text1"/>
+        </w:rPr>
+      </w:pPr>
+      <w:r>
+        <w:rPr>
+          <w:rFonts w:ascii="Georgia Pro" w:eastAsia="Georgia Pro" w:hAnsi="Georgia Pro" w:cs="Georgia Pro"/>
+          <w:color w:val="000000" w:themeColor="text1"/>
+        </w:rPr>
+        <w:t>Expected:</w:t>
+      </w:r>
+    </w:p>
+    <w:p>
+      <w:pPr>
+        <w:numPr>
+          <w:ilvl w:val="0"/>
+          <w:numId w:val="32"/>
+        </w:numPr>
+        <w:spacing w:after="0" w:line="480" w:lineRule="auto"/>
+        <w:rPr>
+          <w:rFonts w:ascii="Georgia Pro" w:eastAsia="Georgia Pro" w:hAnsi="Georgia Pro" w:cs="Georgia Pro"/>
+          <w:color w:val="000000" w:themeColor="text1"/>
+        </w:rPr>
+      </w:pPr>
+      <w:r>
+        <w:rPr>
+          <w:rFonts w:ascii="Georgia Pro" w:eastAsia="Georgia Pro" w:hAnsi="Georgia Pro" w:cs="Georgia Pro"/>
+          <w:color w:val="000000" w:themeColor="text1"/>
+        </w:rPr>
+        <w:t xml:space="preserve">frontend container </w:t>
+      </w:r>
+    </w:p>
+    <w:p>
+      <w:pPr>
+        <w:numPr>
+          <w:ilvl w:val="0"/>
+          <w:numId w:val="32"/>
+        </w:numPr>
+        <w:spacing w:after="0" w:line="480" w:lineRule="auto"/>
+        <w:rPr>
+          <w:rFonts w:ascii="Georgia Pro" w:eastAsia="Georgia Pro" w:hAnsi="Georgia Pro" w:cs="Georgia Pro"/>
+          <w:color w:val="000000" w:themeColor="text1"/>
+        </w:rPr>
+      </w:pPr>
+      <w:r>
+        <w:rPr>
+          <w:rFonts w:ascii="Georgia Pro" w:eastAsia="Georgia Pro" w:hAnsi="Georgia Pro" w:cs="Georgia Pro"/>
+          <w:color w:val="000000" w:themeColor="text1"/>
+        </w:rPr>
+        <w:t xml:space="preserve">backend container </w:t>
+      </w:r>
+    </w:p>
+    <w:p>
+      <w:pPr>
+        <w:numPr>
+          <w:ilvl w:val="0"/>
+          <w:numId w:val="32"/>
+        </w:numPr>
+        <w:spacing w:after="0" w:line="480" w:lineRule="auto"/>
+        <w:rPr>
+          <w:rFonts w:ascii="Georgia Pro" w:eastAsia="Georgia Pro" w:hAnsi="Georgia Pro" w:cs="Georgia Pro"/>
+          <w:color w:val="000000" w:themeColor="text1"/>
+        </w:rPr>
+      </w:pPr>
+      <w:proofErr w:type="spellStart"/>
+      <w:r>
+        <w:rPr>
+          <w:rFonts w:ascii="Georgia Pro" w:eastAsia="Georgia Pro" w:hAnsi="Georgia Pro" w:cs="Georgia Pro"/>
+          <w:color w:val="000000" w:themeColor="text1"/>
+        </w:rPr>
         <w:t>mysql-db</w:t>
       </w:r>
       <w:proofErr w:type="spellEnd"/>
@@ -6852,24 +6602,24 @@
           <w:rFonts w:ascii="Georgia Pro" w:eastAsia="Georgia Pro" w:hAnsi="Georgia Pro" w:cs="Georgia Pro"/>
           <w:color w:val="000000" w:themeColor="text1"/>
         </w:rPr>
-        <w:t xml:space="preserve"> bash</w:t>
-      </w:r>
-    </w:p>
-    <w:p>
-      <w:pPr>
-        <w:spacing w:after="0" w:line="480" w:lineRule="auto"/>
-        <w:rPr>
-          <w:rFonts w:ascii="Georgia Pro" w:eastAsia="Georgia Pro" w:hAnsi="Georgia Pro" w:cs="Georgia Pro"/>
-          <w:color w:val="000000" w:themeColor="text1"/>
-        </w:rPr>
-      </w:pPr>
-      <w:r>
-        <w:rPr>
-          <w:rFonts w:ascii="Georgia Pro" w:eastAsia="Georgia Pro" w:hAnsi="Georgia Pro" w:cs="Georgia Pro"/>
-          <w:color w:val="000000" w:themeColor="text1"/>
-        </w:rPr>
-        <w:pict w14:anchorId="68C358F9">
-          <v:rect id="_x0000_i1048" style="width:0;height:1.5pt" o:hralign="center" o:hrstd="t" o:hr="t" fillcolor="#a0a0a0" stroked="f"/>
+        <w:t xml:space="preserve"> container </w:t>
+      </w:r>
+    </w:p>
+    <w:p>
+      <w:pPr>
+        <w:spacing w:after="0" w:line="480" w:lineRule="auto"/>
+        <w:rPr>
+          <w:rFonts w:ascii="Georgia Pro" w:eastAsia="Georgia Pro" w:hAnsi="Georgia Pro" w:cs="Georgia Pro"/>
+          <w:color w:val="000000" w:themeColor="text1"/>
+        </w:rPr>
+      </w:pPr>
+      <w:r>
+        <w:rPr>
+          <w:rFonts w:ascii="Georgia Pro" w:eastAsia="Georgia Pro" w:hAnsi="Georgia Pro" w:cs="Georgia Pro"/>
+          <w:color w:val="000000" w:themeColor="text1"/>
+        </w:rPr>
+        <w:pict w14:anchorId="3459EA19">
+          <v:rect id="_x0000_i1047" style="width:0;height:1.5pt" o:hralign="center" o:hrstd="t" o:hr="t" fillcolor="#a0a0a0" stroked="f"/>
         </w:pict>
       </w:r>
     </w:p>
@@ -6883,14 +6633,25 @@
           <w:color w:val="000000" w:themeColor="text1"/>
         </w:rPr>
       </w:pPr>
-      <w:r>
+    </w:p>
+    <w:p>
+      <w:pPr>
+        <w:spacing w:after="0" w:line="480" w:lineRule="auto"/>
         <w:rPr>
           <w:rFonts w:ascii="Georgia Pro" w:eastAsia="Georgia Pro" w:hAnsi="Georgia Pro" w:cs="Georgia Pro"/>
           <w:b/>
           <w:bCs/>
           <w:color w:val="000000" w:themeColor="text1"/>
         </w:rPr>
-        <w:t>Step 2: Login to MySQL</w:t>
+      </w:pPr>
+      <w:r>
+        <w:rPr>
+          <w:rFonts w:ascii="Georgia Pro" w:eastAsia="Georgia Pro" w:hAnsi="Georgia Pro" w:cs="Georgia Pro"/>
+          <w:b/>
+          <w:bCs/>
+          <w:color w:val="000000" w:themeColor="text1"/>
+        </w:rPr>
+        <w:t>Step 1: Open MySQL Container Shell</w:t>
       </w:r>
     </w:p>
     <w:p>
@@ -6908,13 +6669,20 @@
           <w:color w:val="000000" w:themeColor="text1"/>
         </w:rPr>
       </w:pPr>
+      <w:r>
+        <w:rPr>
+          <w:rFonts w:ascii="Georgia Pro" w:eastAsia="Georgia Pro" w:hAnsi="Georgia Pro" w:cs="Georgia Pro"/>
+          <w:color w:val="000000" w:themeColor="text1"/>
+        </w:rPr>
+        <w:t xml:space="preserve">docker exec -it </w:t>
+      </w:r>
       <w:proofErr w:type="spellStart"/>
       <w:r>
         <w:rPr>
           <w:rFonts w:ascii="Georgia Pro" w:eastAsia="Georgia Pro" w:hAnsi="Georgia Pro" w:cs="Georgia Pro"/>
           <w:color w:val="000000" w:themeColor="text1"/>
         </w:rPr>
-        <w:t>mysql</w:t>
+        <w:t>mysql-db</w:t>
       </w:r>
       <w:proofErr w:type="spellEnd"/>
       <w:r>
@@ -6922,32 +6690,45 @@
           <w:rFonts w:ascii="Georgia Pro" w:eastAsia="Georgia Pro" w:hAnsi="Georgia Pro" w:cs="Georgia Pro"/>
           <w:color w:val="000000" w:themeColor="text1"/>
         </w:rPr>
-        <w:t xml:space="preserve"> -u root -p</w:t>
-      </w:r>
-    </w:p>
-    <w:p>
-      <w:pPr>
-        <w:spacing w:after="0" w:line="480" w:lineRule="auto"/>
-        <w:rPr>
-          <w:rFonts w:ascii="Georgia Pro" w:eastAsia="Georgia Pro" w:hAnsi="Georgia Pro" w:cs="Georgia Pro"/>
-          <w:color w:val="000000" w:themeColor="text1"/>
-        </w:rPr>
-      </w:pPr>
-    </w:p>
-    <w:p>
-      <w:pPr>
-        <w:spacing w:after="0" w:line="480" w:lineRule="auto"/>
-        <w:rPr>
-          <w:rFonts w:ascii="Georgia Pro" w:eastAsia="Georgia Pro" w:hAnsi="Georgia Pro" w:cs="Georgia Pro"/>
-          <w:color w:val="000000" w:themeColor="text1"/>
-        </w:rPr>
-      </w:pPr>
-      <w:r>
-        <w:rPr>
-          <w:rFonts w:ascii="Georgia Pro" w:eastAsia="Georgia Pro" w:hAnsi="Georgia Pro" w:cs="Georgia Pro"/>
-          <w:color w:val="000000" w:themeColor="text1"/>
-        </w:rPr>
-        <w:t>Enter password:</w:t>
+        <w:t xml:space="preserve"> bash</w:t>
+      </w:r>
+    </w:p>
+    <w:p>
+      <w:pPr>
+        <w:spacing w:after="0" w:line="480" w:lineRule="auto"/>
+        <w:rPr>
+          <w:rFonts w:ascii="Georgia Pro" w:eastAsia="Georgia Pro" w:hAnsi="Georgia Pro" w:cs="Georgia Pro"/>
+          <w:color w:val="000000" w:themeColor="text1"/>
+        </w:rPr>
+      </w:pPr>
+      <w:r>
+        <w:rPr>
+          <w:rFonts w:ascii="Georgia Pro" w:eastAsia="Georgia Pro" w:hAnsi="Georgia Pro" w:cs="Georgia Pro"/>
+          <w:color w:val="000000" w:themeColor="text1"/>
+        </w:rPr>
+        <w:pict w14:anchorId="68C358F9">
+          <v:rect id="_x0000_i1048" style="width:0;height:1.5pt" o:hralign="center" o:hrstd="t" o:hr="t" fillcolor="#a0a0a0" stroked="f"/>
+        </w:pict>
+      </w:r>
+    </w:p>
+    <w:p>
+      <w:pPr>
+        <w:spacing w:after="0" w:line="480" w:lineRule="auto"/>
+        <w:rPr>
+          <w:rFonts w:ascii="Georgia Pro" w:eastAsia="Georgia Pro" w:hAnsi="Georgia Pro" w:cs="Georgia Pro"/>
+          <w:b/>
+          <w:bCs/>
+          <w:color w:val="000000" w:themeColor="text1"/>
+        </w:rPr>
+      </w:pPr>
+      <w:r>
+        <w:rPr>
+          <w:rFonts w:ascii="Georgia Pro" w:eastAsia="Georgia Pro" w:hAnsi="Georgia Pro" w:cs="Georgia Pro"/>
+          <w:b/>
+          <w:bCs/>
+          <w:color w:val="000000" w:themeColor="text1"/>
+        </w:rPr>
+        <w:t>Step 2: Login to MySQL</w:t>
       </w:r>
     </w:p>
     <w:p>
@@ -6965,50 +6746,47 @@
           <w:color w:val="000000" w:themeColor="text1"/>
         </w:rPr>
       </w:pPr>
-      <w:r>
-        <w:rPr>
-          <w:rFonts w:ascii="Georgia Pro" w:eastAsia="Georgia Pro" w:hAnsi="Georgia Pro" w:cs="Georgia Pro"/>
-          <w:color w:val="000000" w:themeColor="text1"/>
-        </w:rPr>
-        <w:t>password123</w:t>
-      </w:r>
-    </w:p>
-    <w:p>
-      <w:pPr>
-        <w:spacing w:after="0" w:line="480" w:lineRule="auto"/>
-        <w:rPr>
-          <w:rFonts w:ascii="Georgia Pro" w:eastAsia="Georgia Pro" w:hAnsi="Georgia Pro" w:cs="Georgia Pro"/>
-          <w:color w:val="000000" w:themeColor="text1"/>
-        </w:rPr>
-      </w:pPr>
-      <w:r>
-        <w:rPr>
-          <w:rFonts w:ascii="Georgia Pro" w:eastAsia="Georgia Pro" w:hAnsi="Georgia Pro" w:cs="Georgia Pro"/>
-          <w:color w:val="000000" w:themeColor="text1"/>
-        </w:rPr>
-        <w:pict w14:anchorId="2939322F">
-          <v:rect id="_x0000_i1049" style="width:0;height:1.5pt" o:hralign="center" o:hrstd="t" o:hr="t" fillcolor="#a0a0a0" stroked="f"/>
-        </w:pict>
-      </w:r>
-    </w:p>
-    <w:p>
-      <w:pPr>
-        <w:spacing w:after="0" w:line="480" w:lineRule="auto"/>
-        <w:rPr>
-          <w:rFonts w:ascii="Georgia Pro" w:eastAsia="Georgia Pro" w:hAnsi="Georgia Pro" w:cs="Georgia Pro"/>
-          <w:b/>
-          <w:bCs/>
-          <w:color w:val="000000" w:themeColor="text1"/>
-        </w:rPr>
-      </w:pPr>
-      <w:r>
-        <w:rPr>
-          <w:rFonts w:ascii="Georgia Pro" w:eastAsia="Georgia Pro" w:hAnsi="Georgia Pro" w:cs="Georgia Pro"/>
-          <w:b/>
-          <w:bCs/>
-          <w:color w:val="000000" w:themeColor="text1"/>
-        </w:rPr>
-        <w:t>Step 3: Select Database</w:t>
+      <w:proofErr w:type="spellStart"/>
+      <w:r>
+        <w:rPr>
+          <w:rFonts w:ascii="Georgia Pro" w:eastAsia="Georgia Pro" w:hAnsi="Georgia Pro" w:cs="Georgia Pro"/>
+          <w:color w:val="000000" w:themeColor="text1"/>
+        </w:rPr>
+        <w:lastRenderedPageBreak/>
+        <w:t>mysql</w:t>
+      </w:r>
+      <w:proofErr w:type="spellEnd"/>
+      <w:r>
+        <w:rPr>
+          <w:rFonts w:ascii="Georgia Pro" w:eastAsia="Georgia Pro" w:hAnsi="Georgia Pro" w:cs="Georgia Pro"/>
+          <w:color w:val="000000" w:themeColor="text1"/>
+        </w:rPr>
+        <w:t xml:space="preserve"> -u root -p</w:t>
+      </w:r>
+    </w:p>
+    <w:p>
+      <w:pPr>
+        <w:spacing w:after="0" w:line="480" w:lineRule="auto"/>
+        <w:rPr>
+          <w:rFonts w:ascii="Georgia Pro" w:eastAsia="Georgia Pro" w:hAnsi="Georgia Pro" w:cs="Georgia Pro"/>
+          <w:color w:val="000000" w:themeColor="text1"/>
+        </w:rPr>
+      </w:pPr>
+    </w:p>
+    <w:p>
+      <w:pPr>
+        <w:spacing w:after="0" w:line="480" w:lineRule="auto"/>
+        <w:rPr>
+          <w:rFonts w:ascii="Georgia Pro" w:eastAsia="Georgia Pro" w:hAnsi="Georgia Pro" w:cs="Georgia Pro"/>
+          <w:color w:val="000000" w:themeColor="text1"/>
+        </w:rPr>
+      </w:pPr>
+      <w:r>
+        <w:rPr>
+          <w:rFonts w:ascii="Georgia Pro" w:eastAsia="Georgia Pro" w:hAnsi="Georgia Pro" w:cs="Georgia Pro"/>
+          <w:color w:val="000000" w:themeColor="text1"/>
+        </w:rPr>
+        <w:t>Enter password:</w:t>
       </w:r>
     </w:p>
     <w:p>
@@ -7031,40 +6809,24 @@
           <w:rFonts w:ascii="Georgia Pro" w:eastAsia="Georgia Pro" w:hAnsi="Georgia Pro" w:cs="Georgia Pro"/>
           <w:color w:val="000000" w:themeColor="text1"/>
         </w:rPr>
-        <w:t xml:space="preserve">USE </w:t>
-      </w:r>
-      <w:proofErr w:type="spellStart"/>
-      <w:r>
-        <w:rPr>
-          <w:rFonts w:ascii="Georgia Pro" w:eastAsia="Georgia Pro" w:hAnsi="Georgia Pro" w:cs="Georgia Pro"/>
-          <w:color w:val="000000" w:themeColor="text1"/>
-        </w:rPr>
-        <w:t>salesdb</w:t>
-      </w:r>
-      <w:proofErr w:type="spellEnd"/>
-      <w:r>
-        <w:rPr>
-          <w:rFonts w:ascii="Georgia Pro" w:eastAsia="Georgia Pro" w:hAnsi="Georgia Pro" w:cs="Georgia Pro"/>
-          <w:color w:val="000000" w:themeColor="text1"/>
-        </w:rPr>
-        <w:t>;</w:t>
-      </w:r>
-    </w:p>
-    <w:p>
-      <w:pPr>
-        <w:spacing w:after="0" w:line="480" w:lineRule="auto"/>
-        <w:rPr>
-          <w:rFonts w:ascii="Georgia Pro" w:eastAsia="Georgia Pro" w:hAnsi="Georgia Pro" w:cs="Georgia Pro"/>
-          <w:color w:val="000000" w:themeColor="text1"/>
-        </w:rPr>
-      </w:pPr>
-      <w:r>
-        <w:rPr>
-          <w:rFonts w:ascii="Georgia Pro" w:eastAsia="Georgia Pro" w:hAnsi="Georgia Pro" w:cs="Georgia Pro"/>
-          <w:color w:val="000000" w:themeColor="text1"/>
-        </w:rPr>
-        <w:pict w14:anchorId="1246F3DE">
-          <v:rect id="_x0000_i1050" style="width:0;height:1.5pt" o:hralign="center" o:hrstd="t" o:hr="t" fillcolor="#a0a0a0" stroked="f"/>
+        <w:t>password123</w:t>
+      </w:r>
+    </w:p>
+    <w:p>
+      <w:pPr>
+        <w:spacing w:after="0" w:line="480" w:lineRule="auto"/>
+        <w:rPr>
+          <w:rFonts w:ascii="Georgia Pro" w:eastAsia="Georgia Pro" w:hAnsi="Georgia Pro" w:cs="Georgia Pro"/>
+          <w:color w:val="000000" w:themeColor="text1"/>
+        </w:rPr>
+      </w:pPr>
+      <w:r>
+        <w:rPr>
+          <w:rFonts w:ascii="Georgia Pro" w:eastAsia="Georgia Pro" w:hAnsi="Georgia Pro" w:cs="Georgia Pro"/>
+          <w:color w:val="000000" w:themeColor="text1"/>
+        </w:rPr>
+        <w:pict w14:anchorId="2939322F">
+          <v:rect id="_x0000_i1049" style="width:0;height:1.5pt" o:hralign="center" o:hrstd="t" o:hr="t" fillcolor="#a0a0a0" stroked="f"/>
         </w:pict>
       </w:r>
     </w:p>
@@ -7078,25 +6840,14 @@
           <w:color w:val="000000" w:themeColor="text1"/>
         </w:rPr>
       </w:pPr>
-    </w:p>
-    <w:p>
-      <w:pPr>
-        <w:spacing w:after="0" w:line="480" w:lineRule="auto"/>
+      <w:r>
         <w:rPr>
           <w:rFonts w:ascii="Georgia Pro" w:eastAsia="Georgia Pro" w:hAnsi="Georgia Pro" w:cs="Georgia Pro"/>
           <w:b/>
           <w:bCs/>
           <w:color w:val="000000" w:themeColor="text1"/>
         </w:rPr>
-      </w:pPr>
-      <w:r>
-        <w:rPr>
-          <w:rFonts w:ascii="Georgia Pro" w:eastAsia="Georgia Pro" w:hAnsi="Georgia Pro" w:cs="Georgia Pro"/>
-          <w:b/>
-          <w:bCs/>
-          <w:color w:val="000000" w:themeColor="text1"/>
-        </w:rPr>
-        <w:t>Step 4: Create Table</w:t>
+        <w:t>Step 3: Select Database</w:t>
       </w:r>
     </w:p>
     <w:p>
@@ -7119,93 +6870,46 @@
           <w:rFonts w:ascii="Georgia Pro" w:eastAsia="Georgia Pro" w:hAnsi="Georgia Pro" w:cs="Georgia Pro"/>
           <w:color w:val="000000" w:themeColor="text1"/>
         </w:rPr>
-        <w:t>CREATE TABLE customers (</w:t>
-      </w:r>
-      <w:r>
-        <w:rPr>
-          <w:rFonts w:ascii="Georgia Pro" w:eastAsia="Georgia Pro" w:hAnsi="Georgia Pro" w:cs="Georgia Pro"/>
-          <w:color w:val="000000" w:themeColor="text1"/>
-        </w:rPr>
-        <w:br/>
-        <w:t xml:space="preserve">    id INT PRIMARY KEY,</w:t>
-      </w:r>
-      <w:r>
-        <w:rPr>
-          <w:rFonts w:ascii="Georgia Pro" w:eastAsia="Georgia Pro" w:hAnsi="Georgia Pro" w:cs="Georgia Pro"/>
-          <w:color w:val="000000" w:themeColor="text1"/>
-        </w:rPr>
-        <w:br/>
-        <w:t xml:space="preserve">    name </w:t>
-      </w:r>
-      <w:proofErr w:type="gramStart"/>
-      <w:r>
-        <w:rPr>
-          <w:rFonts w:ascii="Georgia Pro" w:eastAsia="Georgia Pro" w:hAnsi="Georgia Pro" w:cs="Georgia Pro"/>
-          <w:color w:val="000000" w:themeColor="text1"/>
-        </w:rPr>
-        <w:t>VARCHAR(</w:t>
-      </w:r>
-      <w:proofErr w:type="gramEnd"/>
-      <w:r>
-        <w:rPr>
-          <w:rFonts w:ascii="Georgia Pro" w:eastAsia="Georgia Pro" w:hAnsi="Georgia Pro" w:cs="Georgia Pro"/>
-          <w:color w:val="000000" w:themeColor="text1"/>
-        </w:rPr>
-        <w:t>50),</w:t>
-      </w:r>
-      <w:r>
-        <w:rPr>
-          <w:rFonts w:ascii="Georgia Pro" w:eastAsia="Georgia Pro" w:hAnsi="Georgia Pro" w:cs="Georgia Pro"/>
-          <w:color w:val="000000" w:themeColor="text1"/>
-        </w:rPr>
-        <w:br/>
-        <w:t xml:space="preserve">    city </w:t>
-      </w:r>
-      <w:proofErr w:type="gramStart"/>
-      <w:r>
-        <w:rPr>
-          <w:rFonts w:ascii="Georgia Pro" w:eastAsia="Georgia Pro" w:hAnsi="Georgia Pro" w:cs="Georgia Pro"/>
-          <w:color w:val="000000" w:themeColor="text1"/>
-        </w:rPr>
-        <w:t>VARCHAR(</w:t>
-      </w:r>
-      <w:proofErr w:type="gramEnd"/>
-      <w:r>
-        <w:rPr>
-          <w:rFonts w:ascii="Georgia Pro" w:eastAsia="Georgia Pro" w:hAnsi="Georgia Pro" w:cs="Georgia Pro"/>
-          <w:color w:val="000000" w:themeColor="text1"/>
-        </w:rPr>
-        <w:t>50)</w:t>
-      </w:r>
-      <w:r>
-        <w:rPr>
-          <w:rFonts w:ascii="Georgia Pro" w:eastAsia="Georgia Pro" w:hAnsi="Georgia Pro" w:cs="Georgia Pro"/>
-          <w:color w:val="000000" w:themeColor="text1"/>
-        </w:rPr>
-        <w:br/>
-        <w:t>);</w:t>
-      </w:r>
-    </w:p>
-    <w:p>
-      <w:pPr>
-        <w:spacing w:after="0" w:line="480" w:lineRule="auto"/>
-        <w:rPr>
-          <w:rFonts w:ascii="Georgia Pro" w:eastAsia="Georgia Pro" w:hAnsi="Georgia Pro" w:cs="Georgia Pro"/>
-          <w:color w:val="000000" w:themeColor="text1"/>
-        </w:rPr>
-      </w:pPr>
-      <w:r>
-        <w:rPr>
-          <w:rFonts w:ascii="Georgia Pro" w:eastAsia="Georgia Pro" w:hAnsi="Georgia Pro" w:cs="Georgia Pro"/>
-          <w:color w:val="000000" w:themeColor="text1"/>
-        </w:rPr>
-        <w:pict w14:anchorId="4706475E">
-          <v:rect id="_x0000_i1051" style="width:0;height:1.5pt" o:hralign="center" o:hrstd="t" o:hr="t" fillcolor="#a0a0a0" stroked="f"/>
+        <w:t xml:space="preserve">USE </w:t>
+      </w:r>
+      <w:proofErr w:type="spellStart"/>
+      <w:r>
+        <w:rPr>
+          <w:rFonts w:ascii="Georgia Pro" w:eastAsia="Georgia Pro" w:hAnsi="Georgia Pro" w:cs="Georgia Pro"/>
+          <w:color w:val="000000" w:themeColor="text1"/>
+        </w:rPr>
+        <w:t>salesdb</w:t>
+      </w:r>
+      <w:proofErr w:type="spellEnd"/>
+      <w:r>
+        <w:rPr>
+          <w:rFonts w:ascii="Georgia Pro" w:eastAsia="Georgia Pro" w:hAnsi="Georgia Pro" w:cs="Georgia Pro"/>
+          <w:color w:val="000000" w:themeColor="text1"/>
+        </w:rPr>
+        <w:t>;</w:t>
+      </w:r>
+    </w:p>
+    <w:p>
+      <w:pPr>
+        <w:spacing w:after="0" w:line="480" w:lineRule="auto"/>
+        <w:rPr>
+          <w:rFonts w:ascii="Georgia Pro" w:eastAsia="Georgia Pro" w:hAnsi="Georgia Pro" w:cs="Georgia Pro"/>
+          <w:color w:val="000000" w:themeColor="text1"/>
+        </w:rPr>
+      </w:pPr>
+      <w:r>
+        <w:rPr>
+          <w:rFonts w:ascii="Georgia Pro" w:eastAsia="Georgia Pro" w:hAnsi="Georgia Pro" w:cs="Georgia Pro"/>
+          <w:color w:val="000000" w:themeColor="text1"/>
+        </w:rPr>
+        <w:pict w14:anchorId="1246F3DE">
+          <v:rect id="_x0000_i1050" style="width:0;height:1.5pt" o:hralign="center" o:hrstd="t" o:hr="t" fillcolor="#a0a0a0" stroked="f"/>
         </w:pict>
       </w:r>
     </w:p>
     <w:p>
       <w:pPr>
+        <w:spacing w:after="0" w:line="480" w:lineRule="auto"/>
         <w:rPr>
           <w:rFonts w:ascii="Georgia Pro" w:eastAsia="Georgia Pro" w:hAnsi="Georgia Pro" w:cs="Georgia Pro"/>
           <w:b/>
@@ -7213,98 +6917,25 @@
           <w:color w:val="000000" w:themeColor="text1"/>
         </w:rPr>
       </w:pPr>
-      <w:r>
+    </w:p>
+    <w:p>
+      <w:pPr>
+        <w:spacing w:after="0" w:line="480" w:lineRule="auto"/>
         <w:rPr>
           <w:rFonts w:ascii="Georgia Pro" w:eastAsia="Georgia Pro" w:hAnsi="Georgia Pro" w:cs="Georgia Pro"/>
           <w:b/>
           <w:bCs/>
           <w:color w:val="000000" w:themeColor="text1"/>
         </w:rPr>
-        <w:br w:type="page"/>
-      </w:r>
-    </w:p>
-    <w:p>
-      <w:pPr>
-        <w:spacing w:after="0" w:line="480" w:lineRule="auto"/>
+      </w:pPr>
+      <w:r>
         <w:rPr>
           <w:rFonts w:ascii="Georgia Pro" w:eastAsia="Georgia Pro" w:hAnsi="Georgia Pro" w:cs="Georgia Pro"/>
           <w:b/>
           <w:bCs/>
           <w:color w:val="000000" w:themeColor="text1"/>
         </w:rPr>
-      </w:pPr>
-      <w:r>
-        <w:rPr>
-          <w:rFonts w:ascii="Georgia Pro" w:eastAsia="Georgia Pro" w:hAnsi="Georgia Pro" w:cs="Georgia Pro"/>
-          <w:b/>
-          <w:bCs/>
-          <w:color w:val="000000" w:themeColor="text1"/>
-        </w:rPr>
-        <w:lastRenderedPageBreak/>
-        <w:t>Step 5: Insert Records</w:t>
-      </w:r>
-    </w:p>
-    <w:p>
-      <w:pPr>
-        <w:spacing w:after="0" w:line="480" w:lineRule="auto"/>
-        <w:rPr>
-          <w:rFonts w:ascii="Georgia Pro" w:eastAsia="Georgia Pro" w:hAnsi="Georgia Pro" w:cs="Georgia Pro"/>
-          <w:color w:val="000000" w:themeColor="text1"/>
-        </w:rPr>
-      </w:pPr>
-      <w:r>
-        <w:rPr>
-          <w:rFonts w:ascii="Georgia Pro" w:eastAsia="Georgia Pro" w:hAnsi="Georgia Pro" w:cs="Georgia Pro"/>
-          <w:color w:val="000000" w:themeColor="text1"/>
-        </w:rPr>
-        <w:t>IMPORTANT:</w:t>
-      </w:r>
-      <w:r>
-        <w:rPr>
-          <w:rFonts w:ascii="Georgia Pro" w:eastAsia="Georgia Pro" w:hAnsi="Georgia Pro" w:cs="Georgia Pro"/>
-          <w:color w:val="000000" w:themeColor="text1"/>
-        </w:rPr>
-        <w:br/>
-        <w:t xml:space="preserve">Use normal single quotes </w:t>
-      </w:r>
-      <w:proofErr w:type="gramStart"/>
-      <w:r>
-        <w:rPr>
-          <w:rFonts w:ascii="Georgia Pro" w:eastAsia="Georgia Pro" w:hAnsi="Georgia Pro" w:cs="Georgia Pro"/>
-          <w:color w:val="000000" w:themeColor="text1"/>
-        </w:rPr>
-        <w:t>‘</w:t>
-      </w:r>
-      <w:r>
-        <w:rPr>
-          <w:rFonts w:ascii="Georgia Pro" w:eastAsia="Georgia Pro" w:hAnsi="Georgia Pro" w:cs="Georgia Pro"/>
-          <w:color w:val="000000" w:themeColor="text1"/>
-        </w:rPr>
-        <w:t xml:space="preserve"> not</w:t>
-      </w:r>
-      <w:proofErr w:type="gramEnd"/>
-      <w:r>
-        <w:rPr>
-          <w:rFonts w:ascii="Georgia Pro" w:eastAsia="Georgia Pro" w:hAnsi="Georgia Pro" w:cs="Georgia Pro"/>
-          <w:color w:val="000000" w:themeColor="text1"/>
-        </w:rPr>
-        <w:t xml:space="preserve"> smart </w:t>
-      </w:r>
-      <w:proofErr w:type="gramStart"/>
-      <w:r>
-        <w:rPr>
-          <w:rFonts w:ascii="Georgia Pro" w:eastAsia="Georgia Pro" w:hAnsi="Georgia Pro" w:cs="Georgia Pro"/>
-          <w:color w:val="000000" w:themeColor="text1"/>
-        </w:rPr>
-        <w:t>quotes ’</w:t>
-      </w:r>
-      <w:proofErr w:type="gramEnd"/>
-      <w:r>
-        <w:rPr>
-          <w:rFonts w:ascii="Georgia Pro" w:eastAsia="Georgia Pro" w:hAnsi="Georgia Pro" w:cs="Georgia Pro"/>
-          <w:color w:val="000000" w:themeColor="text1"/>
-        </w:rPr>
-        <w:t>.</w:t>
+        <w:t>Step 4: Create Table</w:t>
       </w:r>
     </w:p>
     <w:p>
@@ -7327,7 +6958,107 @@
           <w:rFonts w:ascii="Georgia Pro" w:eastAsia="Georgia Pro" w:hAnsi="Georgia Pro" w:cs="Georgia Pro"/>
           <w:color w:val="000000" w:themeColor="text1"/>
         </w:rPr>
-        <w:t>INSERT INTO customers VALUES</w:t>
+        <w:t>CREATE TABLE customers (</w:t>
+      </w:r>
+      <w:r>
+        <w:rPr>
+          <w:rFonts w:ascii="Georgia Pro" w:eastAsia="Georgia Pro" w:hAnsi="Georgia Pro" w:cs="Georgia Pro"/>
+          <w:color w:val="000000" w:themeColor="text1"/>
+        </w:rPr>
+        <w:br/>
+        <w:t xml:space="preserve">    id INT PRIMARY KEY,</w:t>
+      </w:r>
+      <w:r>
+        <w:rPr>
+          <w:rFonts w:ascii="Georgia Pro" w:eastAsia="Georgia Pro" w:hAnsi="Georgia Pro" w:cs="Georgia Pro"/>
+          <w:color w:val="000000" w:themeColor="text1"/>
+        </w:rPr>
+        <w:br/>
+        <w:t xml:space="preserve">    name VARCHAR(50),</w:t>
+      </w:r>
+      <w:r>
+        <w:rPr>
+          <w:rFonts w:ascii="Georgia Pro" w:eastAsia="Georgia Pro" w:hAnsi="Georgia Pro" w:cs="Georgia Pro"/>
+          <w:color w:val="000000" w:themeColor="text1"/>
+        </w:rPr>
+        <w:br/>
+        <w:t xml:space="preserve">    city VARCHAR(50)</w:t>
+      </w:r>
+      <w:r>
+        <w:rPr>
+          <w:rFonts w:ascii="Georgia Pro" w:eastAsia="Georgia Pro" w:hAnsi="Georgia Pro" w:cs="Georgia Pro"/>
+          <w:color w:val="000000" w:themeColor="text1"/>
+        </w:rPr>
+        <w:br/>
+        <w:t>);</w:t>
+      </w:r>
+    </w:p>
+    <w:p>
+      <w:pPr>
+        <w:rPr>
+          <w:rFonts w:ascii="Georgia Pro" w:eastAsia="Georgia Pro" w:hAnsi="Georgia Pro" w:cs="Georgia Pro"/>
+          <w:b/>
+          <w:bCs/>
+          <w:color w:val="000000" w:themeColor="text1"/>
+        </w:rPr>
+      </w:pPr>
+    </w:p>
+    <w:p>
+      <w:pPr>
+        <w:spacing w:after="0" w:line="480" w:lineRule="auto"/>
+        <w:rPr>
+          <w:rFonts w:ascii="Georgia Pro" w:eastAsia="Georgia Pro" w:hAnsi="Georgia Pro" w:cs="Georgia Pro"/>
+          <w:b/>
+          <w:bCs/>
+          <w:color w:val="000000" w:themeColor="text1"/>
+        </w:rPr>
+      </w:pPr>
+      <w:r>
+        <w:rPr>
+          <w:rFonts w:ascii="Georgia Pro" w:eastAsia="Georgia Pro" w:hAnsi="Georgia Pro" w:cs="Georgia Pro"/>
+          <w:b/>
+          <w:bCs/>
+          <w:color w:val="000000" w:themeColor="text1"/>
+        </w:rPr>
+        <w:t>Step 5: Insert Records</w:t>
+      </w:r>
+    </w:p>
+    <w:p>
+      <w:pPr>
+        <w:spacing w:after="0" w:line="480" w:lineRule="auto"/>
+        <w:rPr>
+          <w:rFonts w:ascii="Georgia Pro" w:eastAsia="Georgia Pro" w:hAnsi="Georgia Pro" w:cs="Georgia Pro"/>
+          <w:color w:val="000000" w:themeColor="text1"/>
+        </w:rPr>
+      </w:pPr>
+      <w:r>
+        <w:rPr>
+          <w:rFonts w:ascii="Georgia Pro" w:eastAsia="Georgia Pro" w:hAnsi="Georgia Pro" w:cs="Georgia Pro"/>
+          <w:color w:val="000000" w:themeColor="text1"/>
+        </w:rPr>
+        <w:t>IMPORTANT:</w:t>
+      </w:r>
+      <w:r>
+        <w:rPr>
+          <w:rFonts w:ascii="Georgia Pro" w:eastAsia="Georgia Pro" w:hAnsi="Georgia Pro" w:cs="Georgia Pro"/>
+          <w:color w:val="000000" w:themeColor="text1"/>
+        </w:rPr>
+        <w:br/>
+        <w:t xml:space="preserve">Use normal single quotes </w:t>
+      </w:r>
+      <w:r>
+        <w:rPr>
+          <w:rFonts w:ascii="Georgia Pro" w:eastAsia="Georgia Pro" w:hAnsi="Georgia Pro" w:cs="Georgia Pro"/>
+          <w:color w:val="000000" w:themeColor="text1"/>
+        </w:rPr>
+        <w:t>‘</w:t>
+      </w:r>
+      <w:r>
+        <w:rPr>
+          <w:rFonts w:ascii="Georgia Pro" w:eastAsia="Georgia Pro" w:hAnsi="Georgia Pro" w:cs="Georgia Pro"/>
+          <w:color w:val="000000" w:themeColor="text1"/>
+        </w:rPr>
+        <w:t xml:space="preserve"> not smart quotes ’.</w:t>
       </w:r>
     </w:p>
     <w:p>
@@ -7350,7 +7081,7 @@
           <w:rFonts w:ascii="Georgia Pro" w:eastAsia="Georgia Pro" w:hAnsi="Georgia Pro" w:cs="Georgia Pro"/>
           <w:color w:val="000000" w:themeColor="text1"/>
         </w:rPr>
-        <w:t>(1,'John','New York'),</w:t>
+        <w:t>INSERT INTO customers VALUES</w:t>
       </w:r>
     </w:p>
     <w:p>
@@ -7373,7 +7104,7 @@
           <w:rFonts w:ascii="Georgia Pro" w:eastAsia="Georgia Pro" w:hAnsi="Georgia Pro" w:cs="Georgia Pro"/>
           <w:color w:val="000000" w:themeColor="text1"/>
         </w:rPr>
-        <w:t>(2,'Alice','London'),</w:t>
+        <w:t>(1,'John','New York'),</w:t>
       </w:r>
     </w:p>
     <w:p>
@@ -7396,36 +7127,7 @@
           <w:rFonts w:ascii="Georgia Pro" w:eastAsia="Georgia Pro" w:hAnsi="Georgia Pro" w:cs="Georgia Pro"/>
           <w:color w:val="000000" w:themeColor="text1"/>
         </w:rPr>
-        <w:t>(3,'Bob','Delhi');</w:t>
-      </w:r>
-      <w:r>
-        <w:rPr>
-          <w:rFonts w:ascii="Georgia Pro" w:eastAsia="Georgia Pro" w:hAnsi="Georgia Pro" w:cs="Georgia Pro"/>
-          <w:color w:val="000000" w:themeColor="text1"/>
-        </w:rPr>
-        <w:pict w14:anchorId="56ECB212">
-          <v:rect id="_x0000_i1052" style="width:0;height:1.5pt" o:hralign="center" o:hrstd="t" o:hr="t" fillcolor="#a0a0a0" stroked="f"/>
-        </w:pict>
-      </w:r>
-    </w:p>
-    <w:p>
-      <w:pPr>
-        <w:spacing w:after="0" w:line="480" w:lineRule="auto"/>
-        <w:rPr>
-          <w:rFonts w:ascii="Georgia Pro" w:eastAsia="Georgia Pro" w:hAnsi="Georgia Pro" w:cs="Georgia Pro"/>
-          <w:b/>
-          <w:bCs/>
-          <w:color w:val="000000" w:themeColor="text1"/>
-        </w:rPr>
-      </w:pPr>
-      <w:r>
-        <w:rPr>
-          <w:rFonts w:ascii="Georgia Pro" w:eastAsia="Georgia Pro" w:hAnsi="Georgia Pro" w:cs="Georgia Pro"/>
-          <w:b/>
-          <w:bCs/>
-          <w:color w:val="000000" w:themeColor="text1"/>
-        </w:rPr>
-        <w:t>Step 6: Verify Data</w:t>
+        <w:t>(2,'Alice','London'),</w:t>
       </w:r>
     </w:p>
     <w:p>
@@ -7448,6 +7150,60 @@
           <w:rFonts w:ascii="Georgia Pro" w:eastAsia="Georgia Pro" w:hAnsi="Georgia Pro" w:cs="Georgia Pro"/>
           <w:color w:val="000000" w:themeColor="text1"/>
         </w:rPr>
+        <w:t>(3,'Bob','Delhi');</w:t>
+      </w:r>
+    </w:p>
+    <w:p>
+      <w:pPr>
+        <w:spacing w:after="0" w:line="480" w:lineRule="auto"/>
+        <w:rPr>
+          <w:rFonts w:ascii="Georgia Pro" w:eastAsia="Georgia Pro" w:hAnsi="Georgia Pro" w:cs="Georgia Pro"/>
+          <w:b/>
+          <w:bCs/>
+          <w:color w:val="000000" w:themeColor="text1"/>
+        </w:rPr>
+      </w:pPr>
+    </w:p>
+    <w:p>
+      <w:pPr>
+        <w:spacing w:after="0" w:line="480" w:lineRule="auto"/>
+        <w:rPr>
+          <w:rFonts w:ascii="Georgia Pro" w:eastAsia="Georgia Pro" w:hAnsi="Georgia Pro" w:cs="Georgia Pro"/>
+          <w:b/>
+          <w:bCs/>
+          <w:color w:val="000000" w:themeColor="text1"/>
+        </w:rPr>
+      </w:pPr>
+      <w:r>
+        <w:rPr>
+          <w:rFonts w:ascii="Georgia Pro" w:eastAsia="Georgia Pro" w:hAnsi="Georgia Pro" w:cs="Georgia Pro"/>
+          <w:b/>
+          <w:bCs/>
+          <w:color w:val="000000" w:themeColor="text1"/>
+        </w:rPr>
+        <w:t>Step 6: Verify Data</w:t>
+      </w:r>
+    </w:p>
+    <w:p>
+      <w:pPr>
+        <w:pBdr>
+          <w:top w:val="single" w:sz="4" w:space="1" w:color="auto"/>
+          <w:left w:val="single" w:sz="4" w:space="4" w:color="auto"/>
+          <w:bottom w:val="single" w:sz="4" w:space="1" w:color="auto"/>
+          <w:right w:val="single" w:sz="4" w:space="4" w:color="auto"/>
+        </w:pBdr>
+        <w:shd w:val="clear" w:color="auto" w:fill="F2F2F2" w:themeFill="background1" w:themeFillShade="F2"/>
+        <w:spacing w:after="0" w:line="480" w:lineRule="auto"/>
+        <w:rPr>
+          <w:rFonts w:ascii="Georgia Pro" w:eastAsia="Georgia Pro" w:hAnsi="Georgia Pro" w:cs="Georgia Pro"/>
+          <w:color w:val="000000" w:themeColor="text1"/>
+        </w:rPr>
+      </w:pPr>
+      <w:r>
+        <w:rPr>
+          <w:rFonts w:ascii="Georgia Pro" w:eastAsia="Georgia Pro" w:hAnsi="Georgia Pro" w:cs="Georgia Pro"/>
+          <w:color w:val="000000" w:themeColor="text1"/>
+        </w:rPr>
         <w:t>SELECT * FROM customers;</w:t>
       </w:r>
     </w:p>
@@ -7473,6 +7229,7 @@
           <w:rFonts w:ascii="Georgia Pro" w:eastAsia="Georgia Pro" w:hAnsi="Georgia Pro" w:cs="Georgia Pro"/>
           <w:color w:val="000000" w:themeColor="text1"/>
         </w:rPr>
+        <w:lastRenderedPageBreak/>
         <w:t>Expected output:</w:t>
       </w:r>
     </w:p>
@@ -7695,6 +7452,15 @@
         <w:lastRenderedPageBreak/>
         <w:t>Step 21: Access Frontend Application</w:t>
       </w:r>
+      <w:r>
+        <w:rPr>
+          <w:rFonts w:ascii="Georgia Pro" w:eastAsia="Georgia Pro" w:hAnsi="Georgia Pro" w:cs="Georgia Pro"/>
+          <w:b/>
+          <w:bCs/>
+          <w:color w:val="000000" w:themeColor="text1"/>
+        </w:rPr>
+        <w:t xml:space="preserve"> (Main Page)</w:t>
+      </w:r>
     </w:p>
     <w:p>
       <w:pPr>
@@ -7776,8 +7542,6 @@
           <w:left w:val="single" w:sz="4" w:space="4" w:color="auto"/>
           <w:bottom w:val="single" w:sz="4" w:space="1" w:color="auto"/>
           <w:right w:val="single" w:sz="4" w:space="4" w:color="auto"/>
-          <w:between w:val="single" w:sz="4" w:space="1" w:color="auto"/>
-          <w:bar w:val="single" w:sz="4" w:color="auto"/>
         </w:pBdr>
         <w:shd w:val="clear" w:color="auto" w:fill="F2F2F2" w:themeFill="background1" w:themeFillShade="F2"/>
         <w:spacing w:after="0" w:line="480" w:lineRule="auto"/>
@@ -7791,116 +7555,7 @@
           <w:rFonts w:ascii="Georgia Pro" w:eastAsia="Georgia Pro" w:hAnsi="Georgia Pro" w:cs="Georgia Pro"/>
           <w:color w:val="000000" w:themeColor="text1"/>
         </w:rPr>
-        <w:t>http://13.233.x.x:8080</w:t>
-      </w:r>
-    </w:p>
-    <w:p>
-      <w:pPr>
-        <w:spacing w:after="0" w:line="480" w:lineRule="auto"/>
-        <w:rPr>
-          <w:rFonts w:ascii="Georgia Pro" w:eastAsia="Georgia Pro" w:hAnsi="Georgia Pro" w:cs="Georgia Pro"/>
-          <w:color w:val="000000" w:themeColor="text1"/>
-        </w:rPr>
-      </w:pPr>
-      <w:r>
-        <w:rPr>
-          <w:rFonts w:ascii="Georgia Pro" w:eastAsia="Georgia Pro" w:hAnsi="Georgia Pro" w:cs="Georgia Pro"/>
-          <w:color w:val="000000" w:themeColor="text1"/>
-        </w:rPr>
-        <w:pict w14:anchorId="78768A22">
-          <v:rect id="_x0000_i1054" style="width:0;height:1.5pt" o:hralign="center" o:hrstd="t" o:hr="t" fillcolor="#a0a0a0" stroked="f"/>
-        </w:pict>
-      </w:r>
-    </w:p>
-    <w:p>
-      <w:pPr>
-        <w:spacing w:after="0" w:line="480" w:lineRule="auto"/>
-        <w:rPr>
-          <w:rFonts w:ascii="Georgia Pro" w:eastAsia="Georgia Pro" w:hAnsi="Georgia Pro" w:cs="Georgia Pro"/>
-          <w:b/>
-          <w:bCs/>
-          <w:color w:val="000000" w:themeColor="text1"/>
-        </w:rPr>
-      </w:pPr>
-      <w:r>
-        <w:rPr>
-          <w:rFonts w:ascii="Georgia Pro" w:eastAsia="Georgia Pro" w:hAnsi="Georgia Pro" w:cs="Georgia Pro"/>
-          <w:b/>
-          <w:bCs/>
-          <w:color w:val="000000" w:themeColor="text1"/>
-        </w:rPr>
-        <w:t>Step 22: Test Backend API</w:t>
-      </w:r>
-    </w:p>
-    <w:p>
-      <w:pPr>
-        <w:spacing w:after="0" w:line="480" w:lineRule="auto"/>
-        <w:rPr>
-          <w:rFonts w:ascii="Georgia Pro" w:eastAsia="Georgia Pro" w:hAnsi="Georgia Pro" w:cs="Georgia Pro"/>
-          <w:color w:val="000000" w:themeColor="text1"/>
-        </w:rPr>
-      </w:pPr>
-      <w:r>
-        <w:rPr>
-          <w:rFonts w:ascii="Georgia Pro" w:eastAsia="Georgia Pro" w:hAnsi="Georgia Pro" w:cs="Georgia Pro"/>
-          <w:color w:val="000000" w:themeColor="text1"/>
-        </w:rPr>
-        <w:t>Click:</w:t>
-      </w:r>
-    </w:p>
-    <w:p>
-      <w:pPr>
-        <w:pBdr>
-          <w:top w:val="single" w:sz="4" w:space="1" w:color="auto"/>
-          <w:left w:val="single" w:sz="4" w:space="4" w:color="auto"/>
-          <w:bottom w:val="single" w:sz="4" w:space="1" w:color="auto"/>
-          <w:right w:val="single" w:sz="4" w:space="4" w:color="auto"/>
-        </w:pBdr>
-        <w:shd w:val="clear" w:color="auto" w:fill="F2F2F2" w:themeFill="background1" w:themeFillShade="F2"/>
-        <w:spacing w:after="0" w:line="480" w:lineRule="auto"/>
-        <w:rPr>
-          <w:rFonts w:ascii="Georgia Pro" w:eastAsia="Georgia Pro" w:hAnsi="Georgia Pro" w:cs="Georgia Pro"/>
-          <w:color w:val="000000" w:themeColor="text1"/>
-        </w:rPr>
-      </w:pPr>
-      <w:r>
-        <w:rPr>
-          <w:rFonts w:ascii="Georgia Pro" w:eastAsia="Georgia Pro" w:hAnsi="Georgia Pro" w:cs="Georgia Pro"/>
-          <w:color w:val="000000" w:themeColor="text1"/>
-        </w:rPr>
-        <w:t>curl http://localhost:5000</w:t>
-      </w:r>
-    </w:p>
-    <w:p>
-      <w:pPr>
-        <w:spacing w:after="0" w:line="480" w:lineRule="auto"/>
-        <w:rPr>
-          <w:rFonts w:ascii="Georgia Pro" w:eastAsia="Georgia Pro" w:hAnsi="Georgia Pro" w:cs="Georgia Pro"/>
-          <w:color w:val="000000" w:themeColor="text1"/>
-        </w:rPr>
-      </w:pPr>
-    </w:p>
-    <w:p>
-      <w:pPr>
-        <w:pBdr>
-          <w:top w:val="single" w:sz="4" w:space="1" w:color="auto"/>
-          <w:left w:val="single" w:sz="4" w:space="4" w:color="auto"/>
-          <w:bottom w:val="single" w:sz="4" w:space="1" w:color="auto"/>
-          <w:right w:val="single" w:sz="4" w:space="4" w:color="auto"/>
-        </w:pBdr>
-        <w:shd w:val="clear" w:color="auto" w:fill="F2F2F2" w:themeFill="background1" w:themeFillShade="F2"/>
-        <w:spacing w:after="0" w:line="480" w:lineRule="auto"/>
-        <w:rPr>
-          <w:rFonts w:ascii="Georgia Pro" w:eastAsia="Georgia Pro" w:hAnsi="Georgia Pro" w:cs="Georgia Pro"/>
-          <w:color w:val="000000" w:themeColor="text1"/>
-        </w:rPr>
-      </w:pPr>
-      <w:r>
-        <w:rPr>
-          <w:rFonts w:ascii="Georgia Pro" w:eastAsia="Georgia Pro" w:hAnsi="Georgia Pro" w:cs="Georgia Pro"/>
-          <w:color w:val="000000" w:themeColor="text1"/>
-        </w:rPr>
-        <w:t>curl http://54.196.71.145:5000</w:t>
+        <w:t>http://54.196.71.145:8080/</w:t>
       </w:r>
     </w:p>
     <w:p>
@@ -7926,10 +7581,10 @@
           <w:color w:val="000000" w:themeColor="text1"/>
         </w:rPr>
         <w:drawing>
-          <wp:inline distT="0" distB="0" distL="0" distR="0" wp14:anchorId="2DD03394" wp14:editId="2C3C372B">
-            <wp:extent cx="5943600" cy="634365"/>
-            <wp:effectExtent l="0" t="0" r="0" b="0"/>
-            <wp:docPr id="821579676" name="Picture 1"/>
+          <wp:inline distT="0" distB="0" distL="0" distR="0" wp14:anchorId="6C9E6086" wp14:editId="7479AAB4">
+            <wp:extent cx="5276850" cy="1906657"/>
+            <wp:effectExtent l="19050" t="19050" r="19050" b="17780"/>
+            <wp:docPr id="1602271652" name="Picture 1"/>
             <wp:cNvGraphicFramePr>
               <a:graphicFrameLocks xmlns:a="http://schemas.openxmlformats.org/drawingml/2006/main" noChangeAspect="1"/>
             </wp:cNvGraphicFramePr>
@@ -7937,7 +7592,7 @@
               <a:graphicData uri="http://schemas.openxmlformats.org/drawingml/2006/picture">
                 <pic:pic xmlns:pic="http://schemas.openxmlformats.org/drawingml/2006/picture">
                   <pic:nvPicPr>
-                    <pic:cNvPr id="821579676" name=""/>
+                    <pic:cNvPr id="1602271652" name=""/>
                     <pic:cNvPicPr/>
                   </pic:nvPicPr>
                   <pic:blipFill>
@@ -7949,11 +7604,16 @@
                   <pic:spPr>
                     <a:xfrm>
                       <a:off x="0" y="0"/>
-                      <a:ext cx="5943600" cy="634365"/>
+                      <a:ext cx="5282599" cy="1908734"/>
                     </a:xfrm>
                     <a:prstGeom prst="rect">
                       <a:avLst/>
                     </a:prstGeom>
+                    <a:ln>
+                      <a:solidFill>
+                        <a:schemeClr val="accent1"/>
+                      </a:solidFill>
+                    </a:ln>
                   </pic:spPr>
                 </pic:pic>
               </a:graphicData>
@@ -7970,6 +7630,68 @@
           <w:color w:val="000000" w:themeColor="text1"/>
         </w:rPr>
       </w:pPr>
+      <w:r>
+        <w:rPr>
+          <w:rFonts w:ascii="Georgia Pro" w:eastAsia="Georgia Pro" w:hAnsi="Georgia Pro" w:cs="Georgia Pro"/>
+          <w:color w:val="000000" w:themeColor="text1"/>
+        </w:rPr>
+        <w:t>After clicking “Call Backend API” you will get following output</w:t>
+      </w:r>
+    </w:p>
+    <w:p>
+      <w:pPr>
+        <w:spacing w:after="0" w:line="480" w:lineRule="auto"/>
+        <w:rPr>
+          <w:rFonts w:ascii="Georgia Pro" w:eastAsia="Georgia Pro" w:hAnsi="Georgia Pro" w:cs="Georgia Pro"/>
+          <w:color w:val="000000" w:themeColor="text1"/>
+        </w:rPr>
+      </w:pPr>
+      <w:r>
+        <w:rPr>
+          <w:rFonts w:ascii="Georgia Pro" w:eastAsia="Georgia Pro" w:hAnsi="Georgia Pro" w:cs="Georgia Pro"/>
+          <w:color w:val="000000" w:themeColor="text1"/>
+        </w:rPr>
+        <w:drawing>
+          <wp:inline distT="0" distB="0" distL="0" distR="0" wp14:anchorId="4E03D515" wp14:editId="12A889E3">
+            <wp:extent cx="5276850" cy="2518342"/>
+            <wp:effectExtent l="19050" t="19050" r="19050" b="15875"/>
+            <wp:docPr id="2072133329" name="Picture 1"/>
+            <wp:cNvGraphicFramePr>
+              <a:graphicFrameLocks xmlns:a="http://schemas.openxmlformats.org/drawingml/2006/main" noChangeAspect="1"/>
+            </wp:cNvGraphicFramePr>
+            <a:graphic xmlns:a="http://schemas.openxmlformats.org/drawingml/2006/main">
+              <a:graphicData uri="http://schemas.openxmlformats.org/drawingml/2006/picture">
+                <pic:pic xmlns:pic="http://schemas.openxmlformats.org/drawingml/2006/picture">
+                  <pic:nvPicPr>
+                    <pic:cNvPr id="2072133329" name=""/>
+                    <pic:cNvPicPr/>
+                  </pic:nvPicPr>
+                  <pic:blipFill>
+                    <a:blip r:embed="rId13"/>
+                    <a:stretch>
+                      <a:fillRect/>
+                    </a:stretch>
+                  </pic:blipFill>
+                  <pic:spPr>
+                    <a:xfrm>
+                      <a:off x="0" y="0"/>
+                      <a:ext cx="5288402" cy="2523855"/>
+                    </a:xfrm>
+                    <a:prstGeom prst="rect">
+                      <a:avLst/>
+                    </a:prstGeom>
+                    <a:ln>
+                      <a:solidFill>
+                        <a:schemeClr val="accent1"/>
+                      </a:solidFill>
+                    </a:ln>
+                  </pic:spPr>
+                </pic:pic>
+              </a:graphicData>
+            </a:graphic>
+          </wp:inline>
+        </w:drawing>
+      </w:r>
     </w:p>
     <w:p>
       <w:pPr>
@@ -7981,18 +7703,59 @@
           <w:color w:val="000000" w:themeColor="text1"/>
         </w:rPr>
       </w:pPr>
-      <w:r>
+    </w:p>
+    <w:p>
+      <w:pPr>
+        <w:spacing w:after="0" w:line="480" w:lineRule="auto"/>
         <w:rPr>
           <w:rFonts w:ascii="Georgia Pro" w:eastAsia="Georgia Pro" w:hAnsi="Georgia Pro" w:cs="Georgia Pro"/>
           <w:b/>
           <w:bCs/>
           <w:color w:val="000000" w:themeColor="text1"/>
         </w:rPr>
+      </w:pPr>
+    </w:p>
+    <w:p>
+      <w:pPr>
+        <w:spacing w:after="0" w:line="480" w:lineRule="auto"/>
+        <w:rPr>
+          <w:rFonts w:ascii="Georgia Pro" w:eastAsia="Georgia Pro" w:hAnsi="Georgia Pro" w:cs="Georgia Pro"/>
+          <w:b/>
+          <w:bCs/>
+          <w:color w:val="000000" w:themeColor="text1"/>
+        </w:rPr>
+      </w:pPr>
+    </w:p>
+    <w:p>
+      <w:pPr>
+        <w:spacing w:after="0" w:line="480" w:lineRule="auto"/>
+        <w:rPr>
+          <w:rFonts w:ascii="Georgia Pro" w:eastAsia="Georgia Pro" w:hAnsi="Georgia Pro" w:cs="Georgia Pro"/>
+          <w:b/>
+          <w:bCs/>
+          <w:color w:val="000000" w:themeColor="text1"/>
+        </w:rPr>
+      </w:pPr>
+      <w:r>
+        <w:rPr>
+          <w:rFonts w:ascii="Georgia Pro" w:eastAsia="Georgia Pro" w:hAnsi="Georgia Pro" w:cs="Georgia Pro"/>
+          <w:b/>
+          <w:bCs/>
+          <w:color w:val="000000" w:themeColor="text1"/>
+        </w:rPr>
+        <w:lastRenderedPageBreak/>
         <w:t xml:space="preserve">Frontend: </w:t>
       </w:r>
     </w:p>
     <w:p>
       <w:pPr>
+        <w:pBdr>
+          <w:top w:val="single" w:sz="4" w:space="1" w:color="auto"/>
+          <w:left w:val="single" w:sz="4" w:space="4" w:color="auto"/>
+          <w:bottom w:val="single" w:sz="4" w:space="1" w:color="auto"/>
+          <w:right w:val="single" w:sz="4" w:space="4" w:color="auto"/>
+        </w:pBdr>
+        <w:shd w:val="clear" w:color="auto" w:fill="F2F2F2" w:themeFill="background1" w:themeFillShade="F2"/>
         <w:spacing w:after="0" w:line="480" w:lineRule="auto"/>
         <w:rPr>
           <w:rFonts w:ascii="Georgia Pro" w:eastAsia="Georgia Pro" w:hAnsi="Georgia Pro" w:cs="Georgia Pro"/>
@@ -8027,10 +7790,11 @@
       <w:r>
         <w:rPr>
           <w:rFonts w:ascii="Georgia Pro" w:eastAsia="Georgia Pro" w:hAnsi="Georgia Pro" w:cs="Georgia Pro"/>
+          <w:noProof/>
           <w:color w:val="000000" w:themeColor="text1"/>
         </w:rPr>
         <w:drawing>
-          <wp:inline distT="0" distB="0" distL="0" distR="0" wp14:anchorId="2552A345" wp14:editId="41DD49F7">
+          <wp:inline distT="0" distB="0" distL="0" distR="0" wp14:anchorId="52B720BD" wp14:editId="566FD5B7">
             <wp:extent cx="4781550" cy="2179283"/>
             <wp:effectExtent l="19050" t="19050" r="19050" b="12065"/>
             <wp:docPr id="1200647763" name="Picture 1"/>
@@ -8045,7 +7809,7 @@
                     <pic:cNvPicPr/>
                   </pic:nvPicPr>
                   <pic:blipFill>
-                    <a:blip r:embed="rId13"/>
+                    <a:blip r:embed="rId14"/>
                     <a:stretch>
                       <a:fillRect/>
                     </a:stretch>
@@ -8092,7 +7856,6 @@
           <w:sz w:val="28"/>
           <w:szCs w:val="28"/>
         </w:rPr>
-        <w:lastRenderedPageBreak/>
         <w:t>Backend</w:t>
       </w:r>
     </w:p>
@@ -8122,40 +7885,38 @@
           <w:color w:val="000000" w:themeColor="text1"/>
         </w:rPr>
       </w:pPr>
-      <w:hyperlink r:id="rId14" w:history="1">
-        <w:r>
-          <w:rPr>
-            <w:rStyle w:val="Hyperlink"/>
-            <w:rFonts w:ascii="Georgia Pro" w:eastAsia="Georgia Pro" w:hAnsi="Georgia Pro" w:cs="Georgia Pro"/>
-          </w:rPr>
-          <w:t>http://54.196.71.145:5000/</w:t>
-        </w:r>
-      </w:hyperlink>
-    </w:p>
-    <w:p>
-      <w:pPr>
-        <w:spacing w:after="0" w:line="480" w:lineRule="auto"/>
-        <w:rPr>
-          <w:rFonts w:ascii="Georgia Pro" w:eastAsia="Georgia Pro" w:hAnsi="Georgia Pro" w:cs="Georgia Pro"/>
-          <w:color w:val="000000" w:themeColor="text1"/>
-        </w:rPr>
-      </w:pPr>
-    </w:p>
-    <w:p>
-      <w:pPr>
-        <w:spacing w:after="0" w:line="480" w:lineRule="auto"/>
-        <w:rPr>
-          <w:rFonts w:ascii="Georgia Pro" w:eastAsia="Georgia Pro" w:hAnsi="Georgia Pro" w:cs="Georgia Pro"/>
-          <w:color w:val="000000" w:themeColor="text1"/>
-        </w:rPr>
-      </w:pPr>
-      <w:r>
-        <w:rPr>
-          <w:rFonts w:ascii="Georgia Pro" w:eastAsia="Georgia Pro" w:hAnsi="Georgia Pro" w:cs="Georgia Pro"/>
+      <w:r>
+        <w:rPr>
+          <w:rFonts w:ascii="Georgia Pro" w:eastAsia="Georgia Pro" w:hAnsi="Georgia Pro" w:cs="Georgia Pro"/>
+        </w:rPr>
+        <w:t>http://54.196.71.145:5000/</w:t>
+      </w:r>
+    </w:p>
+    <w:p>
+      <w:pPr>
+        <w:spacing w:after="0" w:line="480" w:lineRule="auto"/>
+        <w:rPr>
+          <w:rFonts w:ascii="Georgia Pro" w:eastAsia="Georgia Pro" w:hAnsi="Georgia Pro" w:cs="Georgia Pro"/>
+          <w:color w:val="000000" w:themeColor="text1"/>
+        </w:rPr>
+      </w:pPr>
+    </w:p>
+    <w:p>
+      <w:pPr>
+        <w:spacing w:after="0" w:line="480" w:lineRule="auto"/>
+        <w:rPr>
+          <w:rFonts w:ascii="Georgia Pro" w:eastAsia="Georgia Pro" w:hAnsi="Georgia Pro" w:cs="Georgia Pro"/>
+          <w:color w:val="000000" w:themeColor="text1"/>
+        </w:rPr>
+      </w:pPr>
+      <w:r>
+        <w:rPr>
+          <w:rFonts w:ascii="Georgia Pro" w:eastAsia="Georgia Pro" w:hAnsi="Georgia Pro" w:cs="Georgia Pro"/>
+          <w:noProof/>
           <w:color w:val="000000" w:themeColor="text1"/>
         </w:rPr>
         <w:drawing>
-          <wp:inline distT="0" distB="0" distL="0" distR="0" wp14:anchorId="7CBFCE85" wp14:editId="7E4CA909">
+          <wp:inline distT="0" distB="0" distL="0" distR="0" wp14:anchorId="1B66AC44" wp14:editId="4CEB7DED">
             <wp:extent cx="4706007" cy="1838582"/>
             <wp:effectExtent l="19050" t="19050" r="18415" b="28575"/>
             <wp:docPr id="1584360774" name="Picture 1"/>
@@ -8201,70 +7962,46 @@
         <w:spacing w:after="0" w:line="480" w:lineRule="auto"/>
         <w:rPr>
           <w:rFonts w:ascii="Georgia Pro" w:eastAsia="Georgia Pro" w:hAnsi="Georgia Pro" w:cs="Georgia Pro"/>
-          <w:color w:val="000000" w:themeColor="text1"/>
-        </w:rPr>
-      </w:pPr>
-    </w:p>
-    <w:p>
-      <w:pPr>
-        <w:spacing w:after="0" w:line="480" w:lineRule="auto"/>
-        <w:rPr>
-          <w:rFonts w:ascii="Georgia Pro" w:eastAsia="Georgia Pro" w:hAnsi="Georgia Pro" w:cs="Georgia Pro"/>
-          <w:color w:val="000000" w:themeColor="text1"/>
-        </w:rPr>
-      </w:pPr>
-      <w:r>
-        <w:rPr>
-          <w:rFonts w:ascii="Georgia Pro" w:eastAsia="Georgia Pro" w:hAnsi="Georgia Pro" w:cs="Georgia Pro"/>
-          <w:color w:val="000000" w:themeColor="text1"/>
-        </w:rPr>
-        <w:pict w14:anchorId="769E3E5F">
-          <v:rect id="_x0000_i1055" style="width:0;height:1.5pt" o:hralign="center" o:hrstd="t" o:hr="t" fillcolor="#a0a0a0" stroked="f"/>
-        </w:pict>
-      </w:r>
-    </w:p>
-    <w:p>
-      <w:pPr>
-        <w:rPr>
-          <w:rFonts w:ascii="Georgia Pro" w:eastAsia="Georgia Pro" w:hAnsi="Georgia Pro" w:cs="Georgia Pro"/>
-          <w:color w:val="000000" w:themeColor="text1"/>
-        </w:rPr>
-      </w:pPr>
-      <w:r>
-        <w:rPr>
-          <w:rFonts w:ascii="Georgia Pro" w:eastAsia="Georgia Pro" w:hAnsi="Georgia Pro" w:cs="Georgia Pro"/>
-          <w:color w:val="000000" w:themeColor="text1"/>
-        </w:rPr>
-        <w:br w:type="page"/>
-      </w:r>
-    </w:p>
-    <w:p>
-      <w:pPr>
-        <w:spacing w:after="0" w:line="480" w:lineRule="auto"/>
-        <w:rPr>
-          <w:rFonts w:ascii="Georgia Pro" w:eastAsia="Georgia Pro" w:hAnsi="Georgia Pro" w:cs="Georgia Pro"/>
-          <w:color w:val="000000" w:themeColor="text1"/>
-        </w:rPr>
-      </w:pPr>
-    </w:p>
-    <w:p>
-      <w:pPr>
-        <w:spacing w:after="0" w:line="480" w:lineRule="auto"/>
-        <w:rPr>
-          <w:rFonts w:ascii="Georgia Pro" w:eastAsia="Georgia Pro" w:hAnsi="Georgia Pro" w:cs="Georgia Pro"/>
           <w:b/>
           <w:bCs/>
           <w:color w:val="000000" w:themeColor="text1"/>
         </w:rPr>
       </w:pPr>
-      <w:r>
+    </w:p>
+    <w:p>
+      <w:pPr>
+        <w:spacing w:after="0" w:line="480" w:lineRule="auto"/>
         <w:rPr>
           <w:rFonts w:ascii="Georgia Pro" w:eastAsia="Georgia Pro" w:hAnsi="Georgia Pro" w:cs="Georgia Pro"/>
           <w:b/>
           <w:bCs/>
           <w:color w:val="000000" w:themeColor="text1"/>
         </w:rPr>
-        <w:t>Step 26: Remove Volumes</w:t>
+      </w:pPr>
+      <w:r>
+        <w:rPr>
+          <w:rFonts w:ascii="Georgia Pro" w:eastAsia="Georgia Pro" w:hAnsi="Georgia Pro" w:cs="Georgia Pro"/>
+          <w:b/>
+          <w:bCs/>
+          <w:color w:val="000000" w:themeColor="text1"/>
+        </w:rPr>
+        <w:t>Step 22: Test Backend API</w:t>
+      </w:r>
+    </w:p>
+    <w:p>
+      <w:pPr>
+        <w:spacing w:after="0" w:line="480" w:lineRule="auto"/>
+        <w:rPr>
+          <w:rFonts w:ascii="Georgia Pro" w:eastAsia="Georgia Pro" w:hAnsi="Georgia Pro" w:cs="Georgia Pro"/>
+          <w:color w:val="000000" w:themeColor="text1"/>
+        </w:rPr>
+      </w:pPr>
+      <w:r>
+        <w:rPr>
+          <w:rFonts w:ascii="Georgia Pro" w:eastAsia="Georgia Pro" w:hAnsi="Georgia Pro" w:cs="Georgia Pro"/>
+          <w:color w:val="000000" w:themeColor="text1"/>
+        </w:rPr>
+        <w:t>Click:</w:t>
       </w:r>
     </w:p>
     <w:p>
@@ -8287,6 +8024,151 @@
           <w:rFonts w:ascii="Georgia Pro" w:eastAsia="Georgia Pro" w:hAnsi="Georgia Pro" w:cs="Georgia Pro"/>
           <w:color w:val="000000" w:themeColor="text1"/>
         </w:rPr>
+        <w:t>curl http://localhost:5000</w:t>
+      </w:r>
+    </w:p>
+    <w:p>
+      <w:pPr>
+        <w:spacing w:after="0" w:line="480" w:lineRule="auto"/>
+        <w:rPr>
+          <w:rFonts w:ascii="Georgia Pro" w:eastAsia="Georgia Pro" w:hAnsi="Georgia Pro" w:cs="Georgia Pro"/>
+          <w:color w:val="000000" w:themeColor="text1"/>
+        </w:rPr>
+      </w:pPr>
+    </w:p>
+    <w:p>
+      <w:pPr>
+        <w:pBdr>
+          <w:top w:val="single" w:sz="4" w:space="1" w:color="auto"/>
+          <w:left w:val="single" w:sz="4" w:space="4" w:color="auto"/>
+          <w:bottom w:val="single" w:sz="4" w:space="1" w:color="auto"/>
+          <w:right w:val="single" w:sz="4" w:space="4" w:color="auto"/>
+        </w:pBdr>
+        <w:shd w:val="clear" w:color="auto" w:fill="F2F2F2" w:themeFill="background1" w:themeFillShade="F2"/>
+        <w:spacing w:after="0" w:line="480" w:lineRule="auto"/>
+        <w:rPr>
+          <w:rFonts w:ascii="Georgia Pro" w:eastAsia="Georgia Pro" w:hAnsi="Georgia Pro" w:cs="Georgia Pro"/>
+          <w:color w:val="000000" w:themeColor="text1"/>
+        </w:rPr>
+      </w:pPr>
+      <w:r>
+        <w:rPr>
+          <w:rFonts w:ascii="Georgia Pro" w:eastAsia="Georgia Pro" w:hAnsi="Georgia Pro" w:cs="Georgia Pro"/>
+          <w:color w:val="000000" w:themeColor="text1"/>
+        </w:rPr>
+        <w:lastRenderedPageBreak/>
+        <w:t>curl http://54.196.71.145:5000</w:t>
+      </w:r>
+    </w:p>
+    <w:p>
+      <w:pPr>
+        <w:spacing w:after="0" w:line="480" w:lineRule="auto"/>
+        <w:rPr>
+          <w:rFonts w:ascii="Georgia Pro" w:eastAsia="Georgia Pro" w:hAnsi="Georgia Pro" w:cs="Georgia Pro"/>
+          <w:color w:val="000000" w:themeColor="text1"/>
+        </w:rPr>
+      </w:pPr>
+    </w:p>
+    <w:p>
+      <w:pPr>
+        <w:spacing w:after="0" w:line="480" w:lineRule="auto"/>
+        <w:rPr>
+          <w:rFonts w:ascii="Georgia Pro" w:eastAsia="Georgia Pro" w:hAnsi="Georgia Pro" w:cs="Georgia Pro"/>
+          <w:color w:val="000000" w:themeColor="text1"/>
+        </w:rPr>
+      </w:pPr>
+      <w:r>
+        <w:rPr>
+          <w:rFonts w:ascii="Georgia Pro" w:eastAsia="Georgia Pro" w:hAnsi="Georgia Pro" w:cs="Georgia Pro"/>
+          <w:noProof/>
+          <w:color w:val="000000" w:themeColor="text1"/>
+        </w:rPr>
+        <w:drawing>
+          <wp:inline distT="0" distB="0" distL="0" distR="0" wp14:anchorId="2DD03394" wp14:editId="2C3C372B">
+            <wp:extent cx="5943600" cy="634365"/>
+            <wp:effectExtent l="0" t="0" r="0" b="0"/>
+            <wp:docPr id="821579676" name="Picture 1"/>
+            <wp:cNvGraphicFramePr>
+              <a:graphicFrameLocks xmlns:a="http://schemas.openxmlformats.org/drawingml/2006/main" noChangeAspect="1"/>
+            </wp:cNvGraphicFramePr>
+            <a:graphic xmlns:a="http://schemas.openxmlformats.org/drawingml/2006/main">
+              <a:graphicData uri="http://schemas.openxmlformats.org/drawingml/2006/picture">
+                <pic:pic xmlns:pic="http://schemas.openxmlformats.org/drawingml/2006/picture">
+                  <pic:nvPicPr>
+                    <pic:cNvPr id="821579676" name=""/>
+                    <pic:cNvPicPr/>
+                  </pic:nvPicPr>
+                  <pic:blipFill>
+                    <a:blip r:embed="rId16"/>
+                    <a:stretch>
+                      <a:fillRect/>
+                    </a:stretch>
+                  </pic:blipFill>
+                  <pic:spPr>
+                    <a:xfrm>
+                      <a:off x="0" y="0"/>
+                      <a:ext cx="5943600" cy="634365"/>
+                    </a:xfrm>
+                    <a:prstGeom prst="rect">
+                      <a:avLst/>
+                    </a:prstGeom>
+                  </pic:spPr>
+                </pic:pic>
+              </a:graphicData>
+            </a:graphic>
+          </wp:inline>
+        </w:drawing>
+      </w:r>
+    </w:p>
+    <w:p>
+      <w:pPr>
+        <w:spacing w:after="0" w:line="480" w:lineRule="auto"/>
+        <w:rPr>
+          <w:rFonts w:ascii="Georgia Pro" w:eastAsia="Georgia Pro" w:hAnsi="Georgia Pro" w:cs="Georgia Pro"/>
+          <w:color w:val="000000" w:themeColor="text1"/>
+        </w:rPr>
+      </w:pPr>
+    </w:p>
+    <w:p>
+      <w:pPr>
+        <w:spacing w:after="0" w:line="480" w:lineRule="auto"/>
+        <w:rPr>
+          <w:rFonts w:ascii="Georgia Pro" w:eastAsia="Georgia Pro" w:hAnsi="Georgia Pro" w:cs="Georgia Pro"/>
+          <w:b/>
+          <w:bCs/>
+          <w:color w:val="000000" w:themeColor="text1"/>
+        </w:rPr>
+      </w:pPr>
+      <w:r>
+        <w:rPr>
+          <w:rFonts w:ascii="Georgia Pro" w:eastAsia="Georgia Pro" w:hAnsi="Georgia Pro" w:cs="Georgia Pro"/>
+          <w:b/>
+          <w:bCs/>
+          <w:color w:val="000000" w:themeColor="text1"/>
+        </w:rPr>
+        <w:t>Step 26: Remove Volumes</w:t>
+      </w:r>
+    </w:p>
+    <w:p>
+      <w:pPr>
+        <w:pBdr>
+          <w:top w:val="single" w:sz="4" w:space="1" w:color="auto"/>
+          <w:left w:val="single" w:sz="4" w:space="4" w:color="auto"/>
+          <w:bottom w:val="single" w:sz="4" w:space="1" w:color="auto"/>
+          <w:right w:val="single" w:sz="4" w:space="4" w:color="auto"/>
+        </w:pBdr>
+        <w:shd w:val="clear" w:color="auto" w:fill="F2F2F2" w:themeFill="background1" w:themeFillShade="F2"/>
+        <w:spacing w:after="0" w:line="480" w:lineRule="auto"/>
+        <w:rPr>
+          <w:rFonts w:ascii="Georgia Pro" w:eastAsia="Georgia Pro" w:hAnsi="Georgia Pro" w:cs="Georgia Pro"/>
+          <w:color w:val="000000" w:themeColor="text1"/>
+        </w:rPr>
+      </w:pPr>
+      <w:r>
+        <w:rPr>
+          <w:rFonts w:ascii="Georgia Pro" w:eastAsia="Georgia Pro" w:hAnsi="Georgia Pro" w:cs="Georgia Pro"/>
+          <w:color w:val="000000" w:themeColor="text1"/>
+        </w:rPr>
         <w:t>docker-compose down -v</w:t>
       </w:r>
     </w:p>
@@ -8304,7 +8186,7 @@
           <w:color w:val="000000" w:themeColor="text1"/>
         </w:rPr>
         <w:pict w14:anchorId="50BB30BE">
-          <v:rect id="_x0000_i1059" style="width:0;height:1.5pt" o:hralign="center" o:hrstd="t" o:hr="t" fillcolor="#a0a0a0" stroked="f"/>
+          <v:rect id="_x0000_i1056" style="width:0;height:1.5pt" o:hralign="center" o:hrstd="t" o:hr="t" fillcolor="#a0a0a0" stroked="f"/>
         </w:pict>
       </w:r>
     </w:p>
@@ -14363,7 +14245,6 @@
   <w:style w:type="character" w:default="1" w:styleId="DefaultParagraphFont">
     <w:name w:val="Default Paragraph Font"/>
     <w:uiPriority w:val="1"/>
-    <w:semiHidden/>
     <w:unhideWhenUsed/>
   </w:style>
   <w:style w:type="table" w:default="1" w:styleId="TableNormal">
